--- a/ind/docx/56.content.docx
+++ b/ind/docx/56.content.docx
@@ -292,6 +292,21 @@
       </w:r>
       <w:r>
         <w:rPr>
+          <w:b/>
+          <w:lang w:val="id_ID" w:bidi="id_ID"/>
+        </w:rPr>
+        <w:t>κατὰ πίστιν ἐκλεκτῶν Θεοῦ καὶ ἐπίγνωσιν ἀληθείας</w:t>
+      </w:r>
+    </w:p>
+    <w:p>
+      <w:pPr/>
+      <w:r>
+        <w:rPr>
+          <w:lang w:val="id_ID" w:bidi="id_ID"/>
+        </w:rPr>
+      </w:r>
+      <w:r>
+        <w:rPr>
           <w:lang w:val="id_ID" w:bidi="id_ID"/>
         </w:rPr>
         <w:t xml:space="preserve">Kata </w:t>
@@ -399,6 +414,21 @@
       </w:r>
       <w:r>
         <w:rPr>
+          <w:b/>
+          <w:lang w:val="id_ID" w:bidi="id_ID"/>
+        </w:rPr>
+        <w:t>ἐκλεκτῶν Θεοῦ</w:t>
+      </w:r>
+    </w:p>
+    <w:p>
+      <w:pPr/>
+      <w:r>
+        <w:rPr>
+          <w:lang w:val="id_ID" w:bidi="id_ID"/>
+        </w:rPr>
+      </w:r>
+      <w:r>
+        <w:rPr>
           <w:lang w:val="id_ID" w:bidi="id_ID"/>
         </w:rPr>
         <w:t>Jika bahasa Anda tidak menggunakan bentuk pasif ini, Anda dapat mengungkapkan gagasan tersebut dalam bentuk aktif atau dengan cara lain yang wajar dalam bahasa Anda. Terjemahan lain: “dari umat yang dipilih Allah”</w:t>
@@ -467,6 +497,21 @@
       </w:r>
       <w:r>
         <w:rPr>
+          <w:b/>
+          <w:lang w:val="id_ID" w:bidi="id_ID"/>
+        </w:rPr>
+        <w:t>καὶ ἐπίγνωσιν ἀληθείας</w:t>
+      </w:r>
+    </w:p>
+    <w:p>
+      <w:pPr/>
+      <w:r>
+        <w:rPr>
+          <w:lang w:val="id_ID" w:bidi="id_ID"/>
+        </w:rPr>
+      </w:r>
+      <w:r>
+        <w:rPr>
           <w:lang w:val="id_ID" w:bidi="id_ID"/>
         </w:rPr>
         <w:t>Paulus mengabaikan beberapa kata yang dalam banyak bahasa dibutuhkan sebuah kalimat agar menjadi lengkap. Anda dapat memberikan kata-kata ini di awal kalimat jika hal ini membuat lebih jelas dalam bahasa Anda. Terjemahan lain: “dan agar mereka mengetahui kebenaran” atau “supaya umat pilihan Allah mengetahui kebenaran”</w:t>
@@ -535,6 +580,21 @@
       </w:r>
       <w:r>
         <w:rPr>
+          <w:b/>
+          <w:lang w:val="id_ID" w:bidi="id_ID"/>
+        </w:rPr>
+        <w:t>τῆς κατ’ εὐσέβειαν</w:t>
+      </w:r>
+    </w:p>
+    <w:p>
+      <w:pPr/>
+      <w:r>
+        <w:rPr>
+          <w:lang w:val="id_ID" w:bidi="id_ID"/>
+        </w:rPr>
+      </w:r>
+      <w:r>
+        <w:rPr>
           <w:lang w:val="id_ID" w:bidi="id_ID"/>
         </w:rPr>
         <w:t xml:space="preserve">Di sini, </w:t>
@@ -616,6 +676,21 @@
       </w:r>
       <w:r>
         <w:rPr>
+          <w:b/>
+          <w:lang w:val="id_ID" w:bidi="id_ID"/>
+        </w:rPr>
+        <w:t>ἐπ’ ἐλπίδι ζωῆς αἰωνίου</w:t>
+      </w:r>
+    </w:p>
+    <w:p>
+      <w:pPr/>
+      <w:r>
+        <w:rPr>
+          <w:lang w:val="id_ID" w:bidi="id_ID"/>
+        </w:rPr>
+      </w:r>
+      <w:r>
+        <w:rPr>
           <w:lang w:val="id_ID" w:bidi="id_ID"/>
         </w:rPr>
         <w:t xml:space="preserve">Di sini </w:t>
@@ -723,6 +798,21 @@
       </w:r>
       <w:r>
         <w:rPr>
+          <w:b/>
+          <w:lang w:val="id_ID" w:bidi="id_ID"/>
+        </w:rPr>
+        <w:t>ἐπ’ ἐλπίδι ζωῆς αἰωνίου</w:t>
+      </w:r>
+    </w:p>
+    <w:p>
+      <w:pPr/>
+      <w:r>
+        <w:rPr>
+          <w:lang w:val="id_ID" w:bidi="id_ID"/>
+        </w:rPr>
+      </w:r>
+      <w:r>
+        <w:rPr>
           <w:lang w:val="id_ID" w:bidi="id_ID"/>
         </w:rPr>
         <w:t xml:space="preserve">Jika bahasa Anda tidak menggunakan kata benda abstrak untuk kata </w:t>
@@ -804,6 +894,21 @@
       </w:r>
       <w:r>
         <w:rPr>
+          <w:b/>
+          <w:lang w:val="id_ID" w:bidi="id_ID"/>
+        </w:rPr>
+        <w:t>ὁ ἀψευδὴς Θεὸς</w:t>
+      </w:r>
+    </w:p>
+    <w:p>
+      <w:pPr/>
+      <w:r>
+        <w:rPr>
+          <w:lang w:val="id_ID" w:bidi="id_ID"/>
+        </w:rPr>
+      </w:r>
+      <w:r>
+        <w:rPr>
           <w:lang w:val="id_ID" w:bidi="id_ID"/>
         </w:rPr>
         <w:t>Jika ini membuat lebih jelas dalam bahasa Anda, Anda dapat menggunakan ungkapan positif di sini daripada ungkapan negatif ganda ini. Terjemahan lain: “Allah yang sepenuhnya dapat dipercaya”</w:t>
@@ -920,6 +1025,21 @@
       </w:r>
       <w:r>
         <w:rPr>
+          <w:b/>
+          <w:lang w:val="id_ID" w:bidi="id_ID"/>
+        </w:rPr>
+        <w:t>καιροῖς ἰδίοις</w:t>
+      </w:r>
+    </w:p>
+    <w:p>
+      <w:pPr/>
+      <w:r>
+        <w:rPr>
+          <w:lang w:val="id_ID" w:bidi="id_ID"/>
+        </w:rPr>
+      </w:r>
+      <w:r>
+        <w:rPr>
           <w:lang w:val="id_ID" w:bidi="id_ID"/>
         </w:rPr>
         <w:t>Terjemahan lain: “pada waktu yang tepat”</w:t>
@@ -968,6 +1088,21 @@
       </w:r>
       <w:r>
         <w:rPr>
+          <w:b/>
+          <w:lang w:val="id_ID" w:bidi="id_ID"/>
+        </w:rPr>
+        <w:t>ἐφανέρωσεν &amp; τὸν λόγον αὐτοῦ</w:t>
+      </w:r>
+    </w:p>
+    <w:p>
+      <w:pPr/>
+      <w:r>
+        <w:rPr>
+          <w:lang w:val="id_ID" w:bidi="id_ID"/>
+        </w:rPr>
+      </w:r>
+      <w:r>
+        <w:rPr>
           <w:lang w:val="id_ID" w:bidi="id_ID"/>
         </w:rPr>
         <w:t>Paulus berbicara tentang firman Tuhan seolah-olah firman itu adalah sebuah objek yang dapat diperlihatkan secara kasat mata kepada orang-orang. Terjemahan lain: “dia membuatku memahami firman-Nya”</w:t>
@@ -1036,6 +1171,21 @@
       </w:r>
       <w:r>
         <w:rPr>
+          <w:b/>
+          <w:lang w:val="id_ID" w:bidi="id_ID"/>
+        </w:rPr>
+        <w:t>ἐν κηρύγματι</w:t>
+      </w:r>
+    </w:p>
+    <w:p>
+      <w:pPr/>
+      <w:r>
+        <w:rPr>
+          <w:lang w:val="id_ID" w:bidi="id_ID"/>
+        </w:rPr>
+      </w:r>
+      <w:r>
+        <w:rPr>
           <w:lang w:val="id_ID" w:bidi="id_ID"/>
         </w:rPr>
         <w:t xml:space="preserve">Paulus beranggapan bahwa para pembacanya akan memahami bahwa kata </w:t>
@@ -1117,6 +1267,21 @@
       </w:r>
       <w:r>
         <w:rPr>
+          <w:b/>
+          <w:lang w:val="id_ID" w:bidi="id_ID"/>
+        </w:rPr>
+        <w:t>ὃ ἐπιστεύθην ἐγὼ</w:t>
+      </w:r>
+    </w:p>
+    <w:p>
+      <w:pPr/>
+      <w:r>
+        <w:rPr>
+          <w:lang w:val="id_ID" w:bidi="id_ID"/>
+        </w:rPr>
+      </w:r>
+      <w:r>
+        <w:rPr>
           <w:lang w:val="id_ID" w:bidi="id_ID"/>
         </w:rPr>
         <w:t>Jika bahasa Anda tidak menggunakan bentuk pasif ini, Anda dapat menyatakannya dalam bentuk aktif. Terjemahan lain: “orang yang dipercayakan kepadaku” atau “orang yang telah memberikan tanggung-jawab kepadaku untuk memberitakan”</w:t>
@@ -1185,6 +1350,21 @@
       </w:r>
       <w:r>
         <w:rPr>
+          <w:b/>
+          <w:lang w:val="id_ID" w:bidi="id_ID"/>
+        </w:rPr>
+        <w:t>ἡμῶν</w:t>
+      </w:r>
+    </w:p>
+    <w:p>
+      <w:pPr/>
+      <w:r>
+        <w:rPr>
+          <w:lang w:val="id_ID" w:bidi="id_ID"/>
+        </w:rPr>
+      </w:r>
+      <w:r>
+        <w:rPr>
           <w:lang w:val="id_ID" w:bidi="id_ID"/>
         </w:rPr>
         <w:t xml:space="preserve">Di sini, </w:t>
@@ -1266,6 +1446,21 @@
       </w:r>
       <w:r>
         <w:rPr>
+          <w:b/>
+          <w:lang w:val="id_ID" w:bidi="id_ID"/>
+        </w:rPr>
+        <w:t>γνησίῳ τέκνῳ</w:t>
+      </w:r>
+    </w:p>
+    <w:p>
+      <w:pPr/>
+      <w:r>
+        <w:rPr>
+          <w:lang w:val="id_ID" w:bidi="id_ID"/>
+        </w:rPr>
+      </w:r>
+      <w:r>
+        <w:rPr>
           <w:lang w:val="id_ID" w:bidi="id_ID"/>
         </w:rPr>
         <w:t xml:space="preserve">Meskipun Titus bukan </w:t>
@@ -1347,6 +1542,21 @@
       </w:r>
       <w:r>
         <w:rPr>
+          <w:b/>
+          <w:lang w:val="id_ID" w:bidi="id_ID"/>
+        </w:rPr>
+        <w:t>κατὰ κοινὴν πίστιν</w:t>
+      </w:r>
+    </w:p>
+    <w:p>
+      <w:pPr/>
+      <w:r>
+        <w:rPr>
+          <w:lang w:val="id_ID" w:bidi="id_ID"/>
+        </w:rPr>
+      </w:r>
+      <w:r>
+        <w:rPr>
           <w:lang w:val="id_ID" w:bidi="id_ID"/>
         </w:rPr>
         <w:t xml:space="preserve">Paulus dan Titus sama-sama memiliki </w:t>
@@ -1441,6 +1651,21 @@
       </w:r>
       <w:r>
         <w:rPr>
+          <w:b/>
+          <w:lang w:val="id_ID" w:bidi="id_ID"/>
+        </w:rPr>
+        <w:t>χάρις καὶ εἰρήνη</w:t>
+      </w:r>
+    </w:p>
+    <w:p>
+      <w:pPr/>
+      <w:r>
+        <w:rPr>
+          <w:lang w:val="id_ID" w:bidi="id_ID"/>
+        </w:rPr>
+      </w:r>
+      <w:r>
+        <w:rPr>
           <w:lang w:val="id_ID" w:bidi="id_ID"/>
         </w:rPr>
         <w:t>Ini adalah sapaan yang umum yang digunakan Paulus. Dia menghilangkan beberapa kata yang dalam banyak bahasa dibutuhkan sebuah kalimat agar menjadi lengkap. Anda dapat menambahkan kata-kata ini jika membuat lebih jelas dalam bahasa Anda. Terjemahan lain: “Semoga kamu merasakan kasih karunia dan damai sejahtera”</w:t>
@@ -1509,6 +1734,21 @@
       </w:r>
       <w:r>
         <w:rPr>
+          <w:b/>
+          <w:lang w:val="id_ID" w:bidi="id_ID"/>
+        </w:rPr>
+        <w:t>χάρις καὶ εἰρήνη ἀπὸ Θεοῦ Πατρὸς καὶ Χριστοῦ Ἰησοῦ τοῦ Σωτῆρος ἡμῶν</w:t>
+      </w:r>
+    </w:p>
+    <w:p>
+      <w:pPr/>
+      <w:r>
+        <w:rPr>
+          <w:lang w:val="id_ID" w:bidi="id_ID"/>
+        </w:rPr>
+      </w:r>
+      <w:r>
+        <w:rPr>
           <w:lang w:val="id_ID" w:bidi="id_ID"/>
         </w:rPr>
         <w:t xml:space="preserve">Jika bahasa Anda tidak menggunakan kata benda abstrak untuk kata </w:t>
@@ -1603,6 +1843,21 @@
       </w:r>
       <w:r>
         <w:rPr>
+          <w:b/>
+          <w:lang w:val="id_ID" w:bidi="id_ID"/>
+        </w:rPr>
+        <w:t>Χριστοῦ Ἰησοῦ τοῦ Σωτῆρος ἡμῶν</w:t>
+      </w:r>
+    </w:p>
+    <w:p>
+      <w:pPr/>
+      <w:r>
+        <w:rPr>
+          <w:lang w:val="id_ID" w:bidi="id_ID"/>
+        </w:rPr>
+      </w:r>
+      <w:r>
+        <w:rPr>
           <w:lang w:val="id_ID" w:bidi="id_ID"/>
         </w:rPr>
         <w:t>Terjemahan lain: “Kristus Yesus yang adalah Juruselamat kita”</w:t>
@@ -1651,6 +1906,21 @@
       </w:r>
       <w:r>
         <w:rPr>
+          <w:b/>
+          <w:lang w:val="id_ID" w:bidi="id_ID"/>
+        </w:rPr>
+        <w:t>ἡμῶν</w:t>
+      </w:r>
+    </w:p>
+    <w:p>
+      <w:pPr/>
+      <w:r>
+        <w:rPr>
+          <w:lang w:val="id_ID" w:bidi="id_ID"/>
+        </w:rPr>
+      </w:r>
+      <w:r>
+        <w:rPr>
           <w:lang w:val="id_ID" w:bidi="id_ID"/>
         </w:rPr>
         <w:t xml:space="preserve">Di sini, </w:t>
@@ -1732,6 +2002,21 @@
       </w:r>
       <w:r>
         <w:rPr>
+          <w:b/>
+          <w:lang w:val="id_ID" w:bidi="id_ID"/>
+        </w:rPr>
+        <w:t>τούτου χάριν</w:t>
+      </w:r>
+    </w:p>
+    <w:p>
+      <w:pPr/>
+      <w:r>
+        <w:rPr>
+          <w:lang w:val="id_ID" w:bidi="id_ID"/>
+        </w:rPr>
+      </w:r>
+      <w:r>
+        <w:rPr>
           <w:lang w:val="id_ID" w:bidi="id_ID"/>
         </w:rPr>
         <w:t xml:space="preserve">Frasa </w:t>
@@ -1813,6 +2098,21 @@
       </w:r>
       <w:r>
         <w:rPr>
+          <w:b/>
+          <w:lang w:val="id_ID" w:bidi="id_ID"/>
+        </w:rPr>
+        <w:t>ἀπέλιπόν σε ἐν Κρήτῃ</w:t>
+      </w:r>
+    </w:p>
+    <w:p>
+      <w:pPr/>
+      <w:r>
+        <w:rPr>
+          <w:lang w:val="id_ID" w:bidi="id_ID"/>
+        </w:rPr>
+      </w:r>
+      <w:r>
+        <w:rPr>
           <w:lang w:val="id_ID" w:bidi="id_ID"/>
         </w:rPr>
         <w:t>Terjemahan alternatif: “Aku telah katakan kepadamu untuk tetap tinggal di Kreta”</w:t>
@@ -1861,6 +2161,21 @@
       </w:r>
       <w:r>
         <w:rPr>
+          <w:b/>
+          <w:lang w:val="id_ID" w:bidi="id_ID"/>
+        </w:rPr>
+        <w:t>ἵνα τὰ λείποντα ἐπιδιορθώσῃ</w:t>
+      </w:r>
+    </w:p>
+    <w:p>
+      <w:pPr/>
+      <w:r>
+        <w:rPr>
+          <w:lang w:val="id_ID" w:bidi="id_ID"/>
+        </w:rPr>
+      </w:r>
+      <w:r>
+        <w:rPr>
           <w:lang w:val="id_ID" w:bidi="id_ID"/>
         </w:rPr>
         <w:t>Terjemahan alternatif: “agar engkau selesai mengatur hal-hal yang perlu dilakukan”</w:t>
@@ -1909,6 +2224,21 @@
       </w:r>
       <w:r>
         <w:rPr>
+          <w:b/>
+          <w:lang w:val="id_ID" w:bidi="id_ID"/>
+        </w:rPr>
+        <w:t>καταστήσῃς &amp; πρεσβυτέρους</w:t>
+      </w:r>
+    </w:p>
+    <w:p>
+      <w:pPr/>
+      <w:r>
+        <w:rPr>
+          <w:lang w:val="id_ID" w:bidi="id_ID"/>
+        </w:rPr>
+      </w:r>
+      <w:r>
+        <w:rPr>
           <w:lang w:val="id_ID" w:bidi="id_ID"/>
         </w:rPr>
         <w:t>Terjemahan alternatif: “menunjuk penatua” atau “menentukan penatua”</w:t>
@@ -1957,6 +2287,21 @@
       </w:r>
       <w:r>
         <w:rPr>
+          <w:b/>
+          <w:lang w:val="id_ID" w:bidi="id_ID"/>
+        </w:rPr>
+        <w:t>εἴ τίς ἐστιν ἀνέγκλητος</w:t>
+      </w:r>
+    </w:p>
+    <w:p>
+      <w:pPr/>
+      <w:r>
+        <w:rPr>
+          <w:lang w:val="id_ID" w:bidi="id_ID"/>
+        </w:rPr>
+      </w:r>
+      <w:r>
+        <w:rPr>
           <w:lang w:val="id_ID" w:bidi="id_ID"/>
         </w:rPr>
         <w:t>Ini adalah awal dari deskripsi karakter seorang penatua. Paulus berasumsi bahwa Titus memahami bahwa ia harus memilih orang-orang yang sesuai dengan deskripsi berikut ini. Anda dapat memasukkan informasi ini jika hal itu akan membantu para pembaca Anda. Terjemahan alternatif: “seorang penatua haruslah orang yang tidak bercela” atau “siapa pun yang engkau pilih untuk menjadi penatua haruslah orang yang tidak bercela”</w:t>
@@ -2025,6 +2370,21 @@
       </w:r>
       <w:r>
         <w:rPr>
+          <w:b/>
+          <w:lang w:val="id_ID" w:bidi="id_ID"/>
+        </w:rPr>
+        <w:t>ἀνέγκλητος</w:t>
+      </w:r>
+    </w:p>
+    <w:p>
+      <w:pPr/>
+      <w:r>
+        <w:rPr>
+          <w:lang w:val="id_ID" w:bidi="id_ID"/>
+        </w:rPr>
+      </w:r>
+      <w:r>
+        <w:rPr>
           <w:lang w:val="id_ID" w:bidi="id_ID"/>
         </w:rPr>
         <w:t xml:space="preserve">Menjadi </w:t>
@@ -2106,6 +2466,21 @@
       </w:r>
       <w:r>
         <w:rPr>
+          <w:b/>
+          <w:lang w:val="id_ID" w:bidi="id_ID"/>
+        </w:rPr>
+        <w:t>μιᾶς γυναικὸς ἀνήρ</w:t>
+      </w:r>
+    </w:p>
+    <w:p>
+      <w:pPr/>
+      <w:r>
+        <w:rPr>
+          <w:lang w:val="id_ID" w:bidi="id_ID"/>
+        </w:rPr>
+      </w:r>
+      <w:r>
+        <w:rPr>
           <w:lang w:val="id_ID" w:bidi="id_ID"/>
         </w:rPr>
         <w:t xml:space="preserve">Ini berarti bahwa ia hanya memiliki </w:t>
@@ -2187,6 +2562,21 @@
       </w:r>
       <w:r>
         <w:rPr>
+          <w:b/>
+          <w:lang w:val="id_ID" w:bidi="id_ID"/>
+        </w:rPr>
+        <w:t>τέκνα &amp; πιστά</w:t>
+      </w:r>
+    </w:p>
+    <w:p>
+      <w:pPr/>
+      <w:r>
+        <w:rPr>
+          <w:lang w:val="id_ID" w:bidi="id_ID"/>
+        </w:rPr>
+      </w:r>
+      <w:r>
+        <w:rPr>
           <w:lang w:val="id_ID" w:bidi="id_ID"/>
         </w:rPr>
         <w:t>Hal ini dapat merujuk kepada: (1) anak-anak yang percaya kepada Yesus. Terjemahan alternatif: “anak-anak yang setia kepada Allah” (2) anak-anak yang dapat dipercaya. Terjemahan alternatif: “anak-anak yang jujur”</w:t>
@@ -2255,6 +2645,21 @@
       </w:r>
       <w:r>
         <w:rPr>
+          <w:b/>
+          <w:lang w:val="id_ID" w:bidi="id_ID"/>
+        </w:rPr>
+        <w:t>τὸν ἐπίσκοπον</w:t>
+      </w:r>
+    </w:p>
+    <w:p>
+      <w:pPr/>
+      <w:r>
+        <w:rPr>
+          <w:lang w:val="id_ID" w:bidi="id_ID"/>
+        </w:rPr>
+      </w:r>
+      <w:r>
+        <w:rPr>
           <w:lang w:val="id_ID" w:bidi="id_ID"/>
         </w:rPr>
         <w:t xml:space="preserve">Kata </w:t>
@@ -2336,6 +2741,21 @@
       </w:r>
       <w:r>
         <w:rPr>
+          <w:b/>
+          <w:lang w:val="id_ID" w:bidi="id_ID"/>
+        </w:rPr>
+        <w:t>Θεοῦ οἰκονόμον</w:t>
+      </w:r>
+    </w:p>
+    <w:p>
+      <w:pPr/>
+      <w:r>
+        <w:rPr>
+          <w:lang w:val="id_ID" w:bidi="id_ID"/>
+        </w:rPr>
+      </w:r>
+      <w:r>
+        <w:rPr>
           <w:lang w:val="id_ID" w:bidi="id_ID"/>
         </w:rPr>
         <w:t xml:space="preserve">Paulus berbicara tentang jemaat seolah-olah jemaat adalah </w:t>
@@ -2417,6 +2837,21 @@
       </w:r>
       <w:r>
         <w:rPr>
+          <w:b/>
+          <w:lang w:val="id_ID" w:bidi="id_ID"/>
+        </w:rPr>
+        <w:t>μὴ πάροινον</w:t>
+      </w:r>
+    </w:p>
+    <w:p>
+      <w:pPr/>
+      <w:r>
+        <w:rPr>
+          <w:lang w:val="id_ID" w:bidi="id_ID"/>
+        </w:rPr>
+      </w:r>
+      <w:r>
+        <w:rPr>
           <w:lang w:val="id_ID" w:bidi="id_ID"/>
         </w:rPr>
         <w:t>Terjemahan alternatif: “bukan pecandu alkohol” atau “bukan orang yang banyak minum anggur”</w:t>
@@ -2465,6 +2900,21 @@
       </w:r>
       <w:r>
         <w:rPr>
+          <w:b/>
+          <w:lang w:val="id_ID" w:bidi="id_ID"/>
+        </w:rPr>
+        <w:t>μὴ πλήκτην</w:t>
+      </w:r>
+    </w:p>
+    <w:p>
+      <w:pPr/>
+      <w:r>
+        <w:rPr>
+          <w:lang w:val="id_ID" w:bidi="id_ID"/>
+        </w:rPr>
+      </w:r>
+      <w:r>
+        <w:rPr>
           <w:lang w:val="id_ID" w:bidi="id_ID"/>
         </w:rPr>
         <w:t>Terjemahan alternatif: “bukan orang yang suka melakukan kekerasan” atau “bukan orang yang suka berkelahi”</w:t>
@@ -2513,6 +2963,21 @@
       </w:r>
       <w:r>
         <w:rPr>
+          <w:b/>
+          <w:lang w:val="id_ID" w:bidi="id_ID"/>
+        </w:rPr>
+        <w:t>ἀλλὰ</w:t>
+      </w:r>
+    </w:p>
+    <w:p>
+      <w:pPr/>
+      <w:r>
+        <w:rPr>
+          <w:lang w:val="id_ID" w:bidi="id_ID"/>
+        </w:rPr>
+      </w:r>
+      <w:r>
+        <w:rPr>
           <w:lang w:val="id_ID" w:bidi="id_ID"/>
         </w:rPr>
         <w:t xml:space="preserve">Kata penghubung </w:t>
@@ -2594,6 +3059,21 @@
       </w:r>
       <w:r>
         <w:rPr>
+          <w:b/>
+          <w:lang w:val="id_ID" w:bidi="id_ID"/>
+        </w:rPr>
+        <w:t>φιλάγαθον</w:t>
+      </w:r>
+    </w:p>
+    <w:p>
+      <w:pPr/>
+      <w:r>
+        <w:rPr>
+          <w:lang w:val="id_ID" w:bidi="id_ID"/>
+        </w:rPr>
+      </w:r>
+      <w:r>
+        <w:rPr>
           <w:lang w:val="id_ID" w:bidi="id_ID"/>
         </w:rPr>
         <w:t xml:space="preserve">Di sini Paulus berbicara tentang </w:t>
@@ -2688,6 +3168,21 @@
       </w:r>
       <w:r>
         <w:rPr>
+          <w:b/>
+          <w:lang w:val="id_ID" w:bidi="id_ID"/>
+        </w:rPr>
+        <w:t>σώφρονα &amp; ἐγκρατῆ</w:t>
+      </w:r>
+    </w:p>
+    <w:p>
+      <w:pPr/>
+      <w:r>
+        <w:rPr>
+          <w:lang w:val="id_ID" w:bidi="id_ID"/>
+        </w:rPr>
+      </w:r>
+      <w:r>
+        <w:rPr>
           <w:lang w:val="id_ID" w:bidi="id_ID"/>
         </w:rPr>
         <w:t xml:space="preserve">Istilah </w:t>
@@ -2782,6 +3277,21 @@
       </w:r>
       <w:r>
         <w:rPr>
+          <w:b/>
+          <w:lang w:val="id_ID" w:bidi="id_ID"/>
+        </w:rPr>
+        <w:t>δίκαιον, ὅσιον</w:t>
+      </w:r>
+    </w:p>
+    <w:p>
+      <w:pPr/>
+      <w:r>
+        <w:rPr>
+          <w:lang w:val="id_ID" w:bidi="id_ID"/>
+        </w:rPr>
+      </w:r>
+      <w:r>
+        <w:rPr>
           <w:lang w:val="id_ID" w:bidi="id_ID"/>
         </w:rPr>
         <w:t xml:space="preserve">Istilah </w:t>
@@ -2876,6 +3386,21 @@
       </w:r>
       <w:r>
         <w:rPr>
+          <w:b/>
+          <w:lang w:val="id_ID" w:bidi="id_ID"/>
+        </w:rPr>
+        <w:t>ἀντεχόμενον</w:t>
+      </w:r>
+    </w:p>
+    <w:p>
+      <w:pPr/>
+      <w:r>
+        <w:rPr>
+          <w:lang w:val="id_ID" w:bidi="id_ID"/>
+        </w:rPr>
+      </w:r>
+      <w:r>
+        <w:rPr>
           <w:lang w:val="id_ID" w:bidi="id_ID"/>
         </w:rPr>
         <w:t>Paulus berbicara tentang pengabdian pada iman Kristen seolah-olah itu adalah menggenggam iman dengan tangan. Jika ini berguna dalam bahasa Anda, Anda dapat menggunakan metafora lain atau menyatakan maknanya dengan jelas. Terjemahan alternatif: “Dia harus mengikuti dengan cermat” atau “Dia harus mengabdi pada”</w:t>
@@ -2944,6 +3469,21 @@
       </w:r>
       <w:r>
         <w:rPr>
+          <w:b/>
+          <w:lang w:val="id_ID" w:bidi="id_ID"/>
+        </w:rPr>
+        <w:t>κατὰ τὴν διδαχὴν</w:t>
+      </w:r>
+    </w:p>
+    <w:p>
+      <w:pPr/>
+      <w:r>
+        <w:rPr>
+          <w:lang w:val="id_ID" w:bidi="id_ID"/>
+        </w:rPr>
+      </w:r>
+      <w:r>
+        <w:rPr>
           <w:lang w:val="id_ID" w:bidi="id_ID"/>
         </w:rPr>
         <w:t>Terjemahan alternatif: “yang sesuai dengan hal-hal yang kami ajarkan kepadanya”</w:t>
@@ -2992,6 +3532,21 @@
       </w:r>
       <w:r>
         <w:rPr>
+          <w:b/>
+          <w:lang w:val="id_ID" w:bidi="id_ID"/>
+        </w:rPr>
+        <w:t>ἵνα</w:t>
+      </w:r>
+    </w:p>
+    <w:p>
+      <w:pPr/>
+      <w:r>
+        <w:rPr>
+          <w:lang w:val="id_ID" w:bidi="id_ID"/>
+        </w:rPr>
+      </w:r>
+      <w:r>
+        <w:rPr>
           <w:lang w:val="id_ID" w:bidi="id_ID"/>
         </w:rPr>
         <w:t xml:space="preserve">Kata-kata penghubung </w:t>
@@ -3073,6 +3628,21 @@
       </w:r>
       <w:r>
         <w:rPr>
+          <w:b/>
+          <w:lang w:val="id_ID" w:bidi="id_ID"/>
+        </w:rPr>
+        <w:t>τῇ διδασκαλίᾳ τῇ ὑγιαινούσῃ</w:t>
+      </w:r>
+    </w:p>
+    <w:p>
+      <w:pPr/>
+      <w:r>
+        <w:rPr>
+          <w:lang w:val="id_ID" w:bidi="id_ID"/>
+        </w:rPr>
+      </w:r>
+      <w:r>
+        <w:rPr>
           <w:lang w:val="id_ID" w:bidi="id_ID"/>
         </w:rPr>
         <w:t xml:space="preserve">Kata yang diterjemahkan di sini sebagai </w:t>
@@ -3167,6 +3737,21 @@
       </w:r>
       <w:r>
         <w:rPr>
+          <w:b/>
+          <w:lang w:val="id_ID" w:bidi="id_ID"/>
+        </w:rPr>
+        <w:t>ματαιολόγοι</w:t>
+      </w:r>
+    </w:p>
+    <w:p>
+      <w:pPr/>
+      <w:r>
+        <w:rPr>
+          <w:lang w:val="id_ID" w:bidi="id_ID"/>
+        </w:rPr>
+      </w:r>
+      <w:r>
+        <w:rPr>
           <w:lang w:val="id_ID" w:bidi="id_ID"/>
         </w:rPr>
         <w:t xml:space="preserve">Di sini, </w:t>
@@ -3261,6 +3846,21 @@
       </w:r>
       <w:r>
         <w:rPr>
+          <w:b/>
+          <w:lang w:val="id_ID" w:bidi="id_ID"/>
+        </w:rPr>
+        <w:t>φρεναπάται</w:t>
+      </w:r>
+    </w:p>
+    <w:p>
+      <w:pPr/>
+      <w:r>
+        <w:rPr>
+          <w:lang w:val="id_ID" w:bidi="id_ID"/>
+        </w:rPr>
+      </w:r>
+      <w:r>
+        <w:rPr>
           <w:lang w:val="id_ID" w:bidi="id_ID"/>
         </w:rPr>
         <w:t xml:space="preserve">Kata </w:t>
@@ -3342,6 +3942,21 @@
       </w:r>
       <w:r>
         <w:rPr>
+          <w:b/>
+          <w:lang w:val="id_ID" w:bidi="id_ID"/>
+        </w:rPr>
+        <w:t>ματαιολόγοι, καὶ φρεναπάται</w:t>
+      </w:r>
+    </w:p>
+    <w:p>
+      <w:pPr/>
+      <w:r>
+        <w:rPr>
+          <w:lang w:val="id_ID" w:bidi="id_ID"/>
+        </w:rPr>
+      </w:r>
+      <w:r>
+        <w:rPr>
           <w:lang w:val="id_ID" w:bidi="id_ID"/>
         </w:rPr>
         <w:t xml:space="preserve">Baik </w:t>
@@ -3449,6 +4064,21 @@
       </w:r>
       <w:r>
         <w:rPr>
+          <w:b/>
+          <w:lang w:val="id_ID" w:bidi="id_ID"/>
+        </w:rPr>
+        <w:t>οἱ ἐκ τῆς περιτομῆς</w:t>
+      </w:r>
+    </w:p>
+    <w:p>
+      <w:pPr/>
+      <w:r>
+        <w:rPr>
+          <w:lang w:val="id_ID" w:bidi="id_ID"/>
+        </w:rPr>
+      </w:r>
+      <w:r>
+        <w:rPr>
           <w:lang w:val="id_ID" w:bidi="id_ID"/>
         </w:rPr>
         <w:t xml:space="preserve">Di sini, </w:t>
@@ -3530,6 +4160,21 @@
       </w:r>
       <w:r>
         <w:rPr>
+          <w:b/>
+          <w:lang w:val="id_ID" w:bidi="id_ID"/>
+        </w:rPr>
+        <w:t>οὓς δεῖ ἐπιστομίζειν</w:t>
+      </w:r>
+    </w:p>
+    <w:p>
+      <w:pPr/>
+      <w:r>
+        <w:rPr>
+          <w:lang w:val="id_ID" w:bidi="id_ID"/>
+        </w:rPr>
+      </w:r>
+      <w:r>
+        <w:rPr>
           <w:lang w:val="id_ID" w:bidi="id_ID"/>
         </w:rPr>
         <w:t>Implikasinya adalah bahwa orang-orang ini harus dilarang untuk mengajar. Anda dapat memasukkan informasi ini jika itu berguna bagi pembaca Anda. Terjemahan alternatif: “Engkau harus mencegah mereka menyebarkan ajaran sesat mereka” atau “Seseorang harus menghentikan mereka agar tidak menipu orang lain dengan kata-kata mereka”</w:t>
@@ -3598,6 +4243,21 @@
       </w:r>
       <w:r>
         <w:rPr>
+          <w:b/>
+          <w:lang w:val="id_ID" w:bidi="id_ID"/>
+        </w:rPr>
+        <w:t>ὅλους οἴκους ἀνατρέπουσιν</w:t>
+      </w:r>
+    </w:p>
+    <w:p>
+      <w:pPr/>
+      <w:r>
+        <w:rPr>
+          <w:lang w:val="id_ID" w:bidi="id_ID"/>
+        </w:rPr>
+      </w:r>
+      <w:r>
+        <w:rPr>
           <w:lang w:val="id_ID" w:bidi="id_ID"/>
         </w:rPr>
         <w:t>Masalahnya adalah mereka membawa banyak keluarga menjauh dari kebenaran dan menghancurkan iman mereka. Anda dapat memasukkan informasi ini jika itu berguna bagi pembaca Anda. Terjemahan alternatif: “merusak iman seluruh keluarga”</w:t>
@@ -3666,6 +4326,21 @@
       </w:r>
       <w:r>
         <w:rPr>
+          <w:b/>
+          <w:lang w:val="id_ID" w:bidi="id_ID"/>
+        </w:rPr>
+        <w:t>αἰσχροῦ κέρδους χάριν</w:t>
+      </w:r>
+    </w:p>
+    <w:p>
+      <w:pPr/>
+      <w:r>
+        <w:rPr>
+          <w:lang w:val="id_ID" w:bidi="id_ID"/>
+        </w:rPr>
+      </w:r>
+      <w:r>
+        <w:rPr>
           <w:lang w:val="id_ID" w:bidi="id_ID"/>
         </w:rPr>
         <w:t xml:space="preserve">Di sini Paulus menyebut </w:t>
@@ -3760,6 +4435,21 @@
       </w:r>
       <w:r>
         <w:rPr>
+          <w:b/>
+          <w:lang w:val="id_ID" w:bidi="id_ID"/>
+        </w:rPr>
+        <w:t>τις ἐξ αὐτῶν, ἴδιος αὐτῶν προφήτης</w:t>
+      </w:r>
+    </w:p>
+    <w:p>
+      <w:pPr/>
+      <w:r>
+        <w:rPr>
+          <w:lang w:val="id_ID" w:bidi="id_ID"/>
+        </w:rPr>
+      </w:r>
+      <w:r>
+        <w:rPr>
           <w:lang w:val="id_ID" w:bidi="id_ID"/>
         </w:rPr>
         <w:t>Terjemahan alternatif: “Seorang Kreta, yang mereka sendiri anggap sebagai nabi”</w:t>
@@ -3808,6 +4498,21 @@
       </w:r>
       <w:r>
         <w:rPr>
+          <w:b/>
+          <w:lang w:val="id_ID" w:bidi="id_ID"/>
+        </w:rPr>
+        <w:t>Κρῆτες ἀεὶ ψεῦσται</w:t>
+      </w:r>
+    </w:p>
+    <w:p>
+      <w:pPr/>
+      <w:r>
+        <w:rPr>
+          <w:lang w:val="id_ID" w:bidi="id_ID"/>
+        </w:rPr>
+      </w:r>
+      <w:r>
+        <w:rPr>
           <w:lang w:val="id_ID" w:bidi="id_ID"/>
         </w:rPr>
         <w:t xml:space="preserve">Kata </w:t>
@@ -3889,6 +4594,21 @@
       </w:r>
       <w:r>
         <w:rPr>
+          <w:b/>
+          <w:lang w:val="id_ID" w:bidi="id_ID"/>
+        </w:rPr>
+        <w:t>κακὰ θηρία</w:t>
+      </w:r>
+    </w:p>
+    <w:p>
+      <w:pPr/>
+      <w:r>
+        <w:rPr>
+          <w:lang w:val="id_ID" w:bidi="id_ID"/>
+        </w:rPr>
+      </w:r>
+      <w:r>
+        <w:rPr>
           <w:lang w:val="id_ID" w:bidi="id_ID"/>
         </w:rPr>
         <w:t xml:space="preserve">Metafora ini berbicara tentang </w:t>
@@ -3983,6 +4703,21 @@
       </w:r>
       <w:r>
         <w:rPr>
+          <w:b/>
+          <w:lang w:val="id_ID" w:bidi="id_ID"/>
+        </w:rPr>
+        <w:t>γαστέρες ἀργαί</w:t>
+      </w:r>
+    </w:p>
+    <w:p>
+      <w:pPr/>
+      <w:r>
+        <w:rPr>
+          <w:lang w:val="id_ID" w:bidi="id_ID"/>
+        </w:rPr>
+      </w:r>
+      <w:r>
+        <w:rPr>
           <w:lang w:val="id_ID" w:bidi="id_ID"/>
         </w:rPr>
         <w:t>Di sini bagian tubuh yang menyimpan makanan digunakan untuk melambangkan orang yang makan sepanjang waktu. Jika ini berguna dalam bahasa Anda, Anda dapat menggunakan ungkapan yang setara dari budaya Anda atau menyatakan artinya dengan jelas. Terjemahan alternatif: “pelahap-pelahap yang malas” atau “orang-orang malas yang hanya ingin makan”</w:t>
@@ -4051,6 +4786,21 @@
       </w:r>
       <w:r>
         <w:rPr>
+          <w:b/>
+          <w:lang w:val="id_ID" w:bidi="id_ID"/>
+        </w:rPr>
+        <w:t>δι’ ἣν αἰτίαν ἔλεγχε αὐτοὺς ἀποτόμως</w:t>
+      </w:r>
+    </w:p>
+    <w:p>
+      <w:pPr/>
+      <w:r>
+        <w:rPr>
+          <w:lang w:val="id_ID" w:bidi="id_ID"/>
+        </w:rPr>
+      </w:r>
+      <w:r>
+        <w:rPr>
           <w:lang w:val="id_ID" w:bidi="id_ID"/>
         </w:rPr>
         <w:t>Terjemahan lain: “Oleh karena itu, Anda harus menggunakan bahasa yang kuat sehingga orang Kreta dapat memahaminya saat Anda mengoreksinya”</w:t>
@@ -4099,6 +4849,21 @@
       </w:r>
       <w:r>
         <w:rPr>
+          <w:b/>
+          <w:lang w:val="id_ID" w:bidi="id_ID"/>
+        </w:rPr>
+        <w:t>δι’ ἣν αἰτίαν</w:t>
+      </w:r>
+    </w:p>
+    <w:p>
+      <w:pPr/>
+      <w:r>
+        <w:rPr>
+          <w:lang w:val="id_ID" w:bidi="id_ID"/>
+        </w:rPr>
+      </w:r>
+      <w:r>
+        <w:rPr>
           <w:lang w:val="id_ID" w:bidi="id_ID"/>
         </w:rPr>
         <w:t xml:space="preserve">Kata penghubung </w:t>
@@ -4180,6 +4945,21 @@
       </w:r>
       <w:r>
         <w:rPr>
+          <w:b/>
+          <w:lang w:val="id_ID" w:bidi="id_ID"/>
+        </w:rPr>
+        <w:t>αὐτοὺς</w:t>
+      </w:r>
+    </w:p>
+    <w:p>
+      <w:pPr/>
+      <w:r>
+        <w:rPr>
+          <w:lang w:val="id_ID" w:bidi="id_ID"/>
+        </w:rPr>
+      </w:r>
+      <w:r>
+        <w:rPr>
           <w:lang w:val="id_ID" w:bidi="id_ID"/>
         </w:rPr>
         <w:t xml:space="preserve">Di sini kata ganti </w:t>
@@ -4263,6 +5043,21 @@
         <w:rPr>
           <w:lang w:val="id_ID" w:bidi="id_ID"/>
         </w:rPr>
+      </w:r>
+    </w:p>
+    <w:p>
+      <w:pPr/>
+      <w:r>
+        <w:rPr>
+          <w:lang w:val="id_ID" w:bidi="id_ID"/>
+        </w:rPr>
+      </w:r>
+      <w:r>
+        <w:rPr>
+          <w:b/>
+          <w:lang w:val="id_ID" w:bidi="id_ID"/>
+        </w:rPr>
+        <w:t>ἵνα ὑγιαίνωσιν ἐν τῇ πίστει</w:t>
       </w:r>
     </w:p>
     <w:p>
@@ -4373,6 +5168,21 @@
       </w:r>
       <w:r>
         <w:rPr>
+          <w:b/>
+          <w:lang w:val="id_ID" w:bidi="id_ID"/>
+        </w:rPr>
+        <w:t>ἵνα</w:t>
+      </w:r>
+    </w:p>
+    <w:p>
+      <w:pPr/>
+      <w:r>
+        <w:rPr>
+          <w:lang w:val="id_ID" w:bidi="id_ID"/>
+        </w:rPr>
+      </w:r>
+      <w:r>
+        <w:rPr>
           <w:lang w:val="id_ID" w:bidi="id_ID"/>
         </w:rPr>
         <w:t xml:space="preserve">Di sini, </w:t>
@@ -4467,6 +5277,21 @@
       </w:r>
       <w:r>
         <w:rPr>
+          <w:b/>
+          <w:lang w:val="id_ID" w:bidi="id_ID"/>
+        </w:rPr>
+        <w:t>ἐν τῇ πίστει</w:t>
+      </w:r>
+    </w:p>
+    <w:p>
+      <w:pPr/>
+      <w:r>
+        <w:rPr>
+          <w:lang w:val="id_ID" w:bidi="id_ID"/>
+        </w:rPr>
+      </w:r>
+      <w:r>
+        <w:rPr>
           <w:lang w:val="id_ID" w:bidi="id_ID"/>
         </w:rPr>
         <w:t xml:space="preserve">Di sini kata benda abstrak </w:t>
@@ -4548,6 +5373,21 @@
       </w:r>
       <w:r>
         <w:rPr>
+          <w:b/>
+          <w:lang w:val="id_ID" w:bidi="id_ID"/>
+        </w:rPr>
+        <w:t>Ἰουδαϊκοῖς μύθοις</w:t>
+      </w:r>
+    </w:p>
+    <w:p>
+      <w:pPr/>
+      <w:r>
+        <w:rPr>
+          <w:lang w:val="id_ID" w:bidi="id_ID"/>
+        </w:rPr>
+      </w:r>
+      <w:r>
+        <w:rPr>
           <w:lang w:val="id_ID" w:bidi="id_ID"/>
         </w:rPr>
         <w:t>Terjemahan lain: “ajaran palsu orang Yahudi”</w:t>
@@ -4596,6 +5436,21 @@
       </w:r>
       <w:r>
         <w:rPr>
+          <w:b/>
+          <w:lang w:val="id_ID" w:bidi="id_ID"/>
+        </w:rPr>
+        <w:t>ἀποστρεφομένων τὴν ἀλήθειαν</w:t>
+      </w:r>
+    </w:p>
+    <w:p>
+      <w:pPr/>
+      <w:r>
+        <w:rPr>
+          <w:lang w:val="id_ID" w:bidi="id_ID"/>
+        </w:rPr>
+      </w:r>
+      <w:r>
+        <w:rPr>
           <w:lang w:val="id_ID" w:bidi="id_ID"/>
         </w:rPr>
         <w:t>Paulus berbicara tentang kebenaran seolah-olah kebenaran adalah suatu objek yang dapat ditolak atau dihindari oleh seseorang. Terjemahan lain: “yang menolak kebenaran”</w:t>
@@ -4664,6 +5519,21 @@
       </w:r>
       <w:r>
         <w:rPr>
+          <w:b/>
+          <w:lang w:val="id_ID" w:bidi="id_ID"/>
+        </w:rPr>
+        <w:t>πάντα καθαρὰ τοῖς καθαροῖς</w:t>
+      </w:r>
+    </w:p>
+    <w:p>
+      <w:pPr/>
+      <w:r>
+        <w:rPr>
+          <w:lang w:val="id_ID" w:bidi="id_ID"/>
+        </w:rPr>
+      </w:r>
+      <w:r>
+        <w:rPr>
           <w:lang w:val="id_ID" w:bidi="id_ID"/>
         </w:rPr>
         <w:t>Di sini, Paulus menggunakan atau menciptakan sebuah peribahasa untuk mengajarkan bahwa menjadi murni atau menyenangkan Tuhan adalah soal pikiran batin seseorang, bukan soal tindakan atau ritual lahiriah. Terjemahkan peribahasa ini sedemikian rupa sehingga dapat dikenali sebagai peribahasa dan bermakna dalam bahasa dan budaya Anda. Terjemahan lain: “Jika manusia suci hatinya, segala sesuatu yang mereka lakukan akan murni” atau “Ketika manusia hanya mempunyai pikiran yang baik, maka apa pun yang mereka lakukan tidak akan menyinggung Tuhan”</w:t>
@@ -4732,6 +5602,21 @@
       </w:r>
       <w:r>
         <w:rPr>
+          <w:b/>
+          <w:lang w:val="id_ID" w:bidi="id_ID"/>
+        </w:rPr>
+        <w:t>τοῖς καθαροῖς</w:t>
+      </w:r>
+    </w:p>
+    <w:p>
+      <w:pPr/>
+      <w:r>
+        <w:rPr>
+          <w:lang w:val="id_ID" w:bidi="id_ID"/>
+        </w:rPr>
+      </w:r>
+      <w:r>
+        <w:rPr>
           <w:lang w:val="id_ID" w:bidi="id_ID"/>
         </w:rPr>
         <w:t>Terjemahan lain: “kepada mereka yang berkenan kepada Tuhan”</w:t>
@@ -4780,6 +5665,21 @@
       </w:r>
       <w:r>
         <w:rPr>
+          <w:b/>
+          <w:lang w:val="id_ID" w:bidi="id_ID"/>
+        </w:rPr>
+        <w:t>δὲ</w:t>
+      </w:r>
+    </w:p>
+    <w:p>
+      <w:pPr/>
+      <w:r>
+        <w:rPr>
+          <w:lang w:val="id_ID" w:bidi="id_ID"/>
+        </w:rPr>
+      </w:r>
+      <w:r>
+        <w:rPr>
           <w:lang w:val="id_ID" w:bidi="id_ID"/>
         </w:rPr>
         <w:t xml:space="preserve">Kata penghubung </w:t>
@@ -4861,6 +5761,21 @@
       </w:r>
       <w:r>
         <w:rPr>
+          <w:b/>
+          <w:lang w:val="id_ID" w:bidi="id_ID"/>
+        </w:rPr>
+        <w:t>τοῖς δὲ μεμιαμμένοις καὶ ἀπίστοις, οὐδὲν καθαρόν</w:t>
+      </w:r>
+    </w:p>
+    <w:p>
+      <w:pPr/>
+      <w:r>
+        <w:rPr>
+          <w:lang w:val="id_ID" w:bidi="id_ID"/>
+        </w:rPr>
+      </w:r>
+      <w:r>
+        <w:rPr>
           <w:lang w:val="id_ID" w:bidi="id_ID"/>
         </w:rPr>
         <w:t>Paulus berbicara tentang orang-orang berdosa seolah-olah mereka rusak atau kotor secara fisik. Terjemahan lain: “Tetapi jika manusia tercemar akhlaknya dan tidak beriman, maka mereka tidak dapat berbuat sesuatu yang suci” atau “Tetapi jika manusia penuh dengan dosa dan ketidakpercayaan, maka apa pun yang mereka lakukan tidak berkenan kepada Allah”</w:t>
@@ -4929,6 +5844,21 @@
       </w:r>
       <w:r>
         <w:rPr>
+          <w:b/>
+          <w:lang w:val="id_ID" w:bidi="id_ID"/>
+        </w:rPr>
+        <w:t>δὲ</w:t>
+      </w:r>
+    </w:p>
+    <w:p>
+      <w:pPr/>
+      <w:r>
+        <w:rPr>
+          <w:lang w:val="id_ID" w:bidi="id_ID"/>
+        </w:rPr>
+      </w:r>
+      <w:r>
+        <w:rPr>
           <w:lang w:val="id_ID" w:bidi="id_ID"/>
         </w:rPr>
         <w:t xml:space="preserve">Kata penghubung </w:t>
@@ -5010,6 +5940,21 @@
       </w:r>
       <w:r>
         <w:rPr>
+          <w:b/>
+          <w:lang w:val="id_ID" w:bidi="id_ID"/>
+        </w:rPr>
+        <w:t>τοῖς &amp; ἔργοις ἀρνοῦνται</w:t>
+      </w:r>
+    </w:p>
+    <w:p>
+      <w:pPr/>
+      <w:r>
+        <w:rPr>
+          <w:lang w:val="id_ID" w:bidi="id_ID"/>
+        </w:rPr>
+      </w:r>
+      <w:r>
+        <w:rPr>
           <w:lang w:val="id_ID" w:bidi="id_ID"/>
         </w:rPr>
         <w:t>Terjemahan lain: “cara hidup mereka membuktikan bahwa mereka tidak mengenal Dia”</w:t>
@@ -5058,6 +6003,21 @@
       </w:r>
       <w:r>
         <w:rPr>
+          <w:b/>
+          <w:lang w:val="id_ID" w:bidi="id_ID"/>
+        </w:rPr>
+        <w:t>σὺ δὲ</w:t>
+      </w:r>
+    </w:p>
+    <w:p>
+      <w:pPr/>
+      <w:r>
+        <w:rPr>
+          <w:lang w:val="id_ID" w:bidi="id_ID"/>
+        </w:rPr>
+      </w:r>
+      <w:r>
+        <w:rPr>
           <w:lang w:val="id_ID" w:bidi="id_ID"/>
         </w:rPr>
         <w:t xml:space="preserve">Di sini, </w:t>
@@ -5128,6 +6088,21 @@
         <w:rPr>
           <w:lang w:val="id_ID" w:bidi="id_ID"/>
         </w:rPr>
+      </w:r>
+    </w:p>
+    <w:p>
+      <w:pPr/>
+      <w:r>
+        <w:rPr>
+          <w:lang w:val="id_ID" w:bidi="id_ID"/>
+        </w:rPr>
+      </w:r>
+      <w:r>
+        <w:rPr>
+          <w:b/>
+          <w:lang w:val="id_ID" w:bidi="id_ID"/>
+        </w:rPr>
+        <w:t>τῇ ὑγιαινούσῃ διδασκαλίᾳ</w:t>
       </w:r>
     </w:p>
     <w:p>
@@ -5238,6 +6213,21 @@
       </w:r>
       <w:r>
         <w:rPr>
+          <w:b/>
+          <w:lang w:val="id_ID" w:bidi="id_ID"/>
+        </w:rPr>
+        <w:t>πρεσβύτας &amp; εἶναι</w:t>
+      </w:r>
+    </w:p>
+    <w:p>
+      <w:pPr/>
+      <w:r>
+        <w:rPr>
+          <w:lang w:val="id_ID" w:bidi="id_ID"/>
+        </w:rPr>
+      </w:r>
+      <w:r>
+        <w:rPr>
           <w:lang w:val="id_ID" w:bidi="id_ID"/>
         </w:rPr>
         <w:t>Di sini tidak ada kata kerja sehingga dalam banyak bahasa diperlukan sebuah kalimat agar bisa lengkap. Jika ini membuat lebih jelas dalam bahasa Anda, Anda dapat menambah kata kerja di sini, yang diambil dari gagasan “berbicara” di ayat sebelumnya, seperti “mengajar” atau “menasihati.” Terjemahan lain: “Ajarlah orang yang lebih tua untuk menjadi”</w:t>
@@ -5306,6 +6296,21 @@
       </w:r>
       <w:r>
         <w:rPr>
+          <w:b/>
+          <w:lang w:val="id_ID" w:bidi="id_ID"/>
+        </w:rPr>
+        <w:t>νηφαλίους &amp; σεμνούς, σώφρονας</w:t>
+      </w:r>
+    </w:p>
+    <w:p>
+      <w:pPr/>
+      <w:r>
+        <w:rPr>
+          <w:lang w:val="id_ID" w:bidi="id_ID"/>
+        </w:rPr>
+      </w:r>
+      <w:r>
+        <w:rPr>
           <w:lang w:val="id_ID" w:bidi="id_ID"/>
         </w:rPr>
         <w:t>Ketiga kata ini mempunyai arti yang sangat dekat dan boleh digabung menjadi satu atau dua istilah, apabila bahasa sasaran tidak mempunyai tiga istilah yang terpisah.</w:t>
@@ -5374,6 +6379,21 @@
       </w:r>
       <w:r>
         <w:rPr>
+          <w:b/>
+          <w:lang w:val="id_ID" w:bidi="id_ID"/>
+        </w:rPr>
+        <w:t>νηφαλίους</w:t>
+      </w:r>
+    </w:p>
+    <w:p>
+      <w:pPr/>
+      <w:r>
+        <w:rPr>
+          <w:lang w:val="id_ID" w:bidi="id_ID"/>
+        </w:rPr>
+      </w:r>
+      <w:r>
+        <w:rPr>
           <w:lang w:val="id_ID" w:bidi="id_ID"/>
         </w:rPr>
         <w:t>Terjemahan lain: “berpikiran sehat” atau “pengendalian diri”</w:t>
@@ -5422,6 +6442,21 @@
       </w:r>
       <w:r>
         <w:rPr>
+          <w:b/>
+          <w:lang w:val="id_ID" w:bidi="id_ID"/>
+        </w:rPr>
+        <w:t>σώφρονας</w:t>
+      </w:r>
+    </w:p>
+    <w:p>
+      <w:pPr/>
+      <w:r>
+        <w:rPr>
+          <w:lang w:val="id_ID" w:bidi="id_ID"/>
+        </w:rPr>
+      </w:r>
+      <w:r>
+        <w:rPr>
           <w:lang w:val="id_ID" w:bidi="id_ID"/>
         </w:rPr>
         <w:t>Terjemahan lain: “mengendalikan keinginan mereka”</w:t>
@@ -5459,6 +6494,21 @@
         <w:rPr>
           <w:lang w:val="id_ID" w:bidi="id_ID"/>
         </w:rPr>
+      </w:r>
+    </w:p>
+    <w:p>
+      <w:pPr/>
+      <w:r>
+        <w:rPr>
+          <w:lang w:val="id_ID" w:bidi="id_ID"/>
+        </w:rPr>
+      </w:r>
+      <w:r>
+        <w:rPr>
+          <w:b/>
+          <w:lang w:val="id_ID" w:bidi="id_ID"/>
+        </w:rPr>
+        <w:t>ὑγιαίνοντας τῇ πίστει τῇ ἀγάπῃ, τῇ ὑπομονῇ</w:t>
       </w:r>
     </w:p>
     <w:p>
@@ -5652,6 +6702,21 @@
       </w:r>
       <w:r>
         <w:rPr>
+          <w:b/>
+          <w:lang w:val="id_ID" w:bidi="id_ID"/>
+        </w:rPr>
+        <w:t>ὑγιαίνοντας τῇ πίστει</w:t>
+      </w:r>
+    </w:p>
+    <w:p>
+      <w:pPr/>
+      <w:r>
+        <w:rPr>
+          <w:lang w:val="id_ID" w:bidi="id_ID"/>
+        </w:rPr>
+      </w:r>
+      <w:r>
+        <w:rPr>
           <w:lang w:val="id_ID" w:bidi="id_ID"/>
         </w:rPr>
         <w:t xml:space="preserve">Anda dapat menyatakan kata benda abstrak </w:t>
@@ -5733,6 +6798,21 @@
       </w:r>
       <w:r>
         <w:rPr>
+          <w:b/>
+          <w:lang w:val="id_ID" w:bidi="id_ID"/>
+        </w:rPr>
+        <w:t>τῇ ἀγάπῃ</w:t>
+      </w:r>
+    </w:p>
+    <w:p>
+      <w:pPr/>
+      <w:r>
+        <w:rPr>
+          <w:lang w:val="id_ID" w:bidi="id_ID"/>
+        </w:rPr>
+      </w:r>
+      <w:r>
+        <w:rPr>
           <w:lang w:val="id_ID" w:bidi="id_ID"/>
         </w:rPr>
         <w:t>Anda dapat menyatakan kata benda abstrak kasih, sebagai kata kerja jika itu lebih jelas dalam bahasa Anda. Terjemahan lain: “dalam mengasihi orang lain dengan baik”</w:t>
@@ -5801,6 +6881,21 @@
       </w:r>
       <w:r>
         <w:rPr>
+          <w:b/>
+          <w:lang w:val="id_ID" w:bidi="id_ID"/>
+        </w:rPr>
+        <w:t>τῇ ὑπομονῇ</w:t>
+      </w:r>
+    </w:p>
+    <w:p>
+      <w:pPr/>
+      <w:r>
+        <w:rPr>
+          <w:lang w:val="id_ID" w:bidi="id_ID"/>
+        </w:rPr>
+      </w:r>
+      <w:r>
+        <w:rPr>
           <w:lang w:val="id_ID" w:bidi="id_ID"/>
         </w:rPr>
         <w:t xml:space="preserve">Anda dapat menyatakan kata benda abstrak </w:t>
@@ -5882,6 +6977,21 @@
       </w:r>
       <w:r>
         <w:rPr>
+          <w:b/>
+          <w:lang w:val="id_ID" w:bidi="id_ID"/>
+        </w:rPr>
+        <w:t>πρεσβύτιδας ὡσαύτως</w:t>
+      </w:r>
+    </w:p>
+    <w:p>
+      <w:pPr/>
+      <w:r>
+        <w:rPr>
+          <w:lang w:val="id_ID" w:bidi="id_ID"/>
+        </w:rPr>
+      </w:r>
+      <w:r>
+        <w:rPr>
           <w:lang w:val="id_ID" w:bidi="id_ID"/>
         </w:rPr>
         <w:t>Beberapa kata kerja tidak muncul di sini sehingga dalam banyak bahasa diperlukan sebuah kalimat agar menjadi lengkap. Jika bahasa Anda lebih jelas, Anda dapat melanjutkan dengan gagasan kata kerja dari dua ayat sebelumnya dan menerapkannya di sini juga, seperti “Ajarlah wanita yang lebih tua untuk menjadi” atau “Nasihatilah wanita yang lebih tua untuk menjadi.” Terjemahan yang lain, menghilangkan koma: “Dengan cara yang sama, ajarlah wanita yang lebih tua untuk menjadi” atau “Ajarlah juga wanita yang lebih tua untuk menjadi”</w:t>
@@ -5950,6 +7060,21 @@
       </w:r>
       <w:r>
         <w:rPr>
+          <w:b/>
+          <w:lang w:val="id_ID" w:bidi="id_ID"/>
+        </w:rPr>
+        <w:t>οἴνῳ πολλῷ δεδουλωμένας</w:t>
+      </w:r>
+    </w:p>
+    <w:p>
+      <w:pPr/>
+      <w:r>
+        <w:rPr>
+          <w:lang w:val="id_ID" w:bidi="id_ID"/>
+        </w:rPr>
+      </w:r>
+      <w:r>
+        <w:rPr>
           <w:lang w:val="id_ID" w:bidi="id_ID"/>
         </w:rPr>
         <w:t>Orang-orang yang tidak dapat mengendalikan diri dan minum terlalu banyak anggur dibicarakan di sini seolah-olah mereka adalah budak-budak anggur. Terjemahan lain: “dikendalikan oleh keinginan mereka akan anggur”</w:t>
@@ -6018,6 +7143,21 @@
       </w:r>
       <w:r>
         <w:rPr>
+          <w:b/>
+          <w:lang w:val="id_ID" w:bidi="id_ID"/>
+        </w:rPr>
+        <w:t>οἴνῳ πολλῷ δεδουλωμένας</w:t>
+      </w:r>
+    </w:p>
+    <w:p>
+      <w:pPr/>
+      <w:r>
+        <w:rPr>
+          <w:lang w:val="id_ID" w:bidi="id_ID"/>
+        </w:rPr>
+      </w:r>
+      <w:r>
+        <w:rPr>
           <w:lang w:val="id_ID" w:bidi="id_ID"/>
         </w:rPr>
         <w:t>Jika bahasa Anda tidak menggunakan bentuk pasif ini, Anda dapat menyatakannya dalam bentuk aktif. Terjemahan lain: “minum terlalu banyak anggur”</w:t>
@@ -6086,6 +7226,21 @@
       </w:r>
       <w:r>
         <w:rPr>
+          <w:b/>
+          <w:lang w:val="id_ID" w:bidi="id_ID"/>
+        </w:rPr>
+        <w:t>καλοδιδασκάλους</w:t>
+      </w:r>
+    </w:p>
+    <w:p>
+      <w:pPr/>
+      <w:r>
+        <w:rPr>
+          <w:lang w:val="id_ID" w:bidi="id_ID"/>
+        </w:rPr>
+      </w:r>
+      <w:r>
+        <w:rPr>
           <w:lang w:val="id_ID" w:bidi="id_ID"/>
         </w:rPr>
         <w:t>Jika ini berguna dalam bahasa Anda, Anda dapat menunjukkan perbedaan antara sifat baik ini dan dua sifat buruk sebelumnya. Terjemahan lain: “tetapi pengajar-pengajar apa yang baik”</w:t>
@@ -6154,6 +7309,21 @@
       </w:r>
       <w:r>
         <w:rPr>
+          <w:b/>
+          <w:lang w:val="id_ID" w:bidi="id_ID"/>
+        </w:rPr>
+        <w:t>ἵνα</w:t>
+      </w:r>
+    </w:p>
+    <w:p>
+      <w:pPr/>
+      <w:r>
+        <w:rPr>
+          <w:lang w:val="id_ID" w:bidi="id_ID"/>
+        </w:rPr>
+      </w:r>
+      <w:r>
+        <w:rPr>
           <w:lang w:val="id_ID" w:bidi="id_ID"/>
         </w:rPr>
         <w:t xml:space="preserve">Di sini, </w:t>
@@ -6248,6 +7418,21 @@
       </w:r>
       <w:r>
         <w:rPr>
+          <w:b/>
+          <w:lang w:val="id_ID" w:bidi="id_ID"/>
+        </w:rPr>
+        <w:t>φιλάνδρους</w:t>
+      </w:r>
+    </w:p>
+    <w:p>
+      <w:pPr/>
+      <w:r>
+        <w:rPr>
+          <w:lang w:val="id_ID" w:bidi="id_ID"/>
+        </w:rPr>
+      </w:r>
+      <w:r>
+        <w:rPr>
           <w:lang w:val="id_ID" w:bidi="id_ID"/>
         </w:rPr>
         <w:t>Terjemahan lain: “kekasih dari suami mereka sendiri”</w:t>
@@ -6296,6 +7481,21 @@
       </w:r>
       <w:r>
         <w:rPr>
+          <w:b/>
+          <w:lang w:val="id_ID" w:bidi="id_ID"/>
+        </w:rPr>
+        <w:t>φιλοτέκνους</w:t>
+      </w:r>
+    </w:p>
+    <w:p>
+      <w:pPr/>
+      <w:r>
+        <w:rPr>
+          <w:lang w:val="id_ID" w:bidi="id_ID"/>
+        </w:rPr>
+      </w:r>
+      <w:r>
+        <w:rPr>
           <w:lang w:val="id_ID" w:bidi="id_ID"/>
         </w:rPr>
         <w:t>Terjemahan lain: “kekasih dari anak-anak mereka sendiri”</w:t>
@@ -6344,6 +7544,21 @@
       </w:r>
       <w:r>
         <w:rPr>
+          <w:b/>
+          <w:lang w:val="id_ID" w:bidi="id_ID"/>
+        </w:rPr>
+        <w:t>ὑποτασσομένας τοῖς ἰδίοις ἀνδράσιν</w:t>
+      </w:r>
+    </w:p>
+    <w:p>
+      <w:pPr/>
+      <w:r>
+        <w:rPr>
+          <w:lang w:val="id_ID" w:bidi="id_ID"/>
+        </w:rPr>
+      </w:r>
+      <w:r>
+        <w:rPr>
           <w:lang w:val="id_ID" w:bidi="id_ID"/>
         </w:rPr>
         <w:t>Terjemahan alternatif: “dan taat kepada suami mereka sendiri”</w:t>
@@ -6392,6 +7607,21 @@
       </w:r>
       <w:r>
         <w:rPr>
+          <w:b/>
+          <w:lang w:val="id_ID" w:bidi="id_ID"/>
+        </w:rPr>
+        <w:t>ἵνα</w:t>
+      </w:r>
+    </w:p>
+    <w:p>
+      <w:pPr/>
+      <w:r>
+        <w:rPr>
+          <w:lang w:val="id_ID" w:bidi="id_ID"/>
+        </w:rPr>
+      </w:r>
+      <w:r>
+        <w:rPr>
           <w:lang w:val="id_ID" w:bidi="id_ID"/>
         </w:rPr>
         <w:t xml:space="preserve">Di sini, </w:t>
@@ -6486,6 +7716,21 @@
       </w:r>
       <w:r>
         <w:rPr>
+          <w:b/>
+          <w:lang w:val="id_ID" w:bidi="id_ID"/>
+        </w:rPr>
+        <w:t>ἵνα μὴ ὁ λόγος τοῦ Θεοῦ βλασφημῆται</w:t>
+      </w:r>
+    </w:p>
+    <w:p>
+      <w:pPr/>
+      <w:r>
+        <w:rPr>
+          <w:lang w:val="id_ID" w:bidi="id_ID"/>
+        </w:rPr>
+      </w:r>
+      <w:r>
+        <w:rPr>
           <w:lang w:val="id_ID" w:bidi="id_ID"/>
         </w:rPr>
         <w:t>Jika bahasa Anda tidak menggunakan bentuk pasif ini, Anda dapat menyatakannya dalam bentuk aktif. Terjemahan alternatif: “supaya tidak ada orang yang menghina firman Allah” atau “supaya tidak ada orang yang menghina Allah dengan mengatakan hal-hal yang buruk tentang pesannya”</w:t>
@@ -6554,6 +7799,21 @@
       </w:r>
       <w:r>
         <w:rPr>
+          <w:b/>
+          <w:lang w:val="id_ID" w:bidi="id_ID"/>
+        </w:rPr>
+        <w:t>ὁ λόγος τοῦ Θεοῦ</w:t>
+      </w:r>
+    </w:p>
+    <w:p>
+      <w:pPr/>
+      <w:r>
+        <w:rPr>
+          <w:lang w:val="id_ID" w:bidi="id_ID"/>
+        </w:rPr>
+      </w:r>
+      <w:r>
+        <w:rPr>
           <w:lang w:val="id_ID" w:bidi="id_ID"/>
         </w:rPr>
         <w:t xml:space="preserve">Di sini, </w:t>
@@ -6635,6 +7895,21 @@
       </w:r>
       <w:r>
         <w:rPr>
+          <w:b/>
+          <w:lang w:val="id_ID" w:bidi="id_ID"/>
+        </w:rPr>
+        <w:t>ὡσαύτως</w:t>
+      </w:r>
+    </w:p>
+    <w:p>
+      <w:pPr/>
+      <w:r>
+        <w:rPr>
+          <w:lang w:val="id_ID" w:bidi="id_ID"/>
+        </w:rPr>
+      </w:r>
+      <w:r>
+        <w:rPr>
           <w:lang w:val="id_ID" w:bidi="id_ID"/>
         </w:rPr>
         <w:t>Instruksi Paulus kepada kelompok-kelompok orang percaya yang berbeda adalah serupa. Lihatlah bagaimana Anda menerjemahkan frasa ini dalam ayat 3.</w:t>
@@ -6683,6 +7958,21 @@
       </w:r>
       <w:r>
         <w:rPr>
+          <w:b/>
+          <w:lang w:val="id_ID" w:bidi="id_ID"/>
+        </w:rPr>
+        <w:t>περὶ πάντα</w:t>
+      </w:r>
+    </w:p>
+    <w:p>
+      <w:pPr/>
+      <w:r>
+        <w:rPr>
+          <w:lang w:val="id_ID" w:bidi="id_ID"/>
+        </w:rPr>
+      </w:r>
+      <w:r>
+        <w:rPr>
           <w:lang w:val="id_ID" w:bidi="id_ID"/>
         </w:rPr>
         <w:t>Ada kemungkinan frasa ini adalah bagian dari kalimat sebelumnya, bukan kalimat ini. Jika Alkitab yang digunakan di daerah Anda menggunakan frasa ini untuk mengakhiri kalimat sebelumnya, Anda dapat memilih untuk melakukan hal yang sama.</w:t>
@@ -6731,6 +8021,21 @@
       </w:r>
       <w:r>
         <w:rPr>
+          <w:b/>
+          <w:lang w:val="id_ID" w:bidi="id_ID"/>
+        </w:rPr>
+        <w:t>σεαυτὸν παρεχόμενος</w:t>
+      </w:r>
+    </w:p>
+    <w:p>
+      <w:pPr/>
+      <w:r>
+        <w:rPr>
+          <w:lang w:val="id_ID" w:bidi="id_ID"/>
+        </w:rPr>
+      </w:r>
+      <w:r>
+        <w:rPr>
           <w:lang w:val="id_ID" w:bidi="id_ID"/>
         </w:rPr>
         <w:t>Terjemahan alternatif: “tunjukkan diri Anda sebagai” atau “Anda sendiri harus berfungsi sebagai”</w:t>
@@ -6779,6 +8084,21 @@
       </w:r>
       <w:r>
         <w:rPr>
+          <w:b/>
+          <w:lang w:val="id_ID" w:bidi="id_ID"/>
+        </w:rPr>
+        <w:t>τύπον καλῶν ἔργων</w:t>
+      </w:r>
+    </w:p>
+    <w:p>
+      <w:pPr/>
+      <w:r>
+        <w:rPr>
+          <w:lang w:val="id_ID" w:bidi="id_ID"/>
+        </w:rPr>
+      </w:r>
+      <w:r>
+        <w:rPr>
           <w:lang w:val="id_ID" w:bidi="id_ID"/>
         </w:rPr>
         <w:t>Terjemahan alternatif: “sebagai teladan bagi orang yang melakukan hal-hal yang benar dan baik”</w:t>
@@ -6827,6 +8147,21 @@
       </w:r>
       <w:r>
         <w:rPr>
+          <w:b/>
+          <w:lang w:val="id_ID" w:bidi="id_ID"/>
+        </w:rPr>
+        <w:t>ἐν τῇ διδασκαλίᾳ ἀφθορίαν, σεμνότητα</w:t>
+      </w:r>
+    </w:p>
+    <w:p>
+      <w:pPr/>
+      <w:r>
+        <w:rPr>
+          <w:lang w:val="id_ID" w:bidi="id_ID"/>
+        </w:rPr>
+      </w:r>
+      <w:r>
+        <w:rPr>
           <w:lang w:val="id_ID" w:bidi="id_ID"/>
         </w:rPr>
         <w:t>Paulus menghilangkan beberapa kata yang dalam banyak bahasa diperlukan untuk melengkapi kalimat. Anda dapat menyediakan kata-kata ini dari awal kalimat jika akan lebih jelas dalam bahasa Anda. Terjemahan alternatif: “Dalam mengajar, tunjukkanlah dirimu dengan tidak bercela dan bermartabat”</w:t>
@@ -6895,6 +8230,21 @@
       </w:r>
       <w:r>
         <w:rPr>
+          <w:b/>
+          <w:lang w:val="id_ID" w:bidi="id_ID"/>
+        </w:rPr>
+        <w:t>ἐν τῇ διδασκαλίᾳ ἀφθορίαν, σεμνότητα</w:t>
+      </w:r>
+    </w:p>
+    <w:p>
+      <w:pPr/>
+      <w:r>
+        <w:rPr>
+          <w:lang w:val="id_ID" w:bidi="id_ID"/>
+        </w:rPr>
+      </w:r>
+      <w:r>
+        <w:rPr>
           <w:lang w:val="id_ID" w:bidi="id_ID"/>
         </w:rPr>
         <w:t xml:space="preserve">Jika bahasa Anda tidak menggunakan kata benda abstrak untuk gagasan </w:t>
@@ -6989,6 +8339,21 @@
       </w:r>
       <w:r>
         <w:rPr>
+          <w:b/>
+          <w:lang w:val="id_ID" w:bidi="id_ID"/>
+        </w:rPr>
+        <w:t>ἀφθορίαν</w:t>
+      </w:r>
+    </w:p>
+    <w:p>
+      <w:pPr/>
+      <w:r>
+        <w:rPr>
+          <w:lang w:val="id_ID" w:bidi="id_ID"/>
+        </w:rPr>
+      </w:r>
+      <w:r>
+        <w:rPr>
           <w:lang w:val="id_ID" w:bidi="id_ID"/>
         </w:rPr>
         <w:t xml:space="preserve">Jika ingin lebih jelas dalam bahasa Anda, Anda dapat menggunakan ekspresi positif untuk menerjemahkan kata negatif ganda yang terdiri dari awalan negatif </w:t>
@@ -7072,6 +8437,21 @@
         <w:rPr>
           <w:lang w:val="id_ID" w:bidi="id_ID"/>
         </w:rPr>
+      </w:r>
+    </w:p>
+    <w:p>
+      <w:pPr/>
+      <w:r>
+        <w:rPr>
+          <w:lang w:val="id_ID" w:bidi="id_ID"/>
+        </w:rPr>
+      </w:r>
+      <w:r>
+        <w:rPr>
+          <w:b/>
+          <w:lang w:val="id_ID" w:bidi="id_ID"/>
+        </w:rPr>
+        <w:t>ὑγιῆ</w:t>
       </w:r>
     </w:p>
     <w:p>
@@ -7213,6 +8593,21 @@
       </w:r>
       <w:r>
         <w:rPr>
+          <w:b/>
+          <w:lang w:val="id_ID" w:bidi="id_ID"/>
+        </w:rPr>
+        <w:t>ἵνα</w:t>
+      </w:r>
+    </w:p>
+    <w:p>
+      <w:pPr/>
+      <w:r>
+        <w:rPr>
+          <w:lang w:val="id_ID" w:bidi="id_ID"/>
+        </w:rPr>
+      </w:r>
+      <w:r>
+        <w:rPr>
           <w:lang w:val="id_ID" w:bidi="id_ID"/>
         </w:rPr>
         <w:t xml:space="preserve">Di sini, </w:t>
@@ -7294,6 +8689,21 @@
       </w:r>
       <w:r>
         <w:rPr>
+          <w:b/>
+          <w:lang w:val="id_ID" w:bidi="id_ID"/>
+        </w:rPr>
+        <w:t>ἵνα ὁ ἐξ ἐναντίας ἐντραπῇ</w:t>
+      </w:r>
+    </w:p>
+    <w:p>
+      <w:pPr/>
+      <w:r>
+        <w:rPr>
+          <w:lang w:val="id_ID" w:bidi="id_ID"/>
+        </w:rPr>
+      </w:r>
+      <w:r>
+        <w:rPr>
           <w:lang w:val="id_ID" w:bidi="id_ID"/>
         </w:rPr>
         <w:t>Ini merupakan situasi hipotetis di mana seseorang menentang Titus dan kemudian menjadi malu karena melakukannya. Terjemahan alternatif: “supaya jika ada orang yang menentang engkau, ia menjadi malu” atau “supaya ketika ada orang yang menentang engkau, ia menjadi malu”</w:t>
@@ -7362,6 +8772,21 @@
       </w:r>
       <w:r>
         <w:rPr>
+          <w:b/>
+          <w:lang w:val="id_ID" w:bidi="id_ID"/>
+        </w:rPr>
+        <w:t>ἡμῶν</w:t>
+      </w:r>
+    </w:p>
+    <w:p>
+      <w:pPr/>
+      <w:r>
+        <w:rPr>
+          <w:lang w:val="id_ID" w:bidi="id_ID"/>
+        </w:rPr>
+      </w:r>
+      <w:r>
+        <w:rPr>
           <w:lang w:val="id_ID" w:bidi="id_ID"/>
         </w:rPr>
         <w:t xml:space="preserve">Di sini kata ganti </w:t>
@@ -7443,6 +8868,21 @@
       </w:r>
       <w:r>
         <w:rPr>
+          <w:b/>
+          <w:lang w:val="id_ID" w:bidi="id_ID"/>
+        </w:rPr>
+        <w:t>δούλους ἰδίοις δεσπόταις ὑποτάσσεσθαι</w:t>
+      </w:r>
+    </w:p>
+    <w:p>
+      <w:pPr/>
+      <w:r>
+        <w:rPr>
+          <w:lang w:val="id_ID" w:bidi="id_ID"/>
+        </w:rPr>
+      </w:r>
+      <w:r>
+        <w:rPr>
           <w:lang w:val="id_ID" w:bidi="id_ID"/>
         </w:rPr>
         <w:t>Seperti dalam 2:2 dan 2:3, Paulus menghilangkan sebuah kata yang dalam banyak bahasa dibutuhkan untuk melengkapi sebuah kalimat. Jika ingin lebih jelas dalam bahasa Anda, Anda dapat menerapkan ide verbal dari ayat 6 di sini, yaitu "mendorong" atau "menasihati." Terjemahan alternatif: "Nasihatilah para budak untuk tunduk kepada tuannya" atau "Nasihatilah para budak untuk taat kepada tuannya"</w:t>
@@ -7511,6 +8951,21 @@
       </w:r>
       <w:r>
         <w:rPr>
+          <w:b/>
+          <w:lang w:val="id_ID" w:bidi="id_ID"/>
+        </w:rPr>
+        <w:t>ἐν πᾶσιν</w:t>
+      </w:r>
+    </w:p>
+    <w:p>
+      <w:pPr/>
+      <w:r>
+        <w:rPr>
+          <w:lang w:val="id_ID" w:bidi="id_ID"/>
+        </w:rPr>
+      </w:r>
+      <w:r>
+        <w:rPr>
           <w:lang w:val="id_ID" w:bidi="id_ID"/>
         </w:rPr>
         <w:t>Terjemahan alternatif: “dalam setiap situasi” atau “selalu”</w:t>
@@ -7559,6 +9014,21 @@
       </w:r>
       <w:r>
         <w:rPr>
+          <w:b/>
+          <w:lang w:val="id_ID" w:bidi="id_ID"/>
+        </w:rPr>
+        <w:t>εὐαρέστους εἶναι</w:t>
+      </w:r>
+    </w:p>
+    <w:p>
+      <w:pPr/>
+      <w:r>
+        <w:rPr>
+          <w:lang w:val="id_ID" w:bidi="id_ID"/>
+        </w:rPr>
+      </w:r>
+      <w:r>
+        <w:rPr>
           <w:lang w:val="id_ID" w:bidi="id_ID"/>
         </w:rPr>
         <w:t>Implikasinya adalah bahwa para budak harus menyenangkan tuan-tuan mereka. Anda dapat memasukkan informasi ini jika itu berguna bagi pembaca Anda. Terjemahan alternatif: “untuk menyenangkan tuan-tuan mereka” atau “untuk memuaskan tuan-tuan mereka”</w:t>
@@ -7627,6 +9097,21 @@
       </w:r>
       <w:r>
         <w:rPr>
+          <w:b/>
+          <w:lang w:val="id_ID" w:bidi="id_ID"/>
+        </w:rPr>
+        <w:t>μὴ νοσφιζομένους</w:t>
+      </w:r>
+    </w:p>
+    <w:p>
+      <w:pPr/>
+      <w:r>
+        <w:rPr>
+          <w:lang w:val="id_ID" w:bidi="id_ID"/>
+        </w:rPr>
+      </w:r>
+      <w:r>
+        <w:rPr>
           <w:lang w:val="id_ID" w:bidi="id_ID"/>
         </w:rPr>
         <w:t>Implikasinya ialah bahwa mereka akan tergoda untuk mencuri dari tuan-tuan mereka. Anda dapat memasukkan informasi ini jika itu berguna bagi pembaca Anda. Terjemahan alternatif: “tidak mencuri dari tuan-tuan mereka”</w:t>
@@ -7695,6 +9180,21 @@
       </w:r>
       <w:r>
         <w:rPr>
+          <w:b/>
+          <w:lang w:val="id_ID" w:bidi="id_ID"/>
+        </w:rPr>
+        <w:t>ἀλλὰ</w:t>
+      </w:r>
+    </w:p>
+    <w:p>
+      <w:pPr/>
+      <w:r>
+        <w:rPr>
+          <w:lang w:val="id_ID" w:bidi="id_ID"/>
+        </w:rPr>
+      </w:r>
+      <w:r>
+        <w:rPr>
           <w:lang w:val="id_ID" w:bidi="id_ID"/>
         </w:rPr>
         <w:t xml:space="preserve">Di sini kata </w:t>
@@ -7776,6 +9276,21 @@
       </w:r>
       <w:r>
         <w:rPr>
+          <w:b/>
+          <w:lang w:val="id_ID" w:bidi="id_ID"/>
+        </w:rPr>
+        <w:t>πᾶσαν πίστιν ἐνδεικνυμένους ἀγαθήν</w:t>
+      </w:r>
+    </w:p>
+    <w:p>
+      <w:pPr/>
+      <w:r>
+        <w:rPr>
+          <w:lang w:val="id_ID" w:bidi="id_ID"/>
+        </w:rPr>
+      </w:r>
+      <w:r>
+        <w:rPr>
           <w:lang w:val="id_ID" w:bidi="id_ID"/>
         </w:rPr>
         <w:t>Terjemahan alternatif: “untuk menunjukkan bahwa mereka layak mendapatkan kepercayaan tuan-tuan mereka”</w:t>
@@ -7824,6 +9339,21 @@
       </w:r>
       <w:r>
         <w:rPr>
+          <w:b/>
+          <w:lang w:val="id_ID" w:bidi="id_ID"/>
+        </w:rPr>
+        <w:t>ἵνα</w:t>
+      </w:r>
+    </w:p>
+    <w:p>
+      <w:pPr/>
+      <w:r>
+        <w:rPr>
+          <w:lang w:val="id_ID" w:bidi="id_ID"/>
+        </w:rPr>
+      </w:r>
+      <w:r>
+        <w:rPr>
           <w:lang w:val="id_ID" w:bidi="id_ID"/>
         </w:rPr>
         <w:t xml:space="preserve">Di sini, </w:t>
@@ -7931,6 +9461,21 @@
       </w:r>
       <w:r>
         <w:rPr>
+          <w:b/>
+          <w:lang w:val="id_ID" w:bidi="id_ID"/>
+        </w:rPr>
+        <w:t>ἐν πᾶσιν</w:t>
+      </w:r>
+    </w:p>
+    <w:p>
+      <w:pPr/>
+      <w:r>
+        <w:rPr>
+          <w:lang w:val="id_ID" w:bidi="id_ID"/>
+        </w:rPr>
+      </w:r>
+      <w:r>
+        <w:rPr>
           <w:lang w:val="id_ID" w:bidi="id_ID"/>
         </w:rPr>
         <w:t>Terjemahan alternatif: “dalam segala hal yang mereka lakukan”</w:t>
@@ -7979,6 +9524,21 @@
       </w:r>
       <w:r>
         <w:rPr>
+          <w:b/>
+          <w:lang w:val="id_ID" w:bidi="id_ID"/>
+        </w:rPr>
+        <w:t>τὴν διδασκαλίαν τὴν τοῦ Σωτῆρος ἡμῶν, Θεοῦ, κοσμῶσιν</w:t>
+      </w:r>
+    </w:p>
+    <w:p>
+      <w:pPr/>
+      <w:r>
+        <w:rPr>
+          <w:lang w:val="id_ID" w:bidi="id_ID"/>
+        </w:rPr>
+      </w:r>
+      <w:r>
+        <w:rPr>
           <w:lang w:val="id_ID" w:bidi="id_ID"/>
         </w:rPr>
         <w:t>Terjemahan alternatif: “mereka dapat menjadikan pengajaran tentang Allah Juruselamat kita menarik” atau “mereka dapat membuat orang mengerti bahwa pengajaran tentang Allah Juruselamat kita itu baik”</w:t>
@@ -8027,6 +9587,21 @@
       </w:r>
       <w:r>
         <w:rPr>
+          <w:b/>
+          <w:lang w:val="id_ID" w:bidi="id_ID"/>
+        </w:rPr>
+        <w:t>ἡμῶν</w:t>
+      </w:r>
+    </w:p>
+    <w:p>
+      <w:pPr/>
+      <w:r>
+        <w:rPr>
+          <w:lang w:val="id_ID" w:bidi="id_ID"/>
+        </w:rPr>
+      </w:r>
+      <w:r>
+        <w:rPr>
           <w:lang w:val="id_ID" w:bidi="id_ID"/>
         </w:rPr>
         <w:t xml:space="preserve">Di sini kata ganti </w:t>
@@ -8108,6 +9683,21 @@
       </w:r>
       <w:r>
         <w:rPr>
+          <w:b/>
+          <w:lang w:val="id_ID" w:bidi="id_ID"/>
+        </w:rPr>
+        <w:t>γὰρ</w:t>
+      </w:r>
+    </w:p>
+    <w:p>
+      <w:pPr/>
+      <w:r>
+        <w:rPr>
+          <w:lang w:val="id_ID" w:bidi="id_ID"/>
+        </w:rPr>
+      </w:r>
+      <w:r>
+        <w:rPr>
           <w:lang w:val="id_ID" w:bidi="id_ID"/>
         </w:rPr>
         <w:t xml:space="preserve">Kata yang diterjemahkan dengan </w:t>
@@ -8189,6 +9779,21 @@
       </w:r>
       <w:r>
         <w:rPr>
+          <w:b/>
+          <w:lang w:val="id_ID" w:bidi="id_ID"/>
+        </w:rPr>
+        <w:t>ἐπεφάνη &amp; ἡ χάρις τοῦ Θεοῦ</w:t>
+      </w:r>
+    </w:p>
+    <w:p>
+      <w:pPr/>
+      <w:r>
+        <w:rPr>
+          <w:lang w:val="id_ID" w:bidi="id_ID"/>
+        </w:rPr>
+      </w:r>
+      <w:r>
+        <w:rPr>
           <w:lang w:val="id_ID" w:bidi="id_ID"/>
         </w:rPr>
         <w:t xml:space="preserve">Paulus berbicara tentang </w:t>
@@ -8270,6 +9875,21 @@
       </w:r>
       <w:r>
         <w:rPr>
+          <w:b/>
+          <w:lang w:val="id_ID" w:bidi="id_ID"/>
+        </w:rPr>
+        <w:t>ἐπεφάνη γὰρ ἡ χάρις τοῦ Θεοῦ σωτήριος πᾶσιν ἀνθρώποις</w:t>
+      </w:r>
+    </w:p>
+    <w:p>
+      <w:pPr/>
+      <w:r>
+        <w:rPr>
+          <w:lang w:val="id_ID" w:bidi="id_ID"/>
+        </w:rPr>
+      </w:r>
+      <w:r>
+        <w:rPr>
           <w:lang w:val="id_ID" w:bidi="id_ID"/>
         </w:rPr>
         <w:t xml:space="preserve">Jika bahasa Anda tidak menggunakan kata benda abstrak untuk gagasan </w:t>
@@ -8351,6 +9971,21 @@
       </w:r>
       <w:r>
         <w:rPr>
+          <w:b/>
+          <w:lang w:val="id_ID" w:bidi="id_ID"/>
+        </w:rPr>
+        <w:t>σωτήριος πᾶσιν ἀνθρώποις</w:t>
+      </w:r>
+    </w:p>
+    <w:p>
+      <w:pPr/>
+      <w:r>
+        <w:rPr>
+          <w:lang w:val="id_ID" w:bidi="id_ID"/>
+        </w:rPr>
+      </w:r>
+      <w:r>
+        <w:rPr>
           <w:lang w:val="id_ID" w:bidi="id_ID"/>
         </w:rPr>
         <w:t xml:space="preserve">Di sini kata-kata </w:t>
@@ -8445,6 +10080,21 @@
       </w:r>
       <w:r>
         <w:rPr>
+          <w:b/>
+          <w:lang w:val="id_ID" w:bidi="id_ID"/>
+        </w:rPr>
+        <w:t>πᾶσιν ἀνθρώποις</w:t>
+      </w:r>
+    </w:p>
+    <w:p>
+      <w:pPr/>
+      <w:r>
+        <w:rPr>
+          <w:lang w:val="id_ID" w:bidi="id_ID"/>
+        </w:rPr>
+      </w:r>
+      <w:r>
+        <w:rPr>
           <w:lang w:val="id_ID" w:bidi="id_ID"/>
         </w:rPr>
         <w:t xml:space="preserve">Meskipun istilah </w:t>
@@ -8526,6 +10176,21 @@
       </w:r>
       <w:r>
         <w:rPr>
+          <w:b/>
+          <w:lang w:val="id_ID" w:bidi="id_ID"/>
+        </w:rPr>
+        <w:t>παιδεύουσα ἡμᾶς</w:t>
+      </w:r>
+    </w:p>
+    <w:p>
+      <w:pPr/>
+      <w:r>
+        <w:rPr>
+          <w:lang w:val="id_ID" w:bidi="id_ID"/>
+        </w:rPr>
+      </w:r>
+      <w:r>
+        <w:rPr>
           <w:lang w:val="id_ID" w:bidi="id_ID"/>
         </w:rPr>
         <w:t>Paulus berbicara tentang anugerah Allah (2:11) seolah-olah anugerah itu adalah seseorang yang melatih orang lain tentang bagaimana menjalani kehidupan yang kudus. Terjemahan alternatif: “yang dengannya Allah melatih kita”</w:t>
@@ -8594,6 +10259,21 @@
       </w:r>
       <w:r>
         <w:rPr>
+          <w:b/>
+          <w:lang w:val="id_ID" w:bidi="id_ID"/>
+        </w:rPr>
+        <w:t>ἡμᾶς</w:t>
+      </w:r>
+    </w:p>
+    <w:p>
+      <w:pPr/>
+      <w:r>
+        <w:rPr>
+          <w:lang w:val="id_ID" w:bidi="id_ID"/>
+        </w:rPr>
+      </w:r>
+      <w:r>
+        <w:rPr>
           <w:lang w:val="id_ID" w:bidi="id_ID"/>
         </w:rPr>
         <w:t xml:space="preserve">Di sini kata ganti </w:t>
@@ -8675,6 +10355,21 @@
       </w:r>
       <w:r>
         <w:rPr>
+          <w:b/>
+          <w:lang w:val="id_ID" w:bidi="id_ID"/>
+        </w:rPr>
+        <w:t>τὴν ἀσέβειαν</w:t>
+      </w:r>
+    </w:p>
+    <w:p>
+      <w:pPr/>
+      <w:r>
+        <w:rPr>
+          <w:lang w:val="id_ID" w:bidi="id_ID"/>
+        </w:rPr>
+      </w:r>
+      <w:r>
+        <w:rPr>
           <w:lang w:val="id_ID" w:bidi="id_ID"/>
         </w:rPr>
         <w:t xml:space="preserve">Jika bahasa Anda tidak menggunakan kata benda abstrak untuk gagasan </w:t>
@@ -8756,6 +10451,21 @@
       </w:r>
       <w:r>
         <w:rPr>
+          <w:b/>
+          <w:lang w:val="id_ID" w:bidi="id_ID"/>
+        </w:rPr>
+        <w:t>τὰς κοσμικὰς ἐπιθυμίας</w:t>
+      </w:r>
+    </w:p>
+    <w:p>
+      <w:pPr/>
+      <w:r>
+        <w:rPr>
+          <w:lang w:val="id_ID" w:bidi="id_ID"/>
+        </w:rPr>
+      </w:r>
+      <w:r>
+        <w:rPr>
           <w:lang w:val="id_ID" w:bidi="id_ID"/>
         </w:rPr>
         <w:t xml:space="preserve">Jika bahasa Anda tidak menggunakan kata benda abstrak untuk gagasan </w:t>
@@ -8837,6 +10547,21 @@
       </w:r>
       <w:r>
         <w:rPr>
+          <w:b/>
+          <w:lang w:val="id_ID" w:bidi="id_ID"/>
+        </w:rPr>
+        <w:t>ἀσέβειαν &amp; εὐσεβῶς</w:t>
+      </w:r>
+    </w:p>
+    <w:p>
+      <w:pPr/>
+      <w:r>
+        <w:rPr>
+          <w:lang w:val="id_ID" w:bidi="id_ID"/>
+        </w:rPr>
+      </w:r>
+      <w:r>
+        <w:rPr>
           <w:lang w:val="id_ID" w:bidi="id_ID"/>
         </w:rPr>
         <w:t>Terjemahan alternatif: “Perilaku yang tidak menghormati Allah … cara yang memuliakan Allah”</w:t>
@@ -8885,6 +10610,21 @@
       </w:r>
       <w:r>
         <w:rPr>
+          <w:b/>
+          <w:lang w:val="id_ID" w:bidi="id_ID"/>
+        </w:rPr>
+        <w:t>ἐν τῷ νῦν αἰῶνι</w:t>
+      </w:r>
+    </w:p>
+    <w:p>
+      <w:pPr/>
+      <w:r>
+        <w:rPr>
+          <w:lang w:val="id_ID" w:bidi="id_ID"/>
+        </w:rPr>
+      </w:r>
+      <w:r>
+        <w:rPr>
           <w:lang w:val="id_ID" w:bidi="id_ID"/>
         </w:rPr>
         <w:t>Terjemahan alternatif: “selama kita hidup di dunia ini” atau “selama masa ini”</w:t>
@@ -8933,6 +10673,21 @@
       </w:r>
       <w:r>
         <w:rPr>
+          <w:b/>
+          <w:lang w:val="id_ID" w:bidi="id_ID"/>
+        </w:rPr>
+        <w:t>προσδεχόμενοι</w:t>
+      </w:r>
+    </w:p>
+    <w:p>
+      <w:pPr/>
+      <w:r>
+        <w:rPr>
+          <w:lang w:val="id_ID" w:bidi="id_ID"/>
+        </w:rPr>
+      </w:r>
+      <w:r>
+        <w:rPr>
           <w:lang w:val="id_ID" w:bidi="id_ID"/>
         </w:rPr>
         <w:t>Terjemahan lain: “sementara kita menunggu untuk menyambut”</w:t>
@@ -8981,6 +10736,21 @@
       </w:r>
       <w:r>
         <w:rPr>
+          <w:b/>
+          <w:lang w:val="id_ID" w:bidi="id_ID"/>
+        </w:rPr>
+        <w:t>τὴν μακαρίαν ἐλπίδα, καὶ ἐπιφάνειαν τῆς δόξης</w:t>
+      </w:r>
+    </w:p>
+    <w:p>
+      <w:pPr/>
+      <w:r>
+        <w:rPr>
+          <w:lang w:val="id_ID" w:bidi="id_ID"/>
+        </w:rPr>
+      </w:r>
+      <w:r>
+        <w:rPr>
           <w:lang w:val="id_ID" w:bidi="id_ID"/>
         </w:rPr>
         <w:t xml:space="preserve">Kedua frasa yang dihubungkan dengan </w:t>
@@ -9101,6 +10871,21 @@
       </w:r>
       <w:r>
         <w:rPr>
+          <w:b/>
+          <w:lang w:val="id_ID" w:bidi="id_ID"/>
+        </w:rPr>
+        <w:t>τὴν μακαρίαν ἐλπίδα, καὶ ἐπιφάνειαν τῆς δόξης</w:t>
+      </w:r>
+    </w:p>
+    <w:p>
+      <w:pPr/>
+      <w:r>
+        <w:rPr>
+          <w:lang w:val="id_ID" w:bidi="id_ID"/>
+        </w:rPr>
+      </w:r>
+      <w:r>
+        <w:rPr>
           <w:lang w:val="id_ID" w:bidi="id_ID"/>
         </w:rPr>
         <w:t xml:space="preserve">Jika bahasa Anda tidak menggunakan kata benda abstrak untuk gagasan </w:t>
@@ -9195,6 +10980,21 @@
       </w:r>
       <w:r>
         <w:rPr>
+          <w:b/>
+          <w:lang w:val="id_ID" w:bidi="id_ID"/>
+        </w:rPr>
+        <w:t>τὴν μακαρίαν ἐλπίδα, καὶ ἐπιφάνειαν τῆς δόξης τοῦ μεγάλου Θεοῦ καὶ Σωτῆρος ἡμῶν, Ἰησοῦ Χριστοῦ</w:t>
+      </w:r>
+    </w:p>
+    <w:p>
+      <w:pPr/>
+      <w:r>
+        <w:rPr>
+          <w:lang w:val="id_ID" w:bidi="id_ID"/>
+        </w:rPr>
+      </w:r>
+      <w:r>
+        <w:rPr>
           <w:lang w:val="id_ID" w:bidi="id_ID"/>
         </w:rPr>
         <w:t xml:space="preserve">Di sini, Paulus menggunakan bentuk kepemilikan untuk menggambarkan suatu peristiwa yang ditandai dengan </w:t>
@@ -9302,6 +11102,21 @@
       </w:r>
       <w:r>
         <w:rPr>
+          <w:b/>
+          <w:lang w:val="id_ID" w:bidi="id_ID"/>
+        </w:rPr>
+        <w:t>τοῦ μεγάλου Θεοῦ καὶ Σωτῆρος ἡμῶν, Ἰησοῦ Χριστοῦ</w:t>
+      </w:r>
+    </w:p>
+    <w:p>
+      <w:pPr/>
+      <w:r>
+        <w:rPr>
+          <w:lang w:val="id_ID" w:bidi="id_ID"/>
+        </w:rPr>
+      </w:r>
+      <w:r>
+        <w:rPr>
           <w:lang w:val="id_ID" w:bidi="id_ID"/>
         </w:rPr>
         <w:t xml:space="preserve">Baik </w:t>
@@ -9409,6 +11224,21 @@
       </w:r>
       <w:r>
         <w:rPr>
+          <w:b/>
+          <w:lang w:val="id_ID" w:bidi="id_ID"/>
+        </w:rPr>
+        <w:t>ὃς ἔδωκεν ἑαυτὸν ὑπὲρ ἡμῶν</w:t>
+      </w:r>
+    </w:p>
+    <w:p>
+      <w:pPr/>
+      <w:r>
+        <w:rPr>
+          <w:lang w:val="id_ID" w:bidi="id_ID"/>
+        </w:rPr>
+      </w:r>
+      <w:r>
+        <w:rPr>
           <w:lang w:val="id_ID" w:bidi="id_ID"/>
         </w:rPr>
         <w:t>Ini mengacu pada kematian Yesus dengan rela. Anda dapat memasukkan informasi ini jika itu berguna bagi pembaca Anda. Terjemahan lain: “Dia menyerahkan diri-Nya untuk mati bagi kita”</w:t>
@@ -9477,6 +11307,21 @@
       </w:r>
       <w:r>
         <w:rPr>
+          <w:b/>
+          <w:lang w:val="id_ID" w:bidi="id_ID"/>
+        </w:rPr>
+        <w:t>ἡμῶν</w:t>
+      </w:r>
+    </w:p>
+    <w:p>
+      <w:pPr/>
+      <w:r>
+        <w:rPr>
+          <w:lang w:val="id_ID" w:bidi="id_ID"/>
+        </w:rPr>
+      </w:r>
+      <w:r>
+        <w:rPr>
           <w:lang w:val="id_ID" w:bidi="id_ID"/>
         </w:rPr>
         <w:t xml:space="preserve">Di sini kata ganti </w:t>
@@ -9558,6 +11403,21 @@
       </w:r>
       <w:r>
         <w:rPr>
+          <w:b/>
+          <w:lang w:val="id_ID" w:bidi="id_ID"/>
+        </w:rPr>
+        <w:t>λυτρώσηται ἡμᾶς ἀπὸ πάσης ἀνομίας</w:t>
+      </w:r>
+    </w:p>
+    <w:p>
+      <w:pPr/>
+      <w:r>
+        <w:rPr>
+          <w:lang w:val="id_ID" w:bidi="id_ID"/>
+        </w:rPr>
+      </w:r>
+      <w:r>
+        <w:rPr>
           <w:lang w:val="id_ID" w:bidi="id_ID"/>
         </w:rPr>
         <w:t xml:space="preserve">Di sini, Paulus berbicara tentang </w:t>
@@ -9639,6 +11499,21 @@
       </w:r>
       <w:r>
         <w:rPr>
+          <w:b/>
+          <w:lang w:val="id_ID" w:bidi="id_ID"/>
+        </w:rPr>
+        <w:t>ἡμᾶς</w:t>
+      </w:r>
+    </w:p>
+    <w:p>
+      <w:pPr/>
+      <w:r>
+        <w:rPr>
+          <w:lang w:val="id_ID" w:bidi="id_ID"/>
+        </w:rPr>
+      </w:r>
+      <w:r>
+        <w:rPr>
           <w:lang w:val="id_ID" w:bidi="id_ID"/>
         </w:rPr>
         <w:t xml:space="preserve">Di sini kata ganti </w:t>
@@ -9720,6 +11595,21 @@
       </w:r>
       <w:r>
         <w:rPr>
+          <w:b/>
+          <w:lang w:val="id_ID" w:bidi="id_ID"/>
+        </w:rPr>
+        <w:t>λαὸν περιούσιον</w:t>
+      </w:r>
+    </w:p>
+    <w:p>
+      <w:pPr/>
+      <w:r>
+        <w:rPr>
+          <w:lang w:val="id_ID" w:bidi="id_ID"/>
+        </w:rPr>
+      </w:r>
+      <w:r>
+        <w:rPr>
           <w:lang w:val="id_ID" w:bidi="id_ID"/>
         </w:rPr>
         <w:t>Jika bahasa Anda tidak menggunakan bentuk pasif ini, Anda dapat mengungkapkan gagasan tersebut dalam bentuk aktif atau dengan cara lain yang wajar dalam bahasa Anda. Terjemahan lain: “sekelompok orang yang Dia pilih” atau “sekelompok orang yang Dia hargai”</w:t>
@@ -9788,6 +11678,21 @@
       </w:r>
       <w:r>
         <w:rPr>
+          <w:b/>
+          <w:lang w:val="id_ID" w:bidi="id_ID"/>
+        </w:rPr>
+        <w:t>ζηλωτὴν καλῶν ἔργων</w:t>
+      </w:r>
+    </w:p>
+    <w:p>
+      <w:pPr/>
+      <w:r>
+        <w:rPr>
+          <w:lang w:val="id_ID" w:bidi="id_ID"/>
+        </w:rPr>
+      </w:r>
+      <w:r>
+        <w:rPr>
           <w:lang w:val="id_ID" w:bidi="id_ID"/>
         </w:rPr>
         <w:t>Terjemahan lain: “yang berkeinginan untuk beramal shaleh”</w:t>
@@ -9836,6 +11741,21 @@
       </w:r>
       <w:r>
         <w:rPr>
+          <w:b/>
+          <w:lang w:val="id_ID" w:bidi="id_ID"/>
+        </w:rPr>
+        <w:t>ταῦτα</w:t>
+      </w:r>
+    </w:p>
+    <w:p>
+      <w:pPr/>
+      <w:r>
+        <w:rPr>
+          <w:lang w:val="id_ID" w:bidi="id_ID"/>
+        </w:rPr>
+      </w:r>
+      <w:r>
+        <w:rPr>
           <w:lang w:val="id_ID" w:bidi="id_ID"/>
         </w:rPr>
         <w:t xml:space="preserve">Di sini, </w:t>
@@ -9917,6 +11837,21 @@
       </w:r>
       <w:r>
         <w:rPr>
+          <w:b/>
+          <w:lang w:val="id_ID" w:bidi="id_ID"/>
+        </w:rPr>
+        <w:t>παρακάλει</w:t>
+      </w:r>
+    </w:p>
+    <w:p>
+      <w:pPr/>
+      <w:r>
+        <w:rPr>
+          <w:lang w:val="id_ID" w:bidi="id_ID"/>
+        </w:rPr>
+      </w:r>
+      <w:r>
+        <w:rPr>
           <w:lang w:val="id_ID" w:bidi="id_ID"/>
         </w:rPr>
         <w:t xml:space="preserve">Paulus berasumsi bahwa Titus memahami bahwa ia harus menasihati umat beriman untuk menaati </w:t>
@@ -9998,6 +11933,21 @@
       </w:r>
       <w:r>
         <w:rPr>
+          <w:b/>
+          <w:lang w:val="id_ID" w:bidi="id_ID"/>
+        </w:rPr>
+        <w:t>ἔλεγχε, μετὰ πάσης ἐπιταγῆς</w:t>
+      </w:r>
+    </w:p>
+    <w:p>
+      <w:pPr/>
+      <w:r>
+        <w:rPr>
+          <w:lang w:val="id_ID" w:bidi="id_ID"/>
+        </w:rPr>
+      </w:r>
+      <w:r>
+        <w:rPr>
           <w:lang w:val="id_ID" w:bidi="id_ID"/>
         </w:rPr>
         <w:t xml:space="preserve">Jika bermanfaat, orang-orang yang harus </w:t>
@@ -10079,6 +12029,21 @@
       </w:r>
       <w:r>
         <w:rPr>
+          <w:b/>
+          <w:lang w:val="id_ID" w:bidi="id_ID"/>
+        </w:rPr>
+        <w:t>μετὰ πάσης ἐπιταγῆς</w:t>
+      </w:r>
+    </w:p>
+    <w:p>
+      <w:pPr/>
+      <w:r>
+        <w:rPr>
+          <w:lang w:val="id_ID" w:bidi="id_ID"/>
+        </w:rPr>
+      </w:r>
+      <w:r>
+        <w:rPr>
           <w:lang w:val="id_ID" w:bidi="id_ID"/>
         </w:rPr>
         <w:t xml:space="preserve">Jika bahasa Anda tidak menggunakan kata benda abstrak untuk gagasan </w:t>
@@ -10160,6 +12125,21 @@
       </w:r>
       <w:r>
         <w:rPr>
+          <w:b/>
+          <w:lang w:val="id_ID" w:bidi="id_ID"/>
+        </w:rPr>
+        <w:t>μηδείς σου περιφρονείτω</w:t>
+      </w:r>
+    </w:p>
+    <w:p>
+      <w:pPr/>
+      <w:r>
+        <w:rPr>
+          <w:lang w:val="id_ID" w:bidi="id_ID"/>
+        </w:rPr>
+      </w:r>
+      <w:r>
+        <w:rPr>
           <w:lang w:val="id_ID" w:bidi="id_ID"/>
         </w:rPr>
         <w:t>Terjemahan lain: “Jangan izinkan siapa pun mengabaikan Anda”</w:t>
@@ -10208,6 +12188,21 @@
       </w:r>
       <w:r>
         <w:rPr>
+          <w:b/>
+          <w:lang w:val="id_ID" w:bidi="id_ID"/>
+        </w:rPr>
+        <w:t>μηδείς σου περιφρονείτω</w:t>
+      </w:r>
+    </w:p>
+    <w:p>
+      <w:pPr/>
+      <w:r>
+        <w:rPr>
+          <w:lang w:val="id_ID" w:bidi="id_ID"/>
+        </w:rPr>
+      </w:r>
+      <w:r>
+        <w:rPr>
           <w:lang w:val="id_ID" w:bidi="id_ID"/>
         </w:rPr>
         <w:t>Anda dapat menyatakan ini secara positif: “Pastikan semua orang mendengarkan Anda”</w:t>
@@ -10276,6 +12271,21 @@
       </w:r>
       <w:r>
         <w:rPr>
+          <w:b/>
+          <w:lang w:val="id_ID" w:bidi="id_ID"/>
+        </w:rPr>
+        <w:t>μηδείς σου περιφρονείτω</w:t>
+      </w:r>
+    </w:p>
+    <w:p>
+      <w:pPr/>
+      <w:r>
+        <w:rPr>
+          <w:lang w:val="id_ID" w:bidi="id_ID"/>
+        </w:rPr>
+      </w:r>
+      <w:r>
+        <w:rPr>
           <w:lang w:val="id_ID" w:bidi="id_ID"/>
         </w:rPr>
         <w:t>Cara orang mengabaikan Titus dapat dibuat secara eksplisit. Terjemahan lain: “Jangan ada seorang pun yang menolak untuk mendengarkan kata-katamu” atau “Jangan ada seorang pun yang menolak untuk menghormatimu”</w:t>
@@ -10344,6 +12354,21 @@
       </w:r>
       <w:r>
         <w:rPr>
+          <w:b/>
+          <w:lang w:val="id_ID" w:bidi="id_ID"/>
+        </w:rPr>
+        <w:t>ὑπομίμνῃσκε αὐτοὺς &amp; ὑποτάσσεσθαι</w:t>
+      </w:r>
+    </w:p>
+    <w:p>
+      <w:pPr/>
+      <w:r>
+        <w:rPr>
+          <w:lang w:val="id_ID" w:bidi="id_ID"/>
+        </w:rPr>
+      </w:r>
+      <w:r>
+        <w:rPr>
           <w:lang w:val="id_ID" w:bidi="id_ID"/>
         </w:rPr>
         <w:t>Terjemahan lain: “Beri tahulah orang-orang kita lagi, apa yang telah mereka ketahui, untuk “tunduk” ” atau “Terus ingatkanlah mereka untuk tunduk”</w:t>
@@ -10392,6 +12417,21 @@
       </w:r>
       <w:r>
         <w:rPr>
+          <w:b/>
+          <w:lang w:val="id_ID" w:bidi="id_ID"/>
+        </w:rPr>
+        <w:t>ἀρχαῖς, ἐξουσίαις, ὑποτάσσεσθαι, πειθαρχεῖν</w:t>
+      </w:r>
+    </w:p>
+    <w:p>
+      <w:pPr/>
+      <w:r>
+        <w:rPr>
+          <w:lang w:val="id_ID" w:bidi="id_ID"/>
+        </w:rPr>
+      </w:r>
+      <w:r>
+        <w:rPr>
           <w:lang w:val="id_ID" w:bidi="id_ID"/>
         </w:rPr>
         <w:t xml:space="preserve">Kata </w:t>
@@ -10486,6 +12526,21 @@
       </w:r>
       <w:r>
         <w:rPr>
+          <w:b/>
+          <w:lang w:val="id_ID" w:bidi="id_ID"/>
+        </w:rPr>
+        <w:t>ἀρχαῖς, ἐξουσίαις</w:t>
+      </w:r>
+    </w:p>
+    <w:p>
+      <w:pPr/>
+      <w:r>
+        <w:rPr>
+          <w:lang w:val="id_ID" w:bidi="id_ID"/>
+        </w:rPr>
+      </w:r>
+      <w:r>
+        <w:rPr>
           <w:lang w:val="id_ID" w:bidi="id_ID"/>
         </w:rPr>
         <w:t xml:space="preserve">Kata </w:t>
@@ -10580,6 +12635,21 @@
       </w:r>
       <w:r>
         <w:rPr>
+          <w:b/>
+          <w:lang w:val="id_ID" w:bidi="id_ID"/>
+        </w:rPr>
+        <w:t>πρὸς πᾶν ἔργον ἀγαθὸν ἑτοίμους εἶναι</w:t>
+      </w:r>
+    </w:p>
+    <w:p>
+      <w:pPr/>
+      <w:r>
+        <w:rPr>
+          <w:lang w:val="id_ID" w:bidi="id_ID"/>
+        </w:rPr>
+      </w:r>
+      <w:r>
+        <w:rPr>
           <w:lang w:val="id_ID" w:bidi="id_ID"/>
         </w:rPr>
         <w:t>Terjemahan lain: “siap-sedialah berbuat baik kapan pun ada kesempatan”</w:t>
@@ -10628,6 +12698,21 @@
       </w:r>
       <w:r>
         <w:rPr>
+          <w:b/>
+          <w:lang w:val="id_ID" w:bidi="id_ID"/>
+        </w:rPr>
+        <w:t>βλασφημεῖν</w:t>
+      </w:r>
+    </w:p>
+    <w:p>
+      <w:pPr/>
+      <w:r>
+        <w:rPr>
+          <w:lang w:val="id_ID" w:bidi="id_ID"/>
+        </w:rPr>
+      </w:r>
+      <w:r>
+        <w:rPr>
           <w:lang w:val="id_ID" w:bidi="id_ID"/>
         </w:rPr>
         <w:t>Terjemahan lain: “berkata jahat tentang”</w:t>
@@ -10676,6 +12761,21 @@
       </w:r>
       <w:r>
         <w:rPr>
+          <w:b/>
+          <w:lang w:val="id_ID" w:bidi="id_ID"/>
+        </w:rPr>
+        <w:t>ἀμάχους εἶναι</w:t>
+      </w:r>
+    </w:p>
+    <w:p>
+      <w:pPr/>
+      <w:r>
+        <w:rPr>
+          <w:lang w:val="id_ID" w:bidi="id_ID"/>
+        </w:rPr>
+      </w:r>
+      <w:r>
+        <w:rPr>
           <w:lang w:val="id_ID" w:bidi="id_ID"/>
         </w:rPr>
         <w:t xml:space="preserve">Agar lebih jelas dalam bahasa Anda, Anda dapat menggunakan pernyataan positif untuk menerjemahkan kata negatif ganda yang terdiri dari partikel negatif </w:t>
@@ -10770,6 +12870,21 @@
       </w:r>
       <w:r>
         <w:rPr>
+          <w:b/>
+          <w:lang w:val="id_ID" w:bidi="id_ID"/>
+        </w:rPr>
+        <w:t>πᾶσαν ἐνδεικνυμένους πραΰτητα</w:t>
+      </w:r>
+    </w:p>
+    <w:p>
+      <w:pPr/>
+      <w:r>
+        <w:rPr>
+          <w:lang w:val="id_ID" w:bidi="id_ID"/>
+        </w:rPr>
+      </w:r>
+      <w:r>
+        <w:rPr>
           <w:lang w:val="id_ID" w:bidi="id_ID"/>
         </w:rPr>
         <w:t xml:space="preserve">Jika bahasa Anda tidak menggunakan kata benda abstrak untuk gagasan </w:t>
@@ -10851,6 +12966,21 @@
       </w:r>
       <w:r>
         <w:rPr>
+          <w:b/>
+          <w:lang w:val="id_ID" w:bidi="id_ID"/>
+        </w:rPr>
+        <w:t>πρὸς πάντας ἀνθρώπους</w:t>
+      </w:r>
+    </w:p>
+    <w:p>
+      <w:pPr/>
+      <w:r>
+        <w:rPr>
+          <w:lang w:val="id_ID" w:bidi="id_ID"/>
+        </w:rPr>
+      </w:r>
+      <w:r>
+        <w:rPr>
           <w:lang w:val="id_ID" w:bidi="id_ID"/>
         </w:rPr>
         <w:t xml:space="preserve">Meskipun istilah </w:t>
@@ -10932,6 +13062,21 @@
       </w:r>
       <w:r>
         <w:rPr>
+          <w:b/>
+          <w:lang w:val="id_ID" w:bidi="id_ID"/>
+        </w:rPr>
+        <w:t>ἦμεν γάρ ποτε καὶ ἡμεῖς</w:t>
+      </w:r>
+    </w:p>
+    <w:p>
+      <w:pPr/>
+      <w:r>
+        <w:rPr>
+          <w:lang w:val="id_ID" w:bidi="id_ID"/>
+        </w:rPr>
+      </w:r>
+      <w:r>
+        <w:rPr>
           <w:lang w:val="id_ID" w:bidi="id_ID"/>
         </w:rPr>
         <w:t xml:space="preserve">Kata yang diterjemahkan dengan </w:t>
@@ -11026,6 +13171,21 @@
       </w:r>
       <w:r>
         <w:rPr>
+          <w:b/>
+          <w:lang w:val="id_ID" w:bidi="id_ID"/>
+        </w:rPr>
+        <w:t>ποτε</w:t>
+      </w:r>
+    </w:p>
+    <w:p>
+      <w:pPr/>
+      <w:r>
+        <w:rPr>
+          <w:lang w:val="id_ID" w:bidi="id_ID"/>
+        </w:rPr>
+      </w:r>
+      <w:r>
+        <w:rPr>
           <w:lang w:val="id_ID" w:bidi="id_ID"/>
         </w:rPr>
         <w:t>Terjemahan lain: “sebelumnya” atau “pada suatu waktu” atau “sebelumnya”</w:t>
@@ -11074,6 +13234,21 @@
       </w:r>
       <w:r>
         <w:rPr>
+          <w:b/>
+          <w:lang w:val="id_ID" w:bidi="id_ID"/>
+        </w:rPr>
+        <w:t>ἡμεῖς</w:t>
+      </w:r>
+    </w:p>
+    <w:p>
+      <w:pPr/>
+      <w:r>
+        <w:rPr>
+          <w:lang w:val="id_ID" w:bidi="id_ID"/>
+        </w:rPr>
+      </w:r>
+      <w:r>
+        <w:rPr>
           <w:lang w:val="id_ID" w:bidi="id_ID"/>
         </w:rPr>
         <w:t xml:space="preserve">Di sini kata ganti, </w:t>
@@ -11155,6 +13330,21 @@
       </w:r>
       <w:r>
         <w:rPr>
+          <w:b/>
+          <w:lang w:val="id_ID" w:bidi="id_ID"/>
+        </w:rPr>
+        <w:t>ἦμεν &amp; ἀνόητοι</w:t>
+      </w:r>
+    </w:p>
+    <w:p>
+      <w:pPr/>
+      <w:r>
+        <w:rPr>
+          <w:lang w:val="id_ID" w:bidi="id_ID"/>
+        </w:rPr>
+      </w:r>
+      <w:r>
+        <w:rPr>
           <w:lang w:val="id_ID" w:bidi="id_ID"/>
         </w:rPr>
         <w:t>Terjemahan lain: “tidak berakal budi” atau “tidak bijaksana”</w:t>
@@ -11203,6 +13393,21 @@
       </w:r>
       <w:r>
         <w:rPr>
+          <w:b/>
+          <w:lang w:val="id_ID" w:bidi="id_ID"/>
+        </w:rPr>
+        <w:t>πλανώμενοι, δουλεύοντες ἐπιθυμίαις καὶ ἡδοναῖς ποικίλαις</w:t>
+      </w:r>
+    </w:p>
+    <w:p>
+      <w:pPr/>
+      <w:r>
+        <w:rPr>
+          <w:lang w:val="id_ID" w:bidi="id_ID"/>
+        </w:rPr>
+      </w:r>
+      <w:r>
+        <w:rPr>
           <w:lang w:val="id_ID" w:bidi="id_ID"/>
         </w:rPr>
         <w:t xml:space="preserve">Di sini, </w:t>
@@ -11297,6 +13502,21 @@
       </w:r>
       <w:r>
         <w:rPr>
+          <w:b/>
+          <w:lang w:val="id_ID" w:bidi="id_ID"/>
+        </w:rPr>
+        <w:t>πλανώμενοι, δουλεύοντες ἐπιθυμίαις καὶ ἡδοναῖς ποικίλαις</w:t>
+      </w:r>
+    </w:p>
+    <w:p>
+      <w:pPr/>
+      <w:r>
+        <w:rPr>
+          <w:lang w:val="id_ID" w:bidi="id_ID"/>
+        </w:rPr>
+      </w:r>
+      <w:r>
+        <w:rPr>
           <w:lang w:val="id_ID" w:bidi="id_ID"/>
         </w:rPr>
         <w:t>Jika bahasa Anda tidak menggunakan bentuk pasif ini, Anda dapat mengungkapkan gagasan tersebut dalam bentuk aktif atau dengan cara lain yang wajar dalam bahasa Anda. Terjemahan lain: “Berbagai nafsu dan kesenangan yang menyesatkan dan memperbudak kami”</w:t>
@@ -11365,6 +13585,21 @@
       </w:r>
       <w:r>
         <w:rPr>
+          <w:b/>
+          <w:lang w:val="id_ID" w:bidi="id_ID"/>
+        </w:rPr>
+        <w:t>ἐπιθυμίαις καὶ ἡδοναῖς ποικίλαις</w:t>
+      </w:r>
+    </w:p>
+    <w:p>
+      <w:pPr/>
+      <w:r>
+        <w:rPr>
+          <w:lang w:val="id_ID" w:bidi="id_ID"/>
+        </w:rPr>
+      </w:r>
+      <w:r>
+        <w:rPr>
           <w:lang w:val="id_ID" w:bidi="id_ID"/>
         </w:rPr>
         <w:t xml:space="preserve">Jika bahasa Anda tidak menggunakan kata benda abstrak untuk gagasan </w:t>
@@ -11459,6 +13694,21 @@
       </w:r>
       <w:r>
         <w:rPr>
+          <w:b/>
+          <w:lang w:val="id_ID" w:bidi="id_ID"/>
+        </w:rPr>
+        <w:t>ἐν κακίᾳ καὶ φθόνῳ διάγοντες</w:t>
+      </w:r>
+    </w:p>
+    <w:p>
+      <w:pPr/>
+      <w:r>
+        <w:rPr>
+          <w:lang w:val="id_ID" w:bidi="id_ID"/>
+        </w:rPr>
+      </w:r>
+      <w:r>
+        <w:rPr>
           <w:lang w:val="id_ID" w:bidi="id_ID"/>
         </w:rPr>
         <w:t xml:space="preserve">Jika bahasa Anda tidak menggunakan kata benda abstrak untuk gagasan </w:t>
@@ -11605,6 +13855,21 @@
       </w:r>
       <w:r>
         <w:rPr>
+          <w:b/>
+          <w:lang w:val="id_ID" w:bidi="id_ID"/>
+        </w:rPr>
+        <w:t>στυγητοί</w:t>
+      </w:r>
+    </w:p>
+    <w:p>
+      <w:pPr/>
+      <w:r>
+        <w:rPr>
+          <w:lang w:val="id_ID" w:bidi="id_ID"/>
+        </w:rPr>
+      </w:r>
+      <w:r>
+        <w:rPr>
           <w:lang w:val="id_ID" w:bidi="id_ID"/>
         </w:rPr>
         <w:t>Terjemahan lain: “melakukan hal-hal yang membuat orang lain membenci kita”</w:t>
@@ -11653,6 +13918,21 @@
       </w:r>
       <w:r>
         <w:rPr>
+          <w:b/>
+          <w:lang w:val="id_ID" w:bidi="id_ID"/>
+        </w:rPr>
+        <w:t>δὲ</w:t>
+      </w:r>
+    </w:p>
+    <w:p>
+      <w:pPr/>
+      <w:r>
+        <w:rPr>
+          <w:lang w:val="id_ID" w:bidi="id_ID"/>
+        </w:rPr>
+      </w:r>
+      <w:r>
+        <w:rPr>
           <w:lang w:val="id_ID" w:bidi="id_ID"/>
         </w:rPr>
         <w:t xml:space="preserve">Kata </w:t>
@@ -11734,6 +14014,21 @@
       </w:r>
       <w:r>
         <w:rPr>
+          <w:b/>
+          <w:lang w:val="id_ID" w:bidi="id_ID"/>
+        </w:rPr>
+        <w:t>ὅτε &amp; ἡ χρηστότης καὶ ἡ φιλανθρωπία ἐπεφάνη τοῦ Σωτῆρος ἡμῶν, Θεοῦ</w:t>
+      </w:r>
+    </w:p>
+    <w:p>
+      <w:pPr/>
+      <w:r>
+        <w:rPr>
+          <w:lang w:val="id_ID" w:bidi="id_ID"/>
+        </w:rPr>
+      </w:r>
+      <w:r>
+        <w:rPr>
           <w:lang w:val="id_ID" w:bidi="id_ID"/>
         </w:rPr>
         <w:t xml:space="preserve">Paulus berbicara tentang </w:t>
@@ -11828,6 +14123,21 @@
       </w:r>
       <w:r>
         <w:rPr>
+          <w:b/>
+          <w:lang w:val="id_ID" w:bidi="id_ID"/>
+        </w:rPr>
+        <w:t>ὅτε &amp; ἡ χρηστότης καὶ ἡ φιλανθρωπία ἐπεφάνη τοῦ Σωτῆρος ἡμῶν, Θεοῦ</w:t>
+      </w:r>
+    </w:p>
+    <w:p>
+      <w:pPr/>
+      <w:r>
+        <w:rPr>
+          <w:lang w:val="id_ID" w:bidi="id_ID"/>
+        </w:rPr>
+      </w:r>
+      <w:r>
+        <w:rPr>
           <w:lang w:val="id_ID" w:bidi="id_ID"/>
         </w:rPr>
         <w:t xml:space="preserve">Jika bahasa Anda tidak menggunakan kata benda abstrak untuk gagasan </w:t>
@@ -11922,6 +14232,21 @@
       </w:r>
       <w:r>
         <w:rPr>
+          <w:b/>
+          <w:lang w:val="id_ID" w:bidi="id_ID"/>
+        </w:rPr>
+        <w:t>ἡμῶν</w:t>
+      </w:r>
+    </w:p>
+    <w:p>
+      <w:pPr/>
+      <w:r>
+        <w:rPr>
+          <w:lang w:val="id_ID" w:bidi="id_ID"/>
+        </w:rPr>
+      </w:r>
+      <w:r>
+        <w:rPr>
           <w:lang w:val="id_ID" w:bidi="id_ID"/>
         </w:rPr>
         <w:t xml:space="preserve">Di sini kata ganti </w:t>
@@ -12003,6 +14328,21 @@
       </w:r>
       <w:r>
         <w:rPr>
+          <w:b/>
+          <w:lang w:val="id_ID" w:bidi="id_ID"/>
+        </w:rPr>
+        <w:t>ἔργων τῶν ἐν δικαιοσύνῃ</w:t>
+      </w:r>
+    </w:p>
+    <w:p>
+      <w:pPr/>
+      <w:r>
+        <w:rPr>
+          <w:lang w:val="id_ID" w:bidi="id_ID"/>
+        </w:rPr>
+      </w:r>
+      <w:r>
+        <w:rPr>
           <w:lang w:val="id_ID" w:bidi="id_ID"/>
         </w:rPr>
         <w:t xml:space="preserve">Jika bahasa Anda tidak menggunakan kata benda abstrak untuk ide </w:t>
@@ -12084,6 +14424,21 @@
       </w:r>
       <w:r>
         <w:rPr>
+          <w:b/>
+          <w:lang w:val="id_ID" w:bidi="id_ID"/>
+        </w:rPr>
+        <w:t>κατὰ τὸ αὐτοῦ ἔλεος</w:t>
+      </w:r>
+    </w:p>
+    <w:p>
+      <w:pPr/>
+      <w:r>
+        <w:rPr>
+          <w:lang w:val="id_ID" w:bidi="id_ID"/>
+        </w:rPr>
+      </w:r>
+      <w:r>
+        <w:rPr>
           <w:lang w:val="id_ID" w:bidi="id_ID"/>
         </w:rPr>
         <w:t xml:space="preserve">Jika bahasa Anda tidak menggunakan kata benda abstrak untuk ide </w:t>
@@ -12165,6 +14520,21 @@
       </w:r>
       <w:r>
         <w:rPr>
+          <w:b/>
+          <w:lang w:val="id_ID" w:bidi="id_ID"/>
+        </w:rPr>
+        <w:t>λουτροῦ παλινγενεσίας</w:t>
+      </w:r>
+    </w:p>
+    <w:p>
+      <w:pPr/>
+      <w:r>
+        <w:rPr>
+          <w:lang w:val="id_ID" w:bidi="id_ID"/>
+        </w:rPr>
+      </w:r>
+      <w:r>
+        <w:rPr>
           <w:lang w:val="id_ID" w:bidi="id_ID"/>
         </w:rPr>
         <w:t>Paulus menggabungkan dua metafora di sini. Ia berbicara tentang pengampunan Allah bagi orang-orang berdosa seolah-olah Allah secara fisik membasuh mereka dari dosa mereka. Ia juga berbicara tentang orang-orang berdosa yang menjadi responsif terhadap Allah seolah-olah mereka mengalami “kelahiran baru”. Jika itu akan membantu dalam bahasa Anda, Anda dapat menyatakan maknanya dengan jelas. Terjemahan alternatif: “diampuni dari dosa, dilahirkan kembali secara rohani,”</w:t>
@@ -12233,6 +14603,21 @@
       </w:r>
       <w:r>
         <w:rPr>
+          <w:b/>
+          <w:lang w:val="id_ID" w:bidi="id_ID"/>
+        </w:rPr>
+        <w:t>οὗ ἐξέχεεν ἐφ’ ἡμᾶς πλουσίως,</w:t>
+      </w:r>
+    </w:p>
+    <w:p>
+      <w:pPr/>
+      <w:r>
+        <w:rPr>
+          <w:lang w:val="id_ID" w:bidi="id_ID"/>
+        </w:rPr>
+      </w:r>
+      <w:r>
+        <w:rPr>
           <w:lang w:val="id_ID" w:bidi="id_ID"/>
         </w:rPr>
         <w:t>Adalah hal yang umum bagi para penulis Perjanjian Baru untuk berbicara tentang Roh Kudus sebagai cairan/air yang dapat dicurahkan oleh Allah dalam jumlah yang besar. Jika itu akan membantu dalam bahasa Anda, Anda dapat menyatakan maknanya dengan jelas. Terjemahan alternatif: “yang Allah berikan kepada kita dengan murah hati”</w:t>
@@ -12301,6 +14686,21 @@
       </w:r>
       <w:r>
         <w:rPr>
+          <w:b/>
+          <w:lang w:val="id_ID" w:bidi="id_ID"/>
+        </w:rPr>
+        <w:t>ἡμᾶς</w:t>
+      </w:r>
+    </w:p>
+    <w:p>
+      <w:pPr/>
+      <w:r>
+        <w:rPr>
+          <w:lang w:val="id_ID" w:bidi="id_ID"/>
+        </w:rPr>
+      </w:r>
+      <w:r>
+        <w:rPr>
           <w:lang w:val="id_ID" w:bidi="id_ID"/>
         </w:rPr>
         <w:t xml:space="preserve">Di sini kata ganti </w:t>
@@ -12382,6 +14782,21 @@
       </w:r>
       <w:r>
         <w:rPr>
+          <w:b/>
+          <w:lang w:val="id_ID" w:bidi="id_ID"/>
+        </w:rPr>
+        <w:t>διὰ Ἰησοῦ Χριστοῦ, τοῦ Σωτῆρος ἡμῶν</w:t>
+      </w:r>
+    </w:p>
+    <w:p>
+      <w:pPr/>
+      <w:r>
+        <w:rPr>
+          <w:lang w:val="id_ID" w:bidi="id_ID"/>
+        </w:rPr>
+      </w:r>
+      <w:r>
+        <w:rPr>
           <w:lang w:val="id_ID" w:bidi="id_ID"/>
         </w:rPr>
         <w:t>Terjemahan alternatif: “karena apa yang telah Juruselamat kita, Yesus Kristus, lakukan bagi kita”</w:t>
@@ -12430,6 +14845,21 @@
       </w:r>
       <w:r>
         <w:rPr>
+          <w:b/>
+          <w:lang w:val="id_ID" w:bidi="id_ID"/>
+        </w:rPr>
+        <w:t>ἡμῶν</w:t>
+      </w:r>
+    </w:p>
+    <w:p>
+      <w:pPr/>
+      <w:r>
+        <w:rPr>
+          <w:lang w:val="id_ID" w:bidi="id_ID"/>
+        </w:rPr>
+      </w:r>
+      <w:r>
+        <w:rPr>
           <w:lang w:val="id_ID" w:bidi="id_ID"/>
         </w:rPr>
         <w:t xml:space="preserve">Di sini kata ganti </w:t>
@@ -12511,6 +14941,21 @@
       </w:r>
       <w:r>
         <w:rPr>
+          <w:b/>
+          <w:lang w:val="id_ID" w:bidi="id_ID"/>
+        </w:rPr>
+        <w:t>ἵνα</w:t>
+      </w:r>
+    </w:p>
+    <w:p>
+      <w:pPr/>
+      <w:r>
+        <w:rPr>
+          <w:lang w:val="id_ID" w:bidi="id_ID"/>
+        </w:rPr>
+      </w:r>
+      <w:r>
+        <w:rPr>
           <w:lang w:val="id_ID" w:bidi="id_ID"/>
         </w:rPr>
         <w:t xml:space="preserve">Di sini, </w:t>
@@ -12618,6 +15063,21 @@
       </w:r>
       <w:r>
         <w:rPr>
+          <w:b/>
+          <w:lang w:val="id_ID" w:bidi="id_ID"/>
+        </w:rPr>
+        <w:t>δικαιωθέντες</w:t>
+      </w:r>
+    </w:p>
+    <w:p>
+      <w:pPr/>
+      <w:r>
+        <w:rPr>
+          <w:lang w:val="id_ID" w:bidi="id_ID"/>
+        </w:rPr>
+      </w:r>
+      <w:r>
+        <w:rPr>
           <w:lang w:val="id_ID" w:bidi="id_ID"/>
         </w:rPr>
         <w:t>Jika bahasa Anda tidak menggunakan bentuk pasif ini, Anda dapat menyatakannya dalam bentuk aktif. Terjemahan alternatif: “karena Allah telah menyatakan bahwa kita tidak berdosa”</w:t>
@@ -12686,6 +15146,21 @@
       </w:r>
       <w:r>
         <w:rPr>
+          <w:b/>
+          <w:lang w:val="id_ID" w:bidi="id_ID"/>
+        </w:rPr>
+        <w:t>τῇ ἐκείνου χάριτι</w:t>
+      </w:r>
+    </w:p>
+    <w:p>
+      <w:pPr/>
+      <w:r>
+        <w:rPr>
+          <w:lang w:val="id_ID" w:bidi="id_ID"/>
+        </w:rPr>
+      </w:r>
+      <w:r>
+        <w:rPr>
           <w:lang w:val="id_ID" w:bidi="id_ID"/>
         </w:rPr>
         <w:t xml:space="preserve">Jika bahasa Anda tidak menggunakan kata benda abstrak untuk ide </w:t>
@@ -12767,6 +15242,21 @@
       </w:r>
       <w:r>
         <w:rPr>
+          <w:b/>
+          <w:lang w:val="id_ID" w:bidi="id_ID"/>
+        </w:rPr>
+        <w:t>ἐκείνου</w:t>
+      </w:r>
+    </w:p>
+    <w:p>
+      <w:pPr/>
+      <w:r>
+        <w:rPr>
+          <w:lang w:val="id_ID" w:bidi="id_ID"/>
+        </w:rPr>
+      </w:r>
+      <w:r>
+        <w:rPr>
           <w:lang w:val="id_ID" w:bidi="id_ID"/>
         </w:rPr>
         <w:t xml:space="preserve">Di sini, </w:t>
@@ -12848,6 +15338,21 @@
       </w:r>
       <w:r>
         <w:rPr>
+          <w:b/>
+          <w:lang w:val="id_ID" w:bidi="id_ID"/>
+        </w:rPr>
+        <w:t>κληρονόμοι γενηθῶμεν, κατ’ ἐλπίδα ζωῆς αἰωνίου</w:t>
+      </w:r>
+    </w:p>
+    <w:p>
+      <w:pPr/>
+      <w:r>
+        <w:rPr>
+          <w:lang w:val="id_ID" w:bidi="id_ID"/>
+        </w:rPr>
+      </w:r>
+      <w:r>
+        <w:rPr>
           <w:lang w:val="id_ID" w:bidi="id_ID"/>
         </w:rPr>
         <w:t>Orang-orang yang kepadanya Tuhan telah membuat janji-janji dibicarakan seolah-olah mereka akan mewarisi hal-hal yang dijanjikan, seperti halnya seseorang mewarisi harta benda atau harta milik dari seorang anggota keluarga. Terjemahan alternatif: “kita dapat berharap untuk menerima kehidupan kekal yang telah Allah janjikan kepada kita”</w:t>
@@ -12919,6 +15424,21 @@
           <w:b/>
           <w:lang w:val="id_ID" w:bidi="id_ID"/>
         </w:rPr>
+        <w:t>ὁ λόγος</w:t>
+      </w:r>
+    </w:p>
+    <w:p>
+      <w:pPr/>
+      <w:r>
+        <w:rPr>
+          <w:lang w:val="id_ID" w:bidi="id_ID"/>
+        </w:rPr>
+      </w:r>
+      <w:r>
+        <w:rPr>
+          <w:b/>
+          <w:lang w:val="id_ID" w:bidi="id_ID"/>
+        </w:rPr>
         <w:t>Pesan ini</w:t>
       </w:r>
       <w:r>
@@ -12991,6 +15511,21 @@
       </w:r>
       <w:r>
         <w:rPr>
+          <w:b/>
+          <w:lang w:val="id_ID" w:bidi="id_ID"/>
+        </w:rPr>
+        <w:t>τούτων</w:t>
+      </w:r>
+    </w:p>
+    <w:p>
+      <w:pPr/>
+      <w:r>
+        <w:rPr>
+          <w:lang w:val="id_ID" w:bidi="id_ID"/>
+        </w:rPr>
+      </w:r>
+      <w:r>
+        <w:rPr>
           <w:lang w:val="id_ID" w:bidi="id_ID"/>
         </w:rPr>
         <w:t xml:space="preserve">Di sini, </w:t>
@@ -13072,6 +15607,21 @@
       </w:r>
       <w:r>
         <w:rPr>
+          <w:b/>
+          <w:lang w:val="id_ID" w:bidi="id_ID"/>
+        </w:rPr>
+        <w:t>φροντίζωσιν καλῶν ἔργων, προΐστασθαι</w:t>
+      </w:r>
+    </w:p>
+    <w:p>
+      <w:pPr/>
+      <w:r>
+        <w:rPr>
+          <w:lang w:val="id_ID" w:bidi="id_ID"/>
+        </w:rPr>
+      </w:r>
+      <w:r>
+        <w:rPr>
           <w:lang w:val="id_ID" w:bidi="id_ID"/>
         </w:rPr>
         <w:t>Terjemahan alternatif: “semoga dengan tekun berusaha untuk melakukan pekerjaan yang baik”</w:t>
@@ -13120,6 +15670,21 @@
       </w:r>
       <w:r>
         <w:rPr>
+          <w:b/>
+          <w:lang w:val="id_ID" w:bidi="id_ID"/>
+        </w:rPr>
+        <w:t>τοῖς ἀνθρώποις</w:t>
+      </w:r>
+    </w:p>
+    <w:p>
+      <w:pPr/>
+      <w:r>
+        <w:rPr>
+          <w:lang w:val="id_ID" w:bidi="id_ID"/>
+        </w:rPr>
+      </w:r>
+      <w:r>
+        <w:rPr>
           <w:lang w:val="id_ID" w:bidi="id_ID"/>
         </w:rPr>
         <w:t xml:space="preserve">Meskipun istilah </w:t>
@@ -13201,6 +15766,21 @@
       </w:r>
       <w:r>
         <w:rPr>
+          <w:b/>
+          <w:lang w:val="id_ID" w:bidi="id_ID"/>
+        </w:rPr>
+        <w:t>δὲ &amp; περιΐστασο</w:t>
+      </w:r>
+    </w:p>
+    <w:p>
+      <w:pPr/>
+      <w:r>
+        <w:rPr>
+          <w:lang w:val="id_ID" w:bidi="id_ID"/>
+        </w:rPr>
+      </w:r>
+      <w:r>
+        <w:rPr>
           <w:lang w:val="id_ID" w:bidi="id_ID"/>
         </w:rPr>
         <w:t xml:space="preserve">Kata </w:t>
@@ -13282,6 +15862,21 @@
       </w:r>
       <w:r>
         <w:rPr>
+          <w:b/>
+          <w:lang w:val="id_ID" w:bidi="id_ID"/>
+        </w:rPr>
+        <w:t>μωρὰς &amp; ζητήσεις</w:t>
+      </w:r>
+    </w:p>
+    <w:p>
+      <w:pPr/>
+      <w:r>
+        <w:rPr>
+          <w:lang w:val="id_ID" w:bidi="id_ID"/>
+        </w:rPr>
+      </w:r>
+      <w:r>
+        <w:rPr>
           <w:lang w:val="id_ID" w:bidi="id_ID"/>
         </w:rPr>
         <w:t>Terjemahan alternatif: “argumen mengenai hal-hal yang tidak penting”</w:t>
@@ -13330,6 +15925,21 @@
       </w:r>
       <w:r>
         <w:rPr>
+          <w:b/>
+          <w:lang w:val="id_ID" w:bidi="id_ID"/>
+        </w:rPr>
+        <w:t>γενεαλογίας</w:t>
+      </w:r>
+    </w:p>
+    <w:p>
+      <w:pPr/>
+      <w:r>
+        <w:rPr>
+          <w:lang w:val="id_ID" w:bidi="id_ID"/>
+        </w:rPr>
+      </w:r>
+      <w:r>
+        <w:rPr>
           <w:lang w:val="id_ID" w:bidi="id_ID"/>
         </w:rPr>
         <w:t xml:space="preserve">Kata </w:t>
@@ -13411,6 +16021,21 @@
       </w:r>
       <w:r>
         <w:rPr>
+          <w:b/>
+          <w:lang w:val="id_ID" w:bidi="id_ID"/>
+        </w:rPr>
+        <w:t>ἔρεις</w:t>
+      </w:r>
+    </w:p>
+    <w:p>
+      <w:pPr/>
+      <w:r>
+        <w:rPr>
+          <w:lang w:val="id_ID" w:bidi="id_ID"/>
+        </w:rPr>
+      </w:r>
+      <w:r>
+        <w:rPr>
           <w:lang w:val="id_ID" w:bidi="id_ID"/>
         </w:rPr>
         <w:t xml:space="preserve">Jika bahasa Anda tidak menggunakan kata benda abstrak untuk gagasan </w:t>
@@ -13492,6 +16117,21 @@
       </w:r>
       <w:r>
         <w:rPr>
+          <w:b/>
+          <w:lang w:val="id_ID" w:bidi="id_ID"/>
+        </w:rPr>
+        <w:t>νομικὰς</w:t>
+      </w:r>
+    </w:p>
+    <w:p>
+      <w:pPr/>
+      <w:r>
+        <w:rPr>
+          <w:lang w:val="id_ID" w:bidi="id_ID"/>
+        </w:rPr>
+      </w:r>
+      <w:r>
+        <w:rPr>
           <w:lang w:val="id_ID" w:bidi="id_ID"/>
         </w:rPr>
         <w:t>Paulus berasumsi bahwa Titus akan mengerti bahwa yang dia merujuk ke hukum Musa, bukan hukum Romawi. Anda dapat memasukkan informasi ini jika itu berguna bagi pembaca Anda. Terjemahan alternatif: “tentang hukum Musa”</w:t>
@@ -13560,6 +16200,21 @@
       </w:r>
       <w:r>
         <w:rPr>
+          <w:b/>
+          <w:lang w:val="id_ID" w:bidi="id_ID"/>
+        </w:rPr>
+        <w:t>αἱρετικὸν ἄνθρωπον &amp; παραιτοῦ</w:t>
+      </w:r>
+    </w:p>
+    <w:p>
+      <w:pPr/>
+      <w:r>
+        <w:rPr>
+          <w:lang w:val="id_ID" w:bidi="id_ID"/>
+        </w:rPr>
+      </w:r>
+      <w:r>
+        <w:rPr>
           <w:lang w:val="id_ID" w:bidi="id_ID"/>
         </w:rPr>
         <w:t>Implikasinya adalah bahwa orang tersebut menyebabkan perpecahan dalam gereja. Anda dapat memasukkan informasi ini jika itu berguna bagi pembaca Anda. Terjemahan lain: “Jauhi orang yang menyebabkan perpecahan dalam gereja”</w:t>
@@ -13628,6 +16283,21 @@
       </w:r>
       <w:r>
         <w:rPr>
+          <w:b/>
+          <w:lang w:val="id_ID" w:bidi="id_ID"/>
+        </w:rPr>
+        <w:t>μετὰ μίαν καὶ δευτέραν νουθεσίαν</w:t>
+      </w:r>
+    </w:p>
+    <w:p>
+      <w:pPr/>
+      <w:r>
+        <w:rPr>
+          <w:lang w:val="id_ID" w:bidi="id_ID"/>
+        </w:rPr>
+      </w:r>
+      <w:r>
+        <w:rPr>
           <w:lang w:val="id_ID" w:bidi="id_ID"/>
         </w:rPr>
         <w:t>Implikasinya adalah bahwa Titus harus memberi peringatan kepada orang yang menyebabkan perpecahan. Anda dapat memasukkan informasi ini jika itu berguna bagi pembaca Anda. Terjemahan alternatif: “setelah Anda memperingatkan orang itu satu atau dua kali”</w:t>
@@ -13696,6 +16366,21 @@
       </w:r>
       <w:r>
         <w:rPr>
+          <w:b/>
+          <w:lang w:val="id_ID" w:bidi="id_ID"/>
+        </w:rPr>
+        <w:t>ὁ τοιοῦτος</w:t>
+      </w:r>
+    </w:p>
+    <w:p>
+      <w:pPr/>
+      <w:r>
+        <w:rPr>
+          <w:lang w:val="id_ID" w:bidi="id_ID"/>
+        </w:rPr>
+      </w:r>
+      <w:r>
+        <w:rPr>
           <w:lang w:val="id_ID" w:bidi="id_ID"/>
         </w:rPr>
         <w:t>Terjemahan alternatif: “orang seperti itu”</w:t>
@@ -13744,6 +16429,21 @@
       </w:r>
       <w:r>
         <w:rPr>
+          <w:b/>
+          <w:lang w:val="id_ID" w:bidi="id_ID"/>
+        </w:rPr>
+        <w:t>ἐξέστραπται</w:t>
+      </w:r>
+    </w:p>
+    <w:p>
+      <w:pPr/>
+      <w:r>
+        <w:rPr>
+          <w:lang w:val="id_ID" w:bidi="id_ID"/>
+        </w:rPr>
+      </w:r>
+      <w:r>
+        <w:rPr>
           <w:lang w:val="id_ID" w:bidi="id_ID"/>
         </w:rPr>
         <w:t xml:space="preserve">Paulus berbicara tentang seseorang yang memilih melakukan hal-hal yang salah seolah-olah dia meninggalkan jalan yang </w:t>
@@ -13825,6 +16525,21 @@
       </w:r>
       <w:r>
         <w:rPr>
+          <w:b/>
+          <w:lang w:val="id_ID" w:bidi="id_ID"/>
+        </w:rPr>
+        <w:t>ὢν αὐτοκατάκριτος</w:t>
+      </w:r>
+    </w:p>
+    <w:p>
+      <w:pPr/>
+      <w:r>
+        <w:rPr>
+          <w:lang w:val="id_ID" w:bidi="id_ID"/>
+        </w:rPr>
+      </w:r>
+      <w:r>
+        <w:rPr>
           <w:lang w:val="id_ID" w:bidi="id_ID"/>
         </w:rPr>
         <w:t>Terjemahan alternatif: “menghakimi dirinya sendiri”</w:t>
@@ -13873,6 +16588,21 @@
       </w:r>
       <w:r>
         <w:rPr>
+          <w:b/>
+          <w:lang w:val="id_ID" w:bidi="id_ID"/>
+        </w:rPr>
+        <w:t>ὅταν πέμψω Ἀρτεμᾶν πρὸς σὲ ἢ Τυχικόν</w:t>
+      </w:r>
+    </w:p>
+    <w:p>
+      <w:pPr/>
+      <w:r>
+        <w:rPr>
+          <w:lang w:val="id_ID" w:bidi="id_ID"/>
+        </w:rPr>
+      </w:r>
+      <w:r>
+        <w:rPr>
           <w:lang w:val="id_ID" w:bidi="id_ID"/>
         </w:rPr>
         <w:t>Implikasinya adalah bahwa Titus harus datang ke Nikopolis setelah Artemas atau Tikhikus tiba di tempat Titus berada. Anda dapat memasukkan informasi ini jika itu berguna bagi pembaca Anda. Terjemahan alternatif: “Setelah aku mengutus Artemas atau Tikhikus dan dia datang kepadamu”</w:t>
@@ -13944,6 +16674,21 @@
           <w:b/>
           <w:lang w:val="id_ID" w:bidi="id_ID"/>
         </w:rPr>
+        <w:t>Ἀρτεμᾶν &amp; Τυχικόν</w:t>
+      </w:r>
+    </w:p>
+    <w:p>
+      <w:pPr/>
+      <w:r>
+        <w:rPr>
+          <w:lang w:val="id_ID" w:bidi="id_ID"/>
+        </w:rPr>
+      </w:r>
+      <w:r>
+        <w:rPr>
+          <w:b/>
+          <w:lang w:val="id_ID" w:bidi="id_ID"/>
+        </w:rPr>
         <w:t>Artemas</w:t>
       </w:r>
       <w:r>
@@ -14029,6 +16774,21 @@
       </w:r>
       <w:r>
         <w:rPr>
+          <w:b/>
+          <w:lang w:val="id_ID" w:bidi="id_ID"/>
+        </w:rPr>
+        <w:t>σπούδασον ἐλθεῖν</w:t>
+      </w:r>
+    </w:p>
+    <w:p>
+      <w:pPr/>
+      <w:r>
+        <w:rPr>
+          <w:lang w:val="id_ID" w:bidi="id_ID"/>
+        </w:rPr>
+      </w:r>
+      <w:r>
+        <w:rPr>
           <w:lang w:val="id_ID" w:bidi="id_ID"/>
         </w:rPr>
         <w:t>Terjemahan alternatif: “lakukan yang terbaik untuk datang”</w:t>
@@ -14077,6 +16837,21 @@
       </w:r>
       <w:r>
         <w:rPr>
+          <w:b/>
+          <w:lang w:val="id_ID" w:bidi="id_ID"/>
+        </w:rPr>
+        <w:t>σπούδασον</w:t>
+      </w:r>
+    </w:p>
+    <w:p>
+      <w:pPr/>
+      <w:r>
+        <w:rPr>
+          <w:lang w:val="id_ID" w:bidi="id_ID"/>
+        </w:rPr>
+      </w:r>
+      <w:r>
+        <w:rPr>
           <w:lang w:val="id_ID" w:bidi="id_ID"/>
         </w:rPr>
         <w:t xml:space="preserve">Kata kerja </w:t>
@@ -14158,6 +16933,21 @@
       </w:r>
       <w:r>
         <w:rPr>
+          <w:b/>
+          <w:lang w:val="id_ID" w:bidi="id_ID"/>
+        </w:rPr>
+        <w:t>σπουδαίως πρόπεμψον</w:t>
+      </w:r>
+    </w:p>
+    <w:p>
+      <w:pPr/>
+      <w:r>
+        <w:rPr>
+          <w:lang w:val="id_ID" w:bidi="id_ID"/>
+        </w:rPr>
+      </w:r>
+      <w:r>
+        <w:rPr>
           <w:lang w:val="id_ID" w:bidi="id_ID"/>
         </w:rPr>
         <w:t xml:space="preserve">Implikasinya di sini adalah </w:t>
@@ -14242,6 +17032,21 @@
           <w:b/>
           <w:lang w:val="id_ID" w:bidi="id_ID"/>
         </w:rPr>
+        <w:t>Ζηνᾶν &amp; Ἀπολλῶν</w:t>
+      </w:r>
+    </w:p>
+    <w:p>
+      <w:pPr/>
+      <w:r>
+        <w:rPr>
+          <w:lang w:val="id_ID" w:bidi="id_ID"/>
+        </w:rPr>
+      </w:r>
+      <w:r>
+        <w:rPr>
+          <w:b/>
+          <w:lang w:val="id_ID" w:bidi="id_ID"/>
+        </w:rPr>
         <w:t>Zenas</w:t>
       </w:r>
       <w:r>
@@ -14327,6 +17132,21 @@
       </w:r>
       <w:r>
         <w:rPr>
+          <w:b/>
+          <w:lang w:val="id_ID" w:bidi="id_ID"/>
+        </w:rPr>
+        <w:t>καὶ Ἀπολλῶν</w:t>
+      </w:r>
+    </w:p>
+    <w:p>
+      <w:pPr/>
+      <w:r>
+        <w:rPr>
+          <w:lang w:val="id_ID" w:bidi="id_ID"/>
+        </w:rPr>
+      </w:r>
+      <w:r>
+        <w:rPr>
           <w:lang w:val="id_ID" w:bidi="id_ID"/>
         </w:rPr>
         <w:t>Terjemahan lain: “dan juga Apolos”</w:t>
@@ -14375,6 +17195,21 @@
       </w:r>
       <w:r>
         <w:rPr>
+          <w:b/>
+          <w:lang w:val="id_ID" w:bidi="id_ID"/>
+        </w:rPr>
+        <w:t>ἵνα μηδὲν αὐτοῖς λείπῃ</w:t>
+      </w:r>
+    </w:p>
+    <w:p>
+      <w:pPr/>
+      <w:r>
+        <w:rPr>
+          <w:lang w:val="id_ID" w:bidi="id_ID"/>
+        </w:rPr>
+      </w:r>
+      <w:r>
+        <w:rPr>
           <w:lang w:val="id_ID" w:bidi="id_ID"/>
         </w:rPr>
         <w:t xml:space="preserve">Di sini, </w:t>
@@ -14456,6 +17291,21 @@
       </w:r>
       <w:r>
         <w:rPr>
+          <w:b/>
+          <w:lang w:val="id_ID" w:bidi="id_ID"/>
+        </w:rPr>
+        <w:t>ἵνα μηδὲν αὐτοῖς λείπῃ</w:t>
+      </w:r>
+    </w:p>
+    <w:p>
+      <w:pPr/>
+      <w:r>
+        <w:rPr>
+          <w:lang w:val="id_ID" w:bidi="id_ID"/>
+        </w:rPr>
+      </w:r>
+      <w:r>
+        <w:rPr>
           <w:lang w:val="id_ID" w:bidi="id_ID"/>
         </w:rPr>
         <w:t>Anda dapat menyatakan hal ini secara positif. Terjemahan lain: “sehingga mereka mempunyai semua yang mereka perlukan”</w:t>
@@ -14524,6 +17374,21 @@
       </w:r>
       <w:r>
         <w:rPr>
+          <w:b/>
+          <w:lang w:val="id_ID" w:bidi="id_ID"/>
+        </w:rPr>
+        <w:t>οἱ ἡμέτεροι</w:t>
+      </w:r>
+    </w:p>
+    <w:p>
+      <w:pPr/>
+      <w:r>
+        <w:rPr>
+          <w:lang w:val="id_ID" w:bidi="id_ID"/>
+        </w:rPr>
+      </w:r>
+      <w:r>
+        <w:rPr>
           <w:lang w:val="id_ID" w:bidi="id_ID"/>
         </w:rPr>
         <w:t xml:space="preserve">Di sini, </w:t>
@@ -14605,6 +17470,21 @@
       </w:r>
       <w:r>
         <w:rPr>
+          <w:b/>
+          <w:lang w:val="id_ID" w:bidi="id_ID"/>
+        </w:rPr>
+        <w:t>οἱ ἡμέτεροι</w:t>
+      </w:r>
+    </w:p>
+    <w:p>
+      <w:pPr/>
+      <w:r>
+        <w:rPr>
+          <w:lang w:val="id_ID" w:bidi="id_ID"/>
+        </w:rPr>
+      </w:r>
+      <w:r>
+        <w:rPr>
           <w:lang w:val="id_ID" w:bidi="id_ID"/>
         </w:rPr>
         <w:t xml:space="preserve">Di sini kata ganti </w:t>
@@ -14686,6 +17566,21 @@
       </w:r>
       <w:r>
         <w:rPr>
+          <w:b/>
+          <w:lang w:val="id_ID" w:bidi="id_ID"/>
+        </w:rPr>
+        <w:t>εἰς τὰς ἀναγκαίας χρείας</w:t>
+      </w:r>
+    </w:p>
+    <w:p>
+      <w:pPr/>
+      <w:r>
+        <w:rPr>
+          <w:lang w:val="id_ID" w:bidi="id_ID"/>
+        </w:rPr>
+      </w:r>
+      <w:r>
+        <w:rPr>
           <w:lang w:val="id_ID" w:bidi="id_ID"/>
         </w:rPr>
         <w:t xml:space="preserve">Di sini </w:t>
@@ -14767,6 +17662,21 @@
       </w:r>
       <w:r>
         <w:rPr>
+          <w:b/>
+          <w:lang w:val="id_ID" w:bidi="id_ID"/>
+        </w:rPr>
+        <w:t>ἵνα μὴ ὦσιν ἄκαρποι</w:t>
+      </w:r>
+    </w:p>
+    <w:p>
+      <w:pPr/>
+      <w:r>
+        <w:rPr>
+          <w:lang w:val="id_ID" w:bidi="id_ID"/>
+        </w:rPr>
+      </w:r>
+      <w:r>
+        <w:rPr>
           <w:lang w:val="id_ID" w:bidi="id_ID"/>
         </w:rPr>
         <w:t>Paulus berbicara tentang orang-orang yang melakukan pekerjaan baik seolah-olah mereka adalah pohon yang menghasilkan buah yang baik. Terjemahan lain: “agar mereka tidak menjalani kehidupan yang sia-sia”</w:t>
@@ -14835,6 +17745,21 @@
       </w:r>
       <w:r>
         <w:rPr>
+          <w:b/>
+          <w:lang w:val="id_ID" w:bidi="id_ID"/>
+        </w:rPr>
+        <w:t>ἵνα μὴ ὦσιν ἄκαρποι</w:t>
+      </w:r>
+    </w:p>
+    <w:p>
+      <w:pPr/>
+      <w:r>
+        <w:rPr>
+          <w:lang w:val="id_ID" w:bidi="id_ID"/>
+        </w:rPr>
+      </w:r>
+      <w:r>
+        <w:rPr>
           <w:lang w:val="id_ID" w:bidi="id_ID"/>
         </w:rPr>
         <w:t>Anda dapat menyatakan hal ini secara positif. Terjemahan lain: “supaya mereka bisa berbuah” atau “supaya dengan cara ini mereka bisa produktif”</w:t>
@@ -14903,6 +17828,21 @@
       </w:r>
       <w:r>
         <w:rPr>
+          <w:b/>
+          <w:lang w:val="id_ID" w:bidi="id_ID"/>
+        </w:rPr>
+        <w:t>ἀσπάζονταί σε</w:t>
+      </w:r>
+    </w:p>
+    <w:p>
+      <w:pPr/>
+      <w:r>
+        <w:rPr>
+          <w:lang w:val="id_ID" w:bidi="id_ID"/>
+        </w:rPr>
+      </w:r>
+      <w:r>
+        <w:rPr>
           <w:lang w:val="id_ID" w:bidi="id_ID"/>
         </w:rPr>
         <w:t xml:space="preserve">Di sini, </w:t>
@@ -14984,6 +17924,21 @@
       </w:r>
       <w:r>
         <w:rPr>
+          <w:b/>
+          <w:lang w:val="id_ID" w:bidi="id_ID"/>
+        </w:rPr>
+        <w:t>οἱ μετ’ ἐμοῦ πάντες</w:t>
+      </w:r>
+    </w:p>
+    <w:p>
+      <w:pPr/>
+      <w:r>
+        <w:rPr>
+          <w:lang w:val="id_ID" w:bidi="id_ID"/>
+        </w:rPr>
+      </w:r>
+      <w:r>
+        <w:rPr>
           <w:lang w:val="id_ID" w:bidi="id_ID"/>
         </w:rPr>
         <w:t>Terjemahan lain: “Semua orang yang bersamaku” atau “Semua orang beriman yang bersamaku”</w:t>
@@ -15052,6 +18007,21 @@
       </w:r>
       <w:r>
         <w:rPr>
+          <w:b/>
+          <w:lang w:val="id_ID" w:bidi="id_ID"/>
+        </w:rPr>
+        <w:t>τοὺς φιλοῦντας ἡμᾶς ἐν πίστει</w:t>
+      </w:r>
+    </w:p>
+    <w:p>
+      <w:pPr/>
+      <w:r>
+        <w:rPr>
+          <w:lang w:val="id_ID" w:bidi="id_ID"/>
+        </w:rPr>
+      </w:r>
+      <w:r>
+        <w:rPr>
           <w:lang w:val="id_ID" w:bidi="id_ID"/>
         </w:rPr>
         <w:t xml:space="preserve">Di sini, </w:t>
@@ -15133,6 +18103,21 @@
       </w:r>
       <w:r>
         <w:rPr>
+          <w:b/>
+          <w:lang w:val="id_ID" w:bidi="id_ID"/>
+        </w:rPr>
+        <w:t>ἡμᾶς</w:t>
+      </w:r>
+    </w:p>
+    <w:p>
+      <w:pPr/>
+      <w:r>
+        <w:rPr>
+          <w:lang w:val="id_ID" w:bidi="id_ID"/>
+        </w:rPr>
+      </w:r>
+      <w:r>
+        <w:rPr>
           <w:lang w:val="id_ID" w:bidi="id_ID"/>
         </w:rPr>
         <w:t xml:space="preserve">Di sini kata ganti </w:t>
@@ -15214,6 +18199,21 @@
       </w:r>
       <w:r>
         <w:rPr>
+          <w:b/>
+          <w:lang w:val="id_ID" w:bidi="id_ID"/>
+        </w:rPr>
+        <w:t>ἡ χάρις μετὰ πάντων ὑμῶν</w:t>
+      </w:r>
+    </w:p>
+    <w:p>
+      <w:pPr/>
+      <w:r>
+        <w:rPr>
+          <w:lang w:val="id_ID" w:bidi="id_ID"/>
+        </w:rPr>
+      </w:r>
+      <w:r>
+        <w:rPr>
           <w:lang w:val="id_ID" w:bidi="id_ID"/>
         </w:rPr>
         <w:t>Ini adalah salam yang umum bagi umat Kristiani dan juga merupakan suatu berkat. Ekspresikan ini dalam bentuk yang dapat dipahami sebagai berkah dalam bahasa Anda. Terjemahan lain: “Semoga rahmat Tuhan menyertai kalian” atau “Saya mohon agar Tuhan memberikan rahmat kepada kalian semua”</w:t>
@@ -15271,6 +18271,21 @@
         <w:rPr>
           <w:lang w:val="id_ID" w:bidi="id_ID"/>
         </w:rPr>
+      </w:r>
+    </w:p>
+    <w:p>
+      <w:pPr/>
+      <w:r>
+        <w:rPr>
+          <w:lang w:val="id_ID" w:bidi="id_ID"/>
+        </w:rPr>
+      </w:r>
+      <w:r>
+        <w:rPr>
+          <w:b/>
+          <w:lang w:val="id_ID" w:bidi="id_ID"/>
+        </w:rPr>
+        <w:t>ὑμῶν</w:t>
       </w:r>
     </w:p>
     <w:p>

--- a/ind/docx/56.content.docx
+++ b/ind/docx/56.content.docx
@@ -28,15 +28,49 @@
       </w:r>
     </w:p>
     <w:p>
-      <w:pPr/>
-      <w:r>
-        <w:rPr>
-          <w:lang w:val="id_ID" w:bidi="id_ID"/>
-        </w:rPr>
-      </w:r>
-      <w:r>
-        <w:rPr>
-          <w:b/>
+      <w:pPr>
+        <w:pStyle w:val="Heading2"/>
+      </w:pPr>
+      <w:r>
+        <w:rPr>
+          <w:lang w:val="id_ID" w:bidi="id_ID"/>
+        </w:rPr>
+        <w:t>License Information</w:t>
+      </w:r>
+      <w:r>
+        <w:rPr>
+          <w:lang w:val="id_ID" w:bidi="id_ID"/>
+        </w:rPr>
+      </w:r>
+    </w:p>
+    <w:p>
+      <w:pPr/>
+      <w:r>
+        <w:rPr>
+          <w:lang w:val="id_ID" w:bidi="id_ID"/>
+        </w:rPr>
+      </w:r>
+      <w:r>
+        <w:rPr>
+          <w:b/>
+          <w:lang w:val="id_ID" w:bidi="id_ID"/>
+        </w:rPr>
+        <w:t>Catatan Terjemahan (unfoldingWord)</w:t>
+      </w:r>
+      <w:r>
+        <w:rPr>
+          <w:lang w:val="id_ID" w:bidi="id_ID"/>
+        </w:rPr>
+        <w:t xml:space="preserve"> (Indonesian) is based on</w:t>
+      </w:r>
+      <w:r>
+        <w:rPr>
+          <w:lang w:val="id_ID" w:bidi="id_ID"/>
+        </w:rPr>
+        <w:t xml:space="preserve">: </w:t>
+      </w:r>
+      <w:r>
+        <w:rPr>
           <w:lang w:val="id_ID" w:bidi="id_ID"/>
         </w:rPr>
         <w:t>unfoldingWord® Translation Notes</w:t>
@@ -45,31 +79,62 @@
         <w:rPr>
           <w:lang w:val="id_ID" w:bidi="id_ID"/>
         </w:rPr>
-        <w:t xml:space="preserve"> © 2022 unfoldingWord. Released under CC BY-SA 4.0 license. </w:t>
-      </w:r>
-      <w:r>
-        <w:rPr>
-          <w:lang w:val="id_ID" w:bidi="id_ID"/>
-        </w:rPr>
-        <w:t>unfoldingWord® Translation Notes</w:t>
-      </w:r>
-      <w:r>
-        <w:rPr>
-          <w:lang w:val="id_ID" w:bidi="id_ID"/>
-        </w:rPr>
-        <w:t xml:space="preserve"> has been adapted in the following languages: Tok Pisin, Arabic (عربي), French (Français), Hindi (हिंदी), Indonesian (Bahasa Indonesia), Portuguese (Português), Russian (Русский), Spanish (Español), Swahili (Kiswahili), and Simplified Chinese (简体中文) from </w:t>
-      </w:r>
-      <w:r>
-        <w:rPr>
-          <w:lang w:val="id_ID" w:bidi="id_ID"/>
-        </w:rPr>
-        <w:t>unfoldingWord® Translation Notes</w:t>
-      </w:r>
-      <w:r>
-        <w:rPr>
-          <w:lang w:val="id_ID" w:bidi="id_ID"/>
-        </w:rPr>
-        <w:t xml:space="preserve"> © 2022 unfoldingWord. Released under CC BY-SA 4.0 license by Mission Mutual</w:t>
+        <w:t xml:space="preserve">, </w:t>
+      </w:r>
+      <w:hyperlink r:id="rId13">
+        <w:r>
+          <w:rPr>
+            <w:lang w:val="id_ID" w:bidi="id_ID"/>
+          </w:rPr>
+          <w:rPr>
+            <w:color w:val="0000EE"/>
+            <w:u w:val="single"/>
+          </w:rPr>
+          <w:t>unfoldingWord</w:t>
+        </w:r>
+      </w:hyperlink>
+      <w:r>
+        <w:rPr>
+          <w:lang w:val="id_ID" w:bidi="id_ID"/>
+        </w:rPr>
+        <w:t xml:space="preserve">, 2022, which is licensed under a </w:t>
+      </w:r>
+      <w:hyperlink r:id="rId14">
+        <w:r>
+          <w:rPr>
+            <w:lang w:val="id_ID" w:bidi="id_ID"/>
+          </w:rPr>
+          <w:rPr>
+            <w:color w:val="0000EE"/>
+            <w:u w:val="single"/>
+          </w:rPr>
+          <w:t>CC BY-SA 4.0 license</w:t>
+        </w:r>
+      </w:hyperlink>
+      <w:r>
+        <w:rPr>
+          <w:lang w:val="id_ID" w:bidi="id_ID"/>
+        </w:rPr>
+        <w:t>.</w:t>
+      </w:r>
+      <w:r>
+        <w:rPr>
+          <w:lang w:val="id_ID" w:bidi="id_ID"/>
+        </w:rPr>
+      </w:r>
+    </w:p>
+    <w:p>
+      <w:pPr/>
+      <w:r>
+        <w:rPr>
+          <w:lang w:val="id_ID" w:bidi="id_ID"/>
+        </w:rPr>
+      </w:r>
+      <w:r>
+        <w:rPr>
+          <w:lang w:val="id_ID" w:bidi="id_ID"/>
+        </w:rPr>
+        <w:t>This PDF version is provided under the same license.</w:t>
       </w:r>
       <w:r>
         <w:rPr>
@@ -227,6 +292,21 @@
       </w:r>
       <w:r>
         <w:rPr>
+          <w:b/>
+          <w:lang w:val="id_ID" w:bidi="id_ID"/>
+        </w:rPr>
+        <w:t>κατὰ πίστιν ἐκλεκτῶν Θεοῦ καὶ ἐπίγνωσιν ἀληθείας</w:t>
+      </w:r>
+    </w:p>
+    <w:p>
+      <w:pPr/>
+      <w:r>
+        <w:rPr>
+          <w:lang w:val="id_ID" w:bidi="id_ID"/>
+        </w:rPr>
+      </w:r>
+      <w:r>
+        <w:rPr>
           <w:lang w:val="id_ID" w:bidi="id_ID"/>
         </w:rPr>
         <w:t xml:space="preserve">Kata </w:t>
@@ -334,6 +414,21 @@
       </w:r>
       <w:r>
         <w:rPr>
+          <w:b/>
+          <w:lang w:val="id_ID" w:bidi="id_ID"/>
+        </w:rPr>
+        <w:t>ἐκλεκτῶν Θεοῦ</w:t>
+      </w:r>
+    </w:p>
+    <w:p>
+      <w:pPr/>
+      <w:r>
+        <w:rPr>
+          <w:lang w:val="id_ID" w:bidi="id_ID"/>
+        </w:rPr>
+      </w:r>
+      <w:r>
+        <w:rPr>
           <w:lang w:val="id_ID" w:bidi="id_ID"/>
         </w:rPr>
         <w:t>Jika bahasa Anda tidak menggunakan bentuk pasif ini, Anda dapat mengungkapkan gagasan tersebut dalam bentuk aktif atau dengan cara lain yang wajar dalam bahasa Anda. Terjemahan lain: “dari umat yang dipilih Allah”</w:t>
@@ -402,6 +497,21 @@
       </w:r>
       <w:r>
         <w:rPr>
+          <w:b/>
+          <w:lang w:val="id_ID" w:bidi="id_ID"/>
+        </w:rPr>
+        <w:t>καὶ ἐπίγνωσιν ἀληθείας</w:t>
+      </w:r>
+    </w:p>
+    <w:p>
+      <w:pPr/>
+      <w:r>
+        <w:rPr>
+          <w:lang w:val="id_ID" w:bidi="id_ID"/>
+        </w:rPr>
+      </w:r>
+      <w:r>
+        <w:rPr>
           <w:lang w:val="id_ID" w:bidi="id_ID"/>
         </w:rPr>
         <w:t>Paulus mengabaikan beberapa kata yang dalam banyak bahasa dibutuhkan sebuah kalimat agar menjadi lengkap. Anda dapat memberikan kata-kata ini di awal kalimat jika hal ini membuat lebih jelas dalam bahasa Anda. Terjemahan lain: “dan agar mereka mengetahui kebenaran” atau “supaya umat pilihan Allah mengetahui kebenaran”</w:t>
@@ -470,6 +580,21 @@
       </w:r>
       <w:r>
         <w:rPr>
+          <w:b/>
+          <w:lang w:val="id_ID" w:bidi="id_ID"/>
+        </w:rPr>
+        <w:t>τῆς κατ’ εὐσέβειαν</w:t>
+      </w:r>
+    </w:p>
+    <w:p>
+      <w:pPr/>
+      <w:r>
+        <w:rPr>
+          <w:lang w:val="id_ID" w:bidi="id_ID"/>
+        </w:rPr>
+      </w:r>
+      <w:r>
+        <w:rPr>
           <w:lang w:val="id_ID" w:bidi="id_ID"/>
         </w:rPr>
         <w:t xml:space="preserve">Di sini, </w:t>
@@ -551,6 +676,21 @@
       </w:r>
       <w:r>
         <w:rPr>
+          <w:b/>
+          <w:lang w:val="id_ID" w:bidi="id_ID"/>
+        </w:rPr>
+        <w:t>ἐπ’ ἐλπίδι ζωῆς αἰωνίου</w:t>
+      </w:r>
+    </w:p>
+    <w:p>
+      <w:pPr/>
+      <w:r>
+        <w:rPr>
+          <w:lang w:val="id_ID" w:bidi="id_ID"/>
+        </w:rPr>
+      </w:r>
+      <w:r>
+        <w:rPr>
           <w:lang w:val="id_ID" w:bidi="id_ID"/>
         </w:rPr>
         <w:t xml:space="preserve">Di sini </w:t>
@@ -658,6 +798,21 @@
       </w:r>
       <w:r>
         <w:rPr>
+          <w:b/>
+          <w:lang w:val="id_ID" w:bidi="id_ID"/>
+        </w:rPr>
+        <w:t>ἐπ’ ἐλπίδι ζωῆς αἰωνίου</w:t>
+      </w:r>
+    </w:p>
+    <w:p>
+      <w:pPr/>
+      <w:r>
+        <w:rPr>
+          <w:lang w:val="id_ID" w:bidi="id_ID"/>
+        </w:rPr>
+      </w:r>
+      <w:r>
+        <w:rPr>
           <w:lang w:val="id_ID" w:bidi="id_ID"/>
         </w:rPr>
         <w:t xml:space="preserve">Jika bahasa Anda tidak menggunakan kata benda abstrak untuk kata </w:t>
@@ -739,6 +894,21 @@
       </w:r>
       <w:r>
         <w:rPr>
+          <w:b/>
+          <w:lang w:val="id_ID" w:bidi="id_ID"/>
+        </w:rPr>
+        <w:t>ὁ ἀψευδὴς Θεὸς</w:t>
+      </w:r>
+    </w:p>
+    <w:p>
+      <w:pPr/>
+      <w:r>
+        <w:rPr>
+          <w:lang w:val="id_ID" w:bidi="id_ID"/>
+        </w:rPr>
+      </w:r>
+      <w:r>
+        <w:rPr>
           <w:lang w:val="id_ID" w:bidi="id_ID"/>
         </w:rPr>
         <w:t>Jika ini membuat lebih jelas dalam bahasa Anda, Anda dapat menggunakan ungkapan positif di sini daripada ungkapan negatif ganda ini. Terjemahan lain: “Allah yang sepenuhnya dapat dipercaya”</w:t>
@@ -855,6 +1025,21 @@
       </w:r>
       <w:r>
         <w:rPr>
+          <w:b/>
+          <w:lang w:val="id_ID" w:bidi="id_ID"/>
+        </w:rPr>
+        <w:t>καιροῖς ἰδίοις</w:t>
+      </w:r>
+    </w:p>
+    <w:p>
+      <w:pPr/>
+      <w:r>
+        <w:rPr>
+          <w:lang w:val="id_ID" w:bidi="id_ID"/>
+        </w:rPr>
+      </w:r>
+      <w:r>
+        <w:rPr>
           <w:lang w:val="id_ID" w:bidi="id_ID"/>
         </w:rPr>
         <w:t>Terjemahan lain: “pada waktu yang tepat”</w:t>
@@ -903,6 +1088,21 @@
       </w:r>
       <w:r>
         <w:rPr>
+          <w:b/>
+          <w:lang w:val="id_ID" w:bidi="id_ID"/>
+        </w:rPr>
+        <w:t>ἐφανέρωσεν &amp; τὸν λόγον αὐτοῦ</w:t>
+      </w:r>
+    </w:p>
+    <w:p>
+      <w:pPr/>
+      <w:r>
+        <w:rPr>
+          <w:lang w:val="id_ID" w:bidi="id_ID"/>
+        </w:rPr>
+      </w:r>
+      <w:r>
+        <w:rPr>
           <w:lang w:val="id_ID" w:bidi="id_ID"/>
         </w:rPr>
         <w:t>Paulus berbicara tentang firman Tuhan seolah-olah firman itu adalah sebuah objek yang dapat diperlihatkan secara kasat mata kepada orang-orang. Terjemahan lain: “dia membuatku memahami firman-Nya”</w:t>
@@ -971,6 +1171,21 @@
       </w:r>
       <w:r>
         <w:rPr>
+          <w:b/>
+          <w:lang w:val="id_ID" w:bidi="id_ID"/>
+        </w:rPr>
+        <w:t>ἐν κηρύγματι</w:t>
+      </w:r>
+    </w:p>
+    <w:p>
+      <w:pPr/>
+      <w:r>
+        <w:rPr>
+          <w:lang w:val="id_ID" w:bidi="id_ID"/>
+        </w:rPr>
+      </w:r>
+      <w:r>
+        <w:rPr>
           <w:lang w:val="id_ID" w:bidi="id_ID"/>
         </w:rPr>
         <w:t xml:space="preserve">Paulus beranggapan bahwa para pembacanya akan memahami bahwa kata </w:t>
@@ -1052,6 +1267,21 @@
       </w:r>
       <w:r>
         <w:rPr>
+          <w:b/>
+          <w:lang w:val="id_ID" w:bidi="id_ID"/>
+        </w:rPr>
+        <w:t>ὃ ἐπιστεύθην ἐγὼ</w:t>
+      </w:r>
+    </w:p>
+    <w:p>
+      <w:pPr/>
+      <w:r>
+        <w:rPr>
+          <w:lang w:val="id_ID" w:bidi="id_ID"/>
+        </w:rPr>
+      </w:r>
+      <w:r>
+        <w:rPr>
           <w:lang w:val="id_ID" w:bidi="id_ID"/>
         </w:rPr>
         <w:t>Jika bahasa Anda tidak menggunakan bentuk pasif ini, Anda dapat menyatakannya dalam bentuk aktif. Terjemahan lain: “orang yang dipercayakan kepadaku” atau “orang yang telah memberikan tanggung-jawab kepadaku untuk memberitakan”</w:t>
@@ -1120,6 +1350,21 @@
       </w:r>
       <w:r>
         <w:rPr>
+          <w:b/>
+          <w:lang w:val="id_ID" w:bidi="id_ID"/>
+        </w:rPr>
+        <w:t>ἡμῶν</w:t>
+      </w:r>
+    </w:p>
+    <w:p>
+      <w:pPr/>
+      <w:r>
+        <w:rPr>
+          <w:lang w:val="id_ID" w:bidi="id_ID"/>
+        </w:rPr>
+      </w:r>
+      <w:r>
+        <w:rPr>
           <w:lang w:val="id_ID" w:bidi="id_ID"/>
         </w:rPr>
         <w:t xml:space="preserve">Di sini, </w:t>
@@ -1201,6 +1446,21 @@
       </w:r>
       <w:r>
         <w:rPr>
+          <w:b/>
+          <w:lang w:val="id_ID" w:bidi="id_ID"/>
+        </w:rPr>
+        <w:t>γνησίῳ τέκνῳ</w:t>
+      </w:r>
+    </w:p>
+    <w:p>
+      <w:pPr/>
+      <w:r>
+        <w:rPr>
+          <w:lang w:val="id_ID" w:bidi="id_ID"/>
+        </w:rPr>
+      </w:r>
+      <w:r>
+        <w:rPr>
           <w:lang w:val="id_ID" w:bidi="id_ID"/>
         </w:rPr>
         <w:t xml:space="preserve">Meskipun Titus bukan </w:t>
@@ -1282,6 +1542,21 @@
       </w:r>
       <w:r>
         <w:rPr>
+          <w:b/>
+          <w:lang w:val="id_ID" w:bidi="id_ID"/>
+        </w:rPr>
+        <w:t>κατὰ κοινὴν πίστιν</w:t>
+      </w:r>
+    </w:p>
+    <w:p>
+      <w:pPr/>
+      <w:r>
+        <w:rPr>
+          <w:lang w:val="id_ID" w:bidi="id_ID"/>
+        </w:rPr>
+      </w:r>
+      <w:r>
+        <w:rPr>
           <w:lang w:val="id_ID" w:bidi="id_ID"/>
         </w:rPr>
         <w:t xml:space="preserve">Paulus dan Titus sama-sama memiliki </w:t>
@@ -1376,6 +1651,21 @@
       </w:r>
       <w:r>
         <w:rPr>
+          <w:b/>
+          <w:lang w:val="id_ID" w:bidi="id_ID"/>
+        </w:rPr>
+        <w:t>χάρις καὶ εἰρήνη</w:t>
+      </w:r>
+    </w:p>
+    <w:p>
+      <w:pPr/>
+      <w:r>
+        <w:rPr>
+          <w:lang w:val="id_ID" w:bidi="id_ID"/>
+        </w:rPr>
+      </w:r>
+      <w:r>
+        <w:rPr>
           <w:lang w:val="id_ID" w:bidi="id_ID"/>
         </w:rPr>
         <w:t>Ini adalah sapaan yang umum yang digunakan Paulus. Dia menghilangkan beberapa kata yang dalam banyak bahasa dibutuhkan sebuah kalimat agar menjadi lengkap. Anda dapat menambahkan kata-kata ini jika membuat lebih jelas dalam bahasa Anda. Terjemahan lain: “Semoga kamu merasakan kasih karunia dan damai sejahtera”</w:t>
@@ -1444,6 +1734,21 @@
       </w:r>
       <w:r>
         <w:rPr>
+          <w:b/>
+          <w:lang w:val="id_ID" w:bidi="id_ID"/>
+        </w:rPr>
+        <w:t>χάρις καὶ εἰρήνη ἀπὸ Θεοῦ Πατρὸς καὶ Χριστοῦ Ἰησοῦ τοῦ Σωτῆρος ἡμῶν</w:t>
+      </w:r>
+    </w:p>
+    <w:p>
+      <w:pPr/>
+      <w:r>
+        <w:rPr>
+          <w:lang w:val="id_ID" w:bidi="id_ID"/>
+        </w:rPr>
+      </w:r>
+      <w:r>
+        <w:rPr>
           <w:lang w:val="id_ID" w:bidi="id_ID"/>
         </w:rPr>
         <w:t xml:space="preserve">Jika bahasa Anda tidak menggunakan kata benda abstrak untuk kata </w:t>
@@ -1538,6 +1843,21 @@
       </w:r>
       <w:r>
         <w:rPr>
+          <w:b/>
+          <w:lang w:val="id_ID" w:bidi="id_ID"/>
+        </w:rPr>
+        <w:t>Χριστοῦ Ἰησοῦ τοῦ Σωτῆρος ἡμῶν</w:t>
+      </w:r>
+    </w:p>
+    <w:p>
+      <w:pPr/>
+      <w:r>
+        <w:rPr>
+          <w:lang w:val="id_ID" w:bidi="id_ID"/>
+        </w:rPr>
+      </w:r>
+      <w:r>
+        <w:rPr>
           <w:lang w:val="id_ID" w:bidi="id_ID"/>
         </w:rPr>
         <w:t>Terjemahan lain: “Kristus Yesus yang adalah Juruselamat kita”</w:t>
@@ -1586,6 +1906,21 @@
       </w:r>
       <w:r>
         <w:rPr>
+          <w:b/>
+          <w:lang w:val="id_ID" w:bidi="id_ID"/>
+        </w:rPr>
+        <w:t>ἡμῶν</w:t>
+      </w:r>
+    </w:p>
+    <w:p>
+      <w:pPr/>
+      <w:r>
+        <w:rPr>
+          <w:lang w:val="id_ID" w:bidi="id_ID"/>
+        </w:rPr>
+      </w:r>
+      <w:r>
+        <w:rPr>
           <w:lang w:val="id_ID" w:bidi="id_ID"/>
         </w:rPr>
         <w:t xml:space="preserve">Di sini, </w:t>
@@ -1667,6 +2002,21 @@
       </w:r>
       <w:r>
         <w:rPr>
+          <w:b/>
+          <w:lang w:val="id_ID" w:bidi="id_ID"/>
+        </w:rPr>
+        <w:t>τούτου χάριν</w:t>
+      </w:r>
+    </w:p>
+    <w:p>
+      <w:pPr/>
+      <w:r>
+        <w:rPr>
+          <w:lang w:val="id_ID" w:bidi="id_ID"/>
+        </w:rPr>
+      </w:r>
+      <w:r>
+        <w:rPr>
           <w:lang w:val="id_ID" w:bidi="id_ID"/>
         </w:rPr>
         <w:t xml:space="preserve">Frasa </w:t>
@@ -1748,6 +2098,21 @@
       </w:r>
       <w:r>
         <w:rPr>
+          <w:b/>
+          <w:lang w:val="id_ID" w:bidi="id_ID"/>
+        </w:rPr>
+        <w:t>ἀπέλιπόν σε ἐν Κρήτῃ</w:t>
+      </w:r>
+    </w:p>
+    <w:p>
+      <w:pPr/>
+      <w:r>
+        <w:rPr>
+          <w:lang w:val="id_ID" w:bidi="id_ID"/>
+        </w:rPr>
+      </w:r>
+      <w:r>
+        <w:rPr>
           <w:lang w:val="id_ID" w:bidi="id_ID"/>
         </w:rPr>
         <w:t>Terjemahan alternatif: “Aku telah katakan kepadamu untuk tetap tinggal di Kreta”</w:t>
@@ -1796,6 +2161,21 @@
       </w:r>
       <w:r>
         <w:rPr>
+          <w:b/>
+          <w:lang w:val="id_ID" w:bidi="id_ID"/>
+        </w:rPr>
+        <w:t>ἵνα τὰ λείποντα ἐπιδιορθώσῃ</w:t>
+      </w:r>
+    </w:p>
+    <w:p>
+      <w:pPr/>
+      <w:r>
+        <w:rPr>
+          <w:lang w:val="id_ID" w:bidi="id_ID"/>
+        </w:rPr>
+      </w:r>
+      <w:r>
+        <w:rPr>
           <w:lang w:val="id_ID" w:bidi="id_ID"/>
         </w:rPr>
         <w:t>Terjemahan alternatif: “agar engkau selesai mengatur hal-hal yang perlu dilakukan”</w:t>
@@ -1844,6 +2224,21 @@
       </w:r>
       <w:r>
         <w:rPr>
+          <w:b/>
+          <w:lang w:val="id_ID" w:bidi="id_ID"/>
+        </w:rPr>
+        <w:t>καταστήσῃς &amp; πρεσβυτέρους</w:t>
+      </w:r>
+    </w:p>
+    <w:p>
+      <w:pPr/>
+      <w:r>
+        <w:rPr>
+          <w:lang w:val="id_ID" w:bidi="id_ID"/>
+        </w:rPr>
+      </w:r>
+      <w:r>
+        <w:rPr>
           <w:lang w:val="id_ID" w:bidi="id_ID"/>
         </w:rPr>
         <w:t>Terjemahan alternatif: “menunjuk penatua” atau “menentukan penatua”</w:t>
@@ -1892,6 +2287,21 @@
       </w:r>
       <w:r>
         <w:rPr>
+          <w:b/>
+          <w:lang w:val="id_ID" w:bidi="id_ID"/>
+        </w:rPr>
+        <w:t>εἴ τίς ἐστιν ἀνέγκλητος</w:t>
+      </w:r>
+    </w:p>
+    <w:p>
+      <w:pPr/>
+      <w:r>
+        <w:rPr>
+          <w:lang w:val="id_ID" w:bidi="id_ID"/>
+        </w:rPr>
+      </w:r>
+      <w:r>
+        <w:rPr>
           <w:lang w:val="id_ID" w:bidi="id_ID"/>
         </w:rPr>
         <w:t>Ini adalah awal dari deskripsi karakter seorang penatua. Paulus berasumsi bahwa Titus memahami bahwa ia harus memilih orang-orang yang sesuai dengan deskripsi berikut ini. Anda dapat memasukkan informasi ini jika hal itu akan membantu para pembaca Anda. Terjemahan alternatif: “seorang penatua haruslah orang yang tidak bercela” atau “siapa pun yang engkau pilih untuk menjadi penatua haruslah orang yang tidak bercela”</w:t>
@@ -1960,6 +2370,21 @@
       </w:r>
       <w:r>
         <w:rPr>
+          <w:b/>
+          <w:lang w:val="id_ID" w:bidi="id_ID"/>
+        </w:rPr>
+        <w:t>ἀνέγκλητος</w:t>
+      </w:r>
+    </w:p>
+    <w:p>
+      <w:pPr/>
+      <w:r>
+        <w:rPr>
+          <w:lang w:val="id_ID" w:bidi="id_ID"/>
+        </w:rPr>
+      </w:r>
+      <w:r>
+        <w:rPr>
           <w:lang w:val="id_ID" w:bidi="id_ID"/>
         </w:rPr>
         <w:t xml:space="preserve">Menjadi </w:t>
@@ -2041,6 +2466,21 @@
       </w:r>
       <w:r>
         <w:rPr>
+          <w:b/>
+          <w:lang w:val="id_ID" w:bidi="id_ID"/>
+        </w:rPr>
+        <w:t>μιᾶς γυναικὸς ἀνήρ</w:t>
+      </w:r>
+    </w:p>
+    <w:p>
+      <w:pPr/>
+      <w:r>
+        <w:rPr>
+          <w:lang w:val="id_ID" w:bidi="id_ID"/>
+        </w:rPr>
+      </w:r>
+      <w:r>
+        <w:rPr>
           <w:lang w:val="id_ID" w:bidi="id_ID"/>
         </w:rPr>
         <w:t xml:space="preserve">Ini berarti bahwa ia hanya memiliki </w:t>
@@ -2122,6 +2562,21 @@
       </w:r>
       <w:r>
         <w:rPr>
+          <w:b/>
+          <w:lang w:val="id_ID" w:bidi="id_ID"/>
+        </w:rPr>
+        <w:t>τέκνα &amp; πιστά</w:t>
+      </w:r>
+    </w:p>
+    <w:p>
+      <w:pPr/>
+      <w:r>
+        <w:rPr>
+          <w:lang w:val="id_ID" w:bidi="id_ID"/>
+        </w:rPr>
+      </w:r>
+      <w:r>
+        <w:rPr>
           <w:lang w:val="id_ID" w:bidi="id_ID"/>
         </w:rPr>
         <w:t>Hal ini dapat merujuk kepada: (1) anak-anak yang percaya kepada Yesus. Terjemahan alternatif: “anak-anak yang setia kepada Allah” (2) anak-anak yang dapat dipercaya. Terjemahan alternatif: “anak-anak yang jujur”</w:t>
@@ -2190,6 +2645,21 @@
       </w:r>
       <w:r>
         <w:rPr>
+          <w:b/>
+          <w:lang w:val="id_ID" w:bidi="id_ID"/>
+        </w:rPr>
+        <w:t>τὸν ἐπίσκοπον</w:t>
+      </w:r>
+    </w:p>
+    <w:p>
+      <w:pPr/>
+      <w:r>
+        <w:rPr>
+          <w:lang w:val="id_ID" w:bidi="id_ID"/>
+        </w:rPr>
+      </w:r>
+      <w:r>
+        <w:rPr>
           <w:lang w:val="id_ID" w:bidi="id_ID"/>
         </w:rPr>
         <w:t xml:space="preserve">Kata </w:t>
@@ -2271,6 +2741,21 @@
       </w:r>
       <w:r>
         <w:rPr>
+          <w:b/>
+          <w:lang w:val="id_ID" w:bidi="id_ID"/>
+        </w:rPr>
+        <w:t>Θεοῦ οἰκονόμον</w:t>
+      </w:r>
+    </w:p>
+    <w:p>
+      <w:pPr/>
+      <w:r>
+        <w:rPr>
+          <w:lang w:val="id_ID" w:bidi="id_ID"/>
+        </w:rPr>
+      </w:r>
+      <w:r>
+        <w:rPr>
           <w:lang w:val="id_ID" w:bidi="id_ID"/>
         </w:rPr>
         <w:t xml:space="preserve">Paulus berbicara tentang jemaat seolah-olah jemaat adalah </w:t>
@@ -2352,6 +2837,21 @@
       </w:r>
       <w:r>
         <w:rPr>
+          <w:b/>
+          <w:lang w:val="id_ID" w:bidi="id_ID"/>
+        </w:rPr>
+        <w:t>μὴ πάροινον</w:t>
+      </w:r>
+    </w:p>
+    <w:p>
+      <w:pPr/>
+      <w:r>
+        <w:rPr>
+          <w:lang w:val="id_ID" w:bidi="id_ID"/>
+        </w:rPr>
+      </w:r>
+      <w:r>
+        <w:rPr>
           <w:lang w:val="id_ID" w:bidi="id_ID"/>
         </w:rPr>
         <w:t>Terjemahan alternatif: “bukan pecandu alkohol” atau “bukan orang yang banyak minum anggur”</w:t>
@@ -2400,6 +2900,21 @@
       </w:r>
       <w:r>
         <w:rPr>
+          <w:b/>
+          <w:lang w:val="id_ID" w:bidi="id_ID"/>
+        </w:rPr>
+        <w:t>μὴ πλήκτην</w:t>
+      </w:r>
+    </w:p>
+    <w:p>
+      <w:pPr/>
+      <w:r>
+        <w:rPr>
+          <w:lang w:val="id_ID" w:bidi="id_ID"/>
+        </w:rPr>
+      </w:r>
+      <w:r>
+        <w:rPr>
           <w:lang w:val="id_ID" w:bidi="id_ID"/>
         </w:rPr>
         <w:t>Terjemahan alternatif: “bukan orang yang suka melakukan kekerasan” atau “bukan orang yang suka berkelahi”</w:t>
@@ -2448,6 +2963,21 @@
       </w:r>
       <w:r>
         <w:rPr>
+          <w:b/>
+          <w:lang w:val="id_ID" w:bidi="id_ID"/>
+        </w:rPr>
+        <w:t>ἀλλὰ</w:t>
+      </w:r>
+    </w:p>
+    <w:p>
+      <w:pPr/>
+      <w:r>
+        <w:rPr>
+          <w:lang w:val="id_ID" w:bidi="id_ID"/>
+        </w:rPr>
+      </w:r>
+      <w:r>
+        <w:rPr>
           <w:lang w:val="id_ID" w:bidi="id_ID"/>
         </w:rPr>
         <w:t xml:space="preserve">Kata penghubung </w:t>
@@ -2529,6 +3059,21 @@
       </w:r>
       <w:r>
         <w:rPr>
+          <w:b/>
+          <w:lang w:val="id_ID" w:bidi="id_ID"/>
+        </w:rPr>
+        <w:t>φιλάγαθον</w:t>
+      </w:r>
+    </w:p>
+    <w:p>
+      <w:pPr/>
+      <w:r>
+        <w:rPr>
+          <w:lang w:val="id_ID" w:bidi="id_ID"/>
+        </w:rPr>
+      </w:r>
+      <w:r>
+        <w:rPr>
           <w:lang w:val="id_ID" w:bidi="id_ID"/>
         </w:rPr>
         <w:t xml:space="preserve">Di sini Paulus berbicara tentang </w:t>
@@ -2623,6 +3168,21 @@
       </w:r>
       <w:r>
         <w:rPr>
+          <w:b/>
+          <w:lang w:val="id_ID" w:bidi="id_ID"/>
+        </w:rPr>
+        <w:t>σώφρονα &amp; ἐγκρατῆ</w:t>
+      </w:r>
+    </w:p>
+    <w:p>
+      <w:pPr/>
+      <w:r>
+        <w:rPr>
+          <w:lang w:val="id_ID" w:bidi="id_ID"/>
+        </w:rPr>
+      </w:r>
+      <w:r>
+        <w:rPr>
           <w:lang w:val="id_ID" w:bidi="id_ID"/>
         </w:rPr>
         <w:t xml:space="preserve">Istilah </w:t>
@@ -2717,6 +3277,21 @@
       </w:r>
       <w:r>
         <w:rPr>
+          <w:b/>
+          <w:lang w:val="id_ID" w:bidi="id_ID"/>
+        </w:rPr>
+        <w:t>δίκαιον, ὅσιον</w:t>
+      </w:r>
+    </w:p>
+    <w:p>
+      <w:pPr/>
+      <w:r>
+        <w:rPr>
+          <w:lang w:val="id_ID" w:bidi="id_ID"/>
+        </w:rPr>
+      </w:r>
+      <w:r>
+        <w:rPr>
           <w:lang w:val="id_ID" w:bidi="id_ID"/>
         </w:rPr>
         <w:t xml:space="preserve">Istilah </w:t>
@@ -2811,6 +3386,21 @@
       </w:r>
       <w:r>
         <w:rPr>
+          <w:b/>
+          <w:lang w:val="id_ID" w:bidi="id_ID"/>
+        </w:rPr>
+        <w:t>ἀντεχόμενον</w:t>
+      </w:r>
+    </w:p>
+    <w:p>
+      <w:pPr/>
+      <w:r>
+        <w:rPr>
+          <w:lang w:val="id_ID" w:bidi="id_ID"/>
+        </w:rPr>
+      </w:r>
+      <w:r>
+        <w:rPr>
           <w:lang w:val="id_ID" w:bidi="id_ID"/>
         </w:rPr>
         <w:t>Paulus berbicara tentang pengabdian pada iman Kristen seolah-olah itu adalah menggenggam iman dengan tangan. Jika ini berguna dalam bahasa Anda, Anda dapat menggunakan metafora lain atau menyatakan maknanya dengan jelas. Terjemahan alternatif: “Dia harus mengikuti dengan cermat” atau “Dia harus mengabdi pada”</w:t>
@@ -2879,6 +3469,21 @@
       </w:r>
       <w:r>
         <w:rPr>
+          <w:b/>
+          <w:lang w:val="id_ID" w:bidi="id_ID"/>
+        </w:rPr>
+        <w:t>κατὰ τὴν διδαχὴν</w:t>
+      </w:r>
+    </w:p>
+    <w:p>
+      <w:pPr/>
+      <w:r>
+        <w:rPr>
+          <w:lang w:val="id_ID" w:bidi="id_ID"/>
+        </w:rPr>
+      </w:r>
+      <w:r>
+        <w:rPr>
           <w:lang w:val="id_ID" w:bidi="id_ID"/>
         </w:rPr>
         <w:t>Terjemahan alternatif: “yang sesuai dengan hal-hal yang kami ajarkan kepadanya”</w:t>
@@ -2927,6 +3532,21 @@
       </w:r>
       <w:r>
         <w:rPr>
+          <w:b/>
+          <w:lang w:val="id_ID" w:bidi="id_ID"/>
+        </w:rPr>
+        <w:t>ἵνα</w:t>
+      </w:r>
+    </w:p>
+    <w:p>
+      <w:pPr/>
+      <w:r>
+        <w:rPr>
+          <w:lang w:val="id_ID" w:bidi="id_ID"/>
+        </w:rPr>
+      </w:r>
+      <w:r>
+        <w:rPr>
           <w:lang w:val="id_ID" w:bidi="id_ID"/>
         </w:rPr>
         <w:t xml:space="preserve">Kata-kata penghubung </w:t>
@@ -3008,6 +3628,21 @@
       </w:r>
       <w:r>
         <w:rPr>
+          <w:b/>
+          <w:lang w:val="id_ID" w:bidi="id_ID"/>
+        </w:rPr>
+        <w:t>τῇ διδασκαλίᾳ τῇ ὑγιαινούσῃ</w:t>
+      </w:r>
+    </w:p>
+    <w:p>
+      <w:pPr/>
+      <w:r>
+        <w:rPr>
+          <w:lang w:val="id_ID" w:bidi="id_ID"/>
+        </w:rPr>
+      </w:r>
+      <w:r>
+        <w:rPr>
           <w:lang w:val="id_ID" w:bidi="id_ID"/>
         </w:rPr>
         <w:t xml:space="preserve">Kata yang diterjemahkan di sini sebagai </w:t>
@@ -3102,6 +3737,21 @@
       </w:r>
       <w:r>
         <w:rPr>
+          <w:b/>
+          <w:lang w:val="id_ID" w:bidi="id_ID"/>
+        </w:rPr>
+        <w:t>ματαιολόγοι</w:t>
+      </w:r>
+    </w:p>
+    <w:p>
+      <w:pPr/>
+      <w:r>
+        <w:rPr>
+          <w:lang w:val="id_ID" w:bidi="id_ID"/>
+        </w:rPr>
+      </w:r>
+      <w:r>
+        <w:rPr>
           <w:lang w:val="id_ID" w:bidi="id_ID"/>
         </w:rPr>
         <w:t xml:space="preserve">Di sini, </w:t>
@@ -3196,6 +3846,21 @@
       </w:r>
       <w:r>
         <w:rPr>
+          <w:b/>
+          <w:lang w:val="id_ID" w:bidi="id_ID"/>
+        </w:rPr>
+        <w:t>φρεναπάται</w:t>
+      </w:r>
+    </w:p>
+    <w:p>
+      <w:pPr/>
+      <w:r>
+        <w:rPr>
+          <w:lang w:val="id_ID" w:bidi="id_ID"/>
+        </w:rPr>
+      </w:r>
+      <w:r>
+        <w:rPr>
           <w:lang w:val="id_ID" w:bidi="id_ID"/>
         </w:rPr>
         <w:t xml:space="preserve">Kata </w:t>
@@ -3277,6 +3942,21 @@
       </w:r>
       <w:r>
         <w:rPr>
+          <w:b/>
+          <w:lang w:val="id_ID" w:bidi="id_ID"/>
+        </w:rPr>
+        <w:t>ματαιολόγοι, καὶ φρεναπάται</w:t>
+      </w:r>
+    </w:p>
+    <w:p>
+      <w:pPr/>
+      <w:r>
+        <w:rPr>
+          <w:lang w:val="id_ID" w:bidi="id_ID"/>
+        </w:rPr>
+      </w:r>
+      <w:r>
+        <w:rPr>
           <w:lang w:val="id_ID" w:bidi="id_ID"/>
         </w:rPr>
         <w:t xml:space="preserve">Baik </w:t>
@@ -3384,6 +4064,21 @@
       </w:r>
       <w:r>
         <w:rPr>
+          <w:b/>
+          <w:lang w:val="id_ID" w:bidi="id_ID"/>
+        </w:rPr>
+        <w:t>οἱ ἐκ τῆς περιτομῆς</w:t>
+      </w:r>
+    </w:p>
+    <w:p>
+      <w:pPr/>
+      <w:r>
+        <w:rPr>
+          <w:lang w:val="id_ID" w:bidi="id_ID"/>
+        </w:rPr>
+      </w:r>
+      <w:r>
+        <w:rPr>
           <w:lang w:val="id_ID" w:bidi="id_ID"/>
         </w:rPr>
         <w:t xml:space="preserve">Di sini, </w:t>
@@ -3465,6 +4160,21 @@
       </w:r>
       <w:r>
         <w:rPr>
+          <w:b/>
+          <w:lang w:val="id_ID" w:bidi="id_ID"/>
+        </w:rPr>
+        <w:t>οὓς δεῖ ἐπιστομίζειν</w:t>
+      </w:r>
+    </w:p>
+    <w:p>
+      <w:pPr/>
+      <w:r>
+        <w:rPr>
+          <w:lang w:val="id_ID" w:bidi="id_ID"/>
+        </w:rPr>
+      </w:r>
+      <w:r>
+        <w:rPr>
           <w:lang w:val="id_ID" w:bidi="id_ID"/>
         </w:rPr>
         <w:t>Implikasinya adalah bahwa orang-orang ini harus dilarang untuk mengajar. Anda dapat memasukkan informasi ini jika itu berguna bagi pembaca Anda. Terjemahan alternatif: “Engkau harus mencegah mereka menyebarkan ajaran sesat mereka” atau “Seseorang harus menghentikan mereka agar tidak menipu orang lain dengan kata-kata mereka”</w:t>
@@ -3533,6 +4243,21 @@
       </w:r>
       <w:r>
         <w:rPr>
+          <w:b/>
+          <w:lang w:val="id_ID" w:bidi="id_ID"/>
+        </w:rPr>
+        <w:t>ὅλους οἴκους ἀνατρέπουσιν</w:t>
+      </w:r>
+    </w:p>
+    <w:p>
+      <w:pPr/>
+      <w:r>
+        <w:rPr>
+          <w:lang w:val="id_ID" w:bidi="id_ID"/>
+        </w:rPr>
+      </w:r>
+      <w:r>
+        <w:rPr>
           <w:lang w:val="id_ID" w:bidi="id_ID"/>
         </w:rPr>
         <w:t>Masalahnya adalah mereka membawa banyak keluarga menjauh dari kebenaran dan menghancurkan iman mereka. Anda dapat memasukkan informasi ini jika itu berguna bagi pembaca Anda. Terjemahan alternatif: “merusak iman seluruh keluarga”</w:t>
@@ -3601,6 +4326,21 @@
       </w:r>
       <w:r>
         <w:rPr>
+          <w:b/>
+          <w:lang w:val="id_ID" w:bidi="id_ID"/>
+        </w:rPr>
+        <w:t>αἰσχροῦ κέρδους χάριν</w:t>
+      </w:r>
+    </w:p>
+    <w:p>
+      <w:pPr/>
+      <w:r>
+        <w:rPr>
+          <w:lang w:val="id_ID" w:bidi="id_ID"/>
+        </w:rPr>
+      </w:r>
+      <w:r>
+        <w:rPr>
           <w:lang w:val="id_ID" w:bidi="id_ID"/>
         </w:rPr>
         <w:t xml:space="preserve">Di sini Paulus menyebut </w:t>
@@ -3695,6 +4435,21 @@
       </w:r>
       <w:r>
         <w:rPr>
+          <w:b/>
+          <w:lang w:val="id_ID" w:bidi="id_ID"/>
+        </w:rPr>
+        <w:t>τις ἐξ αὐτῶν, ἴδιος αὐτῶν προφήτης</w:t>
+      </w:r>
+    </w:p>
+    <w:p>
+      <w:pPr/>
+      <w:r>
+        <w:rPr>
+          <w:lang w:val="id_ID" w:bidi="id_ID"/>
+        </w:rPr>
+      </w:r>
+      <w:r>
+        <w:rPr>
           <w:lang w:val="id_ID" w:bidi="id_ID"/>
         </w:rPr>
         <w:t>Terjemahan alternatif: “Seorang Kreta, yang mereka sendiri anggap sebagai nabi”</w:t>
@@ -3743,6 +4498,21 @@
       </w:r>
       <w:r>
         <w:rPr>
+          <w:b/>
+          <w:lang w:val="id_ID" w:bidi="id_ID"/>
+        </w:rPr>
+        <w:t>Κρῆτες ἀεὶ ψεῦσται</w:t>
+      </w:r>
+    </w:p>
+    <w:p>
+      <w:pPr/>
+      <w:r>
+        <w:rPr>
+          <w:lang w:val="id_ID" w:bidi="id_ID"/>
+        </w:rPr>
+      </w:r>
+      <w:r>
+        <w:rPr>
           <w:lang w:val="id_ID" w:bidi="id_ID"/>
         </w:rPr>
         <w:t xml:space="preserve">Kata </w:t>
@@ -3824,6 +4594,21 @@
       </w:r>
       <w:r>
         <w:rPr>
+          <w:b/>
+          <w:lang w:val="id_ID" w:bidi="id_ID"/>
+        </w:rPr>
+        <w:t>κακὰ θηρία</w:t>
+      </w:r>
+    </w:p>
+    <w:p>
+      <w:pPr/>
+      <w:r>
+        <w:rPr>
+          <w:lang w:val="id_ID" w:bidi="id_ID"/>
+        </w:rPr>
+      </w:r>
+      <w:r>
+        <w:rPr>
           <w:lang w:val="id_ID" w:bidi="id_ID"/>
         </w:rPr>
         <w:t xml:space="preserve">Metafora ini berbicara tentang </w:t>
@@ -3918,6 +4703,21 @@
       </w:r>
       <w:r>
         <w:rPr>
+          <w:b/>
+          <w:lang w:val="id_ID" w:bidi="id_ID"/>
+        </w:rPr>
+        <w:t>γαστέρες ἀργαί</w:t>
+      </w:r>
+    </w:p>
+    <w:p>
+      <w:pPr/>
+      <w:r>
+        <w:rPr>
+          <w:lang w:val="id_ID" w:bidi="id_ID"/>
+        </w:rPr>
+      </w:r>
+      <w:r>
+        <w:rPr>
           <w:lang w:val="id_ID" w:bidi="id_ID"/>
         </w:rPr>
         <w:t>Di sini bagian tubuh yang menyimpan makanan digunakan untuk melambangkan orang yang makan sepanjang waktu. Jika ini berguna dalam bahasa Anda, Anda dapat menggunakan ungkapan yang setara dari budaya Anda atau menyatakan artinya dengan jelas. Terjemahan alternatif: “pelahap-pelahap yang malas” atau “orang-orang malas yang hanya ingin makan”</w:t>
@@ -3986,6 +4786,21 @@
       </w:r>
       <w:r>
         <w:rPr>
+          <w:b/>
+          <w:lang w:val="id_ID" w:bidi="id_ID"/>
+        </w:rPr>
+        <w:t>δι’ ἣν αἰτίαν ἔλεγχε αὐτοὺς ἀποτόμως</w:t>
+      </w:r>
+    </w:p>
+    <w:p>
+      <w:pPr/>
+      <w:r>
+        <w:rPr>
+          <w:lang w:val="id_ID" w:bidi="id_ID"/>
+        </w:rPr>
+      </w:r>
+      <w:r>
+        <w:rPr>
           <w:lang w:val="id_ID" w:bidi="id_ID"/>
         </w:rPr>
         <w:t>Terjemahan lain: “Oleh karena itu, Anda harus menggunakan bahasa yang kuat sehingga orang Kreta dapat memahaminya saat Anda mengoreksinya”</w:t>
@@ -4034,6 +4849,21 @@
       </w:r>
       <w:r>
         <w:rPr>
+          <w:b/>
+          <w:lang w:val="id_ID" w:bidi="id_ID"/>
+        </w:rPr>
+        <w:t>δι’ ἣν αἰτίαν</w:t>
+      </w:r>
+    </w:p>
+    <w:p>
+      <w:pPr/>
+      <w:r>
+        <w:rPr>
+          <w:lang w:val="id_ID" w:bidi="id_ID"/>
+        </w:rPr>
+      </w:r>
+      <w:r>
+        <w:rPr>
           <w:lang w:val="id_ID" w:bidi="id_ID"/>
         </w:rPr>
         <w:t xml:space="preserve">Kata penghubung </w:t>
@@ -4115,6 +4945,21 @@
       </w:r>
       <w:r>
         <w:rPr>
+          <w:b/>
+          <w:lang w:val="id_ID" w:bidi="id_ID"/>
+        </w:rPr>
+        <w:t>αὐτοὺς</w:t>
+      </w:r>
+    </w:p>
+    <w:p>
+      <w:pPr/>
+      <w:r>
+        <w:rPr>
+          <w:lang w:val="id_ID" w:bidi="id_ID"/>
+        </w:rPr>
+      </w:r>
+      <w:r>
+        <w:rPr>
           <w:lang w:val="id_ID" w:bidi="id_ID"/>
         </w:rPr>
         <w:t xml:space="preserve">Di sini kata ganti </w:t>
@@ -4209,6 +5054,21 @@
       </w:r>
       <w:r>
         <w:rPr>
+          <w:b/>
+          <w:lang w:val="id_ID" w:bidi="id_ID"/>
+        </w:rPr>
+        <w:t>ἵνα ὑγιαίνωσιν ἐν τῇ πίστει</w:t>
+      </w:r>
+    </w:p>
+    <w:p>
+      <w:pPr/>
+      <w:r>
+        <w:rPr>
+          <w:lang w:val="id_ID" w:bidi="id_ID"/>
+        </w:rPr>
+      </w:r>
+      <w:r>
+        <w:rPr>
           <w:lang w:val="id_ID" w:bidi="id_ID"/>
         </w:rPr>
         <w:t xml:space="preserve">Lihat catatan mengenai </w:t>
@@ -4226,7 +5086,7 @@
         </w:rPr>
         <w:t xml:space="preserve"> dalam </w:t>
       </w:r>
-      <w:hyperlink r:id="rId13">
+      <w:hyperlink r:id="rId15">
         <w:r>
           <w:rPr>
             <w:lang w:val="id_ID" w:bidi="id_ID"/>
@@ -4308,6 +5168,21 @@
       </w:r>
       <w:r>
         <w:rPr>
+          <w:b/>
+          <w:lang w:val="id_ID" w:bidi="id_ID"/>
+        </w:rPr>
+        <w:t>ἵνα</w:t>
+      </w:r>
+    </w:p>
+    <w:p>
+      <w:pPr/>
+      <w:r>
+        <w:rPr>
+          <w:lang w:val="id_ID" w:bidi="id_ID"/>
+        </w:rPr>
+      </w:r>
+      <w:r>
+        <w:rPr>
           <w:lang w:val="id_ID" w:bidi="id_ID"/>
         </w:rPr>
         <w:t xml:space="preserve">Di sini, </w:t>
@@ -4402,6 +5277,21 @@
       </w:r>
       <w:r>
         <w:rPr>
+          <w:b/>
+          <w:lang w:val="id_ID" w:bidi="id_ID"/>
+        </w:rPr>
+        <w:t>ἐν τῇ πίστει</w:t>
+      </w:r>
+    </w:p>
+    <w:p>
+      <w:pPr/>
+      <w:r>
+        <w:rPr>
+          <w:lang w:val="id_ID" w:bidi="id_ID"/>
+        </w:rPr>
+      </w:r>
+      <w:r>
+        <w:rPr>
           <w:lang w:val="id_ID" w:bidi="id_ID"/>
         </w:rPr>
         <w:t xml:space="preserve">Di sini kata benda abstrak </w:t>
@@ -4483,6 +5373,21 @@
       </w:r>
       <w:r>
         <w:rPr>
+          <w:b/>
+          <w:lang w:val="id_ID" w:bidi="id_ID"/>
+        </w:rPr>
+        <w:t>Ἰουδαϊκοῖς μύθοις</w:t>
+      </w:r>
+    </w:p>
+    <w:p>
+      <w:pPr/>
+      <w:r>
+        <w:rPr>
+          <w:lang w:val="id_ID" w:bidi="id_ID"/>
+        </w:rPr>
+      </w:r>
+      <w:r>
+        <w:rPr>
           <w:lang w:val="id_ID" w:bidi="id_ID"/>
         </w:rPr>
         <w:t>Terjemahan lain: “ajaran palsu orang Yahudi”</w:t>
@@ -4531,6 +5436,21 @@
       </w:r>
       <w:r>
         <w:rPr>
+          <w:b/>
+          <w:lang w:val="id_ID" w:bidi="id_ID"/>
+        </w:rPr>
+        <w:t>ἀποστρεφομένων τὴν ἀλήθειαν</w:t>
+      </w:r>
+    </w:p>
+    <w:p>
+      <w:pPr/>
+      <w:r>
+        <w:rPr>
+          <w:lang w:val="id_ID" w:bidi="id_ID"/>
+        </w:rPr>
+      </w:r>
+      <w:r>
+        <w:rPr>
           <w:lang w:val="id_ID" w:bidi="id_ID"/>
         </w:rPr>
         <w:t>Paulus berbicara tentang kebenaran seolah-olah kebenaran adalah suatu objek yang dapat ditolak atau dihindari oleh seseorang. Terjemahan lain: “yang menolak kebenaran”</w:t>
@@ -4599,6 +5519,21 @@
       </w:r>
       <w:r>
         <w:rPr>
+          <w:b/>
+          <w:lang w:val="id_ID" w:bidi="id_ID"/>
+        </w:rPr>
+        <w:t>πάντα καθαρὰ τοῖς καθαροῖς</w:t>
+      </w:r>
+    </w:p>
+    <w:p>
+      <w:pPr/>
+      <w:r>
+        <w:rPr>
+          <w:lang w:val="id_ID" w:bidi="id_ID"/>
+        </w:rPr>
+      </w:r>
+      <w:r>
+        <w:rPr>
           <w:lang w:val="id_ID" w:bidi="id_ID"/>
         </w:rPr>
         <w:t>Di sini, Paulus menggunakan atau menciptakan sebuah peribahasa untuk mengajarkan bahwa menjadi murni atau menyenangkan Tuhan adalah soal pikiran batin seseorang, bukan soal tindakan atau ritual lahiriah. Terjemahkan peribahasa ini sedemikian rupa sehingga dapat dikenali sebagai peribahasa dan bermakna dalam bahasa dan budaya Anda. Terjemahan lain: “Jika manusia suci hatinya, segala sesuatu yang mereka lakukan akan murni” atau “Ketika manusia hanya mempunyai pikiran yang baik, maka apa pun yang mereka lakukan tidak akan menyinggung Tuhan”</w:t>
@@ -4667,6 +5602,21 @@
       </w:r>
       <w:r>
         <w:rPr>
+          <w:b/>
+          <w:lang w:val="id_ID" w:bidi="id_ID"/>
+        </w:rPr>
+        <w:t>τοῖς καθαροῖς</w:t>
+      </w:r>
+    </w:p>
+    <w:p>
+      <w:pPr/>
+      <w:r>
+        <w:rPr>
+          <w:lang w:val="id_ID" w:bidi="id_ID"/>
+        </w:rPr>
+      </w:r>
+      <w:r>
+        <w:rPr>
           <w:lang w:val="id_ID" w:bidi="id_ID"/>
         </w:rPr>
         <w:t>Terjemahan lain: “kepada mereka yang berkenan kepada Tuhan”</w:t>
@@ -4715,6 +5665,21 @@
       </w:r>
       <w:r>
         <w:rPr>
+          <w:b/>
+          <w:lang w:val="id_ID" w:bidi="id_ID"/>
+        </w:rPr>
+        <w:t>δὲ</w:t>
+      </w:r>
+    </w:p>
+    <w:p>
+      <w:pPr/>
+      <w:r>
+        <w:rPr>
+          <w:lang w:val="id_ID" w:bidi="id_ID"/>
+        </w:rPr>
+      </w:r>
+      <w:r>
+        <w:rPr>
           <w:lang w:val="id_ID" w:bidi="id_ID"/>
         </w:rPr>
         <w:t xml:space="preserve">Kata penghubung </w:t>
@@ -4796,6 +5761,21 @@
       </w:r>
       <w:r>
         <w:rPr>
+          <w:b/>
+          <w:lang w:val="id_ID" w:bidi="id_ID"/>
+        </w:rPr>
+        <w:t>τοῖς δὲ μεμιαμμένοις καὶ ἀπίστοις, οὐδὲν καθαρόν</w:t>
+      </w:r>
+    </w:p>
+    <w:p>
+      <w:pPr/>
+      <w:r>
+        <w:rPr>
+          <w:lang w:val="id_ID" w:bidi="id_ID"/>
+        </w:rPr>
+      </w:r>
+      <w:r>
+        <w:rPr>
           <w:lang w:val="id_ID" w:bidi="id_ID"/>
         </w:rPr>
         <w:t>Paulus berbicara tentang orang-orang berdosa seolah-olah mereka rusak atau kotor secara fisik. Terjemahan lain: “Tetapi jika manusia tercemar akhlaknya dan tidak beriman, maka mereka tidak dapat berbuat sesuatu yang suci” atau “Tetapi jika manusia penuh dengan dosa dan ketidakpercayaan, maka apa pun yang mereka lakukan tidak berkenan kepada Allah”</w:t>
@@ -4864,6 +5844,21 @@
       </w:r>
       <w:r>
         <w:rPr>
+          <w:b/>
+          <w:lang w:val="id_ID" w:bidi="id_ID"/>
+        </w:rPr>
+        <w:t>δὲ</w:t>
+      </w:r>
+    </w:p>
+    <w:p>
+      <w:pPr/>
+      <w:r>
+        <w:rPr>
+          <w:lang w:val="id_ID" w:bidi="id_ID"/>
+        </w:rPr>
+      </w:r>
+      <w:r>
+        <w:rPr>
           <w:lang w:val="id_ID" w:bidi="id_ID"/>
         </w:rPr>
         <w:t xml:space="preserve">Kata penghubung </w:t>
@@ -4945,6 +5940,21 @@
       </w:r>
       <w:r>
         <w:rPr>
+          <w:b/>
+          <w:lang w:val="id_ID" w:bidi="id_ID"/>
+        </w:rPr>
+        <w:t>τοῖς &amp; ἔργοις ἀρνοῦνται</w:t>
+      </w:r>
+    </w:p>
+    <w:p>
+      <w:pPr/>
+      <w:r>
+        <w:rPr>
+          <w:lang w:val="id_ID" w:bidi="id_ID"/>
+        </w:rPr>
+      </w:r>
+      <w:r>
+        <w:rPr>
           <w:lang w:val="id_ID" w:bidi="id_ID"/>
         </w:rPr>
         <w:t>Terjemahan lain: “cara hidup mereka membuktikan bahwa mereka tidak mengenal Dia”</w:t>
@@ -4993,6 +6003,21 @@
       </w:r>
       <w:r>
         <w:rPr>
+          <w:b/>
+          <w:lang w:val="id_ID" w:bidi="id_ID"/>
+        </w:rPr>
+        <w:t>σὺ δὲ</w:t>
+      </w:r>
+    </w:p>
+    <w:p>
+      <w:pPr/>
+      <w:r>
+        <w:rPr>
+          <w:lang w:val="id_ID" w:bidi="id_ID"/>
+        </w:rPr>
+      </w:r>
+      <w:r>
+        <w:rPr>
           <w:lang w:val="id_ID" w:bidi="id_ID"/>
         </w:rPr>
         <w:t xml:space="preserve">Di sini, </w:t>
@@ -5074,6 +6099,21 @@
       </w:r>
       <w:r>
         <w:rPr>
+          <w:b/>
+          <w:lang w:val="id_ID" w:bidi="id_ID"/>
+        </w:rPr>
+        <w:t>τῇ ὑγιαινούσῃ διδασκαλίᾳ</w:t>
+      </w:r>
+    </w:p>
+    <w:p>
+      <w:pPr/>
+      <w:r>
+        <w:rPr>
+          <w:lang w:val="id_ID" w:bidi="id_ID"/>
+        </w:rPr>
+      </w:r>
+      <w:r>
+        <w:rPr>
           <w:lang w:val="id_ID" w:bidi="id_ID"/>
         </w:rPr>
         <w:t xml:space="preserve">Lihat catatan tentang </w:t>
@@ -5091,7 +6131,7 @@
         </w:rPr>
         <w:t xml:space="preserve"> di </w:t>
       </w:r>
-      <w:hyperlink r:id="rId13">
+      <w:hyperlink r:id="rId15">
         <w:r>
           <w:rPr>
             <w:lang w:val="id_ID" w:bidi="id_ID"/>
@@ -5173,6 +6213,21 @@
       </w:r>
       <w:r>
         <w:rPr>
+          <w:b/>
+          <w:lang w:val="id_ID" w:bidi="id_ID"/>
+        </w:rPr>
+        <w:t>πρεσβύτας &amp; εἶναι</w:t>
+      </w:r>
+    </w:p>
+    <w:p>
+      <w:pPr/>
+      <w:r>
+        <w:rPr>
+          <w:lang w:val="id_ID" w:bidi="id_ID"/>
+        </w:rPr>
+      </w:r>
+      <w:r>
+        <w:rPr>
           <w:lang w:val="id_ID" w:bidi="id_ID"/>
         </w:rPr>
         <w:t>Di sini tidak ada kata kerja sehingga dalam banyak bahasa diperlukan sebuah kalimat agar bisa lengkap. Jika ini membuat lebih jelas dalam bahasa Anda, Anda dapat menambah kata kerja di sini, yang diambil dari gagasan “berbicara” di ayat sebelumnya, seperti “mengajar” atau “menasihati.” Terjemahan lain: “Ajarlah orang yang lebih tua untuk menjadi”</w:t>
@@ -5241,6 +6296,21 @@
       </w:r>
       <w:r>
         <w:rPr>
+          <w:b/>
+          <w:lang w:val="id_ID" w:bidi="id_ID"/>
+        </w:rPr>
+        <w:t>νηφαλίους &amp; σεμνούς, σώφρονας</w:t>
+      </w:r>
+    </w:p>
+    <w:p>
+      <w:pPr/>
+      <w:r>
+        <w:rPr>
+          <w:lang w:val="id_ID" w:bidi="id_ID"/>
+        </w:rPr>
+      </w:r>
+      <w:r>
+        <w:rPr>
           <w:lang w:val="id_ID" w:bidi="id_ID"/>
         </w:rPr>
         <w:t>Ketiga kata ini mempunyai arti yang sangat dekat dan boleh digabung menjadi satu atau dua istilah, apabila bahasa sasaran tidak mempunyai tiga istilah yang terpisah.</w:t>
@@ -5309,6 +6379,21 @@
       </w:r>
       <w:r>
         <w:rPr>
+          <w:b/>
+          <w:lang w:val="id_ID" w:bidi="id_ID"/>
+        </w:rPr>
+        <w:t>νηφαλίους</w:t>
+      </w:r>
+    </w:p>
+    <w:p>
+      <w:pPr/>
+      <w:r>
+        <w:rPr>
+          <w:lang w:val="id_ID" w:bidi="id_ID"/>
+        </w:rPr>
+      </w:r>
+      <w:r>
+        <w:rPr>
           <w:lang w:val="id_ID" w:bidi="id_ID"/>
         </w:rPr>
         <w:t>Terjemahan lain: “berpikiran sehat” atau “pengendalian diri”</w:t>
@@ -5357,6 +6442,21 @@
       </w:r>
       <w:r>
         <w:rPr>
+          <w:b/>
+          <w:lang w:val="id_ID" w:bidi="id_ID"/>
+        </w:rPr>
+        <w:t>σώφρονας</w:t>
+      </w:r>
+    </w:p>
+    <w:p>
+      <w:pPr/>
+      <w:r>
+        <w:rPr>
+          <w:lang w:val="id_ID" w:bidi="id_ID"/>
+        </w:rPr>
+      </w:r>
+      <w:r>
+        <w:rPr>
           <w:lang w:val="id_ID" w:bidi="id_ID"/>
         </w:rPr>
         <w:t>Terjemahan lain: “mengendalikan keinginan mereka”</w:t>
@@ -5405,6 +6505,21 @@
       </w:r>
       <w:r>
         <w:rPr>
+          <w:b/>
+          <w:lang w:val="id_ID" w:bidi="id_ID"/>
+        </w:rPr>
+        <w:t>ὑγιαίνοντας τῇ πίστει τῇ ἀγάπῃ, τῇ ὑπομονῇ</w:t>
+      </w:r>
+    </w:p>
+    <w:p>
+      <w:pPr/>
+      <w:r>
+        <w:rPr>
+          <w:lang w:val="id_ID" w:bidi="id_ID"/>
+        </w:rPr>
+      </w:r>
+      <w:r>
+        <w:rPr>
           <w:lang w:val="id_ID" w:bidi="id_ID"/>
         </w:rPr>
         <w:t xml:space="preserve">Di sini kata </w:t>
@@ -5474,7 +6589,7 @@
         </w:rPr>
         <w:t xml:space="preserve"> di </w:t>
       </w:r>
-      <w:hyperlink r:id="rId13">
+      <w:hyperlink r:id="rId15">
         <w:r>
           <w:rPr>
             <w:lang w:val="id_ID" w:bidi="id_ID"/>
@@ -5505,7 +6620,7 @@
         </w:rPr>
         <w:t xml:space="preserve"> di </w:t>
       </w:r>
-      <w:hyperlink r:id="rId14">
+      <w:hyperlink r:id="rId16">
         <w:r>
           <w:rPr>
             <w:lang w:val="id_ID" w:bidi="id_ID"/>
@@ -5587,6 +6702,21 @@
       </w:r>
       <w:r>
         <w:rPr>
+          <w:b/>
+          <w:lang w:val="id_ID" w:bidi="id_ID"/>
+        </w:rPr>
+        <w:t>ὑγιαίνοντας τῇ πίστει</w:t>
+      </w:r>
+    </w:p>
+    <w:p>
+      <w:pPr/>
+      <w:r>
+        <w:rPr>
+          <w:lang w:val="id_ID" w:bidi="id_ID"/>
+        </w:rPr>
+      </w:r>
+      <w:r>
+        <w:rPr>
           <w:lang w:val="id_ID" w:bidi="id_ID"/>
         </w:rPr>
         <w:t xml:space="preserve">Anda dapat menyatakan kata benda abstrak </w:t>
@@ -5668,6 +6798,21 @@
       </w:r>
       <w:r>
         <w:rPr>
+          <w:b/>
+          <w:lang w:val="id_ID" w:bidi="id_ID"/>
+        </w:rPr>
+        <w:t>τῇ ἀγάπῃ</w:t>
+      </w:r>
+    </w:p>
+    <w:p>
+      <w:pPr/>
+      <w:r>
+        <w:rPr>
+          <w:lang w:val="id_ID" w:bidi="id_ID"/>
+        </w:rPr>
+      </w:r>
+      <w:r>
+        <w:rPr>
           <w:lang w:val="id_ID" w:bidi="id_ID"/>
         </w:rPr>
         <w:t>Anda dapat menyatakan kata benda abstrak kasih, sebagai kata kerja jika itu lebih jelas dalam bahasa Anda. Terjemahan lain: “dalam mengasihi orang lain dengan baik”</w:t>
@@ -5736,6 +6881,21 @@
       </w:r>
       <w:r>
         <w:rPr>
+          <w:b/>
+          <w:lang w:val="id_ID" w:bidi="id_ID"/>
+        </w:rPr>
+        <w:t>τῇ ὑπομονῇ</w:t>
+      </w:r>
+    </w:p>
+    <w:p>
+      <w:pPr/>
+      <w:r>
+        <w:rPr>
+          <w:lang w:val="id_ID" w:bidi="id_ID"/>
+        </w:rPr>
+      </w:r>
+      <w:r>
+        <w:rPr>
           <w:lang w:val="id_ID" w:bidi="id_ID"/>
         </w:rPr>
         <w:t xml:space="preserve">Anda dapat menyatakan kata benda abstrak </w:t>
@@ -5817,6 +6977,21 @@
       </w:r>
       <w:r>
         <w:rPr>
+          <w:b/>
+          <w:lang w:val="id_ID" w:bidi="id_ID"/>
+        </w:rPr>
+        <w:t>πρεσβύτιδας ὡσαύτως</w:t>
+      </w:r>
+    </w:p>
+    <w:p>
+      <w:pPr/>
+      <w:r>
+        <w:rPr>
+          <w:lang w:val="id_ID" w:bidi="id_ID"/>
+        </w:rPr>
+      </w:r>
+      <w:r>
+        <w:rPr>
           <w:lang w:val="id_ID" w:bidi="id_ID"/>
         </w:rPr>
         <w:t>Beberapa kata kerja tidak muncul di sini sehingga dalam banyak bahasa diperlukan sebuah kalimat agar menjadi lengkap. Jika bahasa Anda lebih jelas, Anda dapat melanjutkan dengan gagasan kata kerja dari dua ayat sebelumnya dan menerapkannya di sini juga, seperti “Ajarlah wanita yang lebih tua untuk menjadi” atau “Nasihatilah wanita yang lebih tua untuk menjadi.” Terjemahan yang lain, menghilangkan koma: “Dengan cara yang sama, ajarlah wanita yang lebih tua untuk menjadi” atau “Ajarlah juga wanita yang lebih tua untuk menjadi”</w:t>
@@ -5885,6 +7060,21 @@
       </w:r>
       <w:r>
         <w:rPr>
+          <w:b/>
+          <w:lang w:val="id_ID" w:bidi="id_ID"/>
+        </w:rPr>
+        <w:t>οἴνῳ πολλῷ δεδουλωμένας</w:t>
+      </w:r>
+    </w:p>
+    <w:p>
+      <w:pPr/>
+      <w:r>
+        <w:rPr>
+          <w:lang w:val="id_ID" w:bidi="id_ID"/>
+        </w:rPr>
+      </w:r>
+      <w:r>
+        <w:rPr>
           <w:lang w:val="id_ID" w:bidi="id_ID"/>
         </w:rPr>
         <w:t>Orang-orang yang tidak dapat mengendalikan diri dan minum terlalu banyak anggur dibicarakan di sini seolah-olah mereka adalah budak-budak anggur. Terjemahan lain: “dikendalikan oleh keinginan mereka akan anggur”</w:t>
@@ -5953,6 +7143,21 @@
       </w:r>
       <w:r>
         <w:rPr>
+          <w:b/>
+          <w:lang w:val="id_ID" w:bidi="id_ID"/>
+        </w:rPr>
+        <w:t>οἴνῳ πολλῷ δεδουλωμένας</w:t>
+      </w:r>
+    </w:p>
+    <w:p>
+      <w:pPr/>
+      <w:r>
+        <w:rPr>
+          <w:lang w:val="id_ID" w:bidi="id_ID"/>
+        </w:rPr>
+      </w:r>
+      <w:r>
+        <w:rPr>
           <w:lang w:val="id_ID" w:bidi="id_ID"/>
         </w:rPr>
         <w:t>Jika bahasa Anda tidak menggunakan bentuk pasif ini, Anda dapat menyatakannya dalam bentuk aktif. Terjemahan lain: “minum terlalu banyak anggur”</w:t>
@@ -6021,6 +7226,21 @@
       </w:r>
       <w:r>
         <w:rPr>
+          <w:b/>
+          <w:lang w:val="id_ID" w:bidi="id_ID"/>
+        </w:rPr>
+        <w:t>καλοδιδασκάλους</w:t>
+      </w:r>
+    </w:p>
+    <w:p>
+      <w:pPr/>
+      <w:r>
+        <w:rPr>
+          <w:lang w:val="id_ID" w:bidi="id_ID"/>
+        </w:rPr>
+      </w:r>
+      <w:r>
+        <w:rPr>
           <w:lang w:val="id_ID" w:bidi="id_ID"/>
         </w:rPr>
         <w:t>Jika ini berguna dalam bahasa Anda, Anda dapat menunjukkan perbedaan antara sifat baik ini dan dua sifat buruk sebelumnya. Terjemahan lain: “tetapi pengajar-pengajar apa yang baik”</w:t>
@@ -6089,6 +7309,21 @@
       </w:r>
       <w:r>
         <w:rPr>
+          <w:b/>
+          <w:lang w:val="id_ID" w:bidi="id_ID"/>
+        </w:rPr>
+        <w:t>ἵνα</w:t>
+      </w:r>
+    </w:p>
+    <w:p>
+      <w:pPr/>
+      <w:r>
+        <w:rPr>
+          <w:lang w:val="id_ID" w:bidi="id_ID"/>
+        </w:rPr>
+      </w:r>
+      <w:r>
+        <w:rPr>
           <w:lang w:val="id_ID" w:bidi="id_ID"/>
         </w:rPr>
         <w:t xml:space="preserve">Di sini, </w:t>
@@ -6183,6 +7418,21 @@
       </w:r>
       <w:r>
         <w:rPr>
+          <w:b/>
+          <w:lang w:val="id_ID" w:bidi="id_ID"/>
+        </w:rPr>
+        <w:t>φιλάνδρους</w:t>
+      </w:r>
+    </w:p>
+    <w:p>
+      <w:pPr/>
+      <w:r>
+        <w:rPr>
+          <w:lang w:val="id_ID" w:bidi="id_ID"/>
+        </w:rPr>
+      </w:r>
+      <w:r>
+        <w:rPr>
           <w:lang w:val="id_ID" w:bidi="id_ID"/>
         </w:rPr>
         <w:t>Terjemahan lain: “kekasih dari suami mereka sendiri”</w:t>
@@ -6231,6 +7481,21 @@
       </w:r>
       <w:r>
         <w:rPr>
+          <w:b/>
+          <w:lang w:val="id_ID" w:bidi="id_ID"/>
+        </w:rPr>
+        <w:t>φιλοτέκνους</w:t>
+      </w:r>
+    </w:p>
+    <w:p>
+      <w:pPr/>
+      <w:r>
+        <w:rPr>
+          <w:lang w:val="id_ID" w:bidi="id_ID"/>
+        </w:rPr>
+      </w:r>
+      <w:r>
+        <w:rPr>
           <w:lang w:val="id_ID" w:bidi="id_ID"/>
         </w:rPr>
         <w:t>Terjemahan lain: “kekasih dari anak-anak mereka sendiri”</w:t>
@@ -6279,6 +7544,21 @@
       </w:r>
       <w:r>
         <w:rPr>
+          <w:b/>
+          <w:lang w:val="id_ID" w:bidi="id_ID"/>
+        </w:rPr>
+        <w:t>ὑποτασσομένας τοῖς ἰδίοις ἀνδράσιν</w:t>
+      </w:r>
+    </w:p>
+    <w:p>
+      <w:pPr/>
+      <w:r>
+        <w:rPr>
+          <w:lang w:val="id_ID" w:bidi="id_ID"/>
+        </w:rPr>
+      </w:r>
+      <w:r>
+        <w:rPr>
           <w:lang w:val="id_ID" w:bidi="id_ID"/>
         </w:rPr>
         <w:t>Terjemahan alternatif: “dan taat kepada suami mereka sendiri”</w:t>
@@ -6327,6 +7607,21 @@
       </w:r>
       <w:r>
         <w:rPr>
+          <w:b/>
+          <w:lang w:val="id_ID" w:bidi="id_ID"/>
+        </w:rPr>
+        <w:t>ἵνα</w:t>
+      </w:r>
+    </w:p>
+    <w:p>
+      <w:pPr/>
+      <w:r>
+        <w:rPr>
+          <w:lang w:val="id_ID" w:bidi="id_ID"/>
+        </w:rPr>
+      </w:r>
+      <w:r>
+        <w:rPr>
           <w:lang w:val="id_ID" w:bidi="id_ID"/>
         </w:rPr>
         <w:t xml:space="preserve">Di sini, </w:t>
@@ -6421,6 +7716,21 @@
       </w:r>
       <w:r>
         <w:rPr>
+          <w:b/>
+          <w:lang w:val="id_ID" w:bidi="id_ID"/>
+        </w:rPr>
+        <w:t>ἵνα μὴ ὁ λόγος τοῦ Θεοῦ βλασφημῆται</w:t>
+      </w:r>
+    </w:p>
+    <w:p>
+      <w:pPr/>
+      <w:r>
+        <w:rPr>
+          <w:lang w:val="id_ID" w:bidi="id_ID"/>
+        </w:rPr>
+      </w:r>
+      <w:r>
+        <w:rPr>
           <w:lang w:val="id_ID" w:bidi="id_ID"/>
         </w:rPr>
         <w:t>Jika bahasa Anda tidak menggunakan bentuk pasif ini, Anda dapat menyatakannya dalam bentuk aktif. Terjemahan alternatif: “supaya tidak ada orang yang menghina firman Allah” atau “supaya tidak ada orang yang menghina Allah dengan mengatakan hal-hal yang buruk tentang pesannya”</w:t>
@@ -6489,6 +7799,21 @@
       </w:r>
       <w:r>
         <w:rPr>
+          <w:b/>
+          <w:lang w:val="id_ID" w:bidi="id_ID"/>
+        </w:rPr>
+        <w:t>ὁ λόγος τοῦ Θεοῦ</w:t>
+      </w:r>
+    </w:p>
+    <w:p>
+      <w:pPr/>
+      <w:r>
+        <w:rPr>
+          <w:lang w:val="id_ID" w:bidi="id_ID"/>
+        </w:rPr>
+      </w:r>
+      <w:r>
+        <w:rPr>
           <w:lang w:val="id_ID" w:bidi="id_ID"/>
         </w:rPr>
         <w:t xml:space="preserve">Di sini, </w:t>
@@ -6570,6 +7895,21 @@
       </w:r>
       <w:r>
         <w:rPr>
+          <w:b/>
+          <w:lang w:val="id_ID" w:bidi="id_ID"/>
+        </w:rPr>
+        <w:t>ὡσαύτως</w:t>
+      </w:r>
+    </w:p>
+    <w:p>
+      <w:pPr/>
+      <w:r>
+        <w:rPr>
+          <w:lang w:val="id_ID" w:bidi="id_ID"/>
+        </w:rPr>
+      </w:r>
+      <w:r>
+        <w:rPr>
           <w:lang w:val="id_ID" w:bidi="id_ID"/>
         </w:rPr>
         <w:t>Instruksi Paulus kepada kelompok-kelompok orang percaya yang berbeda adalah serupa. Lihatlah bagaimana Anda menerjemahkan frasa ini dalam ayat 3.</w:t>
@@ -6618,6 +7958,21 @@
       </w:r>
       <w:r>
         <w:rPr>
+          <w:b/>
+          <w:lang w:val="id_ID" w:bidi="id_ID"/>
+        </w:rPr>
+        <w:t>περὶ πάντα</w:t>
+      </w:r>
+    </w:p>
+    <w:p>
+      <w:pPr/>
+      <w:r>
+        <w:rPr>
+          <w:lang w:val="id_ID" w:bidi="id_ID"/>
+        </w:rPr>
+      </w:r>
+      <w:r>
+        <w:rPr>
           <w:lang w:val="id_ID" w:bidi="id_ID"/>
         </w:rPr>
         <w:t>Ada kemungkinan frasa ini adalah bagian dari kalimat sebelumnya, bukan kalimat ini. Jika Alkitab yang digunakan di daerah Anda menggunakan frasa ini untuk mengakhiri kalimat sebelumnya, Anda dapat memilih untuk melakukan hal yang sama.</w:t>
@@ -6666,6 +8021,21 @@
       </w:r>
       <w:r>
         <w:rPr>
+          <w:b/>
+          <w:lang w:val="id_ID" w:bidi="id_ID"/>
+        </w:rPr>
+        <w:t>σεαυτὸν παρεχόμενος</w:t>
+      </w:r>
+    </w:p>
+    <w:p>
+      <w:pPr/>
+      <w:r>
+        <w:rPr>
+          <w:lang w:val="id_ID" w:bidi="id_ID"/>
+        </w:rPr>
+      </w:r>
+      <w:r>
+        <w:rPr>
           <w:lang w:val="id_ID" w:bidi="id_ID"/>
         </w:rPr>
         <w:t>Terjemahan alternatif: “tunjukkan diri Anda sebagai” atau “Anda sendiri harus berfungsi sebagai”</w:t>
@@ -6714,6 +8084,21 @@
       </w:r>
       <w:r>
         <w:rPr>
+          <w:b/>
+          <w:lang w:val="id_ID" w:bidi="id_ID"/>
+        </w:rPr>
+        <w:t>τύπον καλῶν ἔργων</w:t>
+      </w:r>
+    </w:p>
+    <w:p>
+      <w:pPr/>
+      <w:r>
+        <w:rPr>
+          <w:lang w:val="id_ID" w:bidi="id_ID"/>
+        </w:rPr>
+      </w:r>
+      <w:r>
+        <w:rPr>
           <w:lang w:val="id_ID" w:bidi="id_ID"/>
         </w:rPr>
         <w:t>Terjemahan alternatif: “sebagai teladan bagi orang yang melakukan hal-hal yang benar dan baik”</w:t>
@@ -6762,6 +8147,21 @@
       </w:r>
       <w:r>
         <w:rPr>
+          <w:b/>
+          <w:lang w:val="id_ID" w:bidi="id_ID"/>
+        </w:rPr>
+        <w:t>ἐν τῇ διδασκαλίᾳ ἀφθορίαν, σεμνότητα</w:t>
+      </w:r>
+    </w:p>
+    <w:p>
+      <w:pPr/>
+      <w:r>
+        <w:rPr>
+          <w:lang w:val="id_ID" w:bidi="id_ID"/>
+        </w:rPr>
+      </w:r>
+      <w:r>
+        <w:rPr>
           <w:lang w:val="id_ID" w:bidi="id_ID"/>
         </w:rPr>
         <w:t>Paulus menghilangkan beberapa kata yang dalam banyak bahasa diperlukan untuk melengkapi kalimat. Anda dapat menyediakan kata-kata ini dari awal kalimat jika akan lebih jelas dalam bahasa Anda. Terjemahan alternatif: “Dalam mengajar, tunjukkanlah dirimu dengan tidak bercela dan bermartabat”</w:t>
@@ -6830,6 +8230,21 @@
       </w:r>
       <w:r>
         <w:rPr>
+          <w:b/>
+          <w:lang w:val="id_ID" w:bidi="id_ID"/>
+        </w:rPr>
+        <w:t>ἐν τῇ διδασκαλίᾳ ἀφθορίαν, σεμνότητα</w:t>
+      </w:r>
+    </w:p>
+    <w:p>
+      <w:pPr/>
+      <w:r>
+        <w:rPr>
+          <w:lang w:val="id_ID" w:bidi="id_ID"/>
+        </w:rPr>
+      </w:r>
+      <w:r>
+        <w:rPr>
           <w:lang w:val="id_ID" w:bidi="id_ID"/>
         </w:rPr>
         <w:t xml:space="preserve">Jika bahasa Anda tidak menggunakan kata benda abstrak untuk gagasan </w:t>
@@ -6924,6 +8339,21 @@
       </w:r>
       <w:r>
         <w:rPr>
+          <w:b/>
+          <w:lang w:val="id_ID" w:bidi="id_ID"/>
+        </w:rPr>
+        <w:t>ἀφθορίαν</w:t>
+      </w:r>
+    </w:p>
+    <w:p>
+      <w:pPr/>
+      <w:r>
+        <w:rPr>
+          <w:lang w:val="id_ID" w:bidi="id_ID"/>
+        </w:rPr>
+      </w:r>
+      <w:r>
+        <w:rPr>
           <w:lang w:val="id_ID" w:bidi="id_ID"/>
         </w:rPr>
         <w:t xml:space="preserve">Jika ingin lebih jelas dalam bahasa Anda, Anda dapat menggunakan ekspresi positif untuk menerjemahkan kata negatif ganda yang terdiri dari awalan negatif </w:t>
@@ -7018,6 +8448,21 @@
       </w:r>
       <w:r>
         <w:rPr>
+          <w:b/>
+          <w:lang w:val="id_ID" w:bidi="id_ID"/>
+        </w:rPr>
+        <w:t>ὑγιῆ</w:t>
+      </w:r>
+    </w:p>
+    <w:p>
+      <w:pPr/>
+      <w:r>
+        <w:rPr>
+          <w:lang w:val="id_ID" w:bidi="id_ID"/>
+        </w:rPr>
+      </w:r>
+      <w:r>
+        <w:rPr>
           <w:lang w:val="id_ID" w:bidi="id_ID"/>
         </w:rPr>
         <w:t xml:space="preserve">Di sini kata </w:t>
@@ -7048,7 +8493,7 @@
         </w:rPr>
         <w:t xml:space="preserve"> Titus dan berarti “tepat” atau “benar”, seperti halnya dalam </w:t>
       </w:r>
-      <w:hyperlink r:id="rId13">
+      <w:hyperlink r:id="rId15">
         <w:r>
           <w:rPr>
             <w:lang w:val="id_ID" w:bidi="id_ID"/>
@@ -7066,7 +8511,7 @@
         </w:rPr>
         <w:t xml:space="preserve"> dan </w:t>
       </w:r>
-      <w:hyperlink r:id="rId15">
+      <w:hyperlink r:id="rId17">
         <w:r>
           <w:rPr>
             <w:lang w:val="id_ID" w:bidi="id_ID"/>
@@ -7148,6 +8593,21 @@
       </w:r>
       <w:r>
         <w:rPr>
+          <w:b/>
+          <w:lang w:val="id_ID" w:bidi="id_ID"/>
+        </w:rPr>
+        <w:t>ἵνα</w:t>
+      </w:r>
+    </w:p>
+    <w:p>
+      <w:pPr/>
+      <w:r>
+        <w:rPr>
+          <w:lang w:val="id_ID" w:bidi="id_ID"/>
+        </w:rPr>
+      </w:r>
+      <w:r>
+        <w:rPr>
           <w:lang w:val="id_ID" w:bidi="id_ID"/>
         </w:rPr>
         <w:t xml:space="preserve">Di sini, </w:t>
@@ -7229,6 +8689,21 @@
       </w:r>
       <w:r>
         <w:rPr>
+          <w:b/>
+          <w:lang w:val="id_ID" w:bidi="id_ID"/>
+        </w:rPr>
+        <w:t>ἵνα ὁ ἐξ ἐναντίας ἐντραπῇ</w:t>
+      </w:r>
+    </w:p>
+    <w:p>
+      <w:pPr/>
+      <w:r>
+        <w:rPr>
+          <w:lang w:val="id_ID" w:bidi="id_ID"/>
+        </w:rPr>
+      </w:r>
+      <w:r>
+        <w:rPr>
           <w:lang w:val="id_ID" w:bidi="id_ID"/>
         </w:rPr>
         <w:t>Ini merupakan situasi hipotetis di mana seseorang menentang Titus dan kemudian menjadi malu karena melakukannya. Terjemahan alternatif: “supaya jika ada orang yang menentang engkau, ia menjadi malu” atau “supaya ketika ada orang yang menentang engkau, ia menjadi malu”</w:t>
@@ -7297,6 +8772,21 @@
       </w:r>
       <w:r>
         <w:rPr>
+          <w:b/>
+          <w:lang w:val="id_ID" w:bidi="id_ID"/>
+        </w:rPr>
+        <w:t>ἡμῶν</w:t>
+      </w:r>
+    </w:p>
+    <w:p>
+      <w:pPr/>
+      <w:r>
+        <w:rPr>
+          <w:lang w:val="id_ID" w:bidi="id_ID"/>
+        </w:rPr>
+      </w:r>
+      <w:r>
+        <w:rPr>
           <w:lang w:val="id_ID" w:bidi="id_ID"/>
         </w:rPr>
         <w:t xml:space="preserve">Di sini kata ganti </w:t>
@@ -7378,6 +8868,21 @@
       </w:r>
       <w:r>
         <w:rPr>
+          <w:b/>
+          <w:lang w:val="id_ID" w:bidi="id_ID"/>
+        </w:rPr>
+        <w:t>δούλους ἰδίοις δεσπόταις ὑποτάσσεσθαι</w:t>
+      </w:r>
+    </w:p>
+    <w:p>
+      <w:pPr/>
+      <w:r>
+        <w:rPr>
+          <w:lang w:val="id_ID" w:bidi="id_ID"/>
+        </w:rPr>
+      </w:r>
+      <w:r>
+        <w:rPr>
           <w:lang w:val="id_ID" w:bidi="id_ID"/>
         </w:rPr>
         <w:t>Seperti dalam 2:2 dan 2:3, Paulus menghilangkan sebuah kata yang dalam banyak bahasa dibutuhkan untuk melengkapi sebuah kalimat. Jika ingin lebih jelas dalam bahasa Anda, Anda dapat menerapkan ide verbal dari ayat 6 di sini, yaitu "mendorong" atau "menasihati." Terjemahan alternatif: "Nasihatilah para budak untuk tunduk kepada tuannya" atau "Nasihatilah para budak untuk taat kepada tuannya"</w:t>
@@ -7446,6 +8951,21 @@
       </w:r>
       <w:r>
         <w:rPr>
+          <w:b/>
+          <w:lang w:val="id_ID" w:bidi="id_ID"/>
+        </w:rPr>
+        <w:t>ἐν πᾶσιν</w:t>
+      </w:r>
+    </w:p>
+    <w:p>
+      <w:pPr/>
+      <w:r>
+        <w:rPr>
+          <w:lang w:val="id_ID" w:bidi="id_ID"/>
+        </w:rPr>
+      </w:r>
+      <w:r>
+        <w:rPr>
           <w:lang w:val="id_ID" w:bidi="id_ID"/>
         </w:rPr>
         <w:t>Terjemahan alternatif: “dalam setiap situasi” atau “selalu”</w:t>
@@ -7494,6 +9014,21 @@
       </w:r>
       <w:r>
         <w:rPr>
+          <w:b/>
+          <w:lang w:val="id_ID" w:bidi="id_ID"/>
+        </w:rPr>
+        <w:t>εὐαρέστους εἶναι</w:t>
+      </w:r>
+    </w:p>
+    <w:p>
+      <w:pPr/>
+      <w:r>
+        <w:rPr>
+          <w:lang w:val="id_ID" w:bidi="id_ID"/>
+        </w:rPr>
+      </w:r>
+      <w:r>
+        <w:rPr>
           <w:lang w:val="id_ID" w:bidi="id_ID"/>
         </w:rPr>
         <w:t>Implikasinya adalah bahwa para budak harus menyenangkan tuan-tuan mereka. Anda dapat memasukkan informasi ini jika itu berguna bagi pembaca Anda. Terjemahan alternatif: “untuk menyenangkan tuan-tuan mereka” atau “untuk memuaskan tuan-tuan mereka”</w:t>
@@ -7562,6 +9097,21 @@
       </w:r>
       <w:r>
         <w:rPr>
+          <w:b/>
+          <w:lang w:val="id_ID" w:bidi="id_ID"/>
+        </w:rPr>
+        <w:t>μὴ νοσφιζομένους</w:t>
+      </w:r>
+    </w:p>
+    <w:p>
+      <w:pPr/>
+      <w:r>
+        <w:rPr>
+          <w:lang w:val="id_ID" w:bidi="id_ID"/>
+        </w:rPr>
+      </w:r>
+      <w:r>
+        <w:rPr>
           <w:lang w:val="id_ID" w:bidi="id_ID"/>
         </w:rPr>
         <w:t>Implikasinya ialah bahwa mereka akan tergoda untuk mencuri dari tuan-tuan mereka. Anda dapat memasukkan informasi ini jika itu berguna bagi pembaca Anda. Terjemahan alternatif: “tidak mencuri dari tuan-tuan mereka”</w:t>
@@ -7630,6 +9180,21 @@
       </w:r>
       <w:r>
         <w:rPr>
+          <w:b/>
+          <w:lang w:val="id_ID" w:bidi="id_ID"/>
+        </w:rPr>
+        <w:t>ἀλλὰ</w:t>
+      </w:r>
+    </w:p>
+    <w:p>
+      <w:pPr/>
+      <w:r>
+        <w:rPr>
+          <w:lang w:val="id_ID" w:bidi="id_ID"/>
+        </w:rPr>
+      </w:r>
+      <w:r>
+        <w:rPr>
           <w:lang w:val="id_ID" w:bidi="id_ID"/>
         </w:rPr>
         <w:t xml:space="preserve">Di sini kata </w:t>
@@ -7711,6 +9276,21 @@
       </w:r>
       <w:r>
         <w:rPr>
+          <w:b/>
+          <w:lang w:val="id_ID" w:bidi="id_ID"/>
+        </w:rPr>
+        <w:t>πᾶσαν πίστιν ἐνδεικνυμένους ἀγαθήν</w:t>
+      </w:r>
+    </w:p>
+    <w:p>
+      <w:pPr/>
+      <w:r>
+        <w:rPr>
+          <w:lang w:val="id_ID" w:bidi="id_ID"/>
+        </w:rPr>
+      </w:r>
+      <w:r>
+        <w:rPr>
           <w:lang w:val="id_ID" w:bidi="id_ID"/>
         </w:rPr>
         <w:t>Terjemahan alternatif: “untuk menunjukkan bahwa mereka layak mendapatkan kepercayaan tuan-tuan mereka”</w:t>
@@ -7759,6 +9339,21 @@
       </w:r>
       <w:r>
         <w:rPr>
+          <w:b/>
+          <w:lang w:val="id_ID" w:bidi="id_ID"/>
+        </w:rPr>
+        <w:t>ἵνα</w:t>
+      </w:r>
+    </w:p>
+    <w:p>
+      <w:pPr/>
+      <w:r>
+        <w:rPr>
+          <w:lang w:val="id_ID" w:bidi="id_ID"/>
+        </w:rPr>
+      </w:r>
+      <w:r>
+        <w:rPr>
           <w:lang w:val="id_ID" w:bidi="id_ID"/>
         </w:rPr>
         <w:t xml:space="preserve">Di sini, </w:t>
@@ -7866,6 +9461,21 @@
       </w:r>
       <w:r>
         <w:rPr>
+          <w:b/>
+          <w:lang w:val="id_ID" w:bidi="id_ID"/>
+        </w:rPr>
+        <w:t>ἐν πᾶσιν</w:t>
+      </w:r>
+    </w:p>
+    <w:p>
+      <w:pPr/>
+      <w:r>
+        <w:rPr>
+          <w:lang w:val="id_ID" w:bidi="id_ID"/>
+        </w:rPr>
+      </w:r>
+      <w:r>
+        <w:rPr>
           <w:lang w:val="id_ID" w:bidi="id_ID"/>
         </w:rPr>
         <w:t>Terjemahan alternatif: “dalam segala hal yang mereka lakukan”</w:t>
@@ -7914,6 +9524,21 @@
       </w:r>
       <w:r>
         <w:rPr>
+          <w:b/>
+          <w:lang w:val="id_ID" w:bidi="id_ID"/>
+        </w:rPr>
+        <w:t>τὴν διδασκαλίαν τὴν τοῦ Σωτῆρος ἡμῶν, Θεοῦ, κοσμῶσιν</w:t>
+      </w:r>
+    </w:p>
+    <w:p>
+      <w:pPr/>
+      <w:r>
+        <w:rPr>
+          <w:lang w:val="id_ID" w:bidi="id_ID"/>
+        </w:rPr>
+      </w:r>
+      <w:r>
+        <w:rPr>
           <w:lang w:val="id_ID" w:bidi="id_ID"/>
         </w:rPr>
         <w:t>Terjemahan alternatif: “mereka dapat menjadikan pengajaran tentang Allah Juruselamat kita menarik” atau “mereka dapat membuat orang mengerti bahwa pengajaran tentang Allah Juruselamat kita itu baik”</w:t>
@@ -7962,6 +9587,21 @@
       </w:r>
       <w:r>
         <w:rPr>
+          <w:b/>
+          <w:lang w:val="id_ID" w:bidi="id_ID"/>
+        </w:rPr>
+        <w:t>ἡμῶν</w:t>
+      </w:r>
+    </w:p>
+    <w:p>
+      <w:pPr/>
+      <w:r>
+        <w:rPr>
+          <w:lang w:val="id_ID" w:bidi="id_ID"/>
+        </w:rPr>
+      </w:r>
+      <w:r>
+        <w:rPr>
           <w:lang w:val="id_ID" w:bidi="id_ID"/>
         </w:rPr>
         <w:t xml:space="preserve">Di sini kata ganti </w:t>
@@ -8043,6 +9683,21 @@
       </w:r>
       <w:r>
         <w:rPr>
+          <w:b/>
+          <w:lang w:val="id_ID" w:bidi="id_ID"/>
+        </w:rPr>
+        <w:t>γὰρ</w:t>
+      </w:r>
+    </w:p>
+    <w:p>
+      <w:pPr/>
+      <w:r>
+        <w:rPr>
+          <w:lang w:val="id_ID" w:bidi="id_ID"/>
+        </w:rPr>
+      </w:r>
+      <w:r>
+        <w:rPr>
           <w:lang w:val="id_ID" w:bidi="id_ID"/>
         </w:rPr>
         <w:t xml:space="preserve">Kata yang diterjemahkan dengan </w:t>
@@ -8124,6 +9779,21 @@
       </w:r>
       <w:r>
         <w:rPr>
+          <w:b/>
+          <w:lang w:val="id_ID" w:bidi="id_ID"/>
+        </w:rPr>
+        <w:t>ἐπεφάνη &amp; ἡ χάρις τοῦ Θεοῦ</w:t>
+      </w:r>
+    </w:p>
+    <w:p>
+      <w:pPr/>
+      <w:r>
+        <w:rPr>
+          <w:lang w:val="id_ID" w:bidi="id_ID"/>
+        </w:rPr>
+      </w:r>
+      <w:r>
+        <w:rPr>
           <w:lang w:val="id_ID" w:bidi="id_ID"/>
         </w:rPr>
         <w:t xml:space="preserve">Paulus berbicara tentang </w:t>
@@ -8205,6 +9875,21 @@
       </w:r>
       <w:r>
         <w:rPr>
+          <w:b/>
+          <w:lang w:val="id_ID" w:bidi="id_ID"/>
+        </w:rPr>
+        <w:t>ἐπεφάνη γὰρ ἡ χάρις τοῦ Θεοῦ σωτήριος πᾶσιν ἀνθρώποις</w:t>
+      </w:r>
+    </w:p>
+    <w:p>
+      <w:pPr/>
+      <w:r>
+        <w:rPr>
+          <w:lang w:val="id_ID" w:bidi="id_ID"/>
+        </w:rPr>
+      </w:r>
+      <w:r>
+        <w:rPr>
           <w:lang w:val="id_ID" w:bidi="id_ID"/>
         </w:rPr>
         <w:t xml:space="preserve">Jika bahasa Anda tidak menggunakan kata benda abstrak untuk gagasan </w:t>
@@ -8286,6 +9971,21 @@
       </w:r>
       <w:r>
         <w:rPr>
+          <w:b/>
+          <w:lang w:val="id_ID" w:bidi="id_ID"/>
+        </w:rPr>
+        <w:t>σωτήριος πᾶσιν ἀνθρώποις</w:t>
+      </w:r>
+    </w:p>
+    <w:p>
+      <w:pPr/>
+      <w:r>
+        <w:rPr>
+          <w:lang w:val="id_ID" w:bidi="id_ID"/>
+        </w:rPr>
+      </w:r>
+      <w:r>
+        <w:rPr>
           <w:lang w:val="id_ID" w:bidi="id_ID"/>
         </w:rPr>
         <w:t xml:space="preserve">Di sini kata-kata </w:t>
@@ -8380,6 +10080,21 @@
       </w:r>
       <w:r>
         <w:rPr>
+          <w:b/>
+          <w:lang w:val="id_ID" w:bidi="id_ID"/>
+        </w:rPr>
+        <w:t>πᾶσιν ἀνθρώποις</w:t>
+      </w:r>
+    </w:p>
+    <w:p>
+      <w:pPr/>
+      <w:r>
+        <w:rPr>
+          <w:lang w:val="id_ID" w:bidi="id_ID"/>
+        </w:rPr>
+      </w:r>
+      <w:r>
+        <w:rPr>
           <w:lang w:val="id_ID" w:bidi="id_ID"/>
         </w:rPr>
         <w:t xml:space="preserve">Meskipun istilah </w:t>
@@ -8461,6 +10176,21 @@
       </w:r>
       <w:r>
         <w:rPr>
+          <w:b/>
+          <w:lang w:val="id_ID" w:bidi="id_ID"/>
+        </w:rPr>
+        <w:t>παιδεύουσα ἡμᾶς</w:t>
+      </w:r>
+    </w:p>
+    <w:p>
+      <w:pPr/>
+      <w:r>
+        <w:rPr>
+          <w:lang w:val="id_ID" w:bidi="id_ID"/>
+        </w:rPr>
+      </w:r>
+      <w:r>
+        <w:rPr>
           <w:lang w:val="id_ID" w:bidi="id_ID"/>
         </w:rPr>
         <w:t>Paulus berbicara tentang anugerah Allah (2:11) seolah-olah anugerah itu adalah seseorang yang melatih orang lain tentang bagaimana menjalani kehidupan yang kudus. Terjemahan alternatif: “yang dengannya Allah melatih kita”</w:t>
@@ -8529,6 +10259,21 @@
       </w:r>
       <w:r>
         <w:rPr>
+          <w:b/>
+          <w:lang w:val="id_ID" w:bidi="id_ID"/>
+        </w:rPr>
+        <w:t>ἡμᾶς</w:t>
+      </w:r>
+    </w:p>
+    <w:p>
+      <w:pPr/>
+      <w:r>
+        <w:rPr>
+          <w:lang w:val="id_ID" w:bidi="id_ID"/>
+        </w:rPr>
+      </w:r>
+      <w:r>
+        <w:rPr>
           <w:lang w:val="id_ID" w:bidi="id_ID"/>
         </w:rPr>
         <w:t xml:space="preserve">Di sini kata ganti </w:t>
@@ -8610,6 +10355,21 @@
       </w:r>
       <w:r>
         <w:rPr>
+          <w:b/>
+          <w:lang w:val="id_ID" w:bidi="id_ID"/>
+        </w:rPr>
+        <w:t>τὴν ἀσέβειαν</w:t>
+      </w:r>
+    </w:p>
+    <w:p>
+      <w:pPr/>
+      <w:r>
+        <w:rPr>
+          <w:lang w:val="id_ID" w:bidi="id_ID"/>
+        </w:rPr>
+      </w:r>
+      <w:r>
+        <w:rPr>
           <w:lang w:val="id_ID" w:bidi="id_ID"/>
         </w:rPr>
         <w:t xml:space="preserve">Jika bahasa Anda tidak menggunakan kata benda abstrak untuk gagasan </w:t>
@@ -8691,6 +10451,21 @@
       </w:r>
       <w:r>
         <w:rPr>
+          <w:b/>
+          <w:lang w:val="id_ID" w:bidi="id_ID"/>
+        </w:rPr>
+        <w:t>τὰς κοσμικὰς ἐπιθυμίας</w:t>
+      </w:r>
+    </w:p>
+    <w:p>
+      <w:pPr/>
+      <w:r>
+        <w:rPr>
+          <w:lang w:val="id_ID" w:bidi="id_ID"/>
+        </w:rPr>
+      </w:r>
+      <w:r>
+        <w:rPr>
           <w:lang w:val="id_ID" w:bidi="id_ID"/>
         </w:rPr>
         <w:t xml:space="preserve">Jika bahasa Anda tidak menggunakan kata benda abstrak untuk gagasan </w:t>
@@ -8772,6 +10547,21 @@
       </w:r>
       <w:r>
         <w:rPr>
+          <w:b/>
+          <w:lang w:val="id_ID" w:bidi="id_ID"/>
+        </w:rPr>
+        <w:t>ἀσέβειαν &amp; εὐσεβῶς</w:t>
+      </w:r>
+    </w:p>
+    <w:p>
+      <w:pPr/>
+      <w:r>
+        <w:rPr>
+          <w:lang w:val="id_ID" w:bidi="id_ID"/>
+        </w:rPr>
+      </w:r>
+      <w:r>
+        <w:rPr>
           <w:lang w:val="id_ID" w:bidi="id_ID"/>
         </w:rPr>
         <w:t>Terjemahan alternatif: “Perilaku yang tidak menghormati Allah … cara yang memuliakan Allah”</w:t>
@@ -8820,6 +10610,21 @@
       </w:r>
       <w:r>
         <w:rPr>
+          <w:b/>
+          <w:lang w:val="id_ID" w:bidi="id_ID"/>
+        </w:rPr>
+        <w:t>ἐν τῷ νῦν αἰῶνι</w:t>
+      </w:r>
+    </w:p>
+    <w:p>
+      <w:pPr/>
+      <w:r>
+        <w:rPr>
+          <w:lang w:val="id_ID" w:bidi="id_ID"/>
+        </w:rPr>
+      </w:r>
+      <w:r>
+        <w:rPr>
           <w:lang w:val="id_ID" w:bidi="id_ID"/>
         </w:rPr>
         <w:t>Terjemahan alternatif: “selama kita hidup di dunia ini” atau “selama masa ini”</w:t>
@@ -8868,6 +10673,21 @@
       </w:r>
       <w:r>
         <w:rPr>
+          <w:b/>
+          <w:lang w:val="id_ID" w:bidi="id_ID"/>
+        </w:rPr>
+        <w:t>προσδεχόμενοι</w:t>
+      </w:r>
+    </w:p>
+    <w:p>
+      <w:pPr/>
+      <w:r>
+        <w:rPr>
+          <w:lang w:val="id_ID" w:bidi="id_ID"/>
+        </w:rPr>
+      </w:r>
+      <w:r>
+        <w:rPr>
           <w:lang w:val="id_ID" w:bidi="id_ID"/>
         </w:rPr>
         <w:t>Terjemahan lain: “sementara kita menunggu untuk menyambut”</w:t>
@@ -8916,6 +10736,21 @@
       </w:r>
       <w:r>
         <w:rPr>
+          <w:b/>
+          <w:lang w:val="id_ID" w:bidi="id_ID"/>
+        </w:rPr>
+        <w:t>τὴν μακαρίαν ἐλπίδα, καὶ ἐπιφάνειαν τῆς δόξης</w:t>
+      </w:r>
+    </w:p>
+    <w:p>
+      <w:pPr/>
+      <w:r>
+        <w:rPr>
+          <w:lang w:val="id_ID" w:bidi="id_ID"/>
+        </w:rPr>
+      </w:r>
+      <w:r>
+        <w:rPr>
           <w:lang w:val="id_ID" w:bidi="id_ID"/>
         </w:rPr>
         <w:t xml:space="preserve">Kedua frasa yang dihubungkan dengan </w:t>
@@ -9036,6 +10871,21 @@
       </w:r>
       <w:r>
         <w:rPr>
+          <w:b/>
+          <w:lang w:val="id_ID" w:bidi="id_ID"/>
+        </w:rPr>
+        <w:t>τὴν μακαρίαν ἐλπίδα, καὶ ἐπιφάνειαν τῆς δόξης</w:t>
+      </w:r>
+    </w:p>
+    <w:p>
+      <w:pPr/>
+      <w:r>
+        <w:rPr>
+          <w:lang w:val="id_ID" w:bidi="id_ID"/>
+        </w:rPr>
+      </w:r>
+      <w:r>
+        <w:rPr>
           <w:lang w:val="id_ID" w:bidi="id_ID"/>
         </w:rPr>
         <w:t xml:space="preserve">Jika bahasa Anda tidak menggunakan kata benda abstrak untuk gagasan </w:t>
@@ -9130,6 +10980,21 @@
       </w:r>
       <w:r>
         <w:rPr>
+          <w:b/>
+          <w:lang w:val="id_ID" w:bidi="id_ID"/>
+        </w:rPr>
+        <w:t>τὴν μακαρίαν ἐλπίδα, καὶ ἐπιφάνειαν τῆς δόξης τοῦ μεγάλου Θεοῦ καὶ Σωτῆρος ἡμῶν, Ἰησοῦ Χριστοῦ</w:t>
+      </w:r>
+    </w:p>
+    <w:p>
+      <w:pPr/>
+      <w:r>
+        <w:rPr>
+          <w:lang w:val="id_ID" w:bidi="id_ID"/>
+        </w:rPr>
+      </w:r>
+      <w:r>
+        <w:rPr>
           <w:lang w:val="id_ID" w:bidi="id_ID"/>
         </w:rPr>
         <w:t xml:space="preserve">Di sini, Paulus menggunakan bentuk kepemilikan untuk menggambarkan suatu peristiwa yang ditandai dengan </w:t>
@@ -9237,6 +11102,21 @@
       </w:r>
       <w:r>
         <w:rPr>
+          <w:b/>
+          <w:lang w:val="id_ID" w:bidi="id_ID"/>
+        </w:rPr>
+        <w:t>τοῦ μεγάλου Θεοῦ καὶ Σωτῆρος ἡμῶν, Ἰησοῦ Χριστοῦ</w:t>
+      </w:r>
+    </w:p>
+    <w:p>
+      <w:pPr/>
+      <w:r>
+        <w:rPr>
+          <w:lang w:val="id_ID" w:bidi="id_ID"/>
+        </w:rPr>
+      </w:r>
+      <w:r>
+        <w:rPr>
           <w:lang w:val="id_ID" w:bidi="id_ID"/>
         </w:rPr>
         <w:t xml:space="preserve">Baik </w:t>
@@ -9344,6 +11224,21 @@
       </w:r>
       <w:r>
         <w:rPr>
+          <w:b/>
+          <w:lang w:val="id_ID" w:bidi="id_ID"/>
+        </w:rPr>
+        <w:t>ὃς ἔδωκεν ἑαυτὸν ὑπὲρ ἡμῶν</w:t>
+      </w:r>
+    </w:p>
+    <w:p>
+      <w:pPr/>
+      <w:r>
+        <w:rPr>
+          <w:lang w:val="id_ID" w:bidi="id_ID"/>
+        </w:rPr>
+      </w:r>
+      <w:r>
+        <w:rPr>
           <w:lang w:val="id_ID" w:bidi="id_ID"/>
         </w:rPr>
         <w:t>Ini mengacu pada kematian Yesus dengan rela. Anda dapat memasukkan informasi ini jika itu berguna bagi pembaca Anda. Terjemahan lain: “Dia menyerahkan diri-Nya untuk mati bagi kita”</w:t>
@@ -9412,6 +11307,21 @@
       </w:r>
       <w:r>
         <w:rPr>
+          <w:b/>
+          <w:lang w:val="id_ID" w:bidi="id_ID"/>
+        </w:rPr>
+        <w:t>ἡμῶν</w:t>
+      </w:r>
+    </w:p>
+    <w:p>
+      <w:pPr/>
+      <w:r>
+        <w:rPr>
+          <w:lang w:val="id_ID" w:bidi="id_ID"/>
+        </w:rPr>
+      </w:r>
+      <w:r>
+        <w:rPr>
           <w:lang w:val="id_ID" w:bidi="id_ID"/>
         </w:rPr>
         <w:t xml:space="preserve">Di sini kata ganti </w:t>
@@ -9493,6 +11403,21 @@
       </w:r>
       <w:r>
         <w:rPr>
+          <w:b/>
+          <w:lang w:val="id_ID" w:bidi="id_ID"/>
+        </w:rPr>
+        <w:t>λυτρώσηται ἡμᾶς ἀπὸ πάσης ἀνομίας</w:t>
+      </w:r>
+    </w:p>
+    <w:p>
+      <w:pPr/>
+      <w:r>
+        <w:rPr>
+          <w:lang w:val="id_ID" w:bidi="id_ID"/>
+        </w:rPr>
+      </w:r>
+      <w:r>
+        <w:rPr>
           <w:lang w:val="id_ID" w:bidi="id_ID"/>
         </w:rPr>
         <w:t xml:space="preserve">Di sini, Paulus berbicara tentang </w:t>
@@ -9574,6 +11499,21 @@
       </w:r>
       <w:r>
         <w:rPr>
+          <w:b/>
+          <w:lang w:val="id_ID" w:bidi="id_ID"/>
+        </w:rPr>
+        <w:t>ἡμᾶς</w:t>
+      </w:r>
+    </w:p>
+    <w:p>
+      <w:pPr/>
+      <w:r>
+        <w:rPr>
+          <w:lang w:val="id_ID" w:bidi="id_ID"/>
+        </w:rPr>
+      </w:r>
+      <w:r>
+        <w:rPr>
           <w:lang w:val="id_ID" w:bidi="id_ID"/>
         </w:rPr>
         <w:t xml:space="preserve">Di sini kata ganti </w:t>
@@ -9655,6 +11595,21 @@
       </w:r>
       <w:r>
         <w:rPr>
+          <w:b/>
+          <w:lang w:val="id_ID" w:bidi="id_ID"/>
+        </w:rPr>
+        <w:t>λαὸν περιούσιον</w:t>
+      </w:r>
+    </w:p>
+    <w:p>
+      <w:pPr/>
+      <w:r>
+        <w:rPr>
+          <w:lang w:val="id_ID" w:bidi="id_ID"/>
+        </w:rPr>
+      </w:r>
+      <w:r>
+        <w:rPr>
           <w:lang w:val="id_ID" w:bidi="id_ID"/>
         </w:rPr>
         <w:t>Jika bahasa Anda tidak menggunakan bentuk pasif ini, Anda dapat mengungkapkan gagasan tersebut dalam bentuk aktif atau dengan cara lain yang wajar dalam bahasa Anda. Terjemahan lain: “sekelompok orang yang Dia pilih” atau “sekelompok orang yang Dia hargai”</w:t>
@@ -9723,6 +11678,21 @@
       </w:r>
       <w:r>
         <w:rPr>
+          <w:b/>
+          <w:lang w:val="id_ID" w:bidi="id_ID"/>
+        </w:rPr>
+        <w:t>ζηλωτὴν καλῶν ἔργων</w:t>
+      </w:r>
+    </w:p>
+    <w:p>
+      <w:pPr/>
+      <w:r>
+        <w:rPr>
+          <w:lang w:val="id_ID" w:bidi="id_ID"/>
+        </w:rPr>
+      </w:r>
+      <w:r>
+        <w:rPr>
           <w:lang w:val="id_ID" w:bidi="id_ID"/>
         </w:rPr>
         <w:t>Terjemahan lain: “yang berkeinginan untuk beramal shaleh”</w:t>
@@ -9771,6 +11741,21 @@
       </w:r>
       <w:r>
         <w:rPr>
+          <w:b/>
+          <w:lang w:val="id_ID" w:bidi="id_ID"/>
+        </w:rPr>
+        <w:t>ταῦτα</w:t>
+      </w:r>
+    </w:p>
+    <w:p>
+      <w:pPr/>
+      <w:r>
+        <w:rPr>
+          <w:lang w:val="id_ID" w:bidi="id_ID"/>
+        </w:rPr>
+      </w:r>
+      <w:r>
+        <w:rPr>
           <w:lang w:val="id_ID" w:bidi="id_ID"/>
         </w:rPr>
         <w:t xml:space="preserve">Di sini, </w:t>
@@ -9852,6 +11837,21 @@
       </w:r>
       <w:r>
         <w:rPr>
+          <w:b/>
+          <w:lang w:val="id_ID" w:bidi="id_ID"/>
+        </w:rPr>
+        <w:t>παρακάλει</w:t>
+      </w:r>
+    </w:p>
+    <w:p>
+      <w:pPr/>
+      <w:r>
+        <w:rPr>
+          <w:lang w:val="id_ID" w:bidi="id_ID"/>
+        </w:rPr>
+      </w:r>
+      <w:r>
+        <w:rPr>
           <w:lang w:val="id_ID" w:bidi="id_ID"/>
         </w:rPr>
         <w:t xml:space="preserve">Paulus berasumsi bahwa Titus memahami bahwa ia harus menasihati umat beriman untuk menaati </w:t>
@@ -9933,6 +11933,21 @@
       </w:r>
       <w:r>
         <w:rPr>
+          <w:b/>
+          <w:lang w:val="id_ID" w:bidi="id_ID"/>
+        </w:rPr>
+        <w:t>ἔλεγχε, μετὰ πάσης ἐπιταγῆς</w:t>
+      </w:r>
+    </w:p>
+    <w:p>
+      <w:pPr/>
+      <w:r>
+        <w:rPr>
+          <w:lang w:val="id_ID" w:bidi="id_ID"/>
+        </w:rPr>
+      </w:r>
+      <w:r>
+        <w:rPr>
           <w:lang w:val="id_ID" w:bidi="id_ID"/>
         </w:rPr>
         <w:t xml:space="preserve">Jika bermanfaat, orang-orang yang harus </w:t>
@@ -10014,6 +12029,21 @@
       </w:r>
       <w:r>
         <w:rPr>
+          <w:b/>
+          <w:lang w:val="id_ID" w:bidi="id_ID"/>
+        </w:rPr>
+        <w:t>μετὰ πάσης ἐπιταγῆς</w:t>
+      </w:r>
+    </w:p>
+    <w:p>
+      <w:pPr/>
+      <w:r>
+        <w:rPr>
+          <w:lang w:val="id_ID" w:bidi="id_ID"/>
+        </w:rPr>
+      </w:r>
+      <w:r>
+        <w:rPr>
           <w:lang w:val="id_ID" w:bidi="id_ID"/>
         </w:rPr>
         <w:t xml:space="preserve">Jika bahasa Anda tidak menggunakan kata benda abstrak untuk gagasan </w:t>
@@ -10095,6 +12125,21 @@
       </w:r>
       <w:r>
         <w:rPr>
+          <w:b/>
+          <w:lang w:val="id_ID" w:bidi="id_ID"/>
+        </w:rPr>
+        <w:t>μηδείς σου περιφρονείτω</w:t>
+      </w:r>
+    </w:p>
+    <w:p>
+      <w:pPr/>
+      <w:r>
+        <w:rPr>
+          <w:lang w:val="id_ID" w:bidi="id_ID"/>
+        </w:rPr>
+      </w:r>
+      <w:r>
+        <w:rPr>
           <w:lang w:val="id_ID" w:bidi="id_ID"/>
         </w:rPr>
         <w:t>Terjemahan lain: “Jangan izinkan siapa pun mengabaikan Anda”</w:t>
@@ -10143,6 +12188,21 @@
       </w:r>
       <w:r>
         <w:rPr>
+          <w:b/>
+          <w:lang w:val="id_ID" w:bidi="id_ID"/>
+        </w:rPr>
+        <w:t>μηδείς σου περιφρονείτω</w:t>
+      </w:r>
+    </w:p>
+    <w:p>
+      <w:pPr/>
+      <w:r>
+        <w:rPr>
+          <w:lang w:val="id_ID" w:bidi="id_ID"/>
+        </w:rPr>
+      </w:r>
+      <w:r>
+        <w:rPr>
           <w:lang w:val="id_ID" w:bidi="id_ID"/>
         </w:rPr>
         <w:t>Anda dapat menyatakan ini secara positif: “Pastikan semua orang mendengarkan Anda”</w:t>
@@ -10211,6 +12271,21 @@
       </w:r>
       <w:r>
         <w:rPr>
+          <w:b/>
+          <w:lang w:val="id_ID" w:bidi="id_ID"/>
+        </w:rPr>
+        <w:t>μηδείς σου περιφρονείτω</w:t>
+      </w:r>
+    </w:p>
+    <w:p>
+      <w:pPr/>
+      <w:r>
+        <w:rPr>
+          <w:lang w:val="id_ID" w:bidi="id_ID"/>
+        </w:rPr>
+      </w:r>
+      <w:r>
+        <w:rPr>
           <w:lang w:val="id_ID" w:bidi="id_ID"/>
         </w:rPr>
         <w:t>Cara orang mengabaikan Titus dapat dibuat secara eksplisit. Terjemahan lain: “Jangan ada seorang pun yang menolak untuk mendengarkan kata-katamu” atau “Jangan ada seorang pun yang menolak untuk menghormatimu”</w:t>
@@ -10279,6 +12354,21 @@
       </w:r>
       <w:r>
         <w:rPr>
+          <w:b/>
+          <w:lang w:val="id_ID" w:bidi="id_ID"/>
+        </w:rPr>
+        <w:t>ὑπομίμνῃσκε αὐτοὺς &amp; ὑποτάσσεσθαι</w:t>
+      </w:r>
+    </w:p>
+    <w:p>
+      <w:pPr/>
+      <w:r>
+        <w:rPr>
+          <w:lang w:val="id_ID" w:bidi="id_ID"/>
+        </w:rPr>
+      </w:r>
+      <w:r>
+        <w:rPr>
           <w:lang w:val="id_ID" w:bidi="id_ID"/>
         </w:rPr>
         <w:t>Terjemahan lain: “Beri tahulah orang-orang kita lagi, apa yang telah mereka ketahui, untuk “tunduk” ” atau “Terus ingatkanlah mereka untuk tunduk”</w:t>
@@ -10327,6 +12417,21 @@
       </w:r>
       <w:r>
         <w:rPr>
+          <w:b/>
+          <w:lang w:val="id_ID" w:bidi="id_ID"/>
+        </w:rPr>
+        <w:t>ἀρχαῖς, ἐξουσίαις, ὑποτάσσεσθαι, πειθαρχεῖν</w:t>
+      </w:r>
+    </w:p>
+    <w:p>
+      <w:pPr/>
+      <w:r>
+        <w:rPr>
+          <w:lang w:val="id_ID" w:bidi="id_ID"/>
+        </w:rPr>
+      </w:r>
+      <w:r>
+        <w:rPr>
           <w:lang w:val="id_ID" w:bidi="id_ID"/>
         </w:rPr>
         <w:t xml:space="preserve">Kata </w:t>
@@ -10421,6 +12526,21 @@
       </w:r>
       <w:r>
         <w:rPr>
+          <w:b/>
+          <w:lang w:val="id_ID" w:bidi="id_ID"/>
+        </w:rPr>
+        <w:t>ἀρχαῖς, ἐξουσίαις</w:t>
+      </w:r>
+    </w:p>
+    <w:p>
+      <w:pPr/>
+      <w:r>
+        <w:rPr>
+          <w:lang w:val="id_ID" w:bidi="id_ID"/>
+        </w:rPr>
+      </w:r>
+      <w:r>
+        <w:rPr>
           <w:lang w:val="id_ID" w:bidi="id_ID"/>
         </w:rPr>
         <w:t xml:space="preserve">Kata </w:t>
@@ -10515,6 +12635,21 @@
       </w:r>
       <w:r>
         <w:rPr>
+          <w:b/>
+          <w:lang w:val="id_ID" w:bidi="id_ID"/>
+        </w:rPr>
+        <w:t>πρὸς πᾶν ἔργον ἀγαθὸν ἑτοίμους εἶναι</w:t>
+      </w:r>
+    </w:p>
+    <w:p>
+      <w:pPr/>
+      <w:r>
+        <w:rPr>
+          <w:lang w:val="id_ID" w:bidi="id_ID"/>
+        </w:rPr>
+      </w:r>
+      <w:r>
+        <w:rPr>
           <w:lang w:val="id_ID" w:bidi="id_ID"/>
         </w:rPr>
         <w:t>Terjemahan lain: “siap-sedialah berbuat baik kapan pun ada kesempatan”</w:t>
@@ -10563,6 +12698,21 @@
       </w:r>
       <w:r>
         <w:rPr>
+          <w:b/>
+          <w:lang w:val="id_ID" w:bidi="id_ID"/>
+        </w:rPr>
+        <w:t>βλασφημεῖν</w:t>
+      </w:r>
+    </w:p>
+    <w:p>
+      <w:pPr/>
+      <w:r>
+        <w:rPr>
+          <w:lang w:val="id_ID" w:bidi="id_ID"/>
+        </w:rPr>
+      </w:r>
+      <w:r>
+        <w:rPr>
           <w:lang w:val="id_ID" w:bidi="id_ID"/>
         </w:rPr>
         <w:t>Terjemahan lain: “berkata jahat tentang”</w:t>
@@ -10611,6 +12761,21 @@
       </w:r>
       <w:r>
         <w:rPr>
+          <w:b/>
+          <w:lang w:val="id_ID" w:bidi="id_ID"/>
+        </w:rPr>
+        <w:t>ἀμάχους εἶναι</w:t>
+      </w:r>
+    </w:p>
+    <w:p>
+      <w:pPr/>
+      <w:r>
+        <w:rPr>
+          <w:lang w:val="id_ID" w:bidi="id_ID"/>
+        </w:rPr>
+      </w:r>
+      <w:r>
+        <w:rPr>
           <w:lang w:val="id_ID" w:bidi="id_ID"/>
         </w:rPr>
         <w:t xml:space="preserve">Agar lebih jelas dalam bahasa Anda, Anda dapat menggunakan pernyataan positif untuk menerjemahkan kata negatif ganda yang terdiri dari partikel negatif </w:t>
@@ -10705,6 +12870,21 @@
       </w:r>
       <w:r>
         <w:rPr>
+          <w:b/>
+          <w:lang w:val="id_ID" w:bidi="id_ID"/>
+        </w:rPr>
+        <w:t>πᾶσαν ἐνδεικνυμένους πραΰτητα</w:t>
+      </w:r>
+    </w:p>
+    <w:p>
+      <w:pPr/>
+      <w:r>
+        <w:rPr>
+          <w:lang w:val="id_ID" w:bidi="id_ID"/>
+        </w:rPr>
+      </w:r>
+      <w:r>
+        <w:rPr>
           <w:lang w:val="id_ID" w:bidi="id_ID"/>
         </w:rPr>
         <w:t xml:space="preserve">Jika bahasa Anda tidak menggunakan kata benda abstrak untuk gagasan </w:t>
@@ -10786,6 +12966,21 @@
       </w:r>
       <w:r>
         <w:rPr>
+          <w:b/>
+          <w:lang w:val="id_ID" w:bidi="id_ID"/>
+        </w:rPr>
+        <w:t>πρὸς πάντας ἀνθρώπους</w:t>
+      </w:r>
+    </w:p>
+    <w:p>
+      <w:pPr/>
+      <w:r>
+        <w:rPr>
+          <w:lang w:val="id_ID" w:bidi="id_ID"/>
+        </w:rPr>
+      </w:r>
+      <w:r>
+        <w:rPr>
           <w:lang w:val="id_ID" w:bidi="id_ID"/>
         </w:rPr>
         <w:t xml:space="preserve">Meskipun istilah </w:t>
@@ -10867,6 +13062,21 @@
       </w:r>
       <w:r>
         <w:rPr>
+          <w:b/>
+          <w:lang w:val="id_ID" w:bidi="id_ID"/>
+        </w:rPr>
+        <w:t>ἦμεν γάρ ποτε καὶ ἡμεῖς</w:t>
+      </w:r>
+    </w:p>
+    <w:p>
+      <w:pPr/>
+      <w:r>
+        <w:rPr>
+          <w:lang w:val="id_ID" w:bidi="id_ID"/>
+        </w:rPr>
+      </w:r>
+      <w:r>
+        <w:rPr>
           <w:lang w:val="id_ID" w:bidi="id_ID"/>
         </w:rPr>
         <w:t xml:space="preserve">Kata yang diterjemahkan dengan </w:t>
@@ -10961,6 +13171,21 @@
       </w:r>
       <w:r>
         <w:rPr>
+          <w:b/>
+          <w:lang w:val="id_ID" w:bidi="id_ID"/>
+        </w:rPr>
+        <w:t>ποτε</w:t>
+      </w:r>
+    </w:p>
+    <w:p>
+      <w:pPr/>
+      <w:r>
+        <w:rPr>
+          <w:lang w:val="id_ID" w:bidi="id_ID"/>
+        </w:rPr>
+      </w:r>
+      <w:r>
+        <w:rPr>
           <w:lang w:val="id_ID" w:bidi="id_ID"/>
         </w:rPr>
         <w:t>Terjemahan lain: “sebelumnya” atau “pada suatu waktu” atau “sebelumnya”</w:t>
@@ -11009,6 +13234,21 @@
       </w:r>
       <w:r>
         <w:rPr>
+          <w:b/>
+          <w:lang w:val="id_ID" w:bidi="id_ID"/>
+        </w:rPr>
+        <w:t>ἡμεῖς</w:t>
+      </w:r>
+    </w:p>
+    <w:p>
+      <w:pPr/>
+      <w:r>
+        <w:rPr>
+          <w:lang w:val="id_ID" w:bidi="id_ID"/>
+        </w:rPr>
+      </w:r>
+      <w:r>
+        <w:rPr>
           <w:lang w:val="id_ID" w:bidi="id_ID"/>
         </w:rPr>
         <w:t xml:space="preserve">Di sini kata ganti, </w:t>
@@ -11090,6 +13330,21 @@
       </w:r>
       <w:r>
         <w:rPr>
+          <w:b/>
+          <w:lang w:val="id_ID" w:bidi="id_ID"/>
+        </w:rPr>
+        <w:t>ἦμεν &amp; ἀνόητοι</w:t>
+      </w:r>
+    </w:p>
+    <w:p>
+      <w:pPr/>
+      <w:r>
+        <w:rPr>
+          <w:lang w:val="id_ID" w:bidi="id_ID"/>
+        </w:rPr>
+      </w:r>
+      <w:r>
+        <w:rPr>
           <w:lang w:val="id_ID" w:bidi="id_ID"/>
         </w:rPr>
         <w:t>Terjemahan lain: “tidak berakal budi” atau “tidak bijaksana”</w:t>
@@ -11138,6 +13393,21 @@
       </w:r>
       <w:r>
         <w:rPr>
+          <w:b/>
+          <w:lang w:val="id_ID" w:bidi="id_ID"/>
+        </w:rPr>
+        <w:t>πλανώμενοι, δουλεύοντες ἐπιθυμίαις καὶ ἡδοναῖς ποικίλαις</w:t>
+      </w:r>
+    </w:p>
+    <w:p>
+      <w:pPr/>
+      <w:r>
+        <w:rPr>
+          <w:lang w:val="id_ID" w:bidi="id_ID"/>
+        </w:rPr>
+      </w:r>
+      <w:r>
+        <w:rPr>
           <w:lang w:val="id_ID" w:bidi="id_ID"/>
         </w:rPr>
         <w:t xml:space="preserve">Di sini, </w:t>
@@ -11232,6 +13502,21 @@
       </w:r>
       <w:r>
         <w:rPr>
+          <w:b/>
+          <w:lang w:val="id_ID" w:bidi="id_ID"/>
+        </w:rPr>
+        <w:t>πλανώμενοι, δουλεύοντες ἐπιθυμίαις καὶ ἡδοναῖς ποικίλαις</w:t>
+      </w:r>
+    </w:p>
+    <w:p>
+      <w:pPr/>
+      <w:r>
+        <w:rPr>
+          <w:lang w:val="id_ID" w:bidi="id_ID"/>
+        </w:rPr>
+      </w:r>
+      <w:r>
+        <w:rPr>
           <w:lang w:val="id_ID" w:bidi="id_ID"/>
         </w:rPr>
         <w:t>Jika bahasa Anda tidak menggunakan bentuk pasif ini, Anda dapat mengungkapkan gagasan tersebut dalam bentuk aktif atau dengan cara lain yang wajar dalam bahasa Anda. Terjemahan lain: “Berbagai nafsu dan kesenangan yang menyesatkan dan memperbudak kami”</w:t>
@@ -11300,6 +13585,21 @@
       </w:r>
       <w:r>
         <w:rPr>
+          <w:b/>
+          <w:lang w:val="id_ID" w:bidi="id_ID"/>
+        </w:rPr>
+        <w:t>ἐπιθυμίαις καὶ ἡδοναῖς ποικίλαις</w:t>
+      </w:r>
+    </w:p>
+    <w:p>
+      <w:pPr/>
+      <w:r>
+        <w:rPr>
+          <w:lang w:val="id_ID" w:bidi="id_ID"/>
+        </w:rPr>
+      </w:r>
+      <w:r>
+        <w:rPr>
           <w:lang w:val="id_ID" w:bidi="id_ID"/>
         </w:rPr>
         <w:t xml:space="preserve">Jika bahasa Anda tidak menggunakan kata benda abstrak untuk gagasan </w:t>
@@ -11394,6 +13694,21 @@
       </w:r>
       <w:r>
         <w:rPr>
+          <w:b/>
+          <w:lang w:val="id_ID" w:bidi="id_ID"/>
+        </w:rPr>
+        <w:t>ἐν κακίᾳ καὶ φθόνῳ διάγοντες</w:t>
+      </w:r>
+    </w:p>
+    <w:p>
+      <w:pPr/>
+      <w:r>
+        <w:rPr>
+          <w:lang w:val="id_ID" w:bidi="id_ID"/>
+        </w:rPr>
+      </w:r>
+      <w:r>
+        <w:rPr>
           <w:lang w:val="id_ID" w:bidi="id_ID"/>
         </w:rPr>
         <w:t xml:space="preserve">Jika bahasa Anda tidak menggunakan kata benda abstrak untuk gagasan </w:t>
@@ -11540,6 +13855,21 @@
       </w:r>
       <w:r>
         <w:rPr>
+          <w:b/>
+          <w:lang w:val="id_ID" w:bidi="id_ID"/>
+        </w:rPr>
+        <w:t>στυγητοί</w:t>
+      </w:r>
+    </w:p>
+    <w:p>
+      <w:pPr/>
+      <w:r>
+        <w:rPr>
+          <w:lang w:val="id_ID" w:bidi="id_ID"/>
+        </w:rPr>
+      </w:r>
+      <w:r>
+        <w:rPr>
           <w:lang w:val="id_ID" w:bidi="id_ID"/>
         </w:rPr>
         <w:t>Terjemahan lain: “melakukan hal-hal yang membuat orang lain membenci kita”</w:t>
@@ -11588,6 +13918,21 @@
       </w:r>
       <w:r>
         <w:rPr>
+          <w:b/>
+          <w:lang w:val="id_ID" w:bidi="id_ID"/>
+        </w:rPr>
+        <w:t>δὲ</w:t>
+      </w:r>
+    </w:p>
+    <w:p>
+      <w:pPr/>
+      <w:r>
+        <w:rPr>
+          <w:lang w:val="id_ID" w:bidi="id_ID"/>
+        </w:rPr>
+      </w:r>
+      <w:r>
+        <w:rPr>
           <w:lang w:val="id_ID" w:bidi="id_ID"/>
         </w:rPr>
         <w:t xml:space="preserve">Kata </w:t>
@@ -11669,6 +14014,21 @@
       </w:r>
       <w:r>
         <w:rPr>
+          <w:b/>
+          <w:lang w:val="id_ID" w:bidi="id_ID"/>
+        </w:rPr>
+        <w:t>ὅτε &amp; ἡ χρηστότης καὶ ἡ φιλανθρωπία ἐπεφάνη τοῦ Σωτῆρος ἡμῶν, Θεοῦ</w:t>
+      </w:r>
+    </w:p>
+    <w:p>
+      <w:pPr/>
+      <w:r>
+        <w:rPr>
+          <w:lang w:val="id_ID" w:bidi="id_ID"/>
+        </w:rPr>
+      </w:r>
+      <w:r>
+        <w:rPr>
           <w:lang w:val="id_ID" w:bidi="id_ID"/>
         </w:rPr>
         <w:t xml:space="preserve">Paulus berbicara tentang </w:t>
@@ -11763,6 +14123,21 @@
       </w:r>
       <w:r>
         <w:rPr>
+          <w:b/>
+          <w:lang w:val="id_ID" w:bidi="id_ID"/>
+        </w:rPr>
+        <w:t>ὅτε &amp; ἡ χρηστότης καὶ ἡ φιλανθρωπία ἐπεφάνη τοῦ Σωτῆρος ἡμῶν, Θεοῦ</w:t>
+      </w:r>
+    </w:p>
+    <w:p>
+      <w:pPr/>
+      <w:r>
+        <w:rPr>
+          <w:lang w:val="id_ID" w:bidi="id_ID"/>
+        </w:rPr>
+      </w:r>
+      <w:r>
+        <w:rPr>
           <w:lang w:val="id_ID" w:bidi="id_ID"/>
         </w:rPr>
         <w:t xml:space="preserve">Jika bahasa Anda tidak menggunakan kata benda abstrak untuk gagasan </w:t>
@@ -11857,6 +14232,21 @@
       </w:r>
       <w:r>
         <w:rPr>
+          <w:b/>
+          <w:lang w:val="id_ID" w:bidi="id_ID"/>
+        </w:rPr>
+        <w:t>ἡμῶν</w:t>
+      </w:r>
+    </w:p>
+    <w:p>
+      <w:pPr/>
+      <w:r>
+        <w:rPr>
+          <w:lang w:val="id_ID" w:bidi="id_ID"/>
+        </w:rPr>
+      </w:r>
+      <w:r>
+        <w:rPr>
           <w:lang w:val="id_ID" w:bidi="id_ID"/>
         </w:rPr>
         <w:t xml:space="preserve">Di sini kata ganti </w:t>
@@ -11938,6 +14328,21 @@
       </w:r>
       <w:r>
         <w:rPr>
+          <w:b/>
+          <w:lang w:val="id_ID" w:bidi="id_ID"/>
+        </w:rPr>
+        <w:t>ἔργων τῶν ἐν δικαιοσύνῃ</w:t>
+      </w:r>
+    </w:p>
+    <w:p>
+      <w:pPr/>
+      <w:r>
+        <w:rPr>
+          <w:lang w:val="id_ID" w:bidi="id_ID"/>
+        </w:rPr>
+      </w:r>
+      <w:r>
+        <w:rPr>
           <w:lang w:val="id_ID" w:bidi="id_ID"/>
         </w:rPr>
         <w:t xml:space="preserve">Jika bahasa Anda tidak menggunakan kata benda abstrak untuk ide </w:t>
@@ -12019,6 +14424,21 @@
       </w:r>
       <w:r>
         <w:rPr>
+          <w:b/>
+          <w:lang w:val="id_ID" w:bidi="id_ID"/>
+        </w:rPr>
+        <w:t>κατὰ τὸ αὐτοῦ ἔλεος</w:t>
+      </w:r>
+    </w:p>
+    <w:p>
+      <w:pPr/>
+      <w:r>
+        <w:rPr>
+          <w:lang w:val="id_ID" w:bidi="id_ID"/>
+        </w:rPr>
+      </w:r>
+      <w:r>
+        <w:rPr>
           <w:lang w:val="id_ID" w:bidi="id_ID"/>
         </w:rPr>
         <w:t xml:space="preserve">Jika bahasa Anda tidak menggunakan kata benda abstrak untuk ide </w:t>
@@ -12100,6 +14520,21 @@
       </w:r>
       <w:r>
         <w:rPr>
+          <w:b/>
+          <w:lang w:val="id_ID" w:bidi="id_ID"/>
+        </w:rPr>
+        <w:t>λουτροῦ παλινγενεσίας</w:t>
+      </w:r>
+    </w:p>
+    <w:p>
+      <w:pPr/>
+      <w:r>
+        <w:rPr>
+          <w:lang w:val="id_ID" w:bidi="id_ID"/>
+        </w:rPr>
+      </w:r>
+      <w:r>
+        <w:rPr>
           <w:lang w:val="id_ID" w:bidi="id_ID"/>
         </w:rPr>
         <w:t>Paulus menggabungkan dua metafora di sini. Ia berbicara tentang pengampunan Allah bagi orang-orang berdosa seolah-olah Allah secara fisik membasuh mereka dari dosa mereka. Ia juga berbicara tentang orang-orang berdosa yang menjadi responsif terhadap Allah seolah-olah mereka mengalami “kelahiran baru”. Jika itu akan membantu dalam bahasa Anda, Anda dapat menyatakan maknanya dengan jelas. Terjemahan alternatif: “diampuni dari dosa, dilahirkan kembali secara rohani,”</w:t>
@@ -12168,6 +14603,21 @@
       </w:r>
       <w:r>
         <w:rPr>
+          <w:b/>
+          <w:lang w:val="id_ID" w:bidi="id_ID"/>
+        </w:rPr>
+        <w:t>οὗ ἐξέχεεν ἐφ’ ἡμᾶς πλουσίως,</w:t>
+      </w:r>
+    </w:p>
+    <w:p>
+      <w:pPr/>
+      <w:r>
+        <w:rPr>
+          <w:lang w:val="id_ID" w:bidi="id_ID"/>
+        </w:rPr>
+      </w:r>
+      <w:r>
+        <w:rPr>
           <w:lang w:val="id_ID" w:bidi="id_ID"/>
         </w:rPr>
         <w:t>Adalah hal yang umum bagi para penulis Perjanjian Baru untuk berbicara tentang Roh Kudus sebagai cairan/air yang dapat dicurahkan oleh Allah dalam jumlah yang besar. Jika itu akan membantu dalam bahasa Anda, Anda dapat menyatakan maknanya dengan jelas. Terjemahan alternatif: “yang Allah berikan kepada kita dengan murah hati”</w:t>
@@ -12236,6 +14686,21 @@
       </w:r>
       <w:r>
         <w:rPr>
+          <w:b/>
+          <w:lang w:val="id_ID" w:bidi="id_ID"/>
+        </w:rPr>
+        <w:t>ἡμᾶς</w:t>
+      </w:r>
+    </w:p>
+    <w:p>
+      <w:pPr/>
+      <w:r>
+        <w:rPr>
+          <w:lang w:val="id_ID" w:bidi="id_ID"/>
+        </w:rPr>
+      </w:r>
+      <w:r>
+        <w:rPr>
           <w:lang w:val="id_ID" w:bidi="id_ID"/>
         </w:rPr>
         <w:t xml:space="preserve">Di sini kata ganti </w:t>
@@ -12317,6 +14782,21 @@
       </w:r>
       <w:r>
         <w:rPr>
+          <w:b/>
+          <w:lang w:val="id_ID" w:bidi="id_ID"/>
+        </w:rPr>
+        <w:t>διὰ Ἰησοῦ Χριστοῦ, τοῦ Σωτῆρος ἡμῶν</w:t>
+      </w:r>
+    </w:p>
+    <w:p>
+      <w:pPr/>
+      <w:r>
+        <w:rPr>
+          <w:lang w:val="id_ID" w:bidi="id_ID"/>
+        </w:rPr>
+      </w:r>
+      <w:r>
+        <w:rPr>
           <w:lang w:val="id_ID" w:bidi="id_ID"/>
         </w:rPr>
         <w:t>Terjemahan alternatif: “karena apa yang telah Juruselamat kita, Yesus Kristus, lakukan bagi kita”</w:t>
@@ -12365,6 +14845,21 @@
       </w:r>
       <w:r>
         <w:rPr>
+          <w:b/>
+          <w:lang w:val="id_ID" w:bidi="id_ID"/>
+        </w:rPr>
+        <w:t>ἡμῶν</w:t>
+      </w:r>
+    </w:p>
+    <w:p>
+      <w:pPr/>
+      <w:r>
+        <w:rPr>
+          <w:lang w:val="id_ID" w:bidi="id_ID"/>
+        </w:rPr>
+      </w:r>
+      <w:r>
+        <w:rPr>
           <w:lang w:val="id_ID" w:bidi="id_ID"/>
         </w:rPr>
         <w:t xml:space="preserve">Di sini kata ganti </w:t>
@@ -12446,6 +14941,21 @@
       </w:r>
       <w:r>
         <w:rPr>
+          <w:b/>
+          <w:lang w:val="id_ID" w:bidi="id_ID"/>
+        </w:rPr>
+        <w:t>ἵνα</w:t>
+      </w:r>
+    </w:p>
+    <w:p>
+      <w:pPr/>
+      <w:r>
+        <w:rPr>
+          <w:lang w:val="id_ID" w:bidi="id_ID"/>
+        </w:rPr>
+      </w:r>
+      <w:r>
+        <w:rPr>
           <w:lang w:val="id_ID" w:bidi="id_ID"/>
         </w:rPr>
         <w:t xml:space="preserve">Di sini, </w:t>
@@ -12553,6 +15063,21 @@
       </w:r>
       <w:r>
         <w:rPr>
+          <w:b/>
+          <w:lang w:val="id_ID" w:bidi="id_ID"/>
+        </w:rPr>
+        <w:t>δικαιωθέντες</w:t>
+      </w:r>
+    </w:p>
+    <w:p>
+      <w:pPr/>
+      <w:r>
+        <w:rPr>
+          <w:lang w:val="id_ID" w:bidi="id_ID"/>
+        </w:rPr>
+      </w:r>
+      <w:r>
+        <w:rPr>
           <w:lang w:val="id_ID" w:bidi="id_ID"/>
         </w:rPr>
         <w:t>Jika bahasa Anda tidak menggunakan bentuk pasif ini, Anda dapat menyatakannya dalam bentuk aktif. Terjemahan alternatif: “karena Allah telah menyatakan bahwa kita tidak berdosa”</w:t>
@@ -12621,6 +15146,21 @@
       </w:r>
       <w:r>
         <w:rPr>
+          <w:b/>
+          <w:lang w:val="id_ID" w:bidi="id_ID"/>
+        </w:rPr>
+        <w:t>τῇ ἐκείνου χάριτι</w:t>
+      </w:r>
+    </w:p>
+    <w:p>
+      <w:pPr/>
+      <w:r>
+        <w:rPr>
+          <w:lang w:val="id_ID" w:bidi="id_ID"/>
+        </w:rPr>
+      </w:r>
+      <w:r>
+        <w:rPr>
           <w:lang w:val="id_ID" w:bidi="id_ID"/>
         </w:rPr>
         <w:t xml:space="preserve">Jika bahasa Anda tidak menggunakan kata benda abstrak untuk ide </w:t>
@@ -12702,6 +15242,21 @@
       </w:r>
       <w:r>
         <w:rPr>
+          <w:b/>
+          <w:lang w:val="id_ID" w:bidi="id_ID"/>
+        </w:rPr>
+        <w:t>ἐκείνου</w:t>
+      </w:r>
+    </w:p>
+    <w:p>
+      <w:pPr/>
+      <w:r>
+        <w:rPr>
+          <w:lang w:val="id_ID" w:bidi="id_ID"/>
+        </w:rPr>
+      </w:r>
+      <w:r>
+        <w:rPr>
           <w:lang w:val="id_ID" w:bidi="id_ID"/>
         </w:rPr>
         <w:t xml:space="preserve">Di sini, </w:t>
@@ -12783,6 +15338,21 @@
       </w:r>
       <w:r>
         <w:rPr>
+          <w:b/>
+          <w:lang w:val="id_ID" w:bidi="id_ID"/>
+        </w:rPr>
+        <w:t>κληρονόμοι γενηθῶμεν, κατ’ ἐλπίδα ζωῆς αἰωνίου</w:t>
+      </w:r>
+    </w:p>
+    <w:p>
+      <w:pPr/>
+      <w:r>
+        <w:rPr>
+          <w:lang w:val="id_ID" w:bidi="id_ID"/>
+        </w:rPr>
+      </w:r>
+      <w:r>
+        <w:rPr>
           <w:lang w:val="id_ID" w:bidi="id_ID"/>
         </w:rPr>
         <w:t>Orang-orang yang kepadanya Tuhan telah membuat janji-janji dibicarakan seolah-olah mereka akan mewarisi hal-hal yang dijanjikan, seperti halnya seseorang mewarisi harta benda atau harta milik dari seorang anggota keluarga. Terjemahan alternatif: “kita dapat berharap untuk menerima kehidupan kekal yang telah Allah janjikan kepada kita”</w:t>
@@ -12854,6 +15424,21 @@
           <w:b/>
           <w:lang w:val="id_ID" w:bidi="id_ID"/>
         </w:rPr>
+        <w:t>ὁ λόγος</w:t>
+      </w:r>
+    </w:p>
+    <w:p>
+      <w:pPr/>
+      <w:r>
+        <w:rPr>
+          <w:lang w:val="id_ID" w:bidi="id_ID"/>
+        </w:rPr>
+      </w:r>
+      <w:r>
+        <w:rPr>
+          <w:b/>
+          <w:lang w:val="id_ID" w:bidi="id_ID"/>
+        </w:rPr>
         <w:t>Pesan ini</w:t>
       </w:r>
       <w:r>
@@ -12926,6 +15511,21 @@
       </w:r>
       <w:r>
         <w:rPr>
+          <w:b/>
+          <w:lang w:val="id_ID" w:bidi="id_ID"/>
+        </w:rPr>
+        <w:t>τούτων</w:t>
+      </w:r>
+    </w:p>
+    <w:p>
+      <w:pPr/>
+      <w:r>
+        <w:rPr>
+          <w:lang w:val="id_ID" w:bidi="id_ID"/>
+        </w:rPr>
+      </w:r>
+      <w:r>
+        <w:rPr>
           <w:lang w:val="id_ID" w:bidi="id_ID"/>
         </w:rPr>
         <w:t xml:space="preserve">Di sini, </w:t>
@@ -13007,6 +15607,21 @@
       </w:r>
       <w:r>
         <w:rPr>
+          <w:b/>
+          <w:lang w:val="id_ID" w:bidi="id_ID"/>
+        </w:rPr>
+        <w:t>φροντίζωσιν καλῶν ἔργων, προΐστασθαι</w:t>
+      </w:r>
+    </w:p>
+    <w:p>
+      <w:pPr/>
+      <w:r>
+        <w:rPr>
+          <w:lang w:val="id_ID" w:bidi="id_ID"/>
+        </w:rPr>
+      </w:r>
+      <w:r>
+        <w:rPr>
           <w:lang w:val="id_ID" w:bidi="id_ID"/>
         </w:rPr>
         <w:t>Terjemahan alternatif: “semoga dengan tekun berusaha untuk melakukan pekerjaan yang baik”</w:t>
@@ -13055,6 +15670,21 @@
       </w:r>
       <w:r>
         <w:rPr>
+          <w:b/>
+          <w:lang w:val="id_ID" w:bidi="id_ID"/>
+        </w:rPr>
+        <w:t>τοῖς ἀνθρώποις</w:t>
+      </w:r>
+    </w:p>
+    <w:p>
+      <w:pPr/>
+      <w:r>
+        <w:rPr>
+          <w:lang w:val="id_ID" w:bidi="id_ID"/>
+        </w:rPr>
+      </w:r>
+      <w:r>
+        <w:rPr>
           <w:lang w:val="id_ID" w:bidi="id_ID"/>
         </w:rPr>
         <w:t xml:space="preserve">Meskipun istilah </w:t>
@@ -13136,6 +15766,21 @@
       </w:r>
       <w:r>
         <w:rPr>
+          <w:b/>
+          <w:lang w:val="id_ID" w:bidi="id_ID"/>
+        </w:rPr>
+        <w:t>δὲ &amp; περιΐστασο</w:t>
+      </w:r>
+    </w:p>
+    <w:p>
+      <w:pPr/>
+      <w:r>
+        <w:rPr>
+          <w:lang w:val="id_ID" w:bidi="id_ID"/>
+        </w:rPr>
+      </w:r>
+      <w:r>
+        <w:rPr>
           <w:lang w:val="id_ID" w:bidi="id_ID"/>
         </w:rPr>
         <w:t xml:space="preserve">Kata </w:t>
@@ -13217,6 +15862,21 @@
       </w:r>
       <w:r>
         <w:rPr>
+          <w:b/>
+          <w:lang w:val="id_ID" w:bidi="id_ID"/>
+        </w:rPr>
+        <w:t>μωρὰς &amp; ζητήσεις</w:t>
+      </w:r>
+    </w:p>
+    <w:p>
+      <w:pPr/>
+      <w:r>
+        <w:rPr>
+          <w:lang w:val="id_ID" w:bidi="id_ID"/>
+        </w:rPr>
+      </w:r>
+      <w:r>
+        <w:rPr>
           <w:lang w:val="id_ID" w:bidi="id_ID"/>
         </w:rPr>
         <w:t>Terjemahan alternatif: “argumen mengenai hal-hal yang tidak penting”</w:t>
@@ -13265,6 +15925,21 @@
       </w:r>
       <w:r>
         <w:rPr>
+          <w:b/>
+          <w:lang w:val="id_ID" w:bidi="id_ID"/>
+        </w:rPr>
+        <w:t>γενεαλογίας</w:t>
+      </w:r>
+    </w:p>
+    <w:p>
+      <w:pPr/>
+      <w:r>
+        <w:rPr>
+          <w:lang w:val="id_ID" w:bidi="id_ID"/>
+        </w:rPr>
+      </w:r>
+      <w:r>
+        <w:rPr>
           <w:lang w:val="id_ID" w:bidi="id_ID"/>
         </w:rPr>
         <w:t xml:space="preserve">Kata </w:t>
@@ -13346,6 +16021,21 @@
       </w:r>
       <w:r>
         <w:rPr>
+          <w:b/>
+          <w:lang w:val="id_ID" w:bidi="id_ID"/>
+        </w:rPr>
+        <w:t>ἔρεις</w:t>
+      </w:r>
+    </w:p>
+    <w:p>
+      <w:pPr/>
+      <w:r>
+        <w:rPr>
+          <w:lang w:val="id_ID" w:bidi="id_ID"/>
+        </w:rPr>
+      </w:r>
+      <w:r>
+        <w:rPr>
           <w:lang w:val="id_ID" w:bidi="id_ID"/>
         </w:rPr>
         <w:t xml:space="preserve">Jika bahasa Anda tidak menggunakan kata benda abstrak untuk gagasan </w:t>
@@ -13427,6 +16117,21 @@
       </w:r>
       <w:r>
         <w:rPr>
+          <w:b/>
+          <w:lang w:val="id_ID" w:bidi="id_ID"/>
+        </w:rPr>
+        <w:t>νομικὰς</w:t>
+      </w:r>
+    </w:p>
+    <w:p>
+      <w:pPr/>
+      <w:r>
+        <w:rPr>
+          <w:lang w:val="id_ID" w:bidi="id_ID"/>
+        </w:rPr>
+      </w:r>
+      <w:r>
+        <w:rPr>
           <w:lang w:val="id_ID" w:bidi="id_ID"/>
         </w:rPr>
         <w:t>Paulus berasumsi bahwa Titus akan mengerti bahwa yang dia merujuk ke hukum Musa, bukan hukum Romawi. Anda dapat memasukkan informasi ini jika itu berguna bagi pembaca Anda. Terjemahan alternatif: “tentang hukum Musa”</w:t>
@@ -13495,6 +16200,21 @@
       </w:r>
       <w:r>
         <w:rPr>
+          <w:b/>
+          <w:lang w:val="id_ID" w:bidi="id_ID"/>
+        </w:rPr>
+        <w:t>αἱρετικὸν ἄνθρωπον &amp; παραιτοῦ</w:t>
+      </w:r>
+    </w:p>
+    <w:p>
+      <w:pPr/>
+      <w:r>
+        <w:rPr>
+          <w:lang w:val="id_ID" w:bidi="id_ID"/>
+        </w:rPr>
+      </w:r>
+      <w:r>
+        <w:rPr>
           <w:lang w:val="id_ID" w:bidi="id_ID"/>
         </w:rPr>
         <w:t>Implikasinya adalah bahwa orang tersebut menyebabkan perpecahan dalam gereja. Anda dapat memasukkan informasi ini jika itu berguna bagi pembaca Anda. Terjemahan lain: “Jauhi orang yang menyebabkan perpecahan dalam gereja”</w:t>
@@ -13563,6 +16283,21 @@
       </w:r>
       <w:r>
         <w:rPr>
+          <w:b/>
+          <w:lang w:val="id_ID" w:bidi="id_ID"/>
+        </w:rPr>
+        <w:t>μετὰ μίαν καὶ δευτέραν νουθεσίαν</w:t>
+      </w:r>
+    </w:p>
+    <w:p>
+      <w:pPr/>
+      <w:r>
+        <w:rPr>
+          <w:lang w:val="id_ID" w:bidi="id_ID"/>
+        </w:rPr>
+      </w:r>
+      <w:r>
+        <w:rPr>
           <w:lang w:val="id_ID" w:bidi="id_ID"/>
         </w:rPr>
         <w:t>Implikasinya adalah bahwa Titus harus memberi peringatan kepada orang yang menyebabkan perpecahan. Anda dapat memasukkan informasi ini jika itu berguna bagi pembaca Anda. Terjemahan alternatif: “setelah Anda memperingatkan orang itu satu atau dua kali”</w:t>
@@ -13631,6 +16366,21 @@
       </w:r>
       <w:r>
         <w:rPr>
+          <w:b/>
+          <w:lang w:val="id_ID" w:bidi="id_ID"/>
+        </w:rPr>
+        <w:t>ὁ τοιοῦτος</w:t>
+      </w:r>
+    </w:p>
+    <w:p>
+      <w:pPr/>
+      <w:r>
+        <w:rPr>
+          <w:lang w:val="id_ID" w:bidi="id_ID"/>
+        </w:rPr>
+      </w:r>
+      <w:r>
+        <w:rPr>
           <w:lang w:val="id_ID" w:bidi="id_ID"/>
         </w:rPr>
         <w:t>Terjemahan alternatif: “orang seperti itu”</w:t>
@@ -13679,6 +16429,21 @@
       </w:r>
       <w:r>
         <w:rPr>
+          <w:b/>
+          <w:lang w:val="id_ID" w:bidi="id_ID"/>
+        </w:rPr>
+        <w:t>ἐξέστραπται</w:t>
+      </w:r>
+    </w:p>
+    <w:p>
+      <w:pPr/>
+      <w:r>
+        <w:rPr>
+          <w:lang w:val="id_ID" w:bidi="id_ID"/>
+        </w:rPr>
+      </w:r>
+      <w:r>
+        <w:rPr>
           <w:lang w:val="id_ID" w:bidi="id_ID"/>
         </w:rPr>
         <w:t xml:space="preserve">Paulus berbicara tentang seseorang yang memilih melakukan hal-hal yang salah seolah-olah dia meninggalkan jalan yang </w:t>
@@ -13760,6 +16525,21 @@
       </w:r>
       <w:r>
         <w:rPr>
+          <w:b/>
+          <w:lang w:val="id_ID" w:bidi="id_ID"/>
+        </w:rPr>
+        <w:t>ὢν αὐτοκατάκριτος</w:t>
+      </w:r>
+    </w:p>
+    <w:p>
+      <w:pPr/>
+      <w:r>
+        <w:rPr>
+          <w:lang w:val="id_ID" w:bidi="id_ID"/>
+        </w:rPr>
+      </w:r>
+      <w:r>
+        <w:rPr>
           <w:lang w:val="id_ID" w:bidi="id_ID"/>
         </w:rPr>
         <w:t>Terjemahan alternatif: “menghakimi dirinya sendiri”</w:t>
@@ -13808,6 +16588,21 @@
       </w:r>
       <w:r>
         <w:rPr>
+          <w:b/>
+          <w:lang w:val="id_ID" w:bidi="id_ID"/>
+        </w:rPr>
+        <w:t>ὅταν πέμψω Ἀρτεμᾶν πρὸς σὲ ἢ Τυχικόν</w:t>
+      </w:r>
+    </w:p>
+    <w:p>
+      <w:pPr/>
+      <w:r>
+        <w:rPr>
+          <w:lang w:val="id_ID" w:bidi="id_ID"/>
+        </w:rPr>
+      </w:r>
+      <w:r>
+        <w:rPr>
           <w:lang w:val="id_ID" w:bidi="id_ID"/>
         </w:rPr>
         <w:t>Implikasinya adalah bahwa Titus harus datang ke Nikopolis setelah Artemas atau Tikhikus tiba di tempat Titus berada. Anda dapat memasukkan informasi ini jika itu berguna bagi pembaca Anda. Terjemahan alternatif: “Setelah aku mengutus Artemas atau Tikhikus dan dia datang kepadamu”</w:t>
@@ -13879,6 +16674,21 @@
           <w:b/>
           <w:lang w:val="id_ID" w:bidi="id_ID"/>
         </w:rPr>
+        <w:t>Ἀρτεμᾶν &amp; Τυχικόν</w:t>
+      </w:r>
+    </w:p>
+    <w:p>
+      <w:pPr/>
+      <w:r>
+        <w:rPr>
+          <w:lang w:val="id_ID" w:bidi="id_ID"/>
+        </w:rPr>
+      </w:r>
+      <w:r>
+        <w:rPr>
+          <w:b/>
+          <w:lang w:val="id_ID" w:bidi="id_ID"/>
+        </w:rPr>
         <w:t>Artemas</w:t>
       </w:r>
       <w:r>
@@ -13964,6 +16774,21 @@
       </w:r>
       <w:r>
         <w:rPr>
+          <w:b/>
+          <w:lang w:val="id_ID" w:bidi="id_ID"/>
+        </w:rPr>
+        <w:t>σπούδασον ἐλθεῖν</w:t>
+      </w:r>
+    </w:p>
+    <w:p>
+      <w:pPr/>
+      <w:r>
+        <w:rPr>
+          <w:lang w:val="id_ID" w:bidi="id_ID"/>
+        </w:rPr>
+      </w:r>
+      <w:r>
+        <w:rPr>
           <w:lang w:val="id_ID" w:bidi="id_ID"/>
         </w:rPr>
         <w:t>Terjemahan alternatif: “lakukan yang terbaik untuk datang”</w:t>
@@ -14012,6 +16837,21 @@
       </w:r>
       <w:r>
         <w:rPr>
+          <w:b/>
+          <w:lang w:val="id_ID" w:bidi="id_ID"/>
+        </w:rPr>
+        <w:t>σπούδασον</w:t>
+      </w:r>
+    </w:p>
+    <w:p>
+      <w:pPr/>
+      <w:r>
+        <w:rPr>
+          <w:lang w:val="id_ID" w:bidi="id_ID"/>
+        </w:rPr>
+      </w:r>
+      <w:r>
+        <w:rPr>
           <w:lang w:val="id_ID" w:bidi="id_ID"/>
         </w:rPr>
         <w:t xml:space="preserve">Kata kerja </w:t>
@@ -14093,6 +16933,21 @@
       </w:r>
       <w:r>
         <w:rPr>
+          <w:b/>
+          <w:lang w:val="id_ID" w:bidi="id_ID"/>
+        </w:rPr>
+        <w:t>σπουδαίως πρόπεμψον</w:t>
+      </w:r>
+    </w:p>
+    <w:p>
+      <w:pPr/>
+      <w:r>
+        <w:rPr>
+          <w:lang w:val="id_ID" w:bidi="id_ID"/>
+        </w:rPr>
+      </w:r>
+      <w:r>
+        <w:rPr>
           <w:lang w:val="id_ID" w:bidi="id_ID"/>
         </w:rPr>
         <w:t xml:space="preserve">Implikasinya di sini adalah </w:t>
@@ -14177,6 +17032,21 @@
           <w:b/>
           <w:lang w:val="id_ID" w:bidi="id_ID"/>
         </w:rPr>
+        <w:t>Ζηνᾶν &amp; Ἀπολλῶν</w:t>
+      </w:r>
+    </w:p>
+    <w:p>
+      <w:pPr/>
+      <w:r>
+        <w:rPr>
+          <w:lang w:val="id_ID" w:bidi="id_ID"/>
+        </w:rPr>
+      </w:r>
+      <w:r>
+        <w:rPr>
+          <w:b/>
+          <w:lang w:val="id_ID" w:bidi="id_ID"/>
+        </w:rPr>
         <w:t>Zenas</w:t>
       </w:r>
       <w:r>
@@ -14262,6 +17132,21 @@
       </w:r>
       <w:r>
         <w:rPr>
+          <w:b/>
+          <w:lang w:val="id_ID" w:bidi="id_ID"/>
+        </w:rPr>
+        <w:t>καὶ Ἀπολλῶν</w:t>
+      </w:r>
+    </w:p>
+    <w:p>
+      <w:pPr/>
+      <w:r>
+        <w:rPr>
+          <w:lang w:val="id_ID" w:bidi="id_ID"/>
+        </w:rPr>
+      </w:r>
+      <w:r>
+        <w:rPr>
           <w:lang w:val="id_ID" w:bidi="id_ID"/>
         </w:rPr>
         <w:t>Terjemahan lain: “dan juga Apolos”</w:t>
@@ -14310,6 +17195,21 @@
       </w:r>
       <w:r>
         <w:rPr>
+          <w:b/>
+          <w:lang w:val="id_ID" w:bidi="id_ID"/>
+        </w:rPr>
+        <w:t>ἵνα μηδὲν αὐτοῖς λείπῃ</w:t>
+      </w:r>
+    </w:p>
+    <w:p>
+      <w:pPr/>
+      <w:r>
+        <w:rPr>
+          <w:lang w:val="id_ID" w:bidi="id_ID"/>
+        </w:rPr>
+      </w:r>
+      <w:r>
+        <w:rPr>
           <w:lang w:val="id_ID" w:bidi="id_ID"/>
         </w:rPr>
         <w:t xml:space="preserve">Di sini, </w:t>
@@ -14391,6 +17291,21 @@
       </w:r>
       <w:r>
         <w:rPr>
+          <w:b/>
+          <w:lang w:val="id_ID" w:bidi="id_ID"/>
+        </w:rPr>
+        <w:t>ἵνα μηδὲν αὐτοῖς λείπῃ</w:t>
+      </w:r>
+    </w:p>
+    <w:p>
+      <w:pPr/>
+      <w:r>
+        <w:rPr>
+          <w:lang w:val="id_ID" w:bidi="id_ID"/>
+        </w:rPr>
+      </w:r>
+      <w:r>
+        <w:rPr>
           <w:lang w:val="id_ID" w:bidi="id_ID"/>
         </w:rPr>
         <w:t>Anda dapat menyatakan hal ini secara positif. Terjemahan lain: “sehingga mereka mempunyai semua yang mereka perlukan”</w:t>
@@ -14459,6 +17374,21 @@
       </w:r>
       <w:r>
         <w:rPr>
+          <w:b/>
+          <w:lang w:val="id_ID" w:bidi="id_ID"/>
+        </w:rPr>
+        <w:t>οἱ ἡμέτεροι</w:t>
+      </w:r>
+    </w:p>
+    <w:p>
+      <w:pPr/>
+      <w:r>
+        <w:rPr>
+          <w:lang w:val="id_ID" w:bidi="id_ID"/>
+        </w:rPr>
+      </w:r>
+      <w:r>
+        <w:rPr>
           <w:lang w:val="id_ID" w:bidi="id_ID"/>
         </w:rPr>
         <w:t xml:space="preserve">Di sini, </w:t>
@@ -14540,6 +17470,21 @@
       </w:r>
       <w:r>
         <w:rPr>
+          <w:b/>
+          <w:lang w:val="id_ID" w:bidi="id_ID"/>
+        </w:rPr>
+        <w:t>οἱ ἡμέτεροι</w:t>
+      </w:r>
+    </w:p>
+    <w:p>
+      <w:pPr/>
+      <w:r>
+        <w:rPr>
+          <w:lang w:val="id_ID" w:bidi="id_ID"/>
+        </w:rPr>
+      </w:r>
+      <w:r>
+        <w:rPr>
           <w:lang w:val="id_ID" w:bidi="id_ID"/>
         </w:rPr>
         <w:t xml:space="preserve">Di sini kata ganti </w:t>
@@ -14621,6 +17566,21 @@
       </w:r>
       <w:r>
         <w:rPr>
+          <w:b/>
+          <w:lang w:val="id_ID" w:bidi="id_ID"/>
+        </w:rPr>
+        <w:t>εἰς τὰς ἀναγκαίας χρείας</w:t>
+      </w:r>
+    </w:p>
+    <w:p>
+      <w:pPr/>
+      <w:r>
+        <w:rPr>
+          <w:lang w:val="id_ID" w:bidi="id_ID"/>
+        </w:rPr>
+      </w:r>
+      <w:r>
+        <w:rPr>
           <w:lang w:val="id_ID" w:bidi="id_ID"/>
         </w:rPr>
         <w:t xml:space="preserve">Di sini </w:t>
@@ -14702,6 +17662,21 @@
       </w:r>
       <w:r>
         <w:rPr>
+          <w:b/>
+          <w:lang w:val="id_ID" w:bidi="id_ID"/>
+        </w:rPr>
+        <w:t>ἵνα μὴ ὦσιν ἄκαρποι</w:t>
+      </w:r>
+    </w:p>
+    <w:p>
+      <w:pPr/>
+      <w:r>
+        <w:rPr>
+          <w:lang w:val="id_ID" w:bidi="id_ID"/>
+        </w:rPr>
+      </w:r>
+      <w:r>
+        <w:rPr>
           <w:lang w:val="id_ID" w:bidi="id_ID"/>
         </w:rPr>
         <w:t>Paulus berbicara tentang orang-orang yang melakukan pekerjaan baik seolah-olah mereka adalah pohon yang menghasilkan buah yang baik. Terjemahan lain: “agar mereka tidak menjalani kehidupan yang sia-sia”</w:t>
@@ -14770,6 +17745,21 @@
       </w:r>
       <w:r>
         <w:rPr>
+          <w:b/>
+          <w:lang w:val="id_ID" w:bidi="id_ID"/>
+        </w:rPr>
+        <w:t>ἵνα μὴ ὦσιν ἄκαρποι</w:t>
+      </w:r>
+    </w:p>
+    <w:p>
+      <w:pPr/>
+      <w:r>
+        <w:rPr>
+          <w:lang w:val="id_ID" w:bidi="id_ID"/>
+        </w:rPr>
+      </w:r>
+      <w:r>
+        <w:rPr>
           <w:lang w:val="id_ID" w:bidi="id_ID"/>
         </w:rPr>
         <w:t>Anda dapat menyatakan hal ini secara positif. Terjemahan lain: “supaya mereka bisa berbuah” atau “supaya dengan cara ini mereka bisa produktif”</w:t>
@@ -14838,6 +17828,21 @@
       </w:r>
       <w:r>
         <w:rPr>
+          <w:b/>
+          <w:lang w:val="id_ID" w:bidi="id_ID"/>
+        </w:rPr>
+        <w:t>ἀσπάζονταί σε</w:t>
+      </w:r>
+    </w:p>
+    <w:p>
+      <w:pPr/>
+      <w:r>
+        <w:rPr>
+          <w:lang w:val="id_ID" w:bidi="id_ID"/>
+        </w:rPr>
+      </w:r>
+      <w:r>
+        <w:rPr>
           <w:lang w:val="id_ID" w:bidi="id_ID"/>
         </w:rPr>
         <w:t xml:space="preserve">Di sini, </w:t>
@@ -14919,6 +17924,21 @@
       </w:r>
       <w:r>
         <w:rPr>
+          <w:b/>
+          <w:lang w:val="id_ID" w:bidi="id_ID"/>
+        </w:rPr>
+        <w:t>οἱ μετ’ ἐμοῦ πάντες</w:t>
+      </w:r>
+    </w:p>
+    <w:p>
+      <w:pPr/>
+      <w:r>
+        <w:rPr>
+          <w:lang w:val="id_ID" w:bidi="id_ID"/>
+        </w:rPr>
+      </w:r>
+      <w:r>
+        <w:rPr>
           <w:lang w:val="id_ID" w:bidi="id_ID"/>
         </w:rPr>
         <w:t>Terjemahan lain: “Semua orang yang bersamaku” atau “Semua orang beriman yang bersamaku”</w:t>
@@ -14987,6 +18007,21 @@
       </w:r>
       <w:r>
         <w:rPr>
+          <w:b/>
+          <w:lang w:val="id_ID" w:bidi="id_ID"/>
+        </w:rPr>
+        <w:t>τοὺς φιλοῦντας ἡμᾶς ἐν πίστει</w:t>
+      </w:r>
+    </w:p>
+    <w:p>
+      <w:pPr/>
+      <w:r>
+        <w:rPr>
+          <w:lang w:val="id_ID" w:bidi="id_ID"/>
+        </w:rPr>
+      </w:r>
+      <w:r>
+        <w:rPr>
           <w:lang w:val="id_ID" w:bidi="id_ID"/>
         </w:rPr>
         <w:t xml:space="preserve">Di sini, </w:t>
@@ -15068,6 +18103,21 @@
       </w:r>
       <w:r>
         <w:rPr>
+          <w:b/>
+          <w:lang w:val="id_ID" w:bidi="id_ID"/>
+        </w:rPr>
+        <w:t>ἡμᾶς</w:t>
+      </w:r>
+    </w:p>
+    <w:p>
+      <w:pPr/>
+      <w:r>
+        <w:rPr>
+          <w:lang w:val="id_ID" w:bidi="id_ID"/>
+        </w:rPr>
+      </w:r>
+      <w:r>
+        <w:rPr>
           <w:lang w:val="id_ID" w:bidi="id_ID"/>
         </w:rPr>
         <w:t xml:space="preserve">Di sini kata ganti </w:t>
@@ -15149,6 +18199,21 @@
       </w:r>
       <w:r>
         <w:rPr>
+          <w:b/>
+          <w:lang w:val="id_ID" w:bidi="id_ID"/>
+        </w:rPr>
+        <w:t>ἡ χάρις μετὰ πάντων ὑμῶν</w:t>
+      </w:r>
+    </w:p>
+    <w:p>
+      <w:pPr/>
+      <w:r>
+        <w:rPr>
+          <w:lang w:val="id_ID" w:bidi="id_ID"/>
+        </w:rPr>
+      </w:r>
+      <w:r>
+        <w:rPr>
           <w:lang w:val="id_ID" w:bidi="id_ID"/>
         </w:rPr>
         <w:t>Ini adalah salam yang umum bagi umat Kristiani dan juga merupakan suatu berkat. Ekspresikan ini dalam bentuk yang dapat dipahami sebagai berkah dalam bahasa Anda. Terjemahan lain: “Semoga rahmat Tuhan menyertai kalian” atau “Saya mohon agar Tuhan memberikan rahmat kepada kalian semua”</w:t>
@@ -15206,6 +18271,21 @@
         <w:rPr>
           <w:lang w:val="id_ID" w:bidi="id_ID"/>
         </w:rPr>
+      </w:r>
+    </w:p>
+    <w:p>
+      <w:pPr/>
+      <w:r>
+        <w:rPr>
+          <w:lang w:val="id_ID" w:bidi="id_ID"/>
+        </w:rPr>
+      </w:r>
+      <w:r>
+        <w:rPr>
+          <w:b/>
+          <w:lang w:val="id_ID" w:bidi="id_ID"/>
+        </w:rPr>
+        <w:t>ὑμῶν</w:t>
       </w:r>
     </w:p>
     <w:p>

--- a/ind/docx/56.content.docx
+++ b/ind/docx/56.content.docx
@@ -227,6 +227,21 @@
       </w:r>
       <w:r>
         <w:rPr>
+          <w:b/>
+          <w:lang w:val="id_ID" w:bidi="id_ID"/>
+        </w:rPr>
+        <w:t>κατὰ πίστιν ἐκλεκτῶν Θεοῦ καὶ ἐπίγνωσιν ἀληθείας</w:t>
+      </w:r>
+    </w:p>
+    <w:p>
+      <w:pPr/>
+      <w:r>
+        <w:rPr>
+          <w:lang w:val="id_ID" w:bidi="id_ID"/>
+        </w:rPr>
+      </w:r>
+      <w:r>
+        <w:rPr>
           <w:lang w:val="id_ID" w:bidi="id_ID"/>
         </w:rPr>
         <w:t xml:space="preserve">Kata </w:t>
@@ -334,6 +349,21 @@
       </w:r>
       <w:r>
         <w:rPr>
+          <w:b/>
+          <w:lang w:val="id_ID" w:bidi="id_ID"/>
+        </w:rPr>
+        <w:t>ἐκλεκτῶν Θεοῦ</w:t>
+      </w:r>
+    </w:p>
+    <w:p>
+      <w:pPr/>
+      <w:r>
+        <w:rPr>
+          <w:lang w:val="id_ID" w:bidi="id_ID"/>
+        </w:rPr>
+      </w:r>
+      <w:r>
+        <w:rPr>
           <w:lang w:val="id_ID" w:bidi="id_ID"/>
         </w:rPr>
         <w:t>Jika bahasa Anda tidak menggunakan bentuk pasif ini, Anda dapat mengungkapkan gagasan tersebut dalam bentuk aktif atau dengan cara lain yang wajar dalam bahasa Anda. Terjemahan lain: “dari umat yang dipilih Allah”</w:t>
@@ -402,6 +432,21 @@
       </w:r>
       <w:r>
         <w:rPr>
+          <w:b/>
+          <w:lang w:val="id_ID" w:bidi="id_ID"/>
+        </w:rPr>
+        <w:t>καὶ ἐπίγνωσιν ἀληθείας</w:t>
+      </w:r>
+    </w:p>
+    <w:p>
+      <w:pPr/>
+      <w:r>
+        <w:rPr>
+          <w:lang w:val="id_ID" w:bidi="id_ID"/>
+        </w:rPr>
+      </w:r>
+      <w:r>
+        <w:rPr>
           <w:lang w:val="id_ID" w:bidi="id_ID"/>
         </w:rPr>
         <w:t>Paulus mengabaikan beberapa kata yang dalam banyak bahasa dibutuhkan sebuah kalimat agar menjadi lengkap. Anda dapat memberikan kata-kata ini di awal kalimat jika hal ini membuat lebih jelas dalam bahasa Anda. Terjemahan lain: “dan agar mereka mengetahui kebenaran” atau “supaya umat pilihan Allah mengetahui kebenaran”</w:t>
@@ -470,6 +515,21 @@
       </w:r>
       <w:r>
         <w:rPr>
+          <w:b/>
+          <w:lang w:val="id_ID" w:bidi="id_ID"/>
+        </w:rPr>
+        <w:t>τῆς κατ’ εὐσέβειαν</w:t>
+      </w:r>
+    </w:p>
+    <w:p>
+      <w:pPr/>
+      <w:r>
+        <w:rPr>
+          <w:lang w:val="id_ID" w:bidi="id_ID"/>
+        </w:rPr>
+      </w:r>
+      <w:r>
+        <w:rPr>
           <w:lang w:val="id_ID" w:bidi="id_ID"/>
         </w:rPr>
         <w:t xml:space="preserve">Di sini, </w:t>
@@ -551,6 +611,21 @@
       </w:r>
       <w:r>
         <w:rPr>
+          <w:b/>
+          <w:lang w:val="id_ID" w:bidi="id_ID"/>
+        </w:rPr>
+        <w:t>ἐπ’ ἐλπίδι ζωῆς αἰωνίου</w:t>
+      </w:r>
+    </w:p>
+    <w:p>
+      <w:pPr/>
+      <w:r>
+        <w:rPr>
+          <w:lang w:val="id_ID" w:bidi="id_ID"/>
+        </w:rPr>
+      </w:r>
+      <w:r>
+        <w:rPr>
           <w:lang w:val="id_ID" w:bidi="id_ID"/>
         </w:rPr>
         <w:t xml:space="preserve">Di sini </w:t>
@@ -658,6 +733,21 @@
       </w:r>
       <w:r>
         <w:rPr>
+          <w:b/>
+          <w:lang w:val="id_ID" w:bidi="id_ID"/>
+        </w:rPr>
+        <w:t>ἐπ’ ἐλπίδι ζωῆς αἰωνίου</w:t>
+      </w:r>
+    </w:p>
+    <w:p>
+      <w:pPr/>
+      <w:r>
+        <w:rPr>
+          <w:lang w:val="id_ID" w:bidi="id_ID"/>
+        </w:rPr>
+      </w:r>
+      <w:r>
+        <w:rPr>
           <w:lang w:val="id_ID" w:bidi="id_ID"/>
         </w:rPr>
         <w:t xml:space="preserve">Jika bahasa Anda tidak menggunakan kata benda abstrak untuk kata </w:t>
@@ -739,6 +829,21 @@
       </w:r>
       <w:r>
         <w:rPr>
+          <w:b/>
+          <w:lang w:val="id_ID" w:bidi="id_ID"/>
+        </w:rPr>
+        <w:t>ὁ ἀψευδὴς Θεὸς</w:t>
+      </w:r>
+    </w:p>
+    <w:p>
+      <w:pPr/>
+      <w:r>
+        <w:rPr>
+          <w:lang w:val="id_ID" w:bidi="id_ID"/>
+        </w:rPr>
+      </w:r>
+      <w:r>
+        <w:rPr>
           <w:lang w:val="id_ID" w:bidi="id_ID"/>
         </w:rPr>
         <w:t>Jika ini membuat lebih jelas dalam bahasa Anda, Anda dapat menggunakan ungkapan positif di sini daripada ungkapan negatif ganda ini. Terjemahan lain: “Allah yang sepenuhnya dapat dipercaya”</w:t>
@@ -855,6 +960,21 @@
       </w:r>
       <w:r>
         <w:rPr>
+          <w:b/>
+          <w:lang w:val="id_ID" w:bidi="id_ID"/>
+        </w:rPr>
+        <w:t>καιροῖς ἰδίοις</w:t>
+      </w:r>
+    </w:p>
+    <w:p>
+      <w:pPr/>
+      <w:r>
+        <w:rPr>
+          <w:lang w:val="id_ID" w:bidi="id_ID"/>
+        </w:rPr>
+      </w:r>
+      <w:r>
+        <w:rPr>
           <w:lang w:val="id_ID" w:bidi="id_ID"/>
         </w:rPr>
         <w:t>Terjemahan lain: “pada waktu yang tepat”</w:t>
@@ -903,6 +1023,21 @@
       </w:r>
       <w:r>
         <w:rPr>
+          <w:b/>
+          <w:lang w:val="id_ID" w:bidi="id_ID"/>
+        </w:rPr>
+        <w:t>ἐφανέρωσεν &amp; τὸν λόγον αὐτοῦ</w:t>
+      </w:r>
+    </w:p>
+    <w:p>
+      <w:pPr/>
+      <w:r>
+        <w:rPr>
+          <w:lang w:val="id_ID" w:bidi="id_ID"/>
+        </w:rPr>
+      </w:r>
+      <w:r>
+        <w:rPr>
           <w:lang w:val="id_ID" w:bidi="id_ID"/>
         </w:rPr>
         <w:t>Paulus berbicara tentang firman Tuhan seolah-olah firman itu adalah sebuah objek yang dapat diperlihatkan secara kasat mata kepada orang-orang. Terjemahan lain: “dia membuatku memahami firman-Nya”</w:t>
@@ -971,6 +1106,21 @@
       </w:r>
       <w:r>
         <w:rPr>
+          <w:b/>
+          <w:lang w:val="id_ID" w:bidi="id_ID"/>
+        </w:rPr>
+        <w:t>ἐν κηρύγματι</w:t>
+      </w:r>
+    </w:p>
+    <w:p>
+      <w:pPr/>
+      <w:r>
+        <w:rPr>
+          <w:lang w:val="id_ID" w:bidi="id_ID"/>
+        </w:rPr>
+      </w:r>
+      <w:r>
+        <w:rPr>
           <w:lang w:val="id_ID" w:bidi="id_ID"/>
         </w:rPr>
         <w:t xml:space="preserve">Paulus beranggapan bahwa para pembacanya akan memahami bahwa kata </w:t>
@@ -1052,6 +1202,21 @@
       </w:r>
       <w:r>
         <w:rPr>
+          <w:b/>
+          <w:lang w:val="id_ID" w:bidi="id_ID"/>
+        </w:rPr>
+        <w:t>ὃ ἐπιστεύθην ἐγὼ</w:t>
+      </w:r>
+    </w:p>
+    <w:p>
+      <w:pPr/>
+      <w:r>
+        <w:rPr>
+          <w:lang w:val="id_ID" w:bidi="id_ID"/>
+        </w:rPr>
+      </w:r>
+      <w:r>
+        <w:rPr>
           <w:lang w:val="id_ID" w:bidi="id_ID"/>
         </w:rPr>
         <w:t>Jika bahasa Anda tidak menggunakan bentuk pasif ini, Anda dapat menyatakannya dalam bentuk aktif. Terjemahan lain: “orang yang dipercayakan kepadaku” atau “orang yang telah memberikan tanggung-jawab kepadaku untuk memberitakan”</w:t>
@@ -1120,6 +1285,21 @@
       </w:r>
       <w:r>
         <w:rPr>
+          <w:b/>
+          <w:lang w:val="id_ID" w:bidi="id_ID"/>
+        </w:rPr>
+        <w:t>ἡμῶν</w:t>
+      </w:r>
+    </w:p>
+    <w:p>
+      <w:pPr/>
+      <w:r>
+        <w:rPr>
+          <w:lang w:val="id_ID" w:bidi="id_ID"/>
+        </w:rPr>
+      </w:r>
+      <w:r>
+        <w:rPr>
           <w:lang w:val="id_ID" w:bidi="id_ID"/>
         </w:rPr>
         <w:t xml:space="preserve">Di sini, </w:t>
@@ -1201,6 +1381,21 @@
       </w:r>
       <w:r>
         <w:rPr>
+          <w:b/>
+          <w:lang w:val="id_ID" w:bidi="id_ID"/>
+        </w:rPr>
+        <w:t>γνησίῳ τέκνῳ</w:t>
+      </w:r>
+    </w:p>
+    <w:p>
+      <w:pPr/>
+      <w:r>
+        <w:rPr>
+          <w:lang w:val="id_ID" w:bidi="id_ID"/>
+        </w:rPr>
+      </w:r>
+      <w:r>
+        <w:rPr>
           <w:lang w:val="id_ID" w:bidi="id_ID"/>
         </w:rPr>
         <w:t xml:space="preserve">Meskipun Titus bukan </w:t>
@@ -1282,6 +1477,21 @@
       </w:r>
       <w:r>
         <w:rPr>
+          <w:b/>
+          <w:lang w:val="id_ID" w:bidi="id_ID"/>
+        </w:rPr>
+        <w:t>κατὰ κοινὴν πίστιν</w:t>
+      </w:r>
+    </w:p>
+    <w:p>
+      <w:pPr/>
+      <w:r>
+        <w:rPr>
+          <w:lang w:val="id_ID" w:bidi="id_ID"/>
+        </w:rPr>
+      </w:r>
+      <w:r>
+        <w:rPr>
           <w:lang w:val="id_ID" w:bidi="id_ID"/>
         </w:rPr>
         <w:t xml:space="preserve">Paulus dan Titus sama-sama memiliki </w:t>
@@ -1376,6 +1586,21 @@
       </w:r>
       <w:r>
         <w:rPr>
+          <w:b/>
+          <w:lang w:val="id_ID" w:bidi="id_ID"/>
+        </w:rPr>
+        <w:t>χάρις καὶ εἰρήνη</w:t>
+      </w:r>
+    </w:p>
+    <w:p>
+      <w:pPr/>
+      <w:r>
+        <w:rPr>
+          <w:lang w:val="id_ID" w:bidi="id_ID"/>
+        </w:rPr>
+      </w:r>
+      <w:r>
+        <w:rPr>
           <w:lang w:val="id_ID" w:bidi="id_ID"/>
         </w:rPr>
         <w:t>Ini adalah sapaan yang umum yang digunakan Paulus. Dia menghilangkan beberapa kata yang dalam banyak bahasa dibutuhkan sebuah kalimat agar menjadi lengkap. Anda dapat menambahkan kata-kata ini jika membuat lebih jelas dalam bahasa Anda. Terjemahan lain: “Semoga kamu merasakan kasih karunia dan damai sejahtera”</w:t>
@@ -1444,6 +1669,21 @@
       </w:r>
       <w:r>
         <w:rPr>
+          <w:b/>
+          <w:lang w:val="id_ID" w:bidi="id_ID"/>
+        </w:rPr>
+        <w:t>χάρις καὶ εἰρήνη ἀπὸ Θεοῦ Πατρὸς καὶ Χριστοῦ Ἰησοῦ τοῦ Σωτῆρος ἡμῶν</w:t>
+      </w:r>
+    </w:p>
+    <w:p>
+      <w:pPr/>
+      <w:r>
+        <w:rPr>
+          <w:lang w:val="id_ID" w:bidi="id_ID"/>
+        </w:rPr>
+      </w:r>
+      <w:r>
+        <w:rPr>
           <w:lang w:val="id_ID" w:bidi="id_ID"/>
         </w:rPr>
         <w:t xml:space="preserve">Jika bahasa Anda tidak menggunakan kata benda abstrak untuk kata </w:t>
@@ -1538,6 +1778,21 @@
       </w:r>
       <w:r>
         <w:rPr>
+          <w:b/>
+          <w:lang w:val="id_ID" w:bidi="id_ID"/>
+        </w:rPr>
+        <w:t>Χριστοῦ Ἰησοῦ τοῦ Σωτῆρος ἡμῶν</w:t>
+      </w:r>
+    </w:p>
+    <w:p>
+      <w:pPr/>
+      <w:r>
+        <w:rPr>
+          <w:lang w:val="id_ID" w:bidi="id_ID"/>
+        </w:rPr>
+      </w:r>
+      <w:r>
+        <w:rPr>
           <w:lang w:val="id_ID" w:bidi="id_ID"/>
         </w:rPr>
         <w:t>Terjemahan lain: “Kristus Yesus yang adalah Juruselamat kita”</w:t>
@@ -1586,6 +1841,21 @@
       </w:r>
       <w:r>
         <w:rPr>
+          <w:b/>
+          <w:lang w:val="id_ID" w:bidi="id_ID"/>
+        </w:rPr>
+        <w:t>ἡμῶν</w:t>
+      </w:r>
+    </w:p>
+    <w:p>
+      <w:pPr/>
+      <w:r>
+        <w:rPr>
+          <w:lang w:val="id_ID" w:bidi="id_ID"/>
+        </w:rPr>
+      </w:r>
+      <w:r>
+        <w:rPr>
           <w:lang w:val="id_ID" w:bidi="id_ID"/>
         </w:rPr>
         <w:t xml:space="preserve">Di sini, </w:t>
@@ -1667,6 +1937,21 @@
       </w:r>
       <w:r>
         <w:rPr>
+          <w:b/>
+          <w:lang w:val="id_ID" w:bidi="id_ID"/>
+        </w:rPr>
+        <w:t>τούτου χάριν</w:t>
+      </w:r>
+    </w:p>
+    <w:p>
+      <w:pPr/>
+      <w:r>
+        <w:rPr>
+          <w:lang w:val="id_ID" w:bidi="id_ID"/>
+        </w:rPr>
+      </w:r>
+      <w:r>
+        <w:rPr>
           <w:lang w:val="id_ID" w:bidi="id_ID"/>
         </w:rPr>
         <w:t xml:space="preserve">Frasa </w:t>
@@ -1748,6 +2033,21 @@
       </w:r>
       <w:r>
         <w:rPr>
+          <w:b/>
+          <w:lang w:val="id_ID" w:bidi="id_ID"/>
+        </w:rPr>
+        <w:t>ἀπέλιπόν σε ἐν Κρήτῃ</w:t>
+      </w:r>
+    </w:p>
+    <w:p>
+      <w:pPr/>
+      <w:r>
+        <w:rPr>
+          <w:lang w:val="id_ID" w:bidi="id_ID"/>
+        </w:rPr>
+      </w:r>
+      <w:r>
+        <w:rPr>
           <w:lang w:val="id_ID" w:bidi="id_ID"/>
         </w:rPr>
         <w:t>Terjemahan alternatif: “Aku telah katakan kepadamu untuk tetap tinggal di Kreta”</w:t>
@@ -1796,6 +2096,21 @@
       </w:r>
       <w:r>
         <w:rPr>
+          <w:b/>
+          <w:lang w:val="id_ID" w:bidi="id_ID"/>
+        </w:rPr>
+        <w:t>ἵνα τὰ λείποντα ἐπιδιορθώσῃ</w:t>
+      </w:r>
+    </w:p>
+    <w:p>
+      <w:pPr/>
+      <w:r>
+        <w:rPr>
+          <w:lang w:val="id_ID" w:bidi="id_ID"/>
+        </w:rPr>
+      </w:r>
+      <w:r>
+        <w:rPr>
           <w:lang w:val="id_ID" w:bidi="id_ID"/>
         </w:rPr>
         <w:t>Terjemahan alternatif: “agar engkau selesai mengatur hal-hal yang perlu dilakukan”</w:t>
@@ -1844,6 +2159,21 @@
       </w:r>
       <w:r>
         <w:rPr>
+          <w:b/>
+          <w:lang w:val="id_ID" w:bidi="id_ID"/>
+        </w:rPr>
+        <w:t>καταστήσῃς &amp; πρεσβυτέρους</w:t>
+      </w:r>
+    </w:p>
+    <w:p>
+      <w:pPr/>
+      <w:r>
+        <w:rPr>
+          <w:lang w:val="id_ID" w:bidi="id_ID"/>
+        </w:rPr>
+      </w:r>
+      <w:r>
+        <w:rPr>
           <w:lang w:val="id_ID" w:bidi="id_ID"/>
         </w:rPr>
         <w:t>Terjemahan alternatif: “menunjuk penatua” atau “menentukan penatua”</w:t>
@@ -1892,6 +2222,21 @@
       </w:r>
       <w:r>
         <w:rPr>
+          <w:b/>
+          <w:lang w:val="id_ID" w:bidi="id_ID"/>
+        </w:rPr>
+        <w:t>εἴ τίς ἐστιν ἀνέγκλητος</w:t>
+      </w:r>
+    </w:p>
+    <w:p>
+      <w:pPr/>
+      <w:r>
+        <w:rPr>
+          <w:lang w:val="id_ID" w:bidi="id_ID"/>
+        </w:rPr>
+      </w:r>
+      <w:r>
+        <w:rPr>
           <w:lang w:val="id_ID" w:bidi="id_ID"/>
         </w:rPr>
         <w:t>Ini adalah awal dari deskripsi karakter seorang penatua. Paulus berasumsi bahwa Titus memahami bahwa ia harus memilih orang-orang yang sesuai dengan deskripsi berikut ini. Anda dapat memasukkan informasi ini jika hal itu akan membantu para pembaca Anda. Terjemahan alternatif: “seorang penatua haruslah orang yang tidak bercela” atau “siapa pun yang engkau pilih untuk menjadi penatua haruslah orang yang tidak bercela”</w:t>
@@ -1960,6 +2305,21 @@
       </w:r>
       <w:r>
         <w:rPr>
+          <w:b/>
+          <w:lang w:val="id_ID" w:bidi="id_ID"/>
+        </w:rPr>
+        <w:t>ἀνέγκλητος</w:t>
+      </w:r>
+    </w:p>
+    <w:p>
+      <w:pPr/>
+      <w:r>
+        <w:rPr>
+          <w:lang w:val="id_ID" w:bidi="id_ID"/>
+        </w:rPr>
+      </w:r>
+      <w:r>
+        <w:rPr>
           <w:lang w:val="id_ID" w:bidi="id_ID"/>
         </w:rPr>
         <w:t xml:space="preserve">Menjadi </w:t>
@@ -2041,6 +2401,21 @@
       </w:r>
       <w:r>
         <w:rPr>
+          <w:b/>
+          <w:lang w:val="id_ID" w:bidi="id_ID"/>
+        </w:rPr>
+        <w:t>μιᾶς γυναικὸς ἀνήρ</w:t>
+      </w:r>
+    </w:p>
+    <w:p>
+      <w:pPr/>
+      <w:r>
+        <w:rPr>
+          <w:lang w:val="id_ID" w:bidi="id_ID"/>
+        </w:rPr>
+      </w:r>
+      <w:r>
+        <w:rPr>
           <w:lang w:val="id_ID" w:bidi="id_ID"/>
         </w:rPr>
         <w:t xml:space="preserve">Ini berarti bahwa ia hanya memiliki </w:t>
@@ -2122,6 +2497,21 @@
       </w:r>
       <w:r>
         <w:rPr>
+          <w:b/>
+          <w:lang w:val="id_ID" w:bidi="id_ID"/>
+        </w:rPr>
+        <w:t>τέκνα &amp; πιστά</w:t>
+      </w:r>
+    </w:p>
+    <w:p>
+      <w:pPr/>
+      <w:r>
+        <w:rPr>
+          <w:lang w:val="id_ID" w:bidi="id_ID"/>
+        </w:rPr>
+      </w:r>
+      <w:r>
+        <w:rPr>
           <w:lang w:val="id_ID" w:bidi="id_ID"/>
         </w:rPr>
         <w:t>Hal ini dapat merujuk kepada: (1) anak-anak yang percaya kepada Yesus. Terjemahan alternatif: “anak-anak yang setia kepada Allah” (2) anak-anak yang dapat dipercaya. Terjemahan alternatif: “anak-anak yang jujur”</w:t>
@@ -2190,6 +2580,21 @@
       </w:r>
       <w:r>
         <w:rPr>
+          <w:b/>
+          <w:lang w:val="id_ID" w:bidi="id_ID"/>
+        </w:rPr>
+        <w:t>τὸν ἐπίσκοπον</w:t>
+      </w:r>
+    </w:p>
+    <w:p>
+      <w:pPr/>
+      <w:r>
+        <w:rPr>
+          <w:lang w:val="id_ID" w:bidi="id_ID"/>
+        </w:rPr>
+      </w:r>
+      <w:r>
+        <w:rPr>
           <w:lang w:val="id_ID" w:bidi="id_ID"/>
         </w:rPr>
         <w:t xml:space="preserve">Kata </w:t>
@@ -2271,6 +2676,21 @@
       </w:r>
       <w:r>
         <w:rPr>
+          <w:b/>
+          <w:lang w:val="id_ID" w:bidi="id_ID"/>
+        </w:rPr>
+        <w:t>Θεοῦ οἰκονόμον</w:t>
+      </w:r>
+    </w:p>
+    <w:p>
+      <w:pPr/>
+      <w:r>
+        <w:rPr>
+          <w:lang w:val="id_ID" w:bidi="id_ID"/>
+        </w:rPr>
+      </w:r>
+      <w:r>
+        <w:rPr>
           <w:lang w:val="id_ID" w:bidi="id_ID"/>
         </w:rPr>
         <w:t xml:space="preserve">Paulus berbicara tentang jemaat seolah-olah jemaat adalah </w:t>
@@ -2352,6 +2772,21 @@
       </w:r>
       <w:r>
         <w:rPr>
+          <w:b/>
+          <w:lang w:val="id_ID" w:bidi="id_ID"/>
+        </w:rPr>
+        <w:t>μὴ πάροινον</w:t>
+      </w:r>
+    </w:p>
+    <w:p>
+      <w:pPr/>
+      <w:r>
+        <w:rPr>
+          <w:lang w:val="id_ID" w:bidi="id_ID"/>
+        </w:rPr>
+      </w:r>
+      <w:r>
+        <w:rPr>
           <w:lang w:val="id_ID" w:bidi="id_ID"/>
         </w:rPr>
         <w:t>Terjemahan alternatif: “bukan pecandu alkohol” atau “bukan orang yang banyak minum anggur”</w:t>
@@ -2400,6 +2835,21 @@
       </w:r>
       <w:r>
         <w:rPr>
+          <w:b/>
+          <w:lang w:val="id_ID" w:bidi="id_ID"/>
+        </w:rPr>
+        <w:t>μὴ πλήκτην</w:t>
+      </w:r>
+    </w:p>
+    <w:p>
+      <w:pPr/>
+      <w:r>
+        <w:rPr>
+          <w:lang w:val="id_ID" w:bidi="id_ID"/>
+        </w:rPr>
+      </w:r>
+      <w:r>
+        <w:rPr>
           <w:lang w:val="id_ID" w:bidi="id_ID"/>
         </w:rPr>
         <w:t>Terjemahan alternatif: “bukan orang yang suka melakukan kekerasan” atau “bukan orang yang suka berkelahi”</w:t>
@@ -2448,6 +2898,21 @@
       </w:r>
       <w:r>
         <w:rPr>
+          <w:b/>
+          <w:lang w:val="id_ID" w:bidi="id_ID"/>
+        </w:rPr>
+        <w:t>ἀλλὰ</w:t>
+      </w:r>
+    </w:p>
+    <w:p>
+      <w:pPr/>
+      <w:r>
+        <w:rPr>
+          <w:lang w:val="id_ID" w:bidi="id_ID"/>
+        </w:rPr>
+      </w:r>
+      <w:r>
+        <w:rPr>
           <w:lang w:val="id_ID" w:bidi="id_ID"/>
         </w:rPr>
         <w:t xml:space="preserve">Kata penghubung </w:t>
@@ -2529,6 +2994,21 @@
       </w:r>
       <w:r>
         <w:rPr>
+          <w:b/>
+          <w:lang w:val="id_ID" w:bidi="id_ID"/>
+        </w:rPr>
+        <w:t>φιλάγαθον</w:t>
+      </w:r>
+    </w:p>
+    <w:p>
+      <w:pPr/>
+      <w:r>
+        <w:rPr>
+          <w:lang w:val="id_ID" w:bidi="id_ID"/>
+        </w:rPr>
+      </w:r>
+      <w:r>
+        <w:rPr>
           <w:lang w:val="id_ID" w:bidi="id_ID"/>
         </w:rPr>
         <w:t xml:space="preserve">Di sini Paulus berbicara tentang </w:t>
@@ -2623,6 +3103,21 @@
       </w:r>
       <w:r>
         <w:rPr>
+          <w:b/>
+          <w:lang w:val="id_ID" w:bidi="id_ID"/>
+        </w:rPr>
+        <w:t>σώφρονα &amp; ἐγκρατῆ</w:t>
+      </w:r>
+    </w:p>
+    <w:p>
+      <w:pPr/>
+      <w:r>
+        <w:rPr>
+          <w:lang w:val="id_ID" w:bidi="id_ID"/>
+        </w:rPr>
+      </w:r>
+      <w:r>
+        <w:rPr>
           <w:lang w:val="id_ID" w:bidi="id_ID"/>
         </w:rPr>
         <w:t xml:space="preserve">Istilah </w:t>
@@ -2717,6 +3212,21 @@
       </w:r>
       <w:r>
         <w:rPr>
+          <w:b/>
+          <w:lang w:val="id_ID" w:bidi="id_ID"/>
+        </w:rPr>
+        <w:t>δίκαιον, ὅσιον</w:t>
+      </w:r>
+    </w:p>
+    <w:p>
+      <w:pPr/>
+      <w:r>
+        <w:rPr>
+          <w:lang w:val="id_ID" w:bidi="id_ID"/>
+        </w:rPr>
+      </w:r>
+      <w:r>
+        <w:rPr>
           <w:lang w:val="id_ID" w:bidi="id_ID"/>
         </w:rPr>
         <w:t xml:space="preserve">Istilah </w:t>
@@ -2811,6 +3321,21 @@
       </w:r>
       <w:r>
         <w:rPr>
+          <w:b/>
+          <w:lang w:val="id_ID" w:bidi="id_ID"/>
+        </w:rPr>
+        <w:t>ἀντεχόμενον</w:t>
+      </w:r>
+    </w:p>
+    <w:p>
+      <w:pPr/>
+      <w:r>
+        <w:rPr>
+          <w:lang w:val="id_ID" w:bidi="id_ID"/>
+        </w:rPr>
+      </w:r>
+      <w:r>
+        <w:rPr>
           <w:lang w:val="id_ID" w:bidi="id_ID"/>
         </w:rPr>
         <w:t>Paulus berbicara tentang pengabdian pada iman Kristen seolah-olah itu adalah menggenggam iman dengan tangan. Jika ini berguna dalam bahasa Anda, Anda dapat menggunakan metafora lain atau menyatakan maknanya dengan jelas. Terjemahan alternatif: “Dia harus mengikuti dengan cermat” atau “Dia harus mengabdi pada”</w:t>
@@ -2879,6 +3404,21 @@
       </w:r>
       <w:r>
         <w:rPr>
+          <w:b/>
+          <w:lang w:val="id_ID" w:bidi="id_ID"/>
+        </w:rPr>
+        <w:t>κατὰ τὴν διδαχὴν</w:t>
+      </w:r>
+    </w:p>
+    <w:p>
+      <w:pPr/>
+      <w:r>
+        <w:rPr>
+          <w:lang w:val="id_ID" w:bidi="id_ID"/>
+        </w:rPr>
+      </w:r>
+      <w:r>
+        <w:rPr>
           <w:lang w:val="id_ID" w:bidi="id_ID"/>
         </w:rPr>
         <w:t>Terjemahan alternatif: “yang sesuai dengan hal-hal yang kami ajarkan kepadanya”</w:t>
@@ -2927,6 +3467,21 @@
       </w:r>
       <w:r>
         <w:rPr>
+          <w:b/>
+          <w:lang w:val="id_ID" w:bidi="id_ID"/>
+        </w:rPr>
+        <w:t>ἵνα</w:t>
+      </w:r>
+    </w:p>
+    <w:p>
+      <w:pPr/>
+      <w:r>
+        <w:rPr>
+          <w:lang w:val="id_ID" w:bidi="id_ID"/>
+        </w:rPr>
+      </w:r>
+      <w:r>
+        <w:rPr>
           <w:lang w:val="id_ID" w:bidi="id_ID"/>
         </w:rPr>
         <w:t xml:space="preserve">Kata-kata penghubung </w:t>
@@ -3008,6 +3563,21 @@
       </w:r>
       <w:r>
         <w:rPr>
+          <w:b/>
+          <w:lang w:val="id_ID" w:bidi="id_ID"/>
+        </w:rPr>
+        <w:t>τῇ διδασκαλίᾳ τῇ ὑγιαινούσῃ</w:t>
+      </w:r>
+    </w:p>
+    <w:p>
+      <w:pPr/>
+      <w:r>
+        <w:rPr>
+          <w:lang w:val="id_ID" w:bidi="id_ID"/>
+        </w:rPr>
+      </w:r>
+      <w:r>
+        <w:rPr>
           <w:lang w:val="id_ID" w:bidi="id_ID"/>
         </w:rPr>
         <w:t xml:space="preserve">Kata yang diterjemahkan di sini sebagai </w:t>
@@ -3102,6 +3672,21 @@
       </w:r>
       <w:r>
         <w:rPr>
+          <w:b/>
+          <w:lang w:val="id_ID" w:bidi="id_ID"/>
+        </w:rPr>
+        <w:t>ματαιολόγοι</w:t>
+      </w:r>
+    </w:p>
+    <w:p>
+      <w:pPr/>
+      <w:r>
+        <w:rPr>
+          <w:lang w:val="id_ID" w:bidi="id_ID"/>
+        </w:rPr>
+      </w:r>
+      <w:r>
+        <w:rPr>
           <w:lang w:val="id_ID" w:bidi="id_ID"/>
         </w:rPr>
         <w:t xml:space="preserve">Di sini, </w:t>
@@ -3196,6 +3781,21 @@
       </w:r>
       <w:r>
         <w:rPr>
+          <w:b/>
+          <w:lang w:val="id_ID" w:bidi="id_ID"/>
+        </w:rPr>
+        <w:t>φρεναπάται</w:t>
+      </w:r>
+    </w:p>
+    <w:p>
+      <w:pPr/>
+      <w:r>
+        <w:rPr>
+          <w:lang w:val="id_ID" w:bidi="id_ID"/>
+        </w:rPr>
+      </w:r>
+      <w:r>
+        <w:rPr>
           <w:lang w:val="id_ID" w:bidi="id_ID"/>
         </w:rPr>
         <w:t xml:space="preserve">Kata </w:t>
@@ -3277,6 +3877,21 @@
       </w:r>
       <w:r>
         <w:rPr>
+          <w:b/>
+          <w:lang w:val="id_ID" w:bidi="id_ID"/>
+        </w:rPr>
+        <w:t>ματαιολόγοι, καὶ φρεναπάται</w:t>
+      </w:r>
+    </w:p>
+    <w:p>
+      <w:pPr/>
+      <w:r>
+        <w:rPr>
+          <w:lang w:val="id_ID" w:bidi="id_ID"/>
+        </w:rPr>
+      </w:r>
+      <w:r>
+        <w:rPr>
           <w:lang w:val="id_ID" w:bidi="id_ID"/>
         </w:rPr>
         <w:t xml:space="preserve">Baik </w:t>
@@ -3384,6 +3999,21 @@
       </w:r>
       <w:r>
         <w:rPr>
+          <w:b/>
+          <w:lang w:val="id_ID" w:bidi="id_ID"/>
+        </w:rPr>
+        <w:t>οἱ ἐκ τῆς περιτομῆς</w:t>
+      </w:r>
+    </w:p>
+    <w:p>
+      <w:pPr/>
+      <w:r>
+        <w:rPr>
+          <w:lang w:val="id_ID" w:bidi="id_ID"/>
+        </w:rPr>
+      </w:r>
+      <w:r>
+        <w:rPr>
           <w:lang w:val="id_ID" w:bidi="id_ID"/>
         </w:rPr>
         <w:t xml:space="preserve">Di sini, </w:t>
@@ -3465,6 +4095,21 @@
       </w:r>
       <w:r>
         <w:rPr>
+          <w:b/>
+          <w:lang w:val="id_ID" w:bidi="id_ID"/>
+        </w:rPr>
+        <w:t>οὓς δεῖ ἐπιστομίζειν</w:t>
+      </w:r>
+    </w:p>
+    <w:p>
+      <w:pPr/>
+      <w:r>
+        <w:rPr>
+          <w:lang w:val="id_ID" w:bidi="id_ID"/>
+        </w:rPr>
+      </w:r>
+      <w:r>
+        <w:rPr>
           <w:lang w:val="id_ID" w:bidi="id_ID"/>
         </w:rPr>
         <w:t>Implikasinya adalah bahwa orang-orang ini harus dilarang untuk mengajar. Anda dapat memasukkan informasi ini jika itu berguna bagi pembaca Anda. Terjemahan alternatif: “Engkau harus mencegah mereka menyebarkan ajaran sesat mereka” atau “Seseorang harus menghentikan mereka agar tidak menipu orang lain dengan kata-kata mereka”</w:t>
@@ -3533,6 +4178,21 @@
       </w:r>
       <w:r>
         <w:rPr>
+          <w:b/>
+          <w:lang w:val="id_ID" w:bidi="id_ID"/>
+        </w:rPr>
+        <w:t>ὅλους οἴκους ἀνατρέπουσιν</w:t>
+      </w:r>
+    </w:p>
+    <w:p>
+      <w:pPr/>
+      <w:r>
+        <w:rPr>
+          <w:lang w:val="id_ID" w:bidi="id_ID"/>
+        </w:rPr>
+      </w:r>
+      <w:r>
+        <w:rPr>
           <w:lang w:val="id_ID" w:bidi="id_ID"/>
         </w:rPr>
         <w:t>Masalahnya adalah mereka membawa banyak keluarga menjauh dari kebenaran dan menghancurkan iman mereka. Anda dapat memasukkan informasi ini jika itu berguna bagi pembaca Anda. Terjemahan alternatif: “merusak iman seluruh keluarga”</w:t>
@@ -3601,6 +4261,21 @@
       </w:r>
       <w:r>
         <w:rPr>
+          <w:b/>
+          <w:lang w:val="id_ID" w:bidi="id_ID"/>
+        </w:rPr>
+        <w:t>αἰσχροῦ κέρδους χάριν</w:t>
+      </w:r>
+    </w:p>
+    <w:p>
+      <w:pPr/>
+      <w:r>
+        <w:rPr>
+          <w:lang w:val="id_ID" w:bidi="id_ID"/>
+        </w:rPr>
+      </w:r>
+      <w:r>
+        <w:rPr>
           <w:lang w:val="id_ID" w:bidi="id_ID"/>
         </w:rPr>
         <w:t xml:space="preserve">Di sini Paulus menyebut </w:t>
@@ -3695,6 +4370,21 @@
       </w:r>
       <w:r>
         <w:rPr>
+          <w:b/>
+          <w:lang w:val="id_ID" w:bidi="id_ID"/>
+        </w:rPr>
+        <w:t>τις ἐξ αὐτῶν, ἴδιος αὐτῶν προφήτης</w:t>
+      </w:r>
+    </w:p>
+    <w:p>
+      <w:pPr/>
+      <w:r>
+        <w:rPr>
+          <w:lang w:val="id_ID" w:bidi="id_ID"/>
+        </w:rPr>
+      </w:r>
+      <w:r>
+        <w:rPr>
           <w:lang w:val="id_ID" w:bidi="id_ID"/>
         </w:rPr>
         <w:t>Terjemahan alternatif: “Seorang Kreta, yang mereka sendiri anggap sebagai nabi”</w:t>
@@ -3743,6 +4433,21 @@
       </w:r>
       <w:r>
         <w:rPr>
+          <w:b/>
+          <w:lang w:val="id_ID" w:bidi="id_ID"/>
+        </w:rPr>
+        <w:t>Κρῆτες ἀεὶ ψεῦσται</w:t>
+      </w:r>
+    </w:p>
+    <w:p>
+      <w:pPr/>
+      <w:r>
+        <w:rPr>
+          <w:lang w:val="id_ID" w:bidi="id_ID"/>
+        </w:rPr>
+      </w:r>
+      <w:r>
+        <w:rPr>
           <w:lang w:val="id_ID" w:bidi="id_ID"/>
         </w:rPr>
         <w:t xml:space="preserve">Kata </w:t>
@@ -3824,6 +4529,21 @@
       </w:r>
       <w:r>
         <w:rPr>
+          <w:b/>
+          <w:lang w:val="id_ID" w:bidi="id_ID"/>
+        </w:rPr>
+        <w:t>κακὰ θηρία</w:t>
+      </w:r>
+    </w:p>
+    <w:p>
+      <w:pPr/>
+      <w:r>
+        <w:rPr>
+          <w:lang w:val="id_ID" w:bidi="id_ID"/>
+        </w:rPr>
+      </w:r>
+      <w:r>
+        <w:rPr>
           <w:lang w:val="id_ID" w:bidi="id_ID"/>
         </w:rPr>
         <w:t xml:space="preserve">Metafora ini berbicara tentang </w:t>
@@ -3918,6 +4638,21 @@
       </w:r>
       <w:r>
         <w:rPr>
+          <w:b/>
+          <w:lang w:val="id_ID" w:bidi="id_ID"/>
+        </w:rPr>
+        <w:t>γαστέρες ἀργαί</w:t>
+      </w:r>
+    </w:p>
+    <w:p>
+      <w:pPr/>
+      <w:r>
+        <w:rPr>
+          <w:lang w:val="id_ID" w:bidi="id_ID"/>
+        </w:rPr>
+      </w:r>
+      <w:r>
+        <w:rPr>
           <w:lang w:val="id_ID" w:bidi="id_ID"/>
         </w:rPr>
         <w:t>Di sini bagian tubuh yang menyimpan makanan digunakan untuk melambangkan orang yang makan sepanjang waktu. Jika ini berguna dalam bahasa Anda, Anda dapat menggunakan ungkapan yang setara dari budaya Anda atau menyatakan artinya dengan jelas. Terjemahan alternatif: “pelahap-pelahap yang malas” atau “orang-orang malas yang hanya ingin makan”</w:t>
@@ -3986,6 +4721,21 @@
       </w:r>
       <w:r>
         <w:rPr>
+          <w:b/>
+          <w:lang w:val="id_ID" w:bidi="id_ID"/>
+        </w:rPr>
+        <w:t>δι’ ἣν αἰτίαν ἔλεγχε αὐτοὺς ἀποτόμως</w:t>
+      </w:r>
+    </w:p>
+    <w:p>
+      <w:pPr/>
+      <w:r>
+        <w:rPr>
+          <w:lang w:val="id_ID" w:bidi="id_ID"/>
+        </w:rPr>
+      </w:r>
+      <w:r>
+        <w:rPr>
           <w:lang w:val="id_ID" w:bidi="id_ID"/>
         </w:rPr>
         <w:t>Terjemahan lain: “Oleh karena itu, Anda harus menggunakan bahasa yang kuat sehingga orang Kreta dapat memahaminya saat Anda mengoreksinya”</w:t>
@@ -4034,6 +4784,21 @@
       </w:r>
       <w:r>
         <w:rPr>
+          <w:b/>
+          <w:lang w:val="id_ID" w:bidi="id_ID"/>
+        </w:rPr>
+        <w:t>δι’ ἣν αἰτίαν</w:t>
+      </w:r>
+    </w:p>
+    <w:p>
+      <w:pPr/>
+      <w:r>
+        <w:rPr>
+          <w:lang w:val="id_ID" w:bidi="id_ID"/>
+        </w:rPr>
+      </w:r>
+      <w:r>
+        <w:rPr>
           <w:lang w:val="id_ID" w:bidi="id_ID"/>
         </w:rPr>
         <w:t xml:space="preserve">Kata penghubung </w:t>
@@ -4115,6 +4880,21 @@
       </w:r>
       <w:r>
         <w:rPr>
+          <w:b/>
+          <w:lang w:val="id_ID" w:bidi="id_ID"/>
+        </w:rPr>
+        <w:t>αὐτοὺς</w:t>
+      </w:r>
+    </w:p>
+    <w:p>
+      <w:pPr/>
+      <w:r>
+        <w:rPr>
+          <w:lang w:val="id_ID" w:bidi="id_ID"/>
+        </w:rPr>
+      </w:r>
+      <w:r>
+        <w:rPr>
           <w:lang w:val="id_ID" w:bidi="id_ID"/>
         </w:rPr>
         <w:t xml:space="preserve">Di sini kata ganti </w:t>
@@ -4198,6 +4978,21 @@
         <w:rPr>
           <w:lang w:val="id_ID" w:bidi="id_ID"/>
         </w:rPr>
+      </w:r>
+    </w:p>
+    <w:p>
+      <w:pPr/>
+      <w:r>
+        <w:rPr>
+          <w:lang w:val="id_ID" w:bidi="id_ID"/>
+        </w:rPr>
+      </w:r>
+      <w:r>
+        <w:rPr>
+          <w:b/>
+          <w:lang w:val="id_ID" w:bidi="id_ID"/>
+        </w:rPr>
+        <w:t>ἵνα ὑγιαίνωσιν ἐν τῇ πίστει</w:t>
       </w:r>
     </w:p>
     <w:p>
@@ -4308,6 +5103,21 @@
       </w:r>
       <w:r>
         <w:rPr>
+          <w:b/>
+          <w:lang w:val="id_ID" w:bidi="id_ID"/>
+        </w:rPr>
+        <w:t>ἵνα</w:t>
+      </w:r>
+    </w:p>
+    <w:p>
+      <w:pPr/>
+      <w:r>
+        <w:rPr>
+          <w:lang w:val="id_ID" w:bidi="id_ID"/>
+        </w:rPr>
+      </w:r>
+      <w:r>
+        <w:rPr>
           <w:lang w:val="id_ID" w:bidi="id_ID"/>
         </w:rPr>
         <w:t xml:space="preserve">Di sini, </w:t>
@@ -4402,6 +5212,21 @@
       </w:r>
       <w:r>
         <w:rPr>
+          <w:b/>
+          <w:lang w:val="id_ID" w:bidi="id_ID"/>
+        </w:rPr>
+        <w:t>ἐν τῇ πίστει</w:t>
+      </w:r>
+    </w:p>
+    <w:p>
+      <w:pPr/>
+      <w:r>
+        <w:rPr>
+          <w:lang w:val="id_ID" w:bidi="id_ID"/>
+        </w:rPr>
+      </w:r>
+      <w:r>
+        <w:rPr>
           <w:lang w:val="id_ID" w:bidi="id_ID"/>
         </w:rPr>
         <w:t xml:space="preserve">Di sini kata benda abstrak </w:t>
@@ -4483,6 +5308,21 @@
       </w:r>
       <w:r>
         <w:rPr>
+          <w:b/>
+          <w:lang w:val="id_ID" w:bidi="id_ID"/>
+        </w:rPr>
+        <w:t>Ἰουδαϊκοῖς μύθοις</w:t>
+      </w:r>
+    </w:p>
+    <w:p>
+      <w:pPr/>
+      <w:r>
+        <w:rPr>
+          <w:lang w:val="id_ID" w:bidi="id_ID"/>
+        </w:rPr>
+      </w:r>
+      <w:r>
+        <w:rPr>
           <w:lang w:val="id_ID" w:bidi="id_ID"/>
         </w:rPr>
         <w:t>Terjemahan lain: “ajaran palsu orang Yahudi”</w:t>
@@ -4531,6 +5371,21 @@
       </w:r>
       <w:r>
         <w:rPr>
+          <w:b/>
+          <w:lang w:val="id_ID" w:bidi="id_ID"/>
+        </w:rPr>
+        <w:t>ἀποστρεφομένων τὴν ἀλήθειαν</w:t>
+      </w:r>
+    </w:p>
+    <w:p>
+      <w:pPr/>
+      <w:r>
+        <w:rPr>
+          <w:lang w:val="id_ID" w:bidi="id_ID"/>
+        </w:rPr>
+      </w:r>
+      <w:r>
+        <w:rPr>
           <w:lang w:val="id_ID" w:bidi="id_ID"/>
         </w:rPr>
         <w:t>Paulus berbicara tentang kebenaran seolah-olah kebenaran adalah suatu objek yang dapat ditolak atau dihindari oleh seseorang. Terjemahan lain: “yang menolak kebenaran”</w:t>
@@ -4599,6 +5454,21 @@
       </w:r>
       <w:r>
         <w:rPr>
+          <w:b/>
+          <w:lang w:val="id_ID" w:bidi="id_ID"/>
+        </w:rPr>
+        <w:t>πάντα καθαρὰ τοῖς καθαροῖς</w:t>
+      </w:r>
+    </w:p>
+    <w:p>
+      <w:pPr/>
+      <w:r>
+        <w:rPr>
+          <w:lang w:val="id_ID" w:bidi="id_ID"/>
+        </w:rPr>
+      </w:r>
+      <w:r>
+        <w:rPr>
           <w:lang w:val="id_ID" w:bidi="id_ID"/>
         </w:rPr>
         <w:t>Di sini, Paulus menggunakan atau menciptakan sebuah peribahasa untuk mengajarkan bahwa menjadi murni atau menyenangkan Tuhan adalah soal pikiran batin seseorang, bukan soal tindakan atau ritual lahiriah. Terjemahkan peribahasa ini sedemikian rupa sehingga dapat dikenali sebagai peribahasa dan bermakna dalam bahasa dan budaya Anda. Terjemahan lain: “Jika manusia suci hatinya, segala sesuatu yang mereka lakukan akan murni” atau “Ketika manusia hanya mempunyai pikiran yang baik, maka apa pun yang mereka lakukan tidak akan menyinggung Tuhan”</w:t>
@@ -4667,6 +5537,21 @@
       </w:r>
       <w:r>
         <w:rPr>
+          <w:b/>
+          <w:lang w:val="id_ID" w:bidi="id_ID"/>
+        </w:rPr>
+        <w:t>τοῖς καθαροῖς</w:t>
+      </w:r>
+    </w:p>
+    <w:p>
+      <w:pPr/>
+      <w:r>
+        <w:rPr>
+          <w:lang w:val="id_ID" w:bidi="id_ID"/>
+        </w:rPr>
+      </w:r>
+      <w:r>
+        <w:rPr>
           <w:lang w:val="id_ID" w:bidi="id_ID"/>
         </w:rPr>
         <w:t>Terjemahan lain: “kepada mereka yang berkenan kepada Tuhan”</w:t>
@@ -4715,6 +5600,21 @@
       </w:r>
       <w:r>
         <w:rPr>
+          <w:b/>
+          <w:lang w:val="id_ID" w:bidi="id_ID"/>
+        </w:rPr>
+        <w:t>δὲ</w:t>
+      </w:r>
+    </w:p>
+    <w:p>
+      <w:pPr/>
+      <w:r>
+        <w:rPr>
+          <w:lang w:val="id_ID" w:bidi="id_ID"/>
+        </w:rPr>
+      </w:r>
+      <w:r>
+        <w:rPr>
           <w:lang w:val="id_ID" w:bidi="id_ID"/>
         </w:rPr>
         <w:t xml:space="preserve">Kata penghubung </w:t>
@@ -4796,6 +5696,21 @@
       </w:r>
       <w:r>
         <w:rPr>
+          <w:b/>
+          <w:lang w:val="id_ID" w:bidi="id_ID"/>
+        </w:rPr>
+        <w:t>τοῖς δὲ μεμιαμμένοις καὶ ἀπίστοις, οὐδὲν καθαρόν</w:t>
+      </w:r>
+    </w:p>
+    <w:p>
+      <w:pPr/>
+      <w:r>
+        <w:rPr>
+          <w:lang w:val="id_ID" w:bidi="id_ID"/>
+        </w:rPr>
+      </w:r>
+      <w:r>
+        <w:rPr>
           <w:lang w:val="id_ID" w:bidi="id_ID"/>
         </w:rPr>
         <w:t>Paulus berbicara tentang orang-orang berdosa seolah-olah mereka rusak atau kotor secara fisik. Terjemahan lain: “Tetapi jika manusia tercemar akhlaknya dan tidak beriman, maka mereka tidak dapat berbuat sesuatu yang suci” atau “Tetapi jika manusia penuh dengan dosa dan ketidakpercayaan, maka apa pun yang mereka lakukan tidak berkenan kepada Allah”</w:t>
@@ -4864,6 +5779,21 @@
       </w:r>
       <w:r>
         <w:rPr>
+          <w:b/>
+          <w:lang w:val="id_ID" w:bidi="id_ID"/>
+        </w:rPr>
+        <w:t>δὲ</w:t>
+      </w:r>
+    </w:p>
+    <w:p>
+      <w:pPr/>
+      <w:r>
+        <w:rPr>
+          <w:lang w:val="id_ID" w:bidi="id_ID"/>
+        </w:rPr>
+      </w:r>
+      <w:r>
+        <w:rPr>
           <w:lang w:val="id_ID" w:bidi="id_ID"/>
         </w:rPr>
         <w:t xml:space="preserve">Kata penghubung </w:t>
@@ -4945,6 +5875,21 @@
       </w:r>
       <w:r>
         <w:rPr>
+          <w:b/>
+          <w:lang w:val="id_ID" w:bidi="id_ID"/>
+        </w:rPr>
+        <w:t>τοῖς &amp; ἔργοις ἀρνοῦνται</w:t>
+      </w:r>
+    </w:p>
+    <w:p>
+      <w:pPr/>
+      <w:r>
+        <w:rPr>
+          <w:lang w:val="id_ID" w:bidi="id_ID"/>
+        </w:rPr>
+      </w:r>
+      <w:r>
+        <w:rPr>
           <w:lang w:val="id_ID" w:bidi="id_ID"/>
         </w:rPr>
         <w:t>Terjemahan lain: “cara hidup mereka membuktikan bahwa mereka tidak mengenal Dia”</w:t>
@@ -4993,6 +5938,21 @@
       </w:r>
       <w:r>
         <w:rPr>
+          <w:b/>
+          <w:lang w:val="id_ID" w:bidi="id_ID"/>
+        </w:rPr>
+        <w:t>σὺ δὲ</w:t>
+      </w:r>
+    </w:p>
+    <w:p>
+      <w:pPr/>
+      <w:r>
+        <w:rPr>
+          <w:lang w:val="id_ID" w:bidi="id_ID"/>
+        </w:rPr>
+      </w:r>
+      <w:r>
+        <w:rPr>
           <w:lang w:val="id_ID" w:bidi="id_ID"/>
         </w:rPr>
         <w:t xml:space="preserve">Di sini, </w:t>
@@ -5063,6 +6023,21 @@
         <w:rPr>
           <w:lang w:val="id_ID" w:bidi="id_ID"/>
         </w:rPr>
+      </w:r>
+    </w:p>
+    <w:p>
+      <w:pPr/>
+      <w:r>
+        <w:rPr>
+          <w:lang w:val="id_ID" w:bidi="id_ID"/>
+        </w:rPr>
+      </w:r>
+      <w:r>
+        <w:rPr>
+          <w:b/>
+          <w:lang w:val="id_ID" w:bidi="id_ID"/>
+        </w:rPr>
+        <w:t>τῇ ὑγιαινούσῃ διδασκαλίᾳ</w:t>
       </w:r>
     </w:p>
     <w:p>
@@ -5173,6 +6148,21 @@
       </w:r>
       <w:r>
         <w:rPr>
+          <w:b/>
+          <w:lang w:val="id_ID" w:bidi="id_ID"/>
+        </w:rPr>
+        <w:t>πρεσβύτας &amp; εἶναι</w:t>
+      </w:r>
+    </w:p>
+    <w:p>
+      <w:pPr/>
+      <w:r>
+        <w:rPr>
+          <w:lang w:val="id_ID" w:bidi="id_ID"/>
+        </w:rPr>
+      </w:r>
+      <w:r>
+        <w:rPr>
           <w:lang w:val="id_ID" w:bidi="id_ID"/>
         </w:rPr>
         <w:t>Di sini tidak ada kata kerja sehingga dalam banyak bahasa diperlukan sebuah kalimat agar bisa lengkap. Jika ini membuat lebih jelas dalam bahasa Anda, Anda dapat menambah kata kerja di sini, yang diambil dari gagasan “berbicara” di ayat sebelumnya, seperti “mengajar” atau “menasihati.” Terjemahan lain: “Ajarlah orang yang lebih tua untuk menjadi”</w:t>
@@ -5241,6 +6231,21 @@
       </w:r>
       <w:r>
         <w:rPr>
+          <w:b/>
+          <w:lang w:val="id_ID" w:bidi="id_ID"/>
+        </w:rPr>
+        <w:t>νηφαλίους &amp; σεμνούς, σώφρονας</w:t>
+      </w:r>
+    </w:p>
+    <w:p>
+      <w:pPr/>
+      <w:r>
+        <w:rPr>
+          <w:lang w:val="id_ID" w:bidi="id_ID"/>
+        </w:rPr>
+      </w:r>
+      <w:r>
+        <w:rPr>
           <w:lang w:val="id_ID" w:bidi="id_ID"/>
         </w:rPr>
         <w:t>Ketiga kata ini mempunyai arti yang sangat dekat dan boleh digabung menjadi satu atau dua istilah, apabila bahasa sasaran tidak mempunyai tiga istilah yang terpisah.</w:t>
@@ -5309,6 +6314,21 @@
       </w:r>
       <w:r>
         <w:rPr>
+          <w:b/>
+          <w:lang w:val="id_ID" w:bidi="id_ID"/>
+        </w:rPr>
+        <w:t>νηφαλίους</w:t>
+      </w:r>
+    </w:p>
+    <w:p>
+      <w:pPr/>
+      <w:r>
+        <w:rPr>
+          <w:lang w:val="id_ID" w:bidi="id_ID"/>
+        </w:rPr>
+      </w:r>
+      <w:r>
+        <w:rPr>
           <w:lang w:val="id_ID" w:bidi="id_ID"/>
         </w:rPr>
         <w:t>Terjemahan lain: “berpikiran sehat” atau “pengendalian diri”</w:t>
@@ -5357,6 +6377,21 @@
       </w:r>
       <w:r>
         <w:rPr>
+          <w:b/>
+          <w:lang w:val="id_ID" w:bidi="id_ID"/>
+        </w:rPr>
+        <w:t>σώφρονας</w:t>
+      </w:r>
+    </w:p>
+    <w:p>
+      <w:pPr/>
+      <w:r>
+        <w:rPr>
+          <w:lang w:val="id_ID" w:bidi="id_ID"/>
+        </w:rPr>
+      </w:r>
+      <w:r>
+        <w:rPr>
           <w:lang w:val="id_ID" w:bidi="id_ID"/>
         </w:rPr>
         <w:t>Terjemahan lain: “mengendalikan keinginan mereka”</w:t>
@@ -5394,6 +6429,21 @@
         <w:rPr>
           <w:lang w:val="id_ID" w:bidi="id_ID"/>
         </w:rPr>
+      </w:r>
+    </w:p>
+    <w:p>
+      <w:pPr/>
+      <w:r>
+        <w:rPr>
+          <w:lang w:val="id_ID" w:bidi="id_ID"/>
+        </w:rPr>
+      </w:r>
+      <w:r>
+        <w:rPr>
+          <w:b/>
+          <w:lang w:val="id_ID" w:bidi="id_ID"/>
+        </w:rPr>
+        <w:t>ὑγιαίνοντας τῇ πίστει τῇ ἀγάπῃ, τῇ ὑπομονῇ</w:t>
       </w:r>
     </w:p>
     <w:p>
@@ -5587,6 +6637,21 @@
       </w:r>
       <w:r>
         <w:rPr>
+          <w:b/>
+          <w:lang w:val="id_ID" w:bidi="id_ID"/>
+        </w:rPr>
+        <w:t>ὑγιαίνοντας τῇ πίστει</w:t>
+      </w:r>
+    </w:p>
+    <w:p>
+      <w:pPr/>
+      <w:r>
+        <w:rPr>
+          <w:lang w:val="id_ID" w:bidi="id_ID"/>
+        </w:rPr>
+      </w:r>
+      <w:r>
+        <w:rPr>
           <w:lang w:val="id_ID" w:bidi="id_ID"/>
         </w:rPr>
         <w:t xml:space="preserve">Anda dapat menyatakan kata benda abstrak </w:t>
@@ -5668,6 +6733,21 @@
       </w:r>
       <w:r>
         <w:rPr>
+          <w:b/>
+          <w:lang w:val="id_ID" w:bidi="id_ID"/>
+        </w:rPr>
+        <w:t>τῇ ἀγάπῃ</w:t>
+      </w:r>
+    </w:p>
+    <w:p>
+      <w:pPr/>
+      <w:r>
+        <w:rPr>
+          <w:lang w:val="id_ID" w:bidi="id_ID"/>
+        </w:rPr>
+      </w:r>
+      <w:r>
+        <w:rPr>
           <w:lang w:val="id_ID" w:bidi="id_ID"/>
         </w:rPr>
         <w:t>Anda dapat menyatakan kata benda abstrak kasih, sebagai kata kerja jika itu lebih jelas dalam bahasa Anda. Terjemahan lain: “dalam mengasihi orang lain dengan baik”</w:t>
@@ -5736,6 +6816,21 @@
       </w:r>
       <w:r>
         <w:rPr>
+          <w:b/>
+          <w:lang w:val="id_ID" w:bidi="id_ID"/>
+        </w:rPr>
+        <w:t>τῇ ὑπομονῇ</w:t>
+      </w:r>
+    </w:p>
+    <w:p>
+      <w:pPr/>
+      <w:r>
+        <w:rPr>
+          <w:lang w:val="id_ID" w:bidi="id_ID"/>
+        </w:rPr>
+      </w:r>
+      <w:r>
+        <w:rPr>
           <w:lang w:val="id_ID" w:bidi="id_ID"/>
         </w:rPr>
         <w:t xml:space="preserve">Anda dapat menyatakan kata benda abstrak </w:t>
@@ -5817,6 +6912,21 @@
       </w:r>
       <w:r>
         <w:rPr>
+          <w:b/>
+          <w:lang w:val="id_ID" w:bidi="id_ID"/>
+        </w:rPr>
+        <w:t>πρεσβύτιδας ὡσαύτως</w:t>
+      </w:r>
+    </w:p>
+    <w:p>
+      <w:pPr/>
+      <w:r>
+        <w:rPr>
+          <w:lang w:val="id_ID" w:bidi="id_ID"/>
+        </w:rPr>
+      </w:r>
+      <w:r>
+        <w:rPr>
           <w:lang w:val="id_ID" w:bidi="id_ID"/>
         </w:rPr>
         <w:t>Beberapa kata kerja tidak muncul di sini sehingga dalam banyak bahasa diperlukan sebuah kalimat agar menjadi lengkap. Jika bahasa Anda lebih jelas, Anda dapat melanjutkan dengan gagasan kata kerja dari dua ayat sebelumnya dan menerapkannya di sini juga, seperti “Ajarlah wanita yang lebih tua untuk menjadi” atau “Nasihatilah wanita yang lebih tua untuk menjadi.” Terjemahan yang lain, menghilangkan koma: “Dengan cara yang sama, ajarlah wanita yang lebih tua untuk menjadi” atau “Ajarlah juga wanita yang lebih tua untuk menjadi”</w:t>
@@ -5885,6 +6995,21 @@
       </w:r>
       <w:r>
         <w:rPr>
+          <w:b/>
+          <w:lang w:val="id_ID" w:bidi="id_ID"/>
+        </w:rPr>
+        <w:t>οἴνῳ πολλῷ δεδουλωμένας</w:t>
+      </w:r>
+    </w:p>
+    <w:p>
+      <w:pPr/>
+      <w:r>
+        <w:rPr>
+          <w:lang w:val="id_ID" w:bidi="id_ID"/>
+        </w:rPr>
+      </w:r>
+      <w:r>
+        <w:rPr>
           <w:lang w:val="id_ID" w:bidi="id_ID"/>
         </w:rPr>
         <w:t>Orang-orang yang tidak dapat mengendalikan diri dan minum terlalu banyak anggur dibicarakan di sini seolah-olah mereka adalah budak-budak anggur. Terjemahan lain: “dikendalikan oleh keinginan mereka akan anggur”</w:t>
@@ -5953,6 +7078,21 @@
       </w:r>
       <w:r>
         <w:rPr>
+          <w:b/>
+          <w:lang w:val="id_ID" w:bidi="id_ID"/>
+        </w:rPr>
+        <w:t>οἴνῳ πολλῷ δεδουλωμένας</w:t>
+      </w:r>
+    </w:p>
+    <w:p>
+      <w:pPr/>
+      <w:r>
+        <w:rPr>
+          <w:lang w:val="id_ID" w:bidi="id_ID"/>
+        </w:rPr>
+      </w:r>
+      <w:r>
+        <w:rPr>
           <w:lang w:val="id_ID" w:bidi="id_ID"/>
         </w:rPr>
         <w:t>Jika bahasa Anda tidak menggunakan bentuk pasif ini, Anda dapat menyatakannya dalam bentuk aktif. Terjemahan lain: “minum terlalu banyak anggur”</w:t>
@@ -6021,6 +7161,21 @@
       </w:r>
       <w:r>
         <w:rPr>
+          <w:b/>
+          <w:lang w:val="id_ID" w:bidi="id_ID"/>
+        </w:rPr>
+        <w:t>καλοδιδασκάλους</w:t>
+      </w:r>
+    </w:p>
+    <w:p>
+      <w:pPr/>
+      <w:r>
+        <w:rPr>
+          <w:lang w:val="id_ID" w:bidi="id_ID"/>
+        </w:rPr>
+      </w:r>
+      <w:r>
+        <w:rPr>
           <w:lang w:val="id_ID" w:bidi="id_ID"/>
         </w:rPr>
         <w:t>Jika ini berguna dalam bahasa Anda, Anda dapat menunjukkan perbedaan antara sifat baik ini dan dua sifat buruk sebelumnya. Terjemahan lain: “tetapi pengajar-pengajar apa yang baik”</w:t>
@@ -6089,6 +7244,21 @@
       </w:r>
       <w:r>
         <w:rPr>
+          <w:b/>
+          <w:lang w:val="id_ID" w:bidi="id_ID"/>
+        </w:rPr>
+        <w:t>ἵνα</w:t>
+      </w:r>
+    </w:p>
+    <w:p>
+      <w:pPr/>
+      <w:r>
+        <w:rPr>
+          <w:lang w:val="id_ID" w:bidi="id_ID"/>
+        </w:rPr>
+      </w:r>
+      <w:r>
+        <w:rPr>
           <w:lang w:val="id_ID" w:bidi="id_ID"/>
         </w:rPr>
         <w:t xml:space="preserve">Di sini, </w:t>
@@ -6183,6 +7353,21 @@
       </w:r>
       <w:r>
         <w:rPr>
+          <w:b/>
+          <w:lang w:val="id_ID" w:bidi="id_ID"/>
+        </w:rPr>
+        <w:t>φιλάνδρους</w:t>
+      </w:r>
+    </w:p>
+    <w:p>
+      <w:pPr/>
+      <w:r>
+        <w:rPr>
+          <w:lang w:val="id_ID" w:bidi="id_ID"/>
+        </w:rPr>
+      </w:r>
+      <w:r>
+        <w:rPr>
           <w:lang w:val="id_ID" w:bidi="id_ID"/>
         </w:rPr>
         <w:t>Terjemahan lain: “kekasih dari suami mereka sendiri”</w:t>
@@ -6231,6 +7416,21 @@
       </w:r>
       <w:r>
         <w:rPr>
+          <w:b/>
+          <w:lang w:val="id_ID" w:bidi="id_ID"/>
+        </w:rPr>
+        <w:t>φιλοτέκνους</w:t>
+      </w:r>
+    </w:p>
+    <w:p>
+      <w:pPr/>
+      <w:r>
+        <w:rPr>
+          <w:lang w:val="id_ID" w:bidi="id_ID"/>
+        </w:rPr>
+      </w:r>
+      <w:r>
+        <w:rPr>
           <w:lang w:val="id_ID" w:bidi="id_ID"/>
         </w:rPr>
         <w:t>Terjemahan lain: “kekasih dari anak-anak mereka sendiri”</w:t>
@@ -6279,6 +7479,21 @@
       </w:r>
       <w:r>
         <w:rPr>
+          <w:b/>
+          <w:lang w:val="id_ID" w:bidi="id_ID"/>
+        </w:rPr>
+        <w:t>ὑποτασσομένας τοῖς ἰδίοις ἀνδράσιν</w:t>
+      </w:r>
+    </w:p>
+    <w:p>
+      <w:pPr/>
+      <w:r>
+        <w:rPr>
+          <w:lang w:val="id_ID" w:bidi="id_ID"/>
+        </w:rPr>
+      </w:r>
+      <w:r>
+        <w:rPr>
           <w:lang w:val="id_ID" w:bidi="id_ID"/>
         </w:rPr>
         <w:t>Terjemahan alternatif: “dan taat kepada suami mereka sendiri”</w:t>
@@ -6327,6 +7542,21 @@
       </w:r>
       <w:r>
         <w:rPr>
+          <w:b/>
+          <w:lang w:val="id_ID" w:bidi="id_ID"/>
+        </w:rPr>
+        <w:t>ἵνα</w:t>
+      </w:r>
+    </w:p>
+    <w:p>
+      <w:pPr/>
+      <w:r>
+        <w:rPr>
+          <w:lang w:val="id_ID" w:bidi="id_ID"/>
+        </w:rPr>
+      </w:r>
+      <w:r>
+        <w:rPr>
           <w:lang w:val="id_ID" w:bidi="id_ID"/>
         </w:rPr>
         <w:t xml:space="preserve">Di sini, </w:t>
@@ -6421,6 +7651,21 @@
       </w:r>
       <w:r>
         <w:rPr>
+          <w:b/>
+          <w:lang w:val="id_ID" w:bidi="id_ID"/>
+        </w:rPr>
+        <w:t>ἵνα μὴ ὁ λόγος τοῦ Θεοῦ βλασφημῆται</w:t>
+      </w:r>
+    </w:p>
+    <w:p>
+      <w:pPr/>
+      <w:r>
+        <w:rPr>
+          <w:lang w:val="id_ID" w:bidi="id_ID"/>
+        </w:rPr>
+      </w:r>
+      <w:r>
+        <w:rPr>
           <w:lang w:val="id_ID" w:bidi="id_ID"/>
         </w:rPr>
         <w:t>Jika bahasa Anda tidak menggunakan bentuk pasif ini, Anda dapat menyatakannya dalam bentuk aktif. Terjemahan alternatif: “supaya tidak ada orang yang menghina firman Allah” atau “supaya tidak ada orang yang menghina Allah dengan mengatakan hal-hal yang buruk tentang pesannya”</w:t>
@@ -6489,6 +7734,21 @@
       </w:r>
       <w:r>
         <w:rPr>
+          <w:b/>
+          <w:lang w:val="id_ID" w:bidi="id_ID"/>
+        </w:rPr>
+        <w:t>ὁ λόγος τοῦ Θεοῦ</w:t>
+      </w:r>
+    </w:p>
+    <w:p>
+      <w:pPr/>
+      <w:r>
+        <w:rPr>
+          <w:lang w:val="id_ID" w:bidi="id_ID"/>
+        </w:rPr>
+      </w:r>
+      <w:r>
+        <w:rPr>
           <w:lang w:val="id_ID" w:bidi="id_ID"/>
         </w:rPr>
         <w:t xml:space="preserve">Di sini, </w:t>
@@ -6570,6 +7830,21 @@
       </w:r>
       <w:r>
         <w:rPr>
+          <w:b/>
+          <w:lang w:val="id_ID" w:bidi="id_ID"/>
+        </w:rPr>
+        <w:t>ὡσαύτως</w:t>
+      </w:r>
+    </w:p>
+    <w:p>
+      <w:pPr/>
+      <w:r>
+        <w:rPr>
+          <w:lang w:val="id_ID" w:bidi="id_ID"/>
+        </w:rPr>
+      </w:r>
+      <w:r>
+        <w:rPr>
           <w:lang w:val="id_ID" w:bidi="id_ID"/>
         </w:rPr>
         <w:t>Instruksi Paulus kepada kelompok-kelompok orang percaya yang berbeda adalah serupa. Lihatlah bagaimana Anda menerjemahkan frasa ini dalam ayat 3.</w:t>
@@ -6618,6 +7893,21 @@
       </w:r>
       <w:r>
         <w:rPr>
+          <w:b/>
+          <w:lang w:val="id_ID" w:bidi="id_ID"/>
+        </w:rPr>
+        <w:t>περὶ πάντα</w:t>
+      </w:r>
+    </w:p>
+    <w:p>
+      <w:pPr/>
+      <w:r>
+        <w:rPr>
+          <w:lang w:val="id_ID" w:bidi="id_ID"/>
+        </w:rPr>
+      </w:r>
+      <w:r>
+        <w:rPr>
           <w:lang w:val="id_ID" w:bidi="id_ID"/>
         </w:rPr>
         <w:t>Ada kemungkinan frasa ini adalah bagian dari kalimat sebelumnya, bukan kalimat ini. Jika Alkitab yang digunakan di daerah Anda menggunakan frasa ini untuk mengakhiri kalimat sebelumnya, Anda dapat memilih untuk melakukan hal yang sama.</w:t>
@@ -6666,6 +7956,21 @@
       </w:r>
       <w:r>
         <w:rPr>
+          <w:b/>
+          <w:lang w:val="id_ID" w:bidi="id_ID"/>
+        </w:rPr>
+        <w:t>σεαυτὸν παρεχόμενος</w:t>
+      </w:r>
+    </w:p>
+    <w:p>
+      <w:pPr/>
+      <w:r>
+        <w:rPr>
+          <w:lang w:val="id_ID" w:bidi="id_ID"/>
+        </w:rPr>
+      </w:r>
+      <w:r>
+        <w:rPr>
           <w:lang w:val="id_ID" w:bidi="id_ID"/>
         </w:rPr>
         <w:t>Terjemahan alternatif: “tunjukkan diri Anda sebagai” atau “Anda sendiri harus berfungsi sebagai”</w:t>
@@ -6714,6 +8019,21 @@
       </w:r>
       <w:r>
         <w:rPr>
+          <w:b/>
+          <w:lang w:val="id_ID" w:bidi="id_ID"/>
+        </w:rPr>
+        <w:t>τύπον καλῶν ἔργων</w:t>
+      </w:r>
+    </w:p>
+    <w:p>
+      <w:pPr/>
+      <w:r>
+        <w:rPr>
+          <w:lang w:val="id_ID" w:bidi="id_ID"/>
+        </w:rPr>
+      </w:r>
+      <w:r>
+        <w:rPr>
           <w:lang w:val="id_ID" w:bidi="id_ID"/>
         </w:rPr>
         <w:t>Terjemahan alternatif: “sebagai teladan bagi orang yang melakukan hal-hal yang benar dan baik”</w:t>
@@ -6762,6 +8082,21 @@
       </w:r>
       <w:r>
         <w:rPr>
+          <w:b/>
+          <w:lang w:val="id_ID" w:bidi="id_ID"/>
+        </w:rPr>
+        <w:t>ἐν τῇ διδασκαλίᾳ ἀφθορίαν, σεμνότητα</w:t>
+      </w:r>
+    </w:p>
+    <w:p>
+      <w:pPr/>
+      <w:r>
+        <w:rPr>
+          <w:lang w:val="id_ID" w:bidi="id_ID"/>
+        </w:rPr>
+      </w:r>
+      <w:r>
+        <w:rPr>
           <w:lang w:val="id_ID" w:bidi="id_ID"/>
         </w:rPr>
         <w:t>Paulus menghilangkan beberapa kata yang dalam banyak bahasa diperlukan untuk melengkapi kalimat. Anda dapat menyediakan kata-kata ini dari awal kalimat jika akan lebih jelas dalam bahasa Anda. Terjemahan alternatif: “Dalam mengajar, tunjukkanlah dirimu dengan tidak bercela dan bermartabat”</w:t>
@@ -6830,6 +8165,21 @@
       </w:r>
       <w:r>
         <w:rPr>
+          <w:b/>
+          <w:lang w:val="id_ID" w:bidi="id_ID"/>
+        </w:rPr>
+        <w:t>ἐν τῇ διδασκαλίᾳ ἀφθορίαν, σεμνότητα</w:t>
+      </w:r>
+    </w:p>
+    <w:p>
+      <w:pPr/>
+      <w:r>
+        <w:rPr>
+          <w:lang w:val="id_ID" w:bidi="id_ID"/>
+        </w:rPr>
+      </w:r>
+      <w:r>
+        <w:rPr>
           <w:lang w:val="id_ID" w:bidi="id_ID"/>
         </w:rPr>
         <w:t xml:space="preserve">Jika bahasa Anda tidak menggunakan kata benda abstrak untuk gagasan </w:t>
@@ -6924,6 +8274,21 @@
       </w:r>
       <w:r>
         <w:rPr>
+          <w:b/>
+          <w:lang w:val="id_ID" w:bidi="id_ID"/>
+        </w:rPr>
+        <w:t>ἀφθορίαν</w:t>
+      </w:r>
+    </w:p>
+    <w:p>
+      <w:pPr/>
+      <w:r>
+        <w:rPr>
+          <w:lang w:val="id_ID" w:bidi="id_ID"/>
+        </w:rPr>
+      </w:r>
+      <w:r>
+        <w:rPr>
           <w:lang w:val="id_ID" w:bidi="id_ID"/>
         </w:rPr>
         <w:t xml:space="preserve">Jika ingin lebih jelas dalam bahasa Anda, Anda dapat menggunakan ekspresi positif untuk menerjemahkan kata negatif ganda yang terdiri dari awalan negatif </w:t>
@@ -7007,6 +8372,21 @@
         <w:rPr>
           <w:lang w:val="id_ID" w:bidi="id_ID"/>
         </w:rPr>
+      </w:r>
+    </w:p>
+    <w:p>
+      <w:pPr/>
+      <w:r>
+        <w:rPr>
+          <w:lang w:val="id_ID" w:bidi="id_ID"/>
+        </w:rPr>
+      </w:r>
+      <w:r>
+        <w:rPr>
+          <w:b/>
+          <w:lang w:val="id_ID" w:bidi="id_ID"/>
+        </w:rPr>
+        <w:t>ὑγιῆ</w:t>
       </w:r>
     </w:p>
     <w:p>
@@ -7148,6 +8528,21 @@
       </w:r>
       <w:r>
         <w:rPr>
+          <w:b/>
+          <w:lang w:val="id_ID" w:bidi="id_ID"/>
+        </w:rPr>
+        <w:t>ἵνα</w:t>
+      </w:r>
+    </w:p>
+    <w:p>
+      <w:pPr/>
+      <w:r>
+        <w:rPr>
+          <w:lang w:val="id_ID" w:bidi="id_ID"/>
+        </w:rPr>
+      </w:r>
+      <w:r>
+        <w:rPr>
           <w:lang w:val="id_ID" w:bidi="id_ID"/>
         </w:rPr>
         <w:t xml:space="preserve">Di sini, </w:t>
@@ -7229,6 +8624,21 @@
       </w:r>
       <w:r>
         <w:rPr>
+          <w:b/>
+          <w:lang w:val="id_ID" w:bidi="id_ID"/>
+        </w:rPr>
+        <w:t>ἵνα ὁ ἐξ ἐναντίας ἐντραπῇ</w:t>
+      </w:r>
+    </w:p>
+    <w:p>
+      <w:pPr/>
+      <w:r>
+        <w:rPr>
+          <w:lang w:val="id_ID" w:bidi="id_ID"/>
+        </w:rPr>
+      </w:r>
+      <w:r>
+        <w:rPr>
           <w:lang w:val="id_ID" w:bidi="id_ID"/>
         </w:rPr>
         <w:t>Ini merupakan situasi hipotetis di mana seseorang menentang Titus dan kemudian menjadi malu karena melakukannya. Terjemahan alternatif: “supaya jika ada orang yang menentang engkau, ia menjadi malu” atau “supaya ketika ada orang yang menentang engkau, ia menjadi malu”</w:t>
@@ -7297,6 +8707,21 @@
       </w:r>
       <w:r>
         <w:rPr>
+          <w:b/>
+          <w:lang w:val="id_ID" w:bidi="id_ID"/>
+        </w:rPr>
+        <w:t>ἡμῶν</w:t>
+      </w:r>
+    </w:p>
+    <w:p>
+      <w:pPr/>
+      <w:r>
+        <w:rPr>
+          <w:lang w:val="id_ID" w:bidi="id_ID"/>
+        </w:rPr>
+      </w:r>
+      <w:r>
+        <w:rPr>
           <w:lang w:val="id_ID" w:bidi="id_ID"/>
         </w:rPr>
         <w:t xml:space="preserve">Di sini kata ganti </w:t>
@@ -7378,6 +8803,21 @@
       </w:r>
       <w:r>
         <w:rPr>
+          <w:b/>
+          <w:lang w:val="id_ID" w:bidi="id_ID"/>
+        </w:rPr>
+        <w:t>δούλους ἰδίοις δεσπόταις ὑποτάσσεσθαι</w:t>
+      </w:r>
+    </w:p>
+    <w:p>
+      <w:pPr/>
+      <w:r>
+        <w:rPr>
+          <w:lang w:val="id_ID" w:bidi="id_ID"/>
+        </w:rPr>
+      </w:r>
+      <w:r>
+        <w:rPr>
           <w:lang w:val="id_ID" w:bidi="id_ID"/>
         </w:rPr>
         <w:t>Seperti dalam 2:2 dan 2:3, Paulus menghilangkan sebuah kata yang dalam banyak bahasa dibutuhkan untuk melengkapi sebuah kalimat. Jika ingin lebih jelas dalam bahasa Anda, Anda dapat menerapkan ide verbal dari ayat 6 di sini, yaitu "mendorong" atau "menasihati." Terjemahan alternatif: "Nasihatilah para budak untuk tunduk kepada tuannya" atau "Nasihatilah para budak untuk taat kepada tuannya"</w:t>
@@ -7446,6 +8886,21 @@
       </w:r>
       <w:r>
         <w:rPr>
+          <w:b/>
+          <w:lang w:val="id_ID" w:bidi="id_ID"/>
+        </w:rPr>
+        <w:t>ἐν πᾶσιν</w:t>
+      </w:r>
+    </w:p>
+    <w:p>
+      <w:pPr/>
+      <w:r>
+        <w:rPr>
+          <w:lang w:val="id_ID" w:bidi="id_ID"/>
+        </w:rPr>
+      </w:r>
+      <w:r>
+        <w:rPr>
           <w:lang w:val="id_ID" w:bidi="id_ID"/>
         </w:rPr>
         <w:t>Terjemahan alternatif: “dalam setiap situasi” atau “selalu”</w:t>
@@ -7494,6 +8949,21 @@
       </w:r>
       <w:r>
         <w:rPr>
+          <w:b/>
+          <w:lang w:val="id_ID" w:bidi="id_ID"/>
+        </w:rPr>
+        <w:t>εὐαρέστους εἶναι</w:t>
+      </w:r>
+    </w:p>
+    <w:p>
+      <w:pPr/>
+      <w:r>
+        <w:rPr>
+          <w:lang w:val="id_ID" w:bidi="id_ID"/>
+        </w:rPr>
+      </w:r>
+      <w:r>
+        <w:rPr>
           <w:lang w:val="id_ID" w:bidi="id_ID"/>
         </w:rPr>
         <w:t>Implikasinya adalah bahwa para budak harus menyenangkan tuan-tuan mereka. Anda dapat memasukkan informasi ini jika itu berguna bagi pembaca Anda. Terjemahan alternatif: “untuk menyenangkan tuan-tuan mereka” atau “untuk memuaskan tuan-tuan mereka”</w:t>
@@ -7562,6 +9032,21 @@
       </w:r>
       <w:r>
         <w:rPr>
+          <w:b/>
+          <w:lang w:val="id_ID" w:bidi="id_ID"/>
+        </w:rPr>
+        <w:t>μὴ νοσφιζομένους</w:t>
+      </w:r>
+    </w:p>
+    <w:p>
+      <w:pPr/>
+      <w:r>
+        <w:rPr>
+          <w:lang w:val="id_ID" w:bidi="id_ID"/>
+        </w:rPr>
+      </w:r>
+      <w:r>
+        <w:rPr>
           <w:lang w:val="id_ID" w:bidi="id_ID"/>
         </w:rPr>
         <w:t>Implikasinya ialah bahwa mereka akan tergoda untuk mencuri dari tuan-tuan mereka. Anda dapat memasukkan informasi ini jika itu berguna bagi pembaca Anda. Terjemahan alternatif: “tidak mencuri dari tuan-tuan mereka”</w:t>
@@ -7630,6 +9115,21 @@
       </w:r>
       <w:r>
         <w:rPr>
+          <w:b/>
+          <w:lang w:val="id_ID" w:bidi="id_ID"/>
+        </w:rPr>
+        <w:t>ἀλλὰ</w:t>
+      </w:r>
+    </w:p>
+    <w:p>
+      <w:pPr/>
+      <w:r>
+        <w:rPr>
+          <w:lang w:val="id_ID" w:bidi="id_ID"/>
+        </w:rPr>
+      </w:r>
+      <w:r>
+        <w:rPr>
           <w:lang w:val="id_ID" w:bidi="id_ID"/>
         </w:rPr>
         <w:t xml:space="preserve">Di sini kata </w:t>
@@ -7711,6 +9211,21 @@
       </w:r>
       <w:r>
         <w:rPr>
+          <w:b/>
+          <w:lang w:val="id_ID" w:bidi="id_ID"/>
+        </w:rPr>
+        <w:t>πᾶσαν πίστιν ἐνδεικνυμένους ἀγαθήν</w:t>
+      </w:r>
+    </w:p>
+    <w:p>
+      <w:pPr/>
+      <w:r>
+        <w:rPr>
+          <w:lang w:val="id_ID" w:bidi="id_ID"/>
+        </w:rPr>
+      </w:r>
+      <w:r>
+        <w:rPr>
           <w:lang w:val="id_ID" w:bidi="id_ID"/>
         </w:rPr>
         <w:t>Terjemahan alternatif: “untuk menunjukkan bahwa mereka layak mendapatkan kepercayaan tuan-tuan mereka”</w:t>
@@ -7759,6 +9274,21 @@
       </w:r>
       <w:r>
         <w:rPr>
+          <w:b/>
+          <w:lang w:val="id_ID" w:bidi="id_ID"/>
+        </w:rPr>
+        <w:t>ἵνα</w:t>
+      </w:r>
+    </w:p>
+    <w:p>
+      <w:pPr/>
+      <w:r>
+        <w:rPr>
+          <w:lang w:val="id_ID" w:bidi="id_ID"/>
+        </w:rPr>
+      </w:r>
+      <w:r>
+        <w:rPr>
           <w:lang w:val="id_ID" w:bidi="id_ID"/>
         </w:rPr>
         <w:t xml:space="preserve">Di sini, </w:t>
@@ -7866,6 +9396,21 @@
       </w:r>
       <w:r>
         <w:rPr>
+          <w:b/>
+          <w:lang w:val="id_ID" w:bidi="id_ID"/>
+        </w:rPr>
+        <w:t>ἐν πᾶσιν</w:t>
+      </w:r>
+    </w:p>
+    <w:p>
+      <w:pPr/>
+      <w:r>
+        <w:rPr>
+          <w:lang w:val="id_ID" w:bidi="id_ID"/>
+        </w:rPr>
+      </w:r>
+      <w:r>
+        <w:rPr>
           <w:lang w:val="id_ID" w:bidi="id_ID"/>
         </w:rPr>
         <w:t>Terjemahan alternatif: “dalam segala hal yang mereka lakukan”</w:t>
@@ -7914,6 +9459,21 @@
       </w:r>
       <w:r>
         <w:rPr>
+          <w:b/>
+          <w:lang w:val="id_ID" w:bidi="id_ID"/>
+        </w:rPr>
+        <w:t>τὴν διδασκαλίαν τὴν τοῦ Σωτῆρος ἡμῶν, Θεοῦ, κοσμῶσιν</w:t>
+      </w:r>
+    </w:p>
+    <w:p>
+      <w:pPr/>
+      <w:r>
+        <w:rPr>
+          <w:lang w:val="id_ID" w:bidi="id_ID"/>
+        </w:rPr>
+      </w:r>
+      <w:r>
+        <w:rPr>
           <w:lang w:val="id_ID" w:bidi="id_ID"/>
         </w:rPr>
         <w:t>Terjemahan alternatif: “mereka dapat menjadikan pengajaran tentang Allah Juruselamat kita menarik” atau “mereka dapat membuat orang mengerti bahwa pengajaran tentang Allah Juruselamat kita itu baik”</w:t>
@@ -7962,6 +9522,21 @@
       </w:r>
       <w:r>
         <w:rPr>
+          <w:b/>
+          <w:lang w:val="id_ID" w:bidi="id_ID"/>
+        </w:rPr>
+        <w:t>ἡμῶν</w:t>
+      </w:r>
+    </w:p>
+    <w:p>
+      <w:pPr/>
+      <w:r>
+        <w:rPr>
+          <w:lang w:val="id_ID" w:bidi="id_ID"/>
+        </w:rPr>
+      </w:r>
+      <w:r>
+        <w:rPr>
           <w:lang w:val="id_ID" w:bidi="id_ID"/>
         </w:rPr>
         <w:t xml:space="preserve">Di sini kata ganti </w:t>
@@ -8043,6 +9618,21 @@
       </w:r>
       <w:r>
         <w:rPr>
+          <w:b/>
+          <w:lang w:val="id_ID" w:bidi="id_ID"/>
+        </w:rPr>
+        <w:t>γὰρ</w:t>
+      </w:r>
+    </w:p>
+    <w:p>
+      <w:pPr/>
+      <w:r>
+        <w:rPr>
+          <w:lang w:val="id_ID" w:bidi="id_ID"/>
+        </w:rPr>
+      </w:r>
+      <w:r>
+        <w:rPr>
           <w:lang w:val="id_ID" w:bidi="id_ID"/>
         </w:rPr>
         <w:t xml:space="preserve">Kata yang diterjemahkan dengan </w:t>
@@ -8124,6 +9714,21 @@
       </w:r>
       <w:r>
         <w:rPr>
+          <w:b/>
+          <w:lang w:val="id_ID" w:bidi="id_ID"/>
+        </w:rPr>
+        <w:t>ἐπεφάνη &amp; ἡ χάρις τοῦ Θεοῦ</w:t>
+      </w:r>
+    </w:p>
+    <w:p>
+      <w:pPr/>
+      <w:r>
+        <w:rPr>
+          <w:lang w:val="id_ID" w:bidi="id_ID"/>
+        </w:rPr>
+      </w:r>
+      <w:r>
+        <w:rPr>
           <w:lang w:val="id_ID" w:bidi="id_ID"/>
         </w:rPr>
         <w:t xml:space="preserve">Paulus berbicara tentang </w:t>
@@ -8205,6 +9810,21 @@
       </w:r>
       <w:r>
         <w:rPr>
+          <w:b/>
+          <w:lang w:val="id_ID" w:bidi="id_ID"/>
+        </w:rPr>
+        <w:t>ἐπεφάνη γὰρ ἡ χάρις τοῦ Θεοῦ σωτήριος πᾶσιν ἀνθρώποις</w:t>
+      </w:r>
+    </w:p>
+    <w:p>
+      <w:pPr/>
+      <w:r>
+        <w:rPr>
+          <w:lang w:val="id_ID" w:bidi="id_ID"/>
+        </w:rPr>
+      </w:r>
+      <w:r>
+        <w:rPr>
           <w:lang w:val="id_ID" w:bidi="id_ID"/>
         </w:rPr>
         <w:t xml:space="preserve">Jika bahasa Anda tidak menggunakan kata benda abstrak untuk gagasan </w:t>
@@ -8286,6 +9906,21 @@
       </w:r>
       <w:r>
         <w:rPr>
+          <w:b/>
+          <w:lang w:val="id_ID" w:bidi="id_ID"/>
+        </w:rPr>
+        <w:t>σωτήριος πᾶσιν ἀνθρώποις</w:t>
+      </w:r>
+    </w:p>
+    <w:p>
+      <w:pPr/>
+      <w:r>
+        <w:rPr>
+          <w:lang w:val="id_ID" w:bidi="id_ID"/>
+        </w:rPr>
+      </w:r>
+      <w:r>
+        <w:rPr>
           <w:lang w:val="id_ID" w:bidi="id_ID"/>
         </w:rPr>
         <w:t xml:space="preserve">Di sini kata-kata </w:t>
@@ -8380,6 +10015,21 @@
       </w:r>
       <w:r>
         <w:rPr>
+          <w:b/>
+          <w:lang w:val="id_ID" w:bidi="id_ID"/>
+        </w:rPr>
+        <w:t>πᾶσιν ἀνθρώποις</w:t>
+      </w:r>
+    </w:p>
+    <w:p>
+      <w:pPr/>
+      <w:r>
+        <w:rPr>
+          <w:lang w:val="id_ID" w:bidi="id_ID"/>
+        </w:rPr>
+      </w:r>
+      <w:r>
+        <w:rPr>
           <w:lang w:val="id_ID" w:bidi="id_ID"/>
         </w:rPr>
         <w:t xml:space="preserve">Meskipun istilah </w:t>
@@ -8461,6 +10111,21 @@
       </w:r>
       <w:r>
         <w:rPr>
+          <w:b/>
+          <w:lang w:val="id_ID" w:bidi="id_ID"/>
+        </w:rPr>
+        <w:t>παιδεύουσα ἡμᾶς</w:t>
+      </w:r>
+    </w:p>
+    <w:p>
+      <w:pPr/>
+      <w:r>
+        <w:rPr>
+          <w:lang w:val="id_ID" w:bidi="id_ID"/>
+        </w:rPr>
+      </w:r>
+      <w:r>
+        <w:rPr>
           <w:lang w:val="id_ID" w:bidi="id_ID"/>
         </w:rPr>
         <w:t>Paulus berbicara tentang anugerah Allah (2:11) seolah-olah anugerah itu adalah seseorang yang melatih orang lain tentang bagaimana menjalani kehidupan yang kudus. Terjemahan alternatif: “yang dengannya Allah melatih kita”</w:t>
@@ -8529,6 +10194,21 @@
       </w:r>
       <w:r>
         <w:rPr>
+          <w:b/>
+          <w:lang w:val="id_ID" w:bidi="id_ID"/>
+        </w:rPr>
+        <w:t>ἡμᾶς</w:t>
+      </w:r>
+    </w:p>
+    <w:p>
+      <w:pPr/>
+      <w:r>
+        <w:rPr>
+          <w:lang w:val="id_ID" w:bidi="id_ID"/>
+        </w:rPr>
+      </w:r>
+      <w:r>
+        <w:rPr>
           <w:lang w:val="id_ID" w:bidi="id_ID"/>
         </w:rPr>
         <w:t xml:space="preserve">Di sini kata ganti </w:t>
@@ -8610,6 +10290,21 @@
       </w:r>
       <w:r>
         <w:rPr>
+          <w:b/>
+          <w:lang w:val="id_ID" w:bidi="id_ID"/>
+        </w:rPr>
+        <w:t>τὴν ἀσέβειαν</w:t>
+      </w:r>
+    </w:p>
+    <w:p>
+      <w:pPr/>
+      <w:r>
+        <w:rPr>
+          <w:lang w:val="id_ID" w:bidi="id_ID"/>
+        </w:rPr>
+      </w:r>
+      <w:r>
+        <w:rPr>
           <w:lang w:val="id_ID" w:bidi="id_ID"/>
         </w:rPr>
         <w:t xml:space="preserve">Jika bahasa Anda tidak menggunakan kata benda abstrak untuk gagasan </w:t>
@@ -8691,6 +10386,21 @@
       </w:r>
       <w:r>
         <w:rPr>
+          <w:b/>
+          <w:lang w:val="id_ID" w:bidi="id_ID"/>
+        </w:rPr>
+        <w:t>τὰς κοσμικὰς ἐπιθυμίας</w:t>
+      </w:r>
+    </w:p>
+    <w:p>
+      <w:pPr/>
+      <w:r>
+        <w:rPr>
+          <w:lang w:val="id_ID" w:bidi="id_ID"/>
+        </w:rPr>
+      </w:r>
+      <w:r>
+        <w:rPr>
           <w:lang w:val="id_ID" w:bidi="id_ID"/>
         </w:rPr>
         <w:t xml:space="preserve">Jika bahasa Anda tidak menggunakan kata benda abstrak untuk gagasan </w:t>
@@ -8772,6 +10482,21 @@
       </w:r>
       <w:r>
         <w:rPr>
+          <w:b/>
+          <w:lang w:val="id_ID" w:bidi="id_ID"/>
+        </w:rPr>
+        <w:t>ἀσέβειαν &amp; εὐσεβῶς</w:t>
+      </w:r>
+    </w:p>
+    <w:p>
+      <w:pPr/>
+      <w:r>
+        <w:rPr>
+          <w:lang w:val="id_ID" w:bidi="id_ID"/>
+        </w:rPr>
+      </w:r>
+      <w:r>
+        <w:rPr>
           <w:lang w:val="id_ID" w:bidi="id_ID"/>
         </w:rPr>
         <w:t>Terjemahan alternatif: “Perilaku yang tidak menghormati Allah … cara yang memuliakan Allah”</w:t>
@@ -8820,6 +10545,21 @@
       </w:r>
       <w:r>
         <w:rPr>
+          <w:b/>
+          <w:lang w:val="id_ID" w:bidi="id_ID"/>
+        </w:rPr>
+        <w:t>ἐν τῷ νῦν αἰῶνι</w:t>
+      </w:r>
+    </w:p>
+    <w:p>
+      <w:pPr/>
+      <w:r>
+        <w:rPr>
+          <w:lang w:val="id_ID" w:bidi="id_ID"/>
+        </w:rPr>
+      </w:r>
+      <w:r>
+        <w:rPr>
           <w:lang w:val="id_ID" w:bidi="id_ID"/>
         </w:rPr>
         <w:t>Terjemahan alternatif: “selama kita hidup di dunia ini” atau “selama masa ini”</w:t>
@@ -8868,6 +10608,21 @@
       </w:r>
       <w:r>
         <w:rPr>
+          <w:b/>
+          <w:lang w:val="id_ID" w:bidi="id_ID"/>
+        </w:rPr>
+        <w:t>προσδεχόμενοι</w:t>
+      </w:r>
+    </w:p>
+    <w:p>
+      <w:pPr/>
+      <w:r>
+        <w:rPr>
+          <w:lang w:val="id_ID" w:bidi="id_ID"/>
+        </w:rPr>
+      </w:r>
+      <w:r>
+        <w:rPr>
           <w:lang w:val="id_ID" w:bidi="id_ID"/>
         </w:rPr>
         <w:t>Terjemahan lain: “sementara kita menunggu untuk menyambut”</w:t>
@@ -8916,6 +10671,21 @@
       </w:r>
       <w:r>
         <w:rPr>
+          <w:b/>
+          <w:lang w:val="id_ID" w:bidi="id_ID"/>
+        </w:rPr>
+        <w:t>τὴν μακαρίαν ἐλπίδα, καὶ ἐπιφάνειαν τῆς δόξης</w:t>
+      </w:r>
+    </w:p>
+    <w:p>
+      <w:pPr/>
+      <w:r>
+        <w:rPr>
+          <w:lang w:val="id_ID" w:bidi="id_ID"/>
+        </w:rPr>
+      </w:r>
+      <w:r>
+        <w:rPr>
           <w:lang w:val="id_ID" w:bidi="id_ID"/>
         </w:rPr>
         <w:t xml:space="preserve">Kedua frasa yang dihubungkan dengan </w:t>
@@ -9036,6 +10806,21 @@
       </w:r>
       <w:r>
         <w:rPr>
+          <w:b/>
+          <w:lang w:val="id_ID" w:bidi="id_ID"/>
+        </w:rPr>
+        <w:t>τὴν μακαρίαν ἐλπίδα, καὶ ἐπιφάνειαν τῆς δόξης</w:t>
+      </w:r>
+    </w:p>
+    <w:p>
+      <w:pPr/>
+      <w:r>
+        <w:rPr>
+          <w:lang w:val="id_ID" w:bidi="id_ID"/>
+        </w:rPr>
+      </w:r>
+      <w:r>
+        <w:rPr>
           <w:lang w:val="id_ID" w:bidi="id_ID"/>
         </w:rPr>
         <w:t xml:space="preserve">Jika bahasa Anda tidak menggunakan kata benda abstrak untuk gagasan </w:t>
@@ -9130,6 +10915,21 @@
       </w:r>
       <w:r>
         <w:rPr>
+          <w:b/>
+          <w:lang w:val="id_ID" w:bidi="id_ID"/>
+        </w:rPr>
+        <w:t>τὴν μακαρίαν ἐλπίδα, καὶ ἐπιφάνειαν τῆς δόξης τοῦ μεγάλου Θεοῦ καὶ Σωτῆρος ἡμῶν, Ἰησοῦ Χριστοῦ</w:t>
+      </w:r>
+    </w:p>
+    <w:p>
+      <w:pPr/>
+      <w:r>
+        <w:rPr>
+          <w:lang w:val="id_ID" w:bidi="id_ID"/>
+        </w:rPr>
+      </w:r>
+      <w:r>
+        <w:rPr>
           <w:lang w:val="id_ID" w:bidi="id_ID"/>
         </w:rPr>
         <w:t xml:space="preserve">Di sini, Paulus menggunakan bentuk kepemilikan untuk menggambarkan suatu peristiwa yang ditandai dengan </w:t>
@@ -9237,6 +11037,21 @@
       </w:r>
       <w:r>
         <w:rPr>
+          <w:b/>
+          <w:lang w:val="id_ID" w:bidi="id_ID"/>
+        </w:rPr>
+        <w:t>τοῦ μεγάλου Θεοῦ καὶ Σωτῆρος ἡμῶν, Ἰησοῦ Χριστοῦ</w:t>
+      </w:r>
+    </w:p>
+    <w:p>
+      <w:pPr/>
+      <w:r>
+        <w:rPr>
+          <w:lang w:val="id_ID" w:bidi="id_ID"/>
+        </w:rPr>
+      </w:r>
+      <w:r>
+        <w:rPr>
           <w:lang w:val="id_ID" w:bidi="id_ID"/>
         </w:rPr>
         <w:t xml:space="preserve">Baik </w:t>
@@ -9344,6 +11159,21 @@
       </w:r>
       <w:r>
         <w:rPr>
+          <w:b/>
+          <w:lang w:val="id_ID" w:bidi="id_ID"/>
+        </w:rPr>
+        <w:t>ὃς ἔδωκεν ἑαυτὸν ὑπὲρ ἡμῶν</w:t>
+      </w:r>
+    </w:p>
+    <w:p>
+      <w:pPr/>
+      <w:r>
+        <w:rPr>
+          <w:lang w:val="id_ID" w:bidi="id_ID"/>
+        </w:rPr>
+      </w:r>
+      <w:r>
+        <w:rPr>
           <w:lang w:val="id_ID" w:bidi="id_ID"/>
         </w:rPr>
         <w:t>Ini mengacu pada kematian Yesus dengan rela. Anda dapat memasukkan informasi ini jika itu berguna bagi pembaca Anda. Terjemahan lain: “Dia menyerahkan diri-Nya untuk mati bagi kita”</w:t>
@@ -9412,6 +11242,21 @@
       </w:r>
       <w:r>
         <w:rPr>
+          <w:b/>
+          <w:lang w:val="id_ID" w:bidi="id_ID"/>
+        </w:rPr>
+        <w:t>ἡμῶν</w:t>
+      </w:r>
+    </w:p>
+    <w:p>
+      <w:pPr/>
+      <w:r>
+        <w:rPr>
+          <w:lang w:val="id_ID" w:bidi="id_ID"/>
+        </w:rPr>
+      </w:r>
+      <w:r>
+        <w:rPr>
           <w:lang w:val="id_ID" w:bidi="id_ID"/>
         </w:rPr>
         <w:t xml:space="preserve">Di sini kata ganti </w:t>
@@ -9493,6 +11338,21 @@
       </w:r>
       <w:r>
         <w:rPr>
+          <w:b/>
+          <w:lang w:val="id_ID" w:bidi="id_ID"/>
+        </w:rPr>
+        <w:t>λυτρώσηται ἡμᾶς ἀπὸ πάσης ἀνομίας</w:t>
+      </w:r>
+    </w:p>
+    <w:p>
+      <w:pPr/>
+      <w:r>
+        <w:rPr>
+          <w:lang w:val="id_ID" w:bidi="id_ID"/>
+        </w:rPr>
+      </w:r>
+      <w:r>
+        <w:rPr>
           <w:lang w:val="id_ID" w:bidi="id_ID"/>
         </w:rPr>
         <w:t xml:space="preserve">Di sini, Paulus berbicara tentang </w:t>
@@ -9574,6 +11434,21 @@
       </w:r>
       <w:r>
         <w:rPr>
+          <w:b/>
+          <w:lang w:val="id_ID" w:bidi="id_ID"/>
+        </w:rPr>
+        <w:t>ἡμᾶς</w:t>
+      </w:r>
+    </w:p>
+    <w:p>
+      <w:pPr/>
+      <w:r>
+        <w:rPr>
+          <w:lang w:val="id_ID" w:bidi="id_ID"/>
+        </w:rPr>
+      </w:r>
+      <w:r>
+        <w:rPr>
           <w:lang w:val="id_ID" w:bidi="id_ID"/>
         </w:rPr>
         <w:t xml:space="preserve">Di sini kata ganti </w:t>
@@ -9655,6 +11530,21 @@
       </w:r>
       <w:r>
         <w:rPr>
+          <w:b/>
+          <w:lang w:val="id_ID" w:bidi="id_ID"/>
+        </w:rPr>
+        <w:t>λαὸν περιούσιον</w:t>
+      </w:r>
+    </w:p>
+    <w:p>
+      <w:pPr/>
+      <w:r>
+        <w:rPr>
+          <w:lang w:val="id_ID" w:bidi="id_ID"/>
+        </w:rPr>
+      </w:r>
+      <w:r>
+        <w:rPr>
           <w:lang w:val="id_ID" w:bidi="id_ID"/>
         </w:rPr>
         <w:t>Jika bahasa Anda tidak menggunakan bentuk pasif ini, Anda dapat mengungkapkan gagasan tersebut dalam bentuk aktif atau dengan cara lain yang wajar dalam bahasa Anda. Terjemahan lain: “sekelompok orang yang Dia pilih” atau “sekelompok orang yang Dia hargai”</w:t>
@@ -9723,6 +11613,21 @@
       </w:r>
       <w:r>
         <w:rPr>
+          <w:b/>
+          <w:lang w:val="id_ID" w:bidi="id_ID"/>
+        </w:rPr>
+        <w:t>ζηλωτὴν καλῶν ἔργων</w:t>
+      </w:r>
+    </w:p>
+    <w:p>
+      <w:pPr/>
+      <w:r>
+        <w:rPr>
+          <w:lang w:val="id_ID" w:bidi="id_ID"/>
+        </w:rPr>
+      </w:r>
+      <w:r>
+        <w:rPr>
           <w:lang w:val="id_ID" w:bidi="id_ID"/>
         </w:rPr>
         <w:t>Terjemahan lain: “yang berkeinginan untuk beramal shaleh”</w:t>
@@ -9771,6 +11676,21 @@
       </w:r>
       <w:r>
         <w:rPr>
+          <w:b/>
+          <w:lang w:val="id_ID" w:bidi="id_ID"/>
+        </w:rPr>
+        <w:t>ταῦτα</w:t>
+      </w:r>
+    </w:p>
+    <w:p>
+      <w:pPr/>
+      <w:r>
+        <w:rPr>
+          <w:lang w:val="id_ID" w:bidi="id_ID"/>
+        </w:rPr>
+      </w:r>
+      <w:r>
+        <w:rPr>
           <w:lang w:val="id_ID" w:bidi="id_ID"/>
         </w:rPr>
         <w:t xml:space="preserve">Di sini, </w:t>
@@ -9852,6 +11772,21 @@
       </w:r>
       <w:r>
         <w:rPr>
+          <w:b/>
+          <w:lang w:val="id_ID" w:bidi="id_ID"/>
+        </w:rPr>
+        <w:t>παρακάλει</w:t>
+      </w:r>
+    </w:p>
+    <w:p>
+      <w:pPr/>
+      <w:r>
+        <w:rPr>
+          <w:lang w:val="id_ID" w:bidi="id_ID"/>
+        </w:rPr>
+      </w:r>
+      <w:r>
+        <w:rPr>
           <w:lang w:val="id_ID" w:bidi="id_ID"/>
         </w:rPr>
         <w:t xml:space="preserve">Paulus berasumsi bahwa Titus memahami bahwa ia harus menasihati umat beriman untuk menaati </w:t>
@@ -9933,6 +11868,21 @@
       </w:r>
       <w:r>
         <w:rPr>
+          <w:b/>
+          <w:lang w:val="id_ID" w:bidi="id_ID"/>
+        </w:rPr>
+        <w:t>ἔλεγχε, μετὰ πάσης ἐπιταγῆς</w:t>
+      </w:r>
+    </w:p>
+    <w:p>
+      <w:pPr/>
+      <w:r>
+        <w:rPr>
+          <w:lang w:val="id_ID" w:bidi="id_ID"/>
+        </w:rPr>
+      </w:r>
+      <w:r>
+        <w:rPr>
           <w:lang w:val="id_ID" w:bidi="id_ID"/>
         </w:rPr>
         <w:t xml:space="preserve">Jika bermanfaat, orang-orang yang harus </w:t>
@@ -10014,6 +11964,21 @@
       </w:r>
       <w:r>
         <w:rPr>
+          <w:b/>
+          <w:lang w:val="id_ID" w:bidi="id_ID"/>
+        </w:rPr>
+        <w:t>μετὰ πάσης ἐπιταγῆς</w:t>
+      </w:r>
+    </w:p>
+    <w:p>
+      <w:pPr/>
+      <w:r>
+        <w:rPr>
+          <w:lang w:val="id_ID" w:bidi="id_ID"/>
+        </w:rPr>
+      </w:r>
+      <w:r>
+        <w:rPr>
           <w:lang w:val="id_ID" w:bidi="id_ID"/>
         </w:rPr>
         <w:t xml:space="preserve">Jika bahasa Anda tidak menggunakan kata benda abstrak untuk gagasan </w:t>
@@ -10095,6 +12060,21 @@
       </w:r>
       <w:r>
         <w:rPr>
+          <w:b/>
+          <w:lang w:val="id_ID" w:bidi="id_ID"/>
+        </w:rPr>
+        <w:t>μηδείς σου περιφρονείτω</w:t>
+      </w:r>
+    </w:p>
+    <w:p>
+      <w:pPr/>
+      <w:r>
+        <w:rPr>
+          <w:lang w:val="id_ID" w:bidi="id_ID"/>
+        </w:rPr>
+      </w:r>
+      <w:r>
+        <w:rPr>
           <w:lang w:val="id_ID" w:bidi="id_ID"/>
         </w:rPr>
         <w:t>Terjemahan lain: “Jangan izinkan siapa pun mengabaikan Anda”</w:t>
@@ -10143,6 +12123,21 @@
       </w:r>
       <w:r>
         <w:rPr>
+          <w:b/>
+          <w:lang w:val="id_ID" w:bidi="id_ID"/>
+        </w:rPr>
+        <w:t>μηδείς σου περιφρονείτω</w:t>
+      </w:r>
+    </w:p>
+    <w:p>
+      <w:pPr/>
+      <w:r>
+        <w:rPr>
+          <w:lang w:val="id_ID" w:bidi="id_ID"/>
+        </w:rPr>
+      </w:r>
+      <w:r>
+        <w:rPr>
           <w:lang w:val="id_ID" w:bidi="id_ID"/>
         </w:rPr>
         <w:t>Anda dapat menyatakan ini secara positif: “Pastikan semua orang mendengarkan Anda”</w:t>
@@ -10211,6 +12206,21 @@
       </w:r>
       <w:r>
         <w:rPr>
+          <w:b/>
+          <w:lang w:val="id_ID" w:bidi="id_ID"/>
+        </w:rPr>
+        <w:t>μηδείς σου περιφρονείτω</w:t>
+      </w:r>
+    </w:p>
+    <w:p>
+      <w:pPr/>
+      <w:r>
+        <w:rPr>
+          <w:lang w:val="id_ID" w:bidi="id_ID"/>
+        </w:rPr>
+      </w:r>
+      <w:r>
+        <w:rPr>
           <w:lang w:val="id_ID" w:bidi="id_ID"/>
         </w:rPr>
         <w:t>Cara orang mengabaikan Titus dapat dibuat secara eksplisit. Terjemahan lain: “Jangan ada seorang pun yang menolak untuk mendengarkan kata-katamu” atau “Jangan ada seorang pun yang menolak untuk menghormatimu”</w:t>
@@ -10279,6 +12289,21 @@
       </w:r>
       <w:r>
         <w:rPr>
+          <w:b/>
+          <w:lang w:val="id_ID" w:bidi="id_ID"/>
+        </w:rPr>
+        <w:t>ὑπομίμνῃσκε αὐτοὺς &amp; ὑποτάσσεσθαι</w:t>
+      </w:r>
+    </w:p>
+    <w:p>
+      <w:pPr/>
+      <w:r>
+        <w:rPr>
+          <w:lang w:val="id_ID" w:bidi="id_ID"/>
+        </w:rPr>
+      </w:r>
+      <w:r>
+        <w:rPr>
           <w:lang w:val="id_ID" w:bidi="id_ID"/>
         </w:rPr>
         <w:t>Terjemahan lain: “Beri tahulah orang-orang kita lagi, apa yang telah mereka ketahui, untuk “tunduk” ” atau “Terus ingatkanlah mereka untuk tunduk”</w:t>
@@ -10327,6 +12352,21 @@
       </w:r>
       <w:r>
         <w:rPr>
+          <w:b/>
+          <w:lang w:val="id_ID" w:bidi="id_ID"/>
+        </w:rPr>
+        <w:t>ἀρχαῖς, ἐξουσίαις, ὑποτάσσεσθαι, πειθαρχεῖν</w:t>
+      </w:r>
+    </w:p>
+    <w:p>
+      <w:pPr/>
+      <w:r>
+        <w:rPr>
+          <w:lang w:val="id_ID" w:bidi="id_ID"/>
+        </w:rPr>
+      </w:r>
+      <w:r>
+        <w:rPr>
           <w:lang w:val="id_ID" w:bidi="id_ID"/>
         </w:rPr>
         <w:t xml:space="preserve">Kata </w:t>
@@ -10421,6 +12461,21 @@
       </w:r>
       <w:r>
         <w:rPr>
+          <w:b/>
+          <w:lang w:val="id_ID" w:bidi="id_ID"/>
+        </w:rPr>
+        <w:t>ἀρχαῖς, ἐξουσίαις</w:t>
+      </w:r>
+    </w:p>
+    <w:p>
+      <w:pPr/>
+      <w:r>
+        <w:rPr>
+          <w:lang w:val="id_ID" w:bidi="id_ID"/>
+        </w:rPr>
+      </w:r>
+      <w:r>
+        <w:rPr>
           <w:lang w:val="id_ID" w:bidi="id_ID"/>
         </w:rPr>
         <w:t xml:space="preserve">Kata </w:t>
@@ -10515,6 +12570,21 @@
       </w:r>
       <w:r>
         <w:rPr>
+          <w:b/>
+          <w:lang w:val="id_ID" w:bidi="id_ID"/>
+        </w:rPr>
+        <w:t>πρὸς πᾶν ἔργον ἀγαθὸν ἑτοίμους εἶναι</w:t>
+      </w:r>
+    </w:p>
+    <w:p>
+      <w:pPr/>
+      <w:r>
+        <w:rPr>
+          <w:lang w:val="id_ID" w:bidi="id_ID"/>
+        </w:rPr>
+      </w:r>
+      <w:r>
+        <w:rPr>
           <w:lang w:val="id_ID" w:bidi="id_ID"/>
         </w:rPr>
         <w:t>Terjemahan lain: “siap-sedialah berbuat baik kapan pun ada kesempatan”</w:t>
@@ -10563,6 +12633,21 @@
       </w:r>
       <w:r>
         <w:rPr>
+          <w:b/>
+          <w:lang w:val="id_ID" w:bidi="id_ID"/>
+        </w:rPr>
+        <w:t>βλασφημεῖν</w:t>
+      </w:r>
+    </w:p>
+    <w:p>
+      <w:pPr/>
+      <w:r>
+        <w:rPr>
+          <w:lang w:val="id_ID" w:bidi="id_ID"/>
+        </w:rPr>
+      </w:r>
+      <w:r>
+        <w:rPr>
           <w:lang w:val="id_ID" w:bidi="id_ID"/>
         </w:rPr>
         <w:t>Terjemahan lain: “berkata jahat tentang”</w:t>
@@ -10611,6 +12696,21 @@
       </w:r>
       <w:r>
         <w:rPr>
+          <w:b/>
+          <w:lang w:val="id_ID" w:bidi="id_ID"/>
+        </w:rPr>
+        <w:t>ἀμάχους εἶναι</w:t>
+      </w:r>
+    </w:p>
+    <w:p>
+      <w:pPr/>
+      <w:r>
+        <w:rPr>
+          <w:lang w:val="id_ID" w:bidi="id_ID"/>
+        </w:rPr>
+      </w:r>
+      <w:r>
+        <w:rPr>
           <w:lang w:val="id_ID" w:bidi="id_ID"/>
         </w:rPr>
         <w:t xml:space="preserve">Agar lebih jelas dalam bahasa Anda, Anda dapat menggunakan pernyataan positif untuk menerjemahkan kata negatif ganda yang terdiri dari partikel negatif </w:t>
@@ -10705,6 +12805,21 @@
       </w:r>
       <w:r>
         <w:rPr>
+          <w:b/>
+          <w:lang w:val="id_ID" w:bidi="id_ID"/>
+        </w:rPr>
+        <w:t>πᾶσαν ἐνδεικνυμένους πραΰτητα</w:t>
+      </w:r>
+    </w:p>
+    <w:p>
+      <w:pPr/>
+      <w:r>
+        <w:rPr>
+          <w:lang w:val="id_ID" w:bidi="id_ID"/>
+        </w:rPr>
+      </w:r>
+      <w:r>
+        <w:rPr>
           <w:lang w:val="id_ID" w:bidi="id_ID"/>
         </w:rPr>
         <w:t xml:space="preserve">Jika bahasa Anda tidak menggunakan kata benda abstrak untuk gagasan </w:t>
@@ -10786,6 +12901,21 @@
       </w:r>
       <w:r>
         <w:rPr>
+          <w:b/>
+          <w:lang w:val="id_ID" w:bidi="id_ID"/>
+        </w:rPr>
+        <w:t>πρὸς πάντας ἀνθρώπους</w:t>
+      </w:r>
+    </w:p>
+    <w:p>
+      <w:pPr/>
+      <w:r>
+        <w:rPr>
+          <w:lang w:val="id_ID" w:bidi="id_ID"/>
+        </w:rPr>
+      </w:r>
+      <w:r>
+        <w:rPr>
           <w:lang w:val="id_ID" w:bidi="id_ID"/>
         </w:rPr>
         <w:t xml:space="preserve">Meskipun istilah </w:t>
@@ -10867,6 +12997,21 @@
       </w:r>
       <w:r>
         <w:rPr>
+          <w:b/>
+          <w:lang w:val="id_ID" w:bidi="id_ID"/>
+        </w:rPr>
+        <w:t>ἦμεν γάρ ποτε καὶ ἡμεῖς</w:t>
+      </w:r>
+    </w:p>
+    <w:p>
+      <w:pPr/>
+      <w:r>
+        <w:rPr>
+          <w:lang w:val="id_ID" w:bidi="id_ID"/>
+        </w:rPr>
+      </w:r>
+      <w:r>
+        <w:rPr>
           <w:lang w:val="id_ID" w:bidi="id_ID"/>
         </w:rPr>
         <w:t xml:space="preserve">Kata yang diterjemahkan dengan </w:t>
@@ -10961,6 +13106,21 @@
       </w:r>
       <w:r>
         <w:rPr>
+          <w:b/>
+          <w:lang w:val="id_ID" w:bidi="id_ID"/>
+        </w:rPr>
+        <w:t>ποτε</w:t>
+      </w:r>
+    </w:p>
+    <w:p>
+      <w:pPr/>
+      <w:r>
+        <w:rPr>
+          <w:lang w:val="id_ID" w:bidi="id_ID"/>
+        </w:rPr>
+      </w:r>
+      <w:r>
+        <w:rPr>
           <w:lang w:val="id_ID" w:bidi="id_ID"/>
         </w:rPr>
         <w:t>Terjemahan lain: “sebelumnya” atau “pada suatu waktu” atau “sebelumnya”</w:t>
@@ -11009,6 +13169,21 @@
       </w:r>
       <w:r>
         <w:rPr>
+          <w:b/>
+          <w:lang w:val="id_ID" w:bidi="id_ID"/>
+        </w:rPr>
+        <w:t>ἡμεῖς</w:t>
+      </w:r>
+    </w:p>
+    <w:p>
+      <w:pPr/>
+      <w:r>
+        <w:rPr>
+          <w:lang w:val="id_ID" w:bidi="id_ID"/>
+        </w:rPr>
+      </w:r>
+      <w:r>
+        <w:rPr>
           <w:lang w:val="id_ID" w:bidi="id_ID"/>
         </w:rPr>
         <w:t xml:space="preserve">Di sini kata ganti, </w:t>
@@ -11090,6 +13265,21 @@
       </w:r>
       <w:r>
         <w:rPr>
+          <w:b/>
+          <w:lang w:val="id_ID" w:bidi="id_ID"/>
+        </w:rPr>
+        <w:t>ἦμεν &amp; ἀνόητοι</w:t>
+      </w:r>
+    </w:p>
+    <w:p>
+      <w:pPr/>
+      <w:r>
+        <w:rPr>
+          <w:lang w:val="id_ID" w:bidi="id_ID"/>
+        </w:rPr>
+      </w:r>
+      <w:r>
+        <w:rPr>
           <w:lang w:val="id_ID" w:bidi="id_ID"/>
         </w:rPr>
         <w:t>Terjemahan lain: “tidak berakal budi” atau “tidak bijaksana”</w:t>
@@ -11138,6 +13328,21 @@
       </w:r>
       <w:r>
         <w:rPr>
+          <w:b/>
+          <w:lang w:val="id_ID" w:bidi="id_ID"/>
+        </w:rPr>
+        <w:t>πλανώμενοι, δουλεύοντες ἐπιθυμίαις καὶ ἡδοναῖς ποικίλαις</w:t>
+      </w:r>
+    </w:p>
+    <w:p>
+      <w:pPr/>
+      <w:r>
+        <w:rPr>
+          <w:lang w:val="id_ID" w:bidi="id_ID"/>
+        </w:rPr>
+      </w:r>
+      <w:r>
+        <w:rPr>
           <w:lang w:val="id_ID" w:bidi="id_ID"/>
         </w:rPr>
         <w:t xml:space="preserve">Di sini, </w:t>
@@ -11232,6 +13437,21 @@
       </w:r>
       <w:r>
         <w:rPr>
+          <w:b/>
+          <w:lang w:val="id_ID" w:bidi="id_ID"/>
+        </w:rPr>
+        <w:t>πλανώμενοι, δουλεύοντες ἐπιθυμίαις καὶ ἡδοναῖς ποικίλαις</w:t>
+      </w:r>
+    </w:p>
+    <w:p>
+      <w:pPr/>
+      <w:r>
+        <w:rPr>
+          <w:lang w:val="id_ID" w:bidi="id_ID"/>
+        </w:rPr>
+      </w:r>
+      <w:r>
+        <w:rPr>
           <w:lang w:val="id_ID" w:bidi="id_ID"/>
         </w:rPr>
         <w:t>Jika bahasa Anda tidak menggunakan bentuk pasif ini, Anda dapat mengungkapkan gagasan tersebut dalam bentuk aktif atau dengan cara lain yang wajar dalam bahasa Anda. Terjemahan lain: “Berbagai nafsu dan kesenangan yang menyesatkan dan memperbudak kami”</w:t>
@@ -11300,6 +13520,21 @@
       </w:r>
       <w:r>
         <w:rPr>
+          <w:b/>
+          <w:lang w:val="id_ID" w:bidi="id_ID"/>
+        </w:rPr>
+        <w:t>ἐπιθυμίαις καὶ ἡδοναῖς ποικίλαις</w:t>
+      </w:r>
+    </w:p>
+    <w:p>
+      <w:pPr/>
+      <w:r>
+        <w:rPr>
+          <w:lang w:val="id_ID" w:bidi="id_ID"/>
+        </w:rPr>
+      </w:r>
+      <w:r>
+        <w:rPr>
           <w:lang w:val="id_ID" w:bidi="id_ID"/>
         </w:rPr>
         <w:t xml:space="preserve">Jika bahasa Anda tidak menggunakan kata benda abstrak untuk gagasan </w:t>
@@ -11394,6 +13629,21 @@
       </w:r>
       <w:r>
         <w:rPr>
+          <w:b/>
+          <w:lang w:val="id_ID" w:bidi="id_ID"/>
+        </w:rPr>
+        <w:t>ἐν κακίᾳ καὶ φθόνῳ διάγοντες</w:t>
+      </w:r>
+    </w:p>
+    <w:p>
+      <w:pPr/>
+      <w:r>
+        <w:rPr>
+          <w:lang w:val="id_ID" w:bidi="id_ID"/>
+        </w:rPr>
+      </w:r>
+      <w:r>
+        <w:rPr>
           <w:lang w:val="id_ID" w:bidi="id_ID"/>
         </w:rPr>
         <w:t xml:space="preserve">Jika bahasa Anda tidak menggunakan kata benda abstrak untuk gagasan </w:t>
@@ -11540,6 +13790,21 @@
       </w:r>
       <w:r>
         <w:rPr>
+          <w:b/>
+          <w:lang w:val="id_ID" w:bidi="id_ID"/>
+        </w:rPr>
+        <w:t>στυγητοί</w:t>
+      </w:r>
+    </w:p>
+    <w:p>
+      <w:pPr/>
+      <w:r>
+        <w:rPr>
+          <w:lang w:val="id_ID" w:bidi="id_ID"/>
+        </w:rPr>
+      </w:r>
+      <w:r>
+        <w:rPr>
           <w:lang w:val="id_ID" w:bidi="id_ID"/>
         </w:rPr>
         <w:t>Terjemahan lain: “melakukan hal-hal yang membuat orang lain membenci kita”</w:t>
@@ -11588,6 +13853,21 @@
       </w:r>
       <w:r>
         <w:rPr>
+          <w:b/>
+          <w:lang w:val="id_ID" w:bidi="id_ID"/>
+        </w:rPr>
+        <w:t>δὲ</w:t>
+      </w:r>
+    </w:p>
+    <w:p>
+      <w:pPr/>
+      <w:r>
+        <w:rPr>
+          <w:lang w:val="id_ID" w:bidi="id_ID"/>
+        </w:rPr>
+      </w:r>
+      <w:r>
+        <w:rPr>
           <w:lang w:val="id_ID" w:bidi="id_ID"/>
         </w:rPr>
         <w:t xml:space="preserve">Kata </w:t>
@@ -11669,6 +13949,21 @@
       </w:r>
       <w:r>
         <w:rPr>
+          <w:b/>
+          <w:lang w:val="id_ID" w:bidi="id_ID"/>
+        </w:rPr>
+        <w:t>ὅτε &amp; ἡ χρηστότης καὶ ἡ φιλανθρωπία ἐπεφάνη τοῦ Σωτῆρος ἡμῶν, Θεοῦ</w:t>
+      </w:r>
+    </w:p>
+    <w:p>
+      <w:pPr/>
+      <w:r>
+        <w:rPr>
+          <w:lang w:val="id_ID" w:bidi="id_ID"/>
+        </w:rPr>
+      </w:r>
+      <w:r>
+        <w:rPr>
           <w:lang w:val="id_ID" w:bidi="id_ID"/>
         </w:rPr>
         <w:t xml:space="preserve">Paulus berbicara tentang </w:t>
@@ -11763,6 +14058,21 @@
       </w:r>
       <w:r>
         <w:rPr>
+          <w:b/>
+          <w:lang w:val="id_ID" w:bidi="id_ID"/>
+        </w:rPr>
+        <w:t>ὅτε &amp; ἡ χρηστότης καὶ ἡ φιλανθρωπία ἐπεφάνη τοῦ Σωτῆρος ἡμῶν, Θεοῦ</w:t>
+      </w:r>
+    </w:p>
+    <w:p>
+      <w:pPr/>
+      <w:r>
+        <w:rPr>
+          <w:lang w:val="id_ID" w:bidi="id_ID"/>
+        </w:rPr>
+      </w:r>
+      <w:r>
+        <w:rPr>
           <w:lang w:val="id_ID" w:bidi="id_ID"/>
         </w:rPr>
         <w:t xml:space="preserve">Jika bahasa Anda tidak menggunakan kata benda abstrak untuk gagasan </w:t>
@@ -11857,6 +14167,21 @@
       </w:r>
       <w:r>
         <w:rPr>
+          <w:b/>
+          <w:lang w:val="id_ID" w:bidi="id_ID"/>
+        </w:rPr>
+        <w:t>ἡμῶν</w:t>
+      </w:r>
+    </w:p>
+    <w:p>
+      <w:pPr/>
+      <w:r>
+        <w:rPr>
+          <w:lang w:val="id_ID" w:bidi="id_ID"/>
+        </w:rPr>
+      </w:r>
+      <w:r>
+        <w:rPr>
           <w:lang w:val="id_ID" w:bidi="id_ID"/>
         </w:rPr>
         <w:t xml:space="preserve">Di sini kata ganti </w:t>
@@ -11938,6 +14263,21 @@
       </w:r>
       <w:r>
         <w:rPr>
+          <w:b/>
+          <w:lang w:val="id_ID" w:bidi="id_ID"/>
+        </w:rPr>
+        <w:t>ἔργων τῶν ἐν δικαιοσύνῃ</w:t>
+      </w:r>
+    </w:p>
+    <w:p>
+      <w:pPr/>
+      <w:r>
+        <w:rPr>
+          <w:lang w:val="id_ID" w:bidi="id_ID"/>
+        </w:rPr>
+      </w:r>
+      <w:r>
+        <w:rPr>
           <w:lang w:val="id_ID" w:bidi="id_ID"/>
         </w:rPr>
         <w:t xml:space="preserve">Jika bahasa Anda tidak menggunakan kata benda abstrak untuk ide </w:t>
@@ -12019,6 +14359,21 @@
       </w:r>
       <w:r>
         <w:rPr>
+          <w:b/>
+          <w:lang w:val="id_ID" w:bidi="id_ID"/>
+        </w:rPr>
+        <w:t>κατὰ τὸ αὐτοῦ ἔλεος</w:t>
+      </w:r>
+    </w:p>
+    <w:p>
+      <w:pPr/>
+      <w:r>
+        <w:rPr>
+          <w:lang w:val="id_ID" w:bidi="id_ID"/>
+        </w:rPr>
+      </w:r>
+      <w:r>
+        <w:rPr>
           <w:lang w:val="id_ID" w:bidi="id_ID"/>
         </w:rPr>
         <w:t xml:space="preserve">Jika bahasa Anda tidak menggunakan kata benda abstrak untuk ide </w:t>
@@ -12100,6 +14455,21 @@
       </w:r>
       <w:r>
         <w:rPr>
+          <w:b/>
+          <w:lang w:val="id_ID" w:bidi="id_ID"/>
+        </w:rPr>
+        <w:t>λουτροῦ παλινγενεσίας</w:t>
+      </w:r>
+    </w:p>
+    <w:p>
+      <w:pPr/>
+      <w:r>
+        <w:rPr>
+          <w:lang w:val="id_ID" w:bidi="id_ID"/>
+        </w:rPr>
+      </w:r>
+      <w:r>
+        <w:rPr>
           <w:lang w:val="id_ID" w:bidi="id_ID"/>
         </w:rPr>
         <w:t>Paulus menggabungkan dua metafora di sini. Ia berbicara tentang pengampunan Allah bagi orang-orang berdosa seolah-olah Allah secara fisik membasuh mereka dari dosa mereka. Ia juga berbicara tentang orang-orang berdosa yang menjadi responsif terhadap Allah seolah-olah mereka mengalami “kelahiran baru”. Jika itu akan membantu dalam bahasa Anda, Anda dapat menyatakan maknanya dengan jelas. Terjemahan alternatif: “diampuni dari dosa, dilahirkan kembali secara rohani,”</w:t>
@@ -12168,6 +14538,21 @@
       </w:r>
       <w:r>
         <w:rPr>
+          <w:b/>
+          <w:lang w:val="id_ID" w:bidi="id_ID"/>
+        </w:rPr>
+        <w:t>οὗ ἐξέχεεν ἐφ’ ἡμᾶς πλουσίως,</w:t>
+      </w:r>
+    </w:p>
+    <w:p>
+      <w:pPr/>
+      <w:r>
+        <w:rPr>
+          <w:lang w:val="id_ID" w:bidi="id_ID"/>
+        </w:rPr>
+      </w:r>
+      <w:r>
+        <w:rPr>
           <w:lang w:val="id_ID" w:bidi="id_ID"/>
         </w:rPr>
         <w:t>Adalah hal yang umum bagi para penulis Perjanjian Baru untuk berbicara tentang Roh Kudus sebagai cairan/air yang dapat dicurahkan oleh Allah dalam jumlah yang besar. Jika itu akan membantu dalam bahasa Anda, Anda dapat menyatakan maknanya dengan jelas. Terjemahan alternatif: “yang Allah berikan kepada kita dengan murah hati”</w:t>
@@ -12236,6 +14621,21 @@
       </w:r>
       <w:r>
         <w:rPr>
+          <w:b/>
+          <w:lang w:val="id_ID" w:bidi="id_ID"/>
+        </w:rPr>
+        <w:t>ἡμᾶς</w:t>
+      </w:r>
+    </w:p>
+    <w:p>
+      <w:pPr/>
+      <w:r>
+        <w:rPr>
+          <w:lang w:val="id_ID" w:bidi="id_ID"/>
+        </w:rPr>
+      </w:r>
+      <w:r>
+        <w:rPr>
           <w:lang w:val="id_ID" w:bidi="id_ID"/>
         </w:rPr>
         <w:t xml:space="preserve">Di sini kata ganti </w:t>
@@ -12317,6 +14717,21 @@
       </w:r>
       <w:r>
         <w:rPr>
+          <w:b/>
+          <w:lang w:val="id_ID" w:bidi="id_ID"/>
+        </w:rPr>
+        <w:t>διὰ Ἰησοῦ Χριστοῦ, τοῦ Σωτῆρος ἡμῶν</w:t>
+      </w:r>
+    </w:p>
+    <w:p>
+      <w:pPr/>
+      <w:r>
+        <w:rPr>
+          <w:lang w:val="id_ID" w:bidi="id_ID"/>
+        </w:rPr>
+      </w:r>
+      <w:r>
+        <w:rPr>
           <w:lang w:val="id_ID" w:bidi="id_ID"/>
         </w:rPr>
         <w:t>Terjemahan alternatif: “karena apa yang telah Juruselamat kita, Yesus Kristus, lakukan bagi kita”</w:t>
@@ -12365,6 +14780,21 @@
       </w:r>
       <w:r>
         <w:rPr>
+          <w:b/>
+          <w:lang w:val="id_ID" w:bidi="id_ID"/>
+        </w:rPr>
+        <w:t>ἡμῶν</w:t>
+      </w:r>
+    </w:p>
+    <w:p>
+      <w:pPr/>
+      <w:r>
+        <w:rPr>
+          <w:lang w:val="id_ID" w:bidi="id_ID"/>
+        </w:rPr>
+      </w:r>
+      <w:r>
+        <w:rPr>
           <w:lang w:val="id_ID" w:bidi="id_ID"/>
         </w:rPr>
         <w:t xml:space="preserve">Di sini kata ganti </w:t>
@@ -12446,6 +14876,21 @@
       </w:r>
       <w:r>
         <w:rPr>
+          <w:b/>
+          <w:lang w:val="id_ID" w:bidi="id_ID"/>
+        </w:rPr>
+        <w:t>ἵνα</w:t>
+      </w:r>
+    </w:p>
+    <w:p>
+      <w:pPr/>
+      <w:r>
+        <w:rPr>
+          <w:lang w:val="id_ID" w:bidi="id_ID"/>
+        </w:rPr>
+      </w:r>
+      <w:r>
+        <w:rPr>
           <w:lang w:val="id_ID" w:bidi="id_ID"/>
         </w:rPr>
         <w:t xml:space="preserve">Di sini, </w:t>
@@ -12553,6 +14998,21 @@
       </w:r>
       <w:r>
         <w:rPr>
+          <w:b/>
+          <w:lang w:val="id_ID" w:bidi="id_ID"/>
+        </w:rPr>
+        <w:t>δικαιωθέντες</w:t>
+      </w:r>
+    </w:p>
+    <w:p>
+      <w:pPr/>
+      <w:r>
+        <w:rPr>
+          <w:lang w:val="id_ID" w:bidi="id_ID"/>
+        </w:rPr>
+      </w:r>
+      <w:r>
+        <w:rPr>
           <w:lang w:val="id_ID" w:bidi="id_ID"/>
         </w:rPr>
         <w:t>Jika bahasa Anda tidak menggunakan bentuk pasif ini, Anda dapat menyatakannya dalam bentuk aktif. Terjemahan alternatif: “karena Allah telah menyatakan bahwa kita tidak berdosa”</w:t>
@@ -12621,6 +15081,21 @@
       </w:r>
       <w:r>
         <w:rPr>
+          <w:b/>
+          <w:lang w:val="id_ID" w:bidi="id_ID"/>
+        </w:rPr>
+        <w:t>τῇ ἐκείνου χάριτι</w:t>
+      </w:r>
+    </w:p>
+    <w:p>
+      <w:pPr/>
+      <w:r>
+        <w:rPr>
+          <w:lang w:val="id_ID" w:bidi="id_ID"/>
+        </w:rPr>
+      </w:r>
+      <w:r>
+        <w:rPr>
           <w:lang w:val="id_ID" w:bidi="id_ID"/>
         </w:rPr>
         <w:t xml:space="preserve">Jika bahasa Anda tidak menggunakan kata benda abstrak untuk ide </w:t>
@@ -12702,6 +15177,21 @@
       </w:r>
       <w:r>
         <w:rPr>
+          <w:b/>
+          <w:lang w:val="id_ID" w:bidi="id_ID"/>
+        </w:rPr>
+        <w:t>ἐκείνου</w:t>
+      </w:r>
+    </w:p>
+    <w:p>
+      <w:pPr/>
+      <w:r>
+        <w:rPr>
+          <w:lang w:val="id_ID" w:bidi="id_ID"/>
+        </w:rPr>
+      </w:r>
+      <w:r>
+        <w:rPr>
           <w:lang w:val="id_ID" w:bidi="id_ID"/>
         </w:rPr>
         <w:t xml:space="preserve">Di sini, </w:t>
@@ -12783,6 +15273,21 @@
       </w:r>
       <w:r>
         <w:rPr>
+          <w:b/>
+          <w:lang w:val="id_ID" w:bidi="id_ID"/>
+        </w:rPr>
+        <w:t>κληρονόμοι γενηθῶμεν, κατ’ ἐλπίδα ζωῆς αἰωνίου</w:t>
+      </w:r>
+    </w:p>
+    <w:p>
+      <w:pPr/>
+      <w:r>
+        <w:rPr>
+          <w:lang w:val="id_ID" w:bidi="id_ID"/>
+        </w:rPr>
+      </w:r>
+      <w:r>
+        <w:rPr>
           <w:lang w:val="id_ID" w:bidi="id_ID"/>
         </w:rPr>
         <w:t>Orang-orang yang kepadanya Tuhan telah membuat janji-janji dibicarakan seolah-olah mereka akan mewarisi hal-hal yang dijanjikan, seperti halnya seseorang mewarisi harta benda atau harta milik dari seorang anggota keluarga. Terjemahan alternatif: “kita dapat berharap untuk menerima kehidupan kekal yang telah Allah janjikan kepada kita”</w:t>
@@ -12854,6 +15359,21 @@
           <w:b/>
           <w:lang w:val="id_ID" w:bidi="id_ID"/>
         </w:rPr>
+        <w:t>ὁ λόγος</w:t>
+      </w:r>
+    </w:p>
+    <w:p>
+      <w:pPr/>
+      <w:r>
+        <w:rPr>
+          <w:lang w:val="id_ID" w:bidi="id_ID"/>
+        </w:rPr>
+      </w:r>
+      <w:r>
+        <w:rPr>
+          <w:b/>
+          <w:lang w:val="id_ID" w:bidi="id_ID"/>
+        </w:rPr>
         <w:t>Pesan ini</w:t>
       </w:r>
       <w:r>
@@ -12926,6 +15446,21 @@
       </w:r>
       <w:r>
         <w:rPr>
+          <w:b/>
+          <w:lang w:val="id_ID" w:bidi="id_ID"/>
+        </w:rPr>
+        <w:t>τούτων</w:t>
+      </w:r>
+    </w:p>
+    <w:p>
+      <w:pPr/>
+      <w:r>
+        <w:rPr>
+          <w:lang w:val="id_ID" w:bidi="id_ID"/>
+        </w:rPr>
+      </w:r>
+      <w:r>
+        <w:rPr>
           <w:lang w:val="id_ID" w:bidi="id_ID"/>
         </w:rPr>
         <w:t xml:space="preserve">Di sini, </w:t>
@@ -13007,6 +15542,21 @@
       </w:r>
       <w:r>
         <w:rPr>
+          <w:b/>
+          <w:lang w:val="id_ID" w:bidi="id_ID"/>
+        </w:rPr>
+        <w:t>φροντίζωσιν καλῶν ἔργων, προΐστασθαι</w:t>
+      </w:r>
+    </w:p>
+    <w:p>
+      <w:pPr/>
+      <w:r>
+        <w:rPr>
+          <w:lang w:val="id_ID" w:bidi="id_ID"/>
+        </w:rPr>
+      </w:r>
+      <w:r>
+        <w:rPr>
           <w:lang w:val="id_ID" w:bidi="id_ID"/>
         </w:rPr>
         <w:t>Terjemahan alternatif: “semoga dengan tekun berusaha untuk melakukan pekerjaan yang baik”</w:t>
@@ -13055,6 +15605,21 @@
       </w:r>
       <w:r>
         <w:rPr>
+          <w:b/>
+          <w:lang w:val="id_ID" w:bidi="id_ID"/>
+        </w:rPr>
+        <w:t>τοῖς ἀνθρώποις</w:t>
+      </w:r>
+    </w:p>
+    <w:p>
+      <w:pPr/>
+      <w:r>
+        <w:rPr>
+          <w:lang w:val="id_ID" w:bidi="id_ID"/>
+        </w:rPr>
+      </w:r>
+      <w:r>
+        <w:rPr>
           <w:lang w:val="id_ID" w:bidi="id_ID"/>
         </w:rPr>
         <w:t xml:space="preserve">Meskipun istilah </w:t>
@@ -13136,6 +15701,21 @@
       </w:r>
       <w:r>
         <w:rPr>
+          <w:b/>
+          <w:lang w:val="id_ID" w:bidi="id_ID"/>
+        </w:rPr>
+        <w:t>δὲ &amp; περιΐστασο</w:t>
+      </w:r>
+    </w:p>
+    <w:p>
+      <w:pPr/>
+      <w:r>
+        <w:rPr>
+          <w:lang w:val="id_ID" w:bidi="id_ID"/>
+        </w:rPr>
+      </w:r>
+      <w:r>
+        <w:rPr>
           <w:lang w:val="id_ID" w:bidi="id_ID"/>
         </w:rPr>
         <w:t xml:space="preserve">Kata </w:t>
@@ -13217,6 +15797,21 @@
       </w:r>
       <w:r>
         <w:rPr>
+          <w:b/>
+          <w:lang w:val="id_ID" w:bidi="id_ID"/>
+        </w:rPr>
+        <w:t>μωρὰς &amp; ζητήσεις</w:t>
+      </w:r>
+    </w:p>
+    <w:p>
+      <w:pPr/>
+      <w:r>
+        <w:rPr>
+          <w:lang w:val="id_ID" w:bidi="id_ID"/>
+        </w:rPr>
+      </w:r>
+      <w:r>
+        <w:rPr>
           <w:lang w:val="id_ID" w:bidi="id_ID"/>
         </w:rPr>
         <w:t>Terjemahan alternatif: “argumen mengenai hal-hal yang tidak penting”</w:t>
@@ -13265,6 +15860,21 @@
       </w:r>
       <w:r>
         <w:rPr>
+          <w:b/>
+          <w:lang w:val="id_ID" w:bidi="id_ID"/>
+        </w:rPr>
+        <w:t>γενεαλογίας</w:t>
+      </w:r>
+    </w:p>
+    <w:p>
+      <w:pPr/>
+      <w:r>
+        <w:rPr>
+          <w:lang w:val="id_ID" w:bidi="id_ID"/>
+        </w:rPr>
+      </w:r>
+      <w:r>
+        <w:rPr>
           <w:lang w:val="id_ID" w:bidi="id_ID"/>
         </w:rPr>
         <w:t xml:space="preserve">Kata </w:t>
@@ -13346,6 +15956,21 @@
       </w:r>
       <w:r>
         <w:rPr>
+          <w:b/>
+          <w:lang w:val="id_ID" w:bidi="id_ID"/>
+        </w:rPr>
+        <w:t>ἔρεις</w:t>
+      </w:r>
+    </w:p>
+    <w:p>
+      <w:pPr/>
+      <w:r>
+        <w:rPr>
+          <w:lang w:val="id_ID" w:bidi="id_ID"/>
+        </w:rPr>
+      </w:r>
+      <w:r>
+        <w:rPr>
           <w:lang w:val="id_ID" w:bidi="id_ID"/>
         </w:rPr>
         <w:t xml:space="preserve">Jika bahasa Anda tidak menggunakan kata benda abstrak untuk gagasan </w:t>
@@ -13427,6 +16052,21 @@
       </w:r>
       <w:r>
         <w:rPr>
+          <w:b/>
+          <w:lang w:val="id_ID" w:bidi="id_ID"/>
+        </w:rPr>
+        <w:t>νομικὰς</w:t>
+      </w:r>
+    </w:p>
+    <w:p>
+      <w:pPr/>
+      <w:r>
+        <w:rPr>
+          <w:lang w:val="id_ID" w:bidi="id_ID"/>
+        </w:rPr>
+      </w:r>
+      <w:r>
+        <w:rPr>
           <w:lang w:val="id_ID" w:bidi="id_ID"/>
         </w:rPr>
         <w:t>Paulus berasumsi bahwa Titus akan mengerti bahwa yang dia merujuk ke hukum Musa, bukan hukum Romawi. Anda dapat memasukkan informasi ini jika itu berguna bagi pembaca Anda. Terjemahan alternatif: “tentang hukum Musa”</w:t>
@@ -13495,6 +16135,21 @@
       </w:r>
       <w:r>
         <w:rPr>
+          <w:b/>
+          <w:lang w:val="id_ID" w:bidi="id_ID"/>
+        </w:rPr>
+        <w:t>αἱρετικὸν ἄνθρωπον &amp; παραιτοῦ</w:t>
+      </w:r>
+    </w:p>
+    <w:p>
+      <w:pPr/>
+      <w:r>
+        <w:rPr>
+          <w:lang w:val="id_ID" w:bidi="id_ID"/>
+        </w:rPr>
+      </w:r>
+      <w:r>
+        <w:rPr>
           <w:lang w:val="id_ID" w:bidi="id_ID"/>
         </w:rPr>
         <w:t>Implikasinya adalah bahwa orang tersebut menyebabkan perpecahan dalam gereja. Anda dapat memasukkan informasi ini jika itu berguna bagi pembaca Anda. Terjemahan lain: “Jauhi orang yang menyebabkan perpecahan dalam gereja”</w:t>
@@ -13563,6 +16218,21 @@
       </w:r>
       <w:r>
         <w:rPr>
+          <w:b/>
+          <w:lang w:val="id_ID" w:bidi="id_ID"/>
+        </w:rPr>
+        <w:t>μετὰ μίαν καὶ δευτέραν νουθεσίαν</w:t>
+      </w:r>
+    </w:p>
+    <w:p>
+      <w:pPr/>
+      <w:r>
+        <w:rPr>
+          <w:lang w:val="id_ID" w:bidi="id_ID"/>
+        </w:rPr>
+      </w:r>
+      <w:r>
+        <w:rPr>
           <w:lang w:val="id_ID" w:bidi="id_ID"/>
         </w:rPr>
         <w:t>Implikasinya adalah bahwa Titus harus memberi peringatan kepada orang yang menyebabkan perpecahan. Anda dapat memasukkan informasi ini jika itu berguna bagi pembaca Anda. Terjemahan alternatif: “setelah Anda memperingatkan orang itu satu atau dua kali”</w:t>
@@ -13631,6 +16301,21 @@
       </w:r>
       <w:r>
         <w:rPr>
+          <w:b/>
+          <w:lang w:val="id_ID" w:bidi="id_ID"/>
+        </w:rPr>
+        <w:t>ὁ τοιοῦτος</w:t>
+      </w:r>
+    </w:p>
+    <w:p>
+      <w:pPr/>
+      <w:r>
+        <w:rPr>
+          <w:lang w:val="id_ID" w:bidi="id_ID"/>
+        </w:rPr>
+      </w:r>
+      <w:r>
+        <w:rPr>
           <w:lang w:val="id_ID" w:bidi="id_ID"/>
         </w:rPr>
         <w:t>Terjemahan alternatif: “orang seperti itu”</w:t>
@@ -13679,6 +16364,21 @@
       </w:r>
       <w:r>
         <w:rPr>
+          <w:b/>
+          <w:lang w:val="id_ID" w:bidi="id_ID"/>
+        </w:rPr>
+        <w:t>ἐξέστραπται</w:t>
+      </w:r>
+    </w:p>
+    <w:p>
+      <w:pPr/>
+      <w:r>
+        <w:rPr>
+          <w:lang w:val="id_ID" w:bidi="id_ID"/>
+        </w:rPr>
+      </w:r>
+      <w:r>
+        <w:rPr>
           <w:lang w:val="id_ID" w:bidi="id_ID"/>
         </w:rPr>
         <w:t xml:space="preserve">Paulus berbicara tentang seseorang yang memilih melakukan hal-hal yang salah seolah-olah dia meninggalkan jalan yang </w:t>
@@ -13760,6 +16460,21 @@
       </w:r>
       <w:r>
         <w:rPr>
+          <w:b/>
+          <w:lang w:val="id_ID" w:bidi="id_ID"/>
+        </w:rPr>
+        <w:t>ὢν αὐτοκατάκριτος</w:t>
+      </w:r>
+    </w:p>
+    <w:p>
+      <w:pPr/>
+      <w:r>
+        <w:rPr>
+          <w:lang w:val="id_ID" w:bidi="id_ID"/>
+        </w:rPr>
+      </w:r>
+      <w:r>
+        <w:rPr>
           <w:lang w:val="id_ID" w:bidi="id_ID"/>
         </w:rPr>
         <w:t>Terjemahan alternatif: “menghakimi dirinya sendiri”</w:t>
@@ -13808,6 +16523,21 @@
       </w:r>
       <w:r>
         <w:rPr>
+          <w:b/>
+          <w:lang w:val="id_ID" w:bidi="id_ID"/>
+        </w:rPr>
+        <w:t>ὅταν πέμψω Ἀρτεμᾶν πρὸς σὲ ἢ Τυχικόν</w:t>
+      </w:r>
+    </w:p>
+    <w:p>
+      <w:pPr/>
+      <w:r>
+        <w:rPr>
+          <w:lang w:val="id_ID" w:bidi="id_ID"/>
+        </w:rPr>
+      </w:r>
+      <w:r>
+        <w:rPr>
           <w:lang w:val="id_ID" w:bidi="id_ID"/>
         </w:rPr>
         <w:t>Implikasinya adalah bahwa Titus harus datang ke Nikopolis setelah Artemas atau Tikhikus tiba di tempat Titus berada. Anda dapat memasukkan informasi ini jika itu berguna bagi pembaca Anda. Terjemahan alternatif: “Setelah aku mengutus Artemas atau Tikhikus dan dia datang kepadamu”</w:t>
@@ -13879,6 +16609,21 @@
           <w:b/>
           <w:lang w:val="id_ID" w:bidi="id_ID"/>
         </w:rPr>
+        <w:t>Ἀρτεμᾶν &amp; Τυχικόν</w:t>
+      </w:r>
+    </w:p>
+    <w:p>
+      <w:pPr/>
+      <w:r>
+        <w:rPr>
+          <w:lang w:val="id_ID" w:bidi="id_ID"/>
+        </w:rPr>
+      </w:r>
+      <w:r>
+        <w:rPr>
+          <w:b/>
+          <w:lang w:val="id_ID" w:bidi="id_ID"/>
+        </w:rPr>
         <w:t>Artemas</w:t>
       </w:r>
       <w:r>
@@ -13964,6 +16709,21 @@
       </w:r>
       <w:r>
         <w:rPr>
+          <w:b/>
+          <w:lang w:val="id_ID" w:bidi="id_ID"/>
+        </w:rPr>
+        <w:t>σπούδασον ἐλθεῖν</w:t>
+      </w:r>
+    </w:p>
+    <w:p>
+      <w:pPr/>
+      <w:r>
+        <w:rPr>
+          <w:lang w:val="id_ID" w:bidi="id_ID"/>
+        </w:rPr>
+      </w:r>
+      <w:r>
+        <w:rPr>
           <w:lang w:val="id_ID" w:bidi="id_ID"/>
         </w:rPr>
         <w:t>Terjemahan alternatif: “lakukan yang terbaik untuk datang”</w:t>
@@ -14012,6 +16772,21 @@
       </w:r>
       <w:r>
         <w:rPr>
+          <w:b/>
+          <w:lang w:val="id_ID" w:bidi="id_ID"/>
+        </w:rPr>
+        <w:t>σπούδασον</w:t>
+      </w:r>
+    </w:p>
+    <w:p>
+      <w:pPr/>
+      <w:r>
+        <w:rPr>
+          <w:lang w:val="id_ID" w:bidi="id_ID"/>
+        </w:rPr>
+      </w:r>
+      <w:r>
+        <w:rPr>
           <w:lang w:val="id_ID" w:bidi="id_ID"/>
         </w:rPr>
         <w:t xml:space="preserve">Kata kerja </w:t>
@@ -14093,6 +16868,21 @@
       </w:r>
       <w:r>
         <w:rPr>
+          <w:b/>
+          <w:lang w:val="id_ID" w:bidi="id_ID"/>
+        </w:rPr>
+        <w:t>σπουδαίως πρόπεμψον</w:t>
+      </w:r>
+    </w:p>
+    <w:p>
+      <w:pPr/>
+      <w:r>
+        <w:rPr>
+          <w:lang w:val="id_ID" w:bidi="id_ID"/>
+        </w:rPr>
+      </w:r>
+      <w:r>
+        <w:rPr>
           <w:lang w:val="id_ID" w:bidi="id_ID"/>
         </w:rPr>
         <w:t xml:space="preserve">Implikasinya di sini adalah </w:t>
@@ -14177,6 +16967,21 @@
           <w:b/>
           <w:lang w:val="id_ID" w:bidi="id_ID"/>
         </w:rPr>
+        <w:t>Ζηνᾶν &amp; Ἀπολλῶν</w:t>
+      </w:r>
+    </w:p>
+    <w:p>
+      <w:pPr/>
+      <w:r>
+        <w:rPr>
+          <w:lang w:val="id_ID" w:bidi="id_ID"/>
+        </w:rPr>
+      </w:r>
+      <w:r>
+        <w:rPr>
+          <w:b/>
+          <w:lang w:val="id_ID" w:bidi="id_ID"/>
+        </w:rPr>
         <w:t>Zenas</w:t>
       </w:r>
       <w:r>
@@ -14262,6 +17067,21 @@
       </w:r>
       <w:r>
         <w:rPr>
+          <w:b/>
+          <w:lang w:val="id_ID" w:bidi="id_ID"/>
+        </w:rPr>
+        <w:t>καὶ Ἀπολλῶν</w:t>
+      </w:r>
+    </w:p>
+    <w:p>
+      <w:pPr/>
+      <w:r>
+        <w:rPr>
+          <w:lang w:val="id_ID" w:bidi="id_ID"/>
+        </w:rPr>
+      </w:r>
+      <w:r>
+        <w:rPr>
           <w:lang w:val="id_ID" w:bidi="id_ID"/>
         </w:rPr>
         <w:t>Terjemahan lain: “dan juga Apolos”</w:t>
@@ -14310,6 +17130,21 @@
       </w:r>
       <w:r>
         <w:rPr>
+          <w:b/>
+          <w:lang w:val="id_ID" w:bidi="id_ID"/>
+        </w:rPr>
+        <w:t>ἵνα μηδὲν αὐτοῖς λείπῃ</w:t>
+      </w:r>
+    </w:p>
+    <w:p>
+      <w:pPr/>
+      <w:r>
+        <w:rPr>
+          <w:lang w:val="id_ID" w:bidi="id_ID"/>
+        </w:rPr>
+      </w:r>
+      <w:r>
+        <w:rPr>
           <w:lang w:val="id_ID" w:bidi="id_ID"/>
         </w:rPr>
         <w:t xml:space="preserve">Di sini, </w:t>
@@ -14391,6 +17226,21 @@
       </w:r>
       <w:r>
         <w:rPr>
+          <w:b/>
+          <w:lang w:val="id_ID" w:bidi="id_ID"/>
+        </w:rPr>
+        <w:t>ἵνα μηδὲν αὐτοῖς λείπῃ</w:t>
+      </w:r>
+    </w:p>
+    <w:p>
+      <w:pPr/>
+      <w:r>
+        <w:rPr>
+          <w:lang w:val="id_ID" w:bidi="id_ID"/>
+        </w:rPr>
+      </w:r>
+      <w:r>
+        <w:rPr>
           <w:lang w:val="id_ID" w:bidi="id_ID"/>
         </w:rPr>
         <w:t>Anda dapat menyatakan hal ini secara positif. Terjemahan lain: “sehingga mereka mempunyai semua yang mereka perlukan”</w:t>
@@ -14459,6 +17309,21 @@
       </w:r>
       <w:r>
         <w:rPr>
+          <w:b/>
+          <w:lang w:val="id_ID" w:bidi="id_ID"/>
+        </w:rPr>
+        <w:t>οἱ ἡμέτεροι</w:t>
+      </w:r>
+    </w:p>
+    <w:p>
+      <w:pPr/>
+      <w:r>
+        <w:rPr>
+          <w:lang w:val="id_ID" w:bidi="id_ID"/>
+        </w:rPr>
+      </w:r>
+      <w:r>
+        <w:rPr>
           <w:lang w:val="id_ID" w:bidi="id_ID"/>
         </w:rPr>
         <w:t xml:space="preserve">Di sini, </w:t>
@@ -14540,6 +17405,21 @@
       </w:r>
       <w:r>
         <w:rPr>
+          <w:b/>
+          <w:lang w:val="id_ID" w:bidi="id_ID"/>
+        </w:rPr>
+        <w:t>οἱ ἡμέτεροι</w:t>
+      </w:r>
+    </w:p>
+    <w:p>
+      <w:pPr/>
+      <w:r>
+        <w:rPr>
+          <w:lang w:val="id_ID" w:bidi="id_ID"/>
+        </w:rPr>
+      </w:r>
+      <w:r>
+        <w:rPr>
           <w:lang w:val="id_ID" w:bidi="id_ID"/>
         </w:rPr>
         <w:t xml:space="preserve">Di sini kata ganti </w:t>
@@ -14621,6 +17501,21 @@
       </w:r>
       <w:r>
         <w:rPr>
+          <w:b/>
+          <w:lang w:val="id_ID" w:bidi="id_ID"/>
+        </w:rPr>
+        <w:t>εἰς τὰς ἀναγκαίας χρείας</w:t>
+      </w:r>
+    </w:p>
+    <w:p>
+      <w:pPr/>
+      <w:r>
+        <w:rPr>
+          <w:lang w:val="id_ID" w:bidi="id_ID"/>
+        </w:rPr>
+      </w:r>
+      <w:r>
+        <w:rPr>
           <w:lang w:val="id_ID" w:bidi="id_ID"/>
         </w:rPr>
         <w:t xml:space="preserve">Di sini </w:t>
@@ -14702,6 +17597,21 @@
       </w:r>
       <w:r>
         <w:rPr>
+          <w:b/>
+          <w:lang w:val="id_ID" w:bidi="id_ID"/>
+        </w:rPr>
+        <w:t>ἵνα μὴ ὦσιν ἄκαρποι</w:t>
+      </w:r>
+    </w:p>
+    <w:p>
+      <w:pPr/>
+      <w:r>
+        <w:rPr>
+          <w:lang w:val="id_ID" w:bidi="id_ID"/>
+        </w:rPr>
+      </w:r>
+      <w:r>
+        <w:rPr>
           <w:lang w:val="id_ID" w:bidi="id_ID"/>
         </w:rPr>
         <w:t>Paulus berbicara tentang orang-orang yang melakukan pekerjaan baik seolah-olah mereka adalah pohon yang menghasilkan buah yang baik. Terjemahan lain: “agar mereka tidak menjalani kehidupan yang sia-sia”</w:t>
@@ -14770,6 +17680,21 @@
       </w:r>
       <w:r>
         <w:rPr>
+          <w:b/>
+          <w:lang w:val="id_ID" w:bidi="id_ID"/>
+        </w:rPr>
+        <w:t>ἵνα μὴ ὦσιν ἄκαρποι</w:t>
+      </w:r>
+    </w:p>
+    <w:p>
+      <w:pPr/>
+      <w:r>
+        <w:rPr>
+          <w:lang w:val="id_ID" w:bidi="id_ID"/>
+        </w:rPr>
+      </w:r>
+      <w:r>
+        <w:rPr>
           <w:lang w:val="id_ID" w:bidi="id_ID"/>
         </w:rPr>
         <w:t>Anda dapat menyatakan hal ini secara positif. Terjemahan lain: “supaya mereka bisa berbuah” atau “supaya dengan cara ini mereka bisa produktif”</w:t>
@@ -14838,6 +17763,21 @@
       </w:r>
       <w:r>
         <w:rPr>
+          <w:b/>
+          <w:lang w:val="id_ID" w:bidi="id_ID"/>
+        </w:rPr>
+        <w:t>ἀσπάζονταί σε</w:t>
+      </w:r>
+    </w:p>
+    <w:p>
+      <w:pPr/>
+      <w:r>
+        <w:rPr>
+          <w:lang w:val="id_ID" w:bidi="id_ID"/>
+        </w:rPr>
+      </w:r>
+      <w:r>
+        <w:rPr>
           <w:lang w:val="id_ID" w:bidi="id_ID"/>
         </w:rPr>
         <w:t xml:space="preserve">Di sini, </w:t>
@@ -14919,6 +17859,21 @@
       </w:r>
       <w:r>
         <w:rPr>
+          <w:b/>
+          <w:lang w:val="id_ID" w:bidi="id_ID"/>
+        </w:rPr>
+        <w:t>οἱ μετ’ ἐμοῦ πάντες</w:t>
+      </w:r>
+    </w:p>
+    <w:p>
+      <w:pPr/>
+      <w:r>
+        <w:rPr>
+          <w:lang w:val="id_ID" w:bidi="id_ID"/>
+        </w:rPr>
+      </w:r>
+      <w:r>
+        <w:rPr>
           <w:lang w:val="id_ID" w:bidi="id_ID"/>
         </w:rPr>
         <w:t>Terjemahan lain: “Semua orang yang bersamaku” atau “Semua orang beriman yang bersamaku”</w:t>
@@ -14987,6 +17942,21 @@
       </w:r>
       <w:r>
         <w:rPr>
+          <w:b/>
+          <w:lang w:val="id_ID" w:bidi="id_ID"/>
+        </w:rPr>
+        <w:t>τοὺς φιλοῦντας ἡμᾶς ἐν πίστει</w:t>
+      </w:r>
+    </w:p>
+    <w:p>
+      <w:pPr/>
+      <w:r>
+        <w:rPr>
+          <w:lang w:val="id_ID" w:bidi="id_ID"/>
+        </w:rPr>
+      </w:r>
+      <w:r>
+        <w:rPr>
           <w:lang w:val="id_ID" w:bidi="id_ID"/>
         </w:rPr>
         <w:t xml:space="preserve">Di sini, </w:t>
@@ -15068,6 +18038,21 @@
       </w:r>
       <w:r>
         <w:rPr>
+          <w:b/>
+          <w:lang w:val="id_ID" w:bidi="id_ID"/>
+        </w:rPr>
+        <w:t>ἡμᾶς</w:t>
+      </w:r>
+    </w:p>
+    <w:p>
+      <w:pPr/>
+      <w:r>
+        <w:rPr>
+          <w:lang w:val="id_ID" w:bidi="id_ID"/>
+        </w:rPr>
+      </w:r>
+      <w:r>
+        <w:rPr>
           <w:lang w:val="id_ID" w:bidi="id_ID"/>
         </w:rPr>
         <w:t xml:space="preserve">Di sini kata ganti </w:t>
@@ -15149,6 +18134,21 @@
       </w:r>
       <w:r>
         <w:rPr>
+          <w:b/>
+          <w:lang w:val="id_ID" w:bidi="id_ID"/>
+        </w:rPr>
+        <w:t>ἡ χάρις μετὰ πάντων ὑμῶν</w:t>
+      </w:r>
+    </w:p>
+    <w:p>
+      <w:pPr/>
+      <w:r>
+        <w:rPr>
+          <w:lang w:val="id_ID" w:bidi="id_ID"/>
+        </w:rPr>
+      </w:r>
+      <w:r>
+        <w:rPr>
           <w:lang w:val="id_ID" w:bidi="id_ID"/>
         </w:rPr>
         <w:t>Ini adalah salam yang umum bagi umat Kristiani dan juga merupakan suatu berkat. Ekspresikan ini dalam bentuk yang dapat dipahami sebagai berkah dalam bahasa Anda. Terjemahan lain: “Semoga rahmat Tuhan menyertai kalian” atau “Saya mohon agar Tuhan memberikan rahmat kepada kalian semua”</w:t>
@@ -15206,6 +18206,21 @@
         <w:rPr>
           <w:lang w:val="id_ID" w:bidi="id_ID"/>
         </w:rPr>
+      </w:r>
+    </w:p>
+    <w:p>
+      <w:pPr/>
+      <w:r>
+        <w:rPr>
+          <w:lang w:val="id_ID" w:bidi="id_ID"/>
+        </w:rPr>
+      </w:r>
+      <w:r>
+        <w:rPr>
+          <w:b/>
+          <w:lang w:val="id_ID" w:bidi="id_ID"/>
+        </w:rPr>
+        <w:t>ὑμῶν</w:t>
       </w:r>
     </w:p>
     <w:p>

--- a/ind/docx/56.content.docx
+++ b/ind/docx/56.content.docx
@@ -28,49 +28,15 @@
       </w:r>
     </w:p>
     <w:p>
-      <w:pPr>
-        <w:pStyle w:val="Heading2"/>
-      </w:pPr>
-      <w:r>
-        <w:rPr>
-          <w:lang w:val="id_ID" w:bidi="id_ID"/>
-        </w:rPr>
-        <w:t>License Information</w:t>
-      </w:r>
-      <w:r>
-        <w:rPr>
-          <w:lang w:val="id_ID" w:bidi="id_ID"/>
-        </w:rPr>
-      </w:r>
-    </w:p>
-    <w:p>
-      <w:pPr/>
-      <w:r>
-        <w:rPr>
-          <w:lang w:val="id_ID" w:bidi="id_ID"/>
-        </w:rPr>
-      </w:r>
-      <w:r>
-        <w:rPr>
-          <w:b/>
-          <w:lang w:val="id_ID" w:bidi="id_ID"/>
-        </w:rPr>
-        <w:t>Catatan Terjemahan (unfoldingWord)</w:t>
-      </w:r>
-      <w:r>
-        <w:rPr>
-          <w:lang w:val="id_ID" w:bidi="id_ID"/>
-        </w:rPr>
-        <w:t xml:space="preserve"> (Indonesian) is based on</w:t>
-      </w:r>
-      <w:r>
-        <w:rPr>
-          <w:lang w:val="id_ID" w:bidi="id_ID"/>
-        </w:rPr>
-        <w:t xml:space="preserve">: </w:t>
-      </w:r>
-      <w:r>
-        <w:rPr>
+      <w:pPr/>
+      <w:r>
+        <w:rPr>
+          <w:lang w:val="id_ID" w:bidi="id_ID"/>
+        </w:rPr>
+      </w:r>
+      <w:r>
+        <w:rPr>
+          <w:b/>
           <w:lang w:val="id_ID" w:bidi="id_ID"/>
         </w:rPr>
         <w:t>unfoldingWord® Translation Notes</w:t>
@@ -79,62 +45,31 @@
         <w:rPr>
           <w:lang w:val="id_ID" w:bidi="id_ID"/>
         </w:rPr>
-        <w:t xml:space="preserve">, </w:t>
-      </w:r>
-      <w:hyperlink r:id="rId13">
-        <w:r>
-          <w:rPr>
-            <w:lang w:val="id_ID" w:bidi="id_ID"/>
-          </w:rPr>
-          <w:rPr>
-            <w:color w:val="0000EE"/>
-            <w:u w:val="single"/>
-          </w:rPr>
-          <w:t>unfoldingWord</w:t>
-        </w:r>
-      </w:hyperlink>
-      <w:r>
-        <w:rPr>
-          <w:lang w:val="id_ID" w:bidi="id_ID"/>
-        </w:rPr>
-        <w:t xml:space="preserve">, 2022, which is licensed under a </w:t>
-      </w:r>
-      <w:hyperlink r:id="rId14">
-        <w:r>
-          <w:rPr>
-            <w:lang w:val="id_ID" w:bidi="id_ID"/>
-          </w:rPr>
-          <w:rPr>
-            <w:color w:val="0000EE"/>
-            <w:u w:val="single"/>
-          </w:rPr>
-          <w:t>CC BY-SA 4.0 license</w:t>
-        </w:r>
-      </w:hyperlink>
-      <w:r>
-        <w:rPr>
-          <w:lang w:val="id_ID" w:bidi="id_ID"/>
-        </w:rPr>
-        <w:t>.</w:t>
-      </w:r>
-      <w:r>
-        <w:rPr>
-          <w:lang w:val="id_ID" w:bidi="id_ID"/>
-        </w:rPr>
-      </w:r>
-    </w:p>
-    <w:p>
-      <w:pPr/>
-      <w:r>
-        <w:rPr>
-          <w:lang w:val="id_ID" w:bidi="id_ID"/>
-        </w:rPr>
-      </w:r>
-      <w:r>
-        <w:rPr>
-          <w:lang w:val="id_ID" w:bidi="id_ID"/>
-        </w:rPr>
-        <w:t>This PDF version is provided under the same license.</w:t>
+        <w:t xml:space="preserve"> © 2022 unfoldingWord. Released under CC BY-SA 4.0 license. </w:t>
+      </w:r>
+      <w:r>
+        <w:rPr>
+          <w:lang w:val="id_ID" w:bidi="id_ID"/>
+        </w:rPr>
+        <w:t>unfoldingWord® Translation Notes</w:t>
+      </w:r>
+      <w:r>
+        <w:rPr>
+          <w:lang w:val="id_ID" w:bidi="id_ID"/>
+        </w:rPr>
+        <w:t xml:space="preserve"> has been adapted in the following languages: Tok Pisin, Arabic (عربي), French (Français), Hindi (हिंदी), Indonesian (Bahasa Indonesia), Portuguese (Português), Russian (Русский), Spanish (Español), Swahili (Kiswahili), and Simplified Chinese (简体中文) from </w:t>
+      </w:r>
+      <w:r>
+        <w:rPr>
+          <w:lang w:val="id_ID" w:bidi="id_ID"/>
+        </w:rPr>
+        <w:t>unfoldingWord® Translation Notes</w:t>
+      </w:r>
+      <w:r>
+        <w:rPr>
+          <w:lang w:val="id_ID" w:bidi="id_ID"/>
+        </w:rPr>
+        <w:t xml:space="preserve"> © 2022 unfoldingWord. Released under CC BY-SA 4.0 license by Mission Mutual</w:t>
       </w:r>
       <w:r>
         <w:rPr>
@@ -5086,7 +5021,7 @@
         </w:rPr>
         <w:t xml:space="preserve"> dalam </w:t>
       </w:r>
-      <w:hyperlink r:id="rId15">
+      <w:hyperlink r:id="rId13">
         <w:r>
           <w:rPr>
             <w:lang w:val="id_ID" w:bidi="id_ID"/>
@@ -6131,7 +6066,7 @@
         </w:rPr>
         <w:t xml:space="preserve"> di </w:t>
       </w:r>
-      <w:hyperlink r:id="rId15">
+      <w:hyperlink r:id="rId13">
         <w:r>
           <w:rPr>
             <w:lang w:val="id_ID" w:bidi="id_ID"/>
@@ -6589,7 +6524,7 @@
         </w:rPr>
         <w:t xml:space="preserve"> di </w:t>
       </w:r>
-      <w:hyperlink r:id="rId15">
+      <w:hyperlink r:id="rId13">
         <w:r>
           <w:rPr>
             <w:lang w:val="id_ID" w:bidi="id_ID"/>
@@ -6620,7 +6555,7 @@
         </w:rPr>
         <w:t xml:space="preserve"> di </w:t>
       </w:r>
-      <w:hyperlink r:id="rId16">
+      <w:hyperlink r:id="rId14">
         <w:r>
           <w:rPr>
             <w:lang w:val="id_ID" w:bidi="id_ID"/>
@@ -8493,7 +8428,7 @@
         </w:rPr>
         <w:t xml:space="preserve"> Titus dan berarti “tepat” atau “benar”, seperti halnya dalam </w:t>
       </w:r>
-      <w:hyperlink r:id="rId15">
+      <w:hyperlink r:id="rId13">
         <w:r>
           <w:rPr>
             <w:lang w:val="id_ID" w:bidi="id_ID"/>
@@ -8511,7 +8446,7 @@
         </w:rPr>
         <w:t xml:space="preserve"> dan </w:t>
       </w:r>
-      <w:hyperlink r:id="rId17">
+      <w:hyperlink r:id="rId15">
         <w:r>
           <w:rPr>
             <w:lang w:val="id_ID" w:bidi="id_ID"/>

--- a/ind/docx/56.content.docx
+++ b/ind/docx/56.content.docx
@@ -141,13 +141,6 @@
         <w:rPr>
           <w:lang w:val="id_ID" w:bidi="id_ID"/>
         </w:rPr>
-      </w:r>
-      <w:r>
-        <w:rPr>
-          <w:i/>
-          <w:lang w:val="id_ID" w:bidi="id_ID"/>
-        </w:rPr>
-        <w:t>Titus 1:1 (#1), Titus 1:1 (#2), Titus 1:1 (#3), Titus 1:1 (#4), Titus 1:2 (#1), Titus 1:2 (#2), Titus 1:2 (#3), Titus 1:2 (#4), Titus 1:3 (#1), Titus 1:3 (#2), Titus 1:3 (#3), Titus 1:3 (#4), Titus 1:3 (#5), Titus 1:4 (#1), Titus 1:4 (#2), Titus 1:4 (#3), Titus 1:4 (#4), Titus 1:4 (#5), Titus 1:4 (#6), Titus 1:5 (#1), Titus 1:5 (#2), Titus 1:5 (#3), Titus 1:5 (#4), Titus 1:6 (#1), Titus 1:6 (#2), Titus 1:6 (#3), Titus 1:6 (#4), Titus 1:7 (#1), Titus 1:7 (#2), Titus 1:7 (#3), Titus 1:7 (#4), Titus 1:8 (#1), Titus 1:8 (#2), Titus 1:8 (#3), Titus 1:8 (#4), Titus 1:9 (#1), Titus 1:9 (#2), Titus 1:9 (#3), Titus 1:9 (#4), Titus 1:10 (#1), Titus 1:10 (#2), Titus 1:10 (#3), Titus 1:10 (#4), Titus 1:11 (#1), Titus 1:11 (#2), Titus 1:11 (#3), Titus 1:12 (#1), Titus 1:12 (#2), Titus 1:12 (#3), Titus 1:12 (#4), Titus 1:13 (#1), Titus 1:13 (#2), Titus 1:13 (#3), Titus 1:13 (#4), Titus 1:13 (#5), Titus 1:13 (#6), Titus 1:14 (#1), Titus 1:14 (#2), Titus 1:15 (#1), Titus 1:15 (#2), Titus 1:15 (#3), Titus 1:15 (#4), Titus 1:16 (#1), Titus 1:16 (#2), Titus 2:1 (#1), Titus 2:1 (#2), Titus 2:2 (#1), Titus 2:2 (#2), Titus 2:2 (#3), Titus 2:2 (#4), Titus 2:2 (#5), Titus 2:2 (#6), Titus 2:2 (#7), Titus 2:2 (#8), Titus 2:3 (#1), Titus 2:3 (#2), Titus 2:3 (#3), Titus 2:3 (#4), Titus 2:4 (#1), Titus 2:4 (#2), Titus 2:4 (#3), Titus 2:5 (#1), Titus 2:5 (#2), Titus 2:5 (#3), Titus 2:5 (#4), Titus 2:6 (#1), Titus 2:7 (#1), Titus 2:7 (#2), Titus 2:7 (#3), Titus 2:7 (#4), Titus 2:7 (#5), Titus 2:7 (#6), Titus 2:8 (#1), Titus 2:8 (#2), Titus 2:8 (#3), Titus 2:8 (#4), Titus 2:9 (#1), Titus 2:9 (#2), Titus 2:9 (#3), Titus 2:10 (#1), Titus 2:10 (#2), Titus 2:10 (#3), Titus 2:10 (#4), Titus 2:10 (#5), Titus 2:10 (#6), Titus 2:10 (#7), Titus 2:11 (#1), Titus 2:11 (#2), Titus 2:11 (#3), Titus 2:11 (#4), Titus 2:11 (#5), Titus 2:12 (#1), Titus 2:12 (#2), Titus 2:12 (#3), Titus 2:12 (#4), Titus 2:12 (#5), Titus 2:12 (#6), Titus 2:13 (#1), Titus 2:13 (#2), Titus 2:13 (#3), Titus 2:13 (#4), Titus 2:13 (#5), Titus 2:14 (#1), Titus 2:14 (#2), Titus 2:14 (#3), Titus 2:14 (#4), Titus 2:14 (#5), Titus 2:14 (#6), Titus 2:15 (#1), Titus 2:15 (#2), Titus 2:15 (#3), Titus 2:15 (#4), Titus 2:15 (#5), Titus 2:15 (#6), Titus 2:15 (#7), Titus 3:1 (#1), Titus 3:1 (#2), Titus 3:1 (#3), Titus 3:1 (#4), Titus 3:2 (#1), Titus 3:2 (#2), Titus 3:2 (#3), Titus 3:2 (#4), Titus 3:3 (#1), Titus 3:3 (#2), Titus 3:3 (#3), Titus 3:3 (#4), Titus 3:3 (#5), Titus 3:3 (#6), Titus 3:3 (#7), Titus 3:3 (#8), Titus 3:3 (#9), Titus 3:4 (#1), Titus 3:4 (#2), Titus 3:4 (#3), Titus 3:4 (#4), Titus 3:5 (#1), Titus 3:5 (#2), Titus 3:5 (#3), Titus 3:6 (#1), Titus 3:6 (#2), Titus 3:6 (#3), Titus 3:6 (#4), Titus 3:7 (#1), Titus 3:7 (#2), Titus 3:7 (#3), Titus 3:7 (#4), Titus 3:7 (#5), Titus 3:8 (#1), Titus 3:8 (#2), Titus 3:8 (#3), Titus 3:8 (#4), Titus 3:9 (#1), Titus 3:9 (#2), Titus 3:9 (#3), Titus 3:9 (#4), Titus 3:9 (#5), Titus 3:10 (#1), Titus 3:10 (#2), Titus 3:11 (#1), Titus 3:11 (#2), Titus 3:11 (#3), Titus 3:12 (#1), Titus 3:12 (#2), Titus 3:12 (#3), Titus 3:12 (#4), Titus 3:13 (#1), Titus 3:13 (#2), Titus 3:13 (#3), Titus 3:13 (#4), Titus 3:13 (#5), Titus 3:14 (#1), Titus 3:14 (#2), Titus 3:14 (#3), Titus 3:14 (#4), Titus 3:14 (#5), Titus 3:15 (#1), Titus 3:15 (#2), Titus 3:15 (#3), Titus 3:15 (#4), Titus 3:15 (#5), Titus 3:15 (#6)</w:t>
       </w:r>
       <w:r>
         <w:rPr>

--- a/ind/docx/56.content.docx
+++ b/ind/docx/56.content.docx
@@ -19,7 +19,7 @@
         <w:rPr>
           <w:lang w:val="id_ID" w:bidi="id_ID"/>
         </w:rPr>
-        <w:t>Resource: Catatan Terjemahan (unfoldingWord)</w:t>
+        <w:t>Resource: unfoldingWord® Translation Notes</w:t>
       </w:r>
       <w:r>
         <w:rPr>
@@ -90,7 +90,7 @@
         <w:rPr>
           <w:lang w:val="id_ID" w:bidi="id_ID"/>
         </w:rPr>
-        <w:t>Catatan Terjemahan (unfoldingWord)</w:t>
+        <w:t>unfoldingWord® Translation Notes</w:t>
       </w:r>
     </w:p>
     <w:p>

--- a/ind/docx/56.content.docx
+++ b/ind/docx/56.content.docx
@@ -207,6 +207,21 @@
       </w:r>
       <w:r>
         <w:rPr>
+          <w:b/>
+          <w:lang w:val="id_ID" w:bidi="id_ID"/>
+        </w:rPr>
+        <w:t>κατὰ πίστιν ἐκλεκτῶν Θεοῦ καὶ ἐπίγνωσιν ἀληθείας</w:t>
+      </w:r>
+    </w:p>
+    <w:p>
+      <w:pPr/>
+      <w:r>
+        <w:rPr>
+          <w:lang w:val="id_ID" w:bidi="id_ID"/>
+        </w:rPr>
+      </w:r>
+      <w:r>
+        <w:rPr>
           <w:lang w:val="id_ID" w:bidi="id_ID"/>
         </w:rPr>
         <w:t xml:space="preserve">Kata </w:t>
@@ -314,6 +329,21 @@
       </w:r>
       <w:r>
         <w:rPr>
+          <w:b/>
+          <w:lang w:val="id_ID" w:bidi="id_ID"/>
+        </w:rPr>
+        <w:t>ἐκλεκτῶν Θεοῦ</w:t>
+      </w:r>
+    </w:p>
+    <w:p>
+      <w:pPr/>
+      <w:r>
+        <w:rPr>
+          <w:lang w:val="id_ID" w:bidi="id_ID"/>
+        </w:rPr>
+      </w:r>
+      <w:r>
+        <w:rPr>
           <w:lang w:val="id_ID" w:bidi="id_ID"/>
         </w:rPr>
         <w:t>Jika bahasa Anda tidak menggunakan bentuk pasif ini, Anda dapat mengungkapkan gagasan tersebut dalam bentuk aktif atau dengan cara lain yang wajar dalam bahasa Anda. Terjemahan lain: “dari umat yang dipilih Allah”</w:t>
@@ -382,6 +412,21 @@
       </w:r>
       <w:r>
         <w:rPr>
+          <w:b/>
+          <w:lang w:val="id_ID" w:bidi="id_ID"/>
+        </w:rPr>
+        <w:t>καὶ ἐπίγνωσιν ἀληθείας</w:t>
+      </w:r>
+    </w:p>
+    <w:p>
+      <w:pPr/>
+      <w:r>
+        <w:rPr>
+          <w:lang w:val="id_ID" w:bidi="id_ID"/>
+        </w:rPr>
+      </w:r>
+      <w:r>
+        <w:rPr>
           <w:lang w:val="id_ID" w:bidi="id_ID"/>
         </w:rPr>
         <w:t>Paulus mengabaikan beberapa kata yang dalam banyak bahasa dibutuhkan sebuah kalimat agar menjadi lengkap. Anda dapat memberikan kata-kata ini di awal kalimat jika hal ini membuat lebih jelas dalam bahasa Anda. Terjemahan lain: “dan agar mereka mengetahui kebenaran” atau “supaya umat pilihan Allah mengetahui kebenaran”</w:t>
@@ -450,6 +495,21 @@
       </w:r>
       <w:r>
         <w:rPr>
+          <w:b/>
+          <w:lang w:val="id_ID" w:bidi="id_ID"/>
+        </w:rPr>
+        <w:t>τῆς κατ’ εὐσέβειαν</w:t>
+      </w:r>
+    </w:p>
+    <w:p>
+      <w:pPr/>
+      <w:r>
+        <w:rPr>
+          <w:lang w:val="id_ID" w:bidi="id_ID"/>
+        </w:rPr>
+      </w:r>
+      <w:r>
+        <w:rPr>
           <w:lang w:val="id_ID" w:bidi="id_ID"/>
         </w:rPr>
         <w:t xml:space="preserve">Di sini, </w:t>
@@ -531,6 +591,21 @@
       </w:r>
       <w:r>
         <w:rPr>
+          <w:b/>
+          <w:lang w:val="id_ID" w:bidi="id_ID"/>
+        </w:rPr>
+        <w:t>ἐπ’ ἐλπίδι ζωῆς αἰωνίου</w:t>
+      </w:r>
+    </w:p>
+    <w:p>
+      <w:pPr/>
+      <w:r>
+        <w:rPr>
+          <w:lang w:val="id_ID" w:bidi="id_ID"/>
+        </w:rPr>
+      </w:r>
+      <w:r>
+        <w:rPr>
           <w:lang w:val="id_ID" w:bidi="id_ID"/>
         </w:rPr>
         <w:t xml:space="preserve">Di sini </w:t>
@@ -638,6 +713,21 @@
       </w:r>
       <w:r>
         <w:rPr>
+          <w:b/>
+          <w:lang w:val="id_ID" w:bidi="id_ID"/>
+        </w:rPr>
+        <w:t>ἐπ’ ἐλπίδι ζωῆς αἰωνίου</w:t>
+      </w:r>
+    </w:p>
+    <w:p>
+      <w:pPr/>
+      <w:r>
+        <w:rPr>
+          <w:lang w:val="id_ID" w:bidi="id_ID"/>
+        </w:rPr>
+      </w:r>
+      <w:r>
+        <w:rPr>
           <w:lang w:val="id_ID" w:bidi="id_ID"/>
         </w:rPr>
         <w:t xml:space="preserve">Jika bahasa Anda tidak menggunakan kata benda abstrak untuk kata </w:t>
@@ -719,6 +809,21 @@
       </w:r>
       <w:r>
         <w:rPr>
+          <w:b/>
+          <w:lang w:val="id_ID" w:bidi="id_ID"/>
+        </w:rPr>
+        <w:t>ὁ ἀψευδὴς Θεὸς</w:t>
+      </w:r>
+    </w:p>
+    <w:p>
+      <w:pPr/>
+      <w:r>
+        <w:rPr>
+          <w:lang w:val="id_ID" w:bidi="id_ID"/>
+        </w:rPr>
+      </w:r>
+      <w:r>
+        <w:rPr>
           <w:lang w:val="id_ID" w:bidi="id_ID"/>
         </w:rPr>
         <w:t>Jika ini membuat lebih jelas dalam bahasa Anda, Anda dapat menggunakan ungkapan positif di sini daripada ungkapan negatif ganda ini. Terjemahan lain: “Allah yang sepenuhnya dapat dipercaya”</w:t>
@@ -835,6 +940,21 @@
       </w:r>
       <w:r>
         <w:rPr>
+          <w:b/>
+          <w:lang w:val="id_ID" w:bidi="id_ID"/>
+        </w:rPr>
+        <w:t>καιροῖς ἰδίοις</w:t>
+      </w:r>
+    </w:p>
+    <w:p>
+      <w:pPr/>
+      <w:r>
+        <w:rPr>
+          <w:lang w:val="id_ID" w:bidi="id_ID"/>
+        </w:rPr>
+      </w:r>
+      <w:r>
+        <w:rPr>
           <w:lang w:val="id_ID" w:bidi="id_ID"/>
         </w:rPr>
         <w:t>Terjemahan lain: “pada waktu yang tepat”</w:t>
@@ -883,6 +1003,21 @@
       </w:r>
       <w:r>
         <w:rPr>
+          <w:b/>
+          <w:lang w:val="id_ID" w:bidi="id_ID"/>
+        </w:rPr>
+        <w:t>ἐφανέρωσεν &amp; τὸν λόγον αὐτοῦ</w:t>
+      </w:r>
+    </w:p>
+    <w:p>
+      <w:pPr/>
+      <w:r>
+        <w:rPr>
+          <w:lang w:val="id_ID" w:bidi="id_ID"/>
+        </w:rPr>
+      </w:r>
+      <w:r>
+        <w:rPr>
           <w:lang w:val="id_ID" w:bidi="id_ID"/>
         </w:rPr>
         <w:t>Paulus berbicara tentang firman Tuhan seolah-olah firman itu adalah sebuah objek yang dapat diperlihatkan secara kasat mata kepada orang-orang. Terjemahan lain: “dia membuatku memahami firman-Nya”</w:t>
@@ -951,6 +1086,21 @@
       </w:r>
       <w:r>
         <w:rPr>
+          <w:b/>
+          <w:lang w:val="id_ID" w:bidi="id_ID"/>
+        </w:rPr>
+        <w:t>ἐν κηρύγματι</w:t>
+      </w:r>
+    </w:p>
+    <w:p>
+      <w:pPr/>
+      <w:r>
+        <w:rPr>
+          <w:lang w:val="id_ID" w:bidi="id_ID"/>
+        </w:rPr>
+      </w:r>
+      <w:r>
+        <w:rPr>
           <w:lang w:val="id_ID" w:bidi="id_ID"/>
         </w:rPr>
         <w:t xml:space="preserve">Paulus beranggapan bahwa para pembacanya akan memahami bahwa kata </w:t>
@@ -1032,6 +1182,21 @@
       </w:r>
       <w:r>
         <w:rPr>
+          <w:b/>
+          <w:lang w:val="id_ID" w:bidi="id_ID"/>
+        </w:rPr>
+        <w:t>ὃ ἐπιστεύθην ἐγὼ</w:t>
+      </w:r>
+    </w:p>
+    <w:p>
+      <w:pPr/>
+      <w:r>
+        <w:rPr>
+          <w:lang w:val="id_ID" w:bidi="id_ID"/>
+        </w:rPr>
+      </w:r>
+      <w:r>
+        <w:rPr>
           <w:lang w:val="id_ID" w:bidi="id_ID"/>
         </w:rPr>
         <w:t>Jika bahasa Anda tidak menggunakan bentuk pasif ini, Anda dapat menyatakannya dalam bentuk aktif. Terjemahan lain: “orang yang dipercayakan kepadaku” atau “orang yang telah memberikan tanggung-jawab kepadaku untuk memberitakan”</w:t>
@@ -1100,6 +1265,21 @@
       </w:r>
       <w:r>
         <w:rPr>
+          <w:b/>
+          <w:lang w:val="id_ID" w:bidi="id_ID"/>
+        </w:rPr>
+        <w:t>ἡμῶν</w:t>
+      </w:r>
+    </w:p>
+    <w:p>
+      <w:pPr/>
+      <w:r>
+        <w:rPr>
+          <w:lang w:val="id_ID" w:bidi="id_ID"/>
+        </w:rPr>
+      </w:r>
+      <w:r>
+        <w:rPr>
           <w:lang w:val="id_ID" w:bidi="id_ID"/>
         </w:rPr>
         <w:t xml:space="preserve">Di sini, </w:t>
@@ -1181,6 +1361,21 @@
       </w:r>
       <w:r>
         <w:rPr>
+          <w:b/>
+          <w:lang w:val="id_ID" w:bidi="id_ID"/>
+        </w:rPr>
+        <w:t>γνησίῳ τέκνῳ</w:t>
+      </w:r>
+    </w:p>
+    <w:p>
+      <w:pPr/>
+      <w:r>
+        <w:rPr>
+          <w:lang w:val="id_ID" w:bidi="id_ID"/>
+        </w:rPr>
+      </w:r>
+      <w:r>
+        <w:rPr>
           <w:lang w:val="id_ID" w:bidi="id_ID"/>
         </w:rPr>
         <w:t xml:space="preserve">Meskipun Titus bukan </w:t>
@@ -1262,6 +1457,21 @@
       </w:r>
       <w:r>
         <w:rPr>
+          <w:b/>
+          <w:lang w:val="id_ID" w:bidi="id_ID"/>
+        </w:rPr>
+        <w:t>κατὰ κοινὴν πίστιν</w:t>
+      </w:r>
+    </w:p>
+    <w:p>
+      <w:pPr/>
+      <w:r>
+        <w:rPr>
+          <w:lang w:val="id_ID" w:bidi="id_ID"/>
+        </w:rPr>
+      </w:r>
+      <w:r>
+        <w:rPr>
           <w:lang w:val="id_ID" w:bidi="id_ID"/>
         </w:rPr>
         <w:t xml:space="preserve">Paulus dan Titus sama-sama memiliki </w:t>
@@ -1356,6 +1566,21 @@
       </w:r>
       <w:r>
         <w:rPr>
+          <w:b/>
+          <w:lang w:val="id_ID" w:bidi="id_ID"/>
+        </w:rPr>
+        <w:t>χάρις καὶ εἰρήνη</w:t>
+      </w:r>
+    </w:p>
+    <w:p>
+      <w:pPr/>
+      <w:r>
+        <w:rPr>
+          <w:lang w:val="id_ID" w:bidi="id_ID"/>
+        </w:rPr>
+      </w:r>
+      <w:r>
+        <w:rPr>
           <w:lang w:val="id_ID" w:bidi="id_ID"/>
         </w:rPr>
         <w:t>Ini adalah sapaan yang umum yang digunakan Paulus. Dia menghilangkan beberapa kata yang dalam banyak bahasa dibutuhkan sebuah kalimat agar menjadi lengkap. Anda dapat menambahkan kata-kata ini jika membuat lebih jelas dalam bahasa Anda. Terjemahan lain: “Semoga kamu merasakan kasih karunia dan damai sejahtera”</w:t>
@@ -1424,6 +1649,21 @@
       </w:r>
       <w:r>
         <w:rPr>
+          <w:b/>
+          <w:lang w:val="id_ID" w:bidi="id_ID"/>
+        </w:rPr>
+        <w:t>χάρις καὶ εἰρήνη ἀπὸ Θεοῦ Πατρὸς καὶ Χριστοῦ Ἰησοῦ τοῦ Σωτῆρος ἡμῶν</w:t>
+      </w:r>
+    </w:p>
+    <w:p>
+      <w:pPr/>
+      <w:r>
+        <w:rPr>
+          <w:lang w:val="id_ID" w:bidi="id_ID"/>
+        </w:rPr>
+      </w:r>
+      <w:r>
+        <w:rPr>
           <w:lang w:val="id_ID" w:bidi="id_ID"/>
         </w:rPr>
         <w:t xml:space="preserve">Jika bahasa Anda tidak menggunakan kata benda abstrak untuk kata </w:t>
@@ -1518,6 +1758,21 @@
       </w:r>
       <w:r>
         <w:rPr>
+          <w:b/>
+          <w:lang w:val="id_ID" w:bidi="id_ID"/>
+        </w:rPr>
+        <w:t>Χριστοῦ Ἰησοῦ τοῦ Σωτῆρος ἡμῶν</w:t>
+      </w:r>
+    </w:p>
+    <w:p>
+      <w:pPr/>
+      <w:r>
+        <w:rPr>
+          <w:lang w:val="id_ID" w:bidi="id_ID"/>
+        </w:rPr>
+      </w:r>
+      <w:r>
+        <w:rPr>
           <w:lang w:val="id_ID" w:bidi="id_ID"/>
         </w:rPr>
         <w:t>Terjemahan lain: “Kristus Yesus yang adalah Juruselamat kita”</w:t>
@@ -1566,6 +1821,21 @@
       </w:r>
       <w:r>
         <w:rPr>
+          <w:b/>
+          <w:lang w:val="id_ID" w:bidi="id_ID"/>
+        </w:rPr>
+        <w:t>ἡμῶν</w:t>
+      </w:r>
+    </w:p>
+    <w:p>
+      <w:pPr/>
+      <w:r>
+        <w:rPr>
+          <w:lang w:val="id_ID" w:bidi="id_ID"/>
+        </w:rPr>
+      </w:r>
+      <w:r>
+        <w:rPr>
           <w:lang w:val="id_ID" w:bidi="id_ID"/>
         </w:rPr>
         <w:t xml:space="preserve">Di sini, </w:t>
@@ -1647,6 +1917,21 @@
       </w:r>
       <w:r>
         <w:rPr>
+          <w:b/>
+          <w:lang w:val="id_ID" w:bidi="id_ID"/>
+        </w:rPr>
+        <w:t>τούτου χάριν</w:t>
+      </w:r>
+    </w:p>
+    <w:p>
+      <w:pPr/>
+      <w:r>
+        <w:rPr>
+          <w:lang w:val="id_ID" w:bidi="id_ID"/>
+        </w:rPr>
+      </w:r>
+      <w:r>
+        <w:rPr>
           <w:lang w:val="id_ID" w:bidi="id_ID"/>
         </w:rPr>
         <w:t xml:space="preserve">Frasa </w:t>
@@ -1728,6 +2013,21 @@
       </w:r>
       <w:r>
         <w:rPr>
+          <w:b/>
+          <w:lang w:val="id_ID" w:bidi="id_ID"/>
+        </w:rPr>
+        <w:t>ἀπέλιπόν σε ἐν Κρήτῃ</w:t>
+      </w:r>
+    </w:p>
+    <w:p>
+      <w:pPr/>
+      <w:r>
+        <w:rPr>
+          <w:lang w:val="id_ID" w:bidi="id_ID"/>
+        </w:rPr>
+      </w:r>
+      <w:r>
+        <w:rPr>
           <w:lang w:val="id_ID" w:bidi="id_ID"/>
         </w:rPr>
         <w:t>Terjemahan alternatif: “Aku telah katakan kepadamu untuk tetap tinggal di Kreta”</w:t>
@@ -1776,6 +2076,21 @@
       </w:r>
       <w:r>
         <w:rPr>
+          <w:b/>
+          <w:lang w:val="id_ID" w:bidi="id_ID"/>
+        </w:rPr>
+        <w:t>ἵνα τὰ λείποντα ἐπιδιορθώσῃ</w:t>
+      </w:r>
+    </w:p>
+    <w:p>
+      <w:pPr/>
+      <w:r>
+        <w:rPr>
+          <w:lang w:val="id_ID" w:bidi="id_ID"/>
+        </w:rPr>
+      </w:r>
+      <w:r>
+        <w:rPr>
           <w:lang w:val="id_ID" w:bidi="id_ID"/>
         </w:rPr>
         <w:t>Terjemahan alternatif: “agar engkau selesai mengatur hal-hal yang perlu dilakukan”</w:t>
@@ -1824,6 +2139,21 @@
       </w:r>
       <w:r>
         <w:rPr>
+          <w:b/>
+          <w:lang w:val="id_ID" w:bidi="id_ID"/>
+        </w:rPr>
+        <w:t>καταστήσῃς &amp; πρεσβυτέρους</w:t>
+      </w:r>
+    </w:p>
+    <w:p>
+      <w:pPr/>
+      <w:r>
+        <w:rPr>
+          <w:lang w:val="id_ID" w:bidi="id_ID"/>
+        </w:rPr>
+      </w:r>
+      <w:r>
+        <w:rPr>
           <w:lang w:val="id_ID" w:bidi="id_ID"/>
         </w:rPr>
         <w:t>Terjemahan alternatif: “menunjuk penatua” atau “menentukan penatua”</w:t>
@@ -1872,6 +2202,21 @@
       </w:r>
       <w:r>
         <w:rPr>
+          <w:b/>
+          <w:lang w:val="id_ID" w:bidi="id_ID"/>
+        </w:rPr>
+        <w:t>εἴ τίς ἐστιν ἀνέγκλητος</w:t>
+      </w:r>
+    </w:p>
+    <w:p>
+      <w:pPr/>
+      <w:r>
+        <w:rPr>
+          <w:lang w:val="id_ID" w:bidi="id_ID"/>
+        </w:rPr>
+      </w:r>
+      <w:r>
+        <w:rPr>
           <w:lang w:val="id_ID" w:bidi="id_ID"/>
         </w:rPr>
         <w:t>Ini adalah awal dari deskripsi karakter seorang penatua. Paulus berasumsi bahwa Titus memahami bahwa ia harus memilih orang-orang yang sesuai dengan deskripsi berikut ini. Anda dapat memasukkan informasi ini jika hal itu akan membantu para pembaca Anda. Terjemahan alternatif: “seorang penatua haruslah orang yang tidak bercela” atau “siapa pun yang engkau pilih untuk menjadi penatua haruslah orang yang tidak bercela”</w:t>
@@ -1940,6 +2285,21 @@
       </w:r>
       <w:r>
         <w:rPr>
+          <w:b/>
+          <w:lang w:val="id_ID" w:bidi="id_ID"/>
+        </w:rPr>
+        <w:t>ἀνέγκλητος</w:t>
+      </w:r>
+    </w:p>
+    <w:p>
+      <w:pPr/>
+      <w:r>
+        <w:rPr>
+          <w:lang w:val="id_ID" w:bidi="id_ID"/>
+        </w:rPr>
+      </w:r>
+      <w:r>
+        <w:rPr>
           <w:lang w:val="id_ID" w:bidi="id_ID"/>
         </w:rPr>
         <w:t xml:space="preserve">Menjadi </w:t>
@@ -2021,6 +2381,21 @@
       </w:r>
       <w:r>
         <w:rPr>
+          <w:b/>
+          <w:lang w:val="id_ID" w:bidi="id_ID"/>
+        </w:rPr>
+        <w:t>μιᾶς γυναικὸς ἀνήρ</w:t>
+      </w:r>
+    </w:p>
+    <w:p>
+      <w:pPr/>
+      <w:r>
+        <w:rPr>
+          <w:lang w:val="id_ID" w:bidi="id_ID"/>
+        </w:rPr>
+      </w:r>
+      <w:r>
+        <w:rPr>
           <w:lang w:val="id_ID" w:bidi="id_ID"/>
         </w:rPr>
         <w:t xml:space="preserve">Ini berarti bahwa ia hanya memiliki </w:t>
@@ -2102,6 +2477,21 @@
       </w:r>
       <w:r>
         <w:rPr>
+          <w:b/>
+          <w:lang w:val="id_ID" w:bidi="id_ID"/>
+        </w:rPr>
+        <w:t>τέκνα &amp; πιστά</w:t>
+      </w:r>
+    </w:p>
+    <w:p>
+      <w:pPr/>
+      <w:r>
+        <w:rPr>
+          <w:lang w:val="id_ID" w:bidi="id_ID"/>
+        </w:rPr>
+      </w:r>
+      <w:r>
+        <w:rPr>
           <w:lang w:val="id_ID" w:bidi="id_ID"/>
         </w:rPr>
         <w:t>Hal ini dapat merujuk kepada: (1) anak-anak yang percaya kepada Yesus. Terjemahan alternatif: “anak-anak yang setia kepada Allah” (2) anak-anak yang dapat dipercaya. Terjemahan alternatif: “anak-anak yang jujur”</w:t>
@@ -2170,6 +2560,21 @@
       </w:r>
       <w:r>
         <w:rPr>
+          <w:b/>
+          <w:lang w:val="id_ID" w:bidi="id_ID"/>
+        </w:rPr>
+        <w:t>τὸν ἐπίσκοπον</w:t>
+      </w:r>
+    </w:p>
+    <w:p>
+      <w:pPr/>
+      <w:r>
+        <w:rPr>
+          <w:lang w:val="id_ID" w:bidi="id_ID"/>
+        </w:rPr>
+      </w:r>
+      <w:r>
+        <w:rPr>
           <w:lang w:val="id_ID" w:bidi="id_ID"/>
         </w:rPr>
         <w:t xml:space="preserve">Kata </w:t>
@@ -2251,6 +2656,21 @@
       </w:r>
       <w:r>
         <w:rPr>
+          <w:b/>
+          <w:lang w:val="id_ID" w:bidi="id_ID"/>
+        </w:rPr>
+        <w:t>Θεοῦ οἰκονόμον</w:t>
+      </w:r>
+    </w:p>
+    <w:p>
+      <w:pPr/>
+      <w:r>
+        <w:rPr>
+          <w:lang w:val="id_ID" w:bidi="id_ID"/>
+        </w:rPr>
+      </w:r>
+      <w:r>
+        <w:rPr>
           <w:lang w:val="id_ID" w:bidi="id_ID"/>
         </w:rPr>
         <w:t xml:space="preserve">Paulus berbicara tentang jemaat seolah-olah jemaat adalah </w:t>
@@ -2332,6 +2752,21 @@
       </w:r>
       <w:r>
         <w:rPr>
+          <w:b/>
+          <w:lang w:val="id_ID" w:bidi="id_ID"/>
+        </w:rPr>
+        <w:t>μὴ πάροινον</w:t>
+      </w:r>
+    </w:p>
+    <w:p>
+      <w:pPr/>
+      <w:r>
+        <w:rPr>
+          <w:lang w:val="id_ID" w:bidi="id_ID"/>
+        </w:rPr>
+      </w:r>
+      <w:r>
+        <w:rPr>
           <w:lang w:val="id_ID" w:bidi="id_ID"/>
         </w:rPr>
         <w:t>Terjemahan alternatif: “bukan pecandu alkohol” atau “bukan orang yang banyak minum anggur”</w:t>
@@ -2380,6 +2815,21 @@
       </w:r>
       <w:r>
         <w:rPr>
+          <w:b/>
+          <w:lang w:val="id_ID" w:bidi="id_ID"/>
+        </w:rPr>
+        <w:t>μὴ πλήκτην</w:t>
+      </w:r>
+    </w:p>
+    <w:p>
+      <w:pPr/>
+      <w:r>
+        <w:rPr>
+          <w:lang w:val="id_ID" w:bidi="id_ID"/>
+        </w:rPr>
+      </w:r>
+      <w:r>
+        <w:rPr>
           <w:lang w:val="id_ID" w:bidi="id_ID"/>
         </w:rPr>
         <w:t>Terjemahan alternatif: “bukan orang yang suka melakukan kekerasan” atau “bukan orang yang suka berkelahi”</w:t>
@@ -2428,6 +2878,21 @@
       </w:r>
       <w:r>
         <w:rPr>
+          <w:b/>
+          <w:lang w:val="id_ID" w:bidi="id_ID"/>
+        </w:rPr>
+        <w:t>ἀλλὰ</w:t>
+      </w:r>
+    </w:p>
+    <w:p>
+      <w:pPr/>
+      <w:r>
+        <w:rPr>
+          <w:lang w:val="id_ID" w:bidi="id_ID"/>
+        </w:rPr>
+      </w:r>
+      <w:r>
+        <w:rPr>
           <w:lang w:val="id_ID" w:bidi="id_ID"/>
         </w:rPr>
         <w:t xml:space="preserve">Kata penghubung </w:t>
@@ -2509,6 +2974,21 @@
       </w:r>
       <w:r>
         <w:rPr>
+          <w:b/>
+          <w:lang w:val="id_ID" w:bidi="id_ID"/>
+        </w:rPr>
+        <w:t>φιλάγαθον</w:t>
+      </w:r>
+    </w:p>
+    <w:p>
+      <w:pPr/>
+      <w:r>
+        <w:rPr>
+          <w:lang w:val="id_ID" w:bidi="id_ID"/>
+        </w:rPr>
+      </w:r>
+      <w:r>
+        <w:rPr>
           <w:lang w:val="id_ID" w:bidi="id_ID"/>
         </w:rPr>
         <w:t xml:space="preserve">Di sini Paulus berbicara tentang </w:t>
@@ -2603,6 +3083,21 @@
       </w:r>
       <w:r>
         <w:rPr>
+          <w:b/>
+          <w:lang w:val="id_ID" w:bidi="id_ID"/>
+        </w:rPr>
+        <w:t>σώφρονα &amp; ἐγκρατῆ</w:t>
+      </w:r>
+    </w:p>
+    <w:p>
+      <w:pPr/>
+      <w:r>
+        <w:rPr>
+          <w:lang w:val="id_ID" w:bidi="id_ID"/>
+        </w:rPr>
+      </w:r>
+      <w:r>
+        <w:rPr>
           <w:lang w:val="id_ID" w:bidi="id_ID"/>
         </w:rPr>
         <w:t xml:space="preserve">Istilah </w:t>
@@ -2697,6 +3192,21 @@
       </w:r>
       <w:r>
         <w:rPr>
+          <w:b/>
+          <w:lang w:val="id_ID" w:bidi="id_ID"/>
+        </w:rPr>
+        <w:t>δίκαιον, ὅσιον</w:t>
+      </w:r>
+    </w:p>
+    <w:p>
+      <w:pPr/>
+      <w:r>
+        <w:rPr>
+          <w:lang w:val="id_ID" w:bidi="id_ID"/>
+        </w:rPr>
+      </w:r>
+      <w:r>
+        <w:rPr>
           <w:lang w:val="id_ID" w:bidi="id_ID"/>
         </w:rPr>
         <w:t xml:space="preserve">Istilah </w:t>
@@ -2791,6 +3301,21 @@
       </w:r>
       <w:r>
         <w:rPr>
+          <w:b/>
+          <w:lang w:val="id_ID" w:bidi="id_ID"/>
+        </w:rPr>
+        <w:t>ἀντεχόμενον</w:t>
+      </w:r>
+    </w:p>
+    <w:p>
+      <w:pPr/>
+      <w:r>
+        <w:rPr>
+          <w:lang w:val="id_ID" w:bidi="id_ID"/>
+        </w:rPr>
+      </w:r>
+      <w:r>
+        <w:rPr>
           <w:lang w:val="id_ID" w:bidi="id_ID"/>
         </w:rPr>
         <w:t>Paulus berbicara tentang pengabdian pada iman Kristen seolah-olah itu adalah menggenggam iman dengan tangan. Jika ini berguna dalam bahasa Anda, Anda dapat menggunakan metafora lain atau menyatakan maknanya dengan jelas. Terjemahan alternatif: “Dia harus mengikuti dengan cermat” atau “Dia harus mengabdi pada”</w:t>
@@ -2859,6 +3384,21 @@
       </w:r>
       <w:r>
         <w:rPr>
+          <w:b/>
+          <w:lang w:val="id_ID" w:bidi="id_ID"/>
+        </w:rPr>
+        <w:t>κατὰ τὴν διδαχὴν</w:t>
+      </w:r>
+    </w:p>
+    <w:p>
+      <w:pPr/>
+      <w:r>
+        <w:rPr>
+          <w:lang w:val="id_ID" w:bidi="id_ID"/>
+        </w:rPr>
+      </w:r>
+      <w:r>
+        <w:rPr>
           <w:lang w:val="id_ID" w:bidi="id_ID"/>
         </w:rPr>
         <w:t>Terjemahan alternatif: “yang sesuai dengan hal-hal yang kami ajarkan kepadanya”</w:t>
@@ -2907,6 +3447,21 @@
       </w:r>
       <w:r>
         <w:rPr>
+          <w:b/>
+          <w:lang w:val="id_ID" w:bidi="id_ID"/>
+        </w:rPr>
+        <w:t>ἵνα</w:t>
+      </w:r>
+    </w:p>
+    <w:p>
+      <w:pPr/>
+      <w:r>
+        <w:rPr>
+          <w:lang w:val="id_ID" w:bidi="id_ID"/>
+        </w:rPr>
+      </w:r>
+      <w:r>
+        <w:rPr>
           <w:lang w:val="id_ID" w:bidi="id_ID"/>
         </w:rPr>
         <w:t xml:space="preserve">Kata-kata penghubung </w:t>
@@ -2988,6 +3543,21 @@
       </w:r>
       <w:r>
         <w:rPr>
+          <w:b/>
+          <w:lang w:val="id_ID" w:bidi="id_ID"/>
+        </w:rPr>
+        <w:t>τῇ διδασκαλίᾳ τῇ ὑγιαινούσῃ</w:t>
+      </w:r>
+    </w:p>
+    <w:p>
+      <w:pPr/>
+      <w:r>
+        <w:rPr>
+          <w:lang w:val="id_ID" w:bidi="id_ID"/>
+        </w:rPr>
+      </w:r>
+      <w:r>
+        <w:rPr>
           <w:lang w:val="id_ID" w:bidi="id_ID"/>
         </w:rPr>
         <w:t xml:space="preserve">Kata yang diterjemahkan di sini sebagai </w:t>
@@ -3082,6 +3652,21 @@
       </w:r>
       <w:r>
         <w:rPr>
+          <w:b/>
+          <w:lang w:val="id_ID" w:bidi="id_ID"/>
+        </w:rPr>
+        <w:t>ματαιολόγοι</w:t>
+      </w:r>
+    </w:p>
+    <w:p>
+      <w:pPr/>
+      <w:r>
+        <w:rPr>
+          <w:lang w:val="id_ID" w:bidi="id_ID"/>
+        </w:rPr>
+      </w:r>
+      <w:r>
+        <w:rPr>
           <w:lang w:val="id_ID" w:bidi="id_ID"/>
         </w:rPr>
         <w:t xml:space="preserve">Di sini, </w:t>
@@ -3176,6 +3761,21 @@
       </w:r>
       <w:r>
         <w:rPr>
+          <w:b/>
+          <w:lang w:val="id_ID" w:bidi="id_ID"/>
+        </w:rPr>
+        <w:t>φρεναπάται</w:t>
+      </w:r>
+    </w:p>
+    <w:p>
+      <w:pPr/>
+      <w:r>
+        <w:rPr>
+          <w:lang w:val="id_ID" w:bidi="id_ID"/>
+        </w:rPr>
+      </w:r>
+      <w:r>
+        <w:rPr>
           <w:lang w:val="id_ID" w:bidi="id_ID"/>
         </w:rPr>
         <w:t xml:space="preserve">Kata </w:t>
@@ -3257,6 +3857,21 @@
       </w:r>
       <w:r>
         <w:rPr>
+          <w:b/>
+          <w:lang w:val="id_ID" w:bidi="id_ID"/>
+        </w:rPr>
+        <w:t>ματαιολόγοι, καὶ φρεναπάται</w:t>
+      </w:r>
+    </w:p>
+    <w:p>
+      <w:pPr/>
+      <w:r>
+        <w:rPr>
+          <w:lang w:val="id_ID" w:bidi="id_ID"/>
+        </w:rPr>
+      </w:r>
+      <w:r>
+        <w:rPr>
           <w:lang w:val="id_ID" w:bidi="id_ID"/>
         </w:rPr>
         <w:t xml:space="preserve">Baik </w:t>
@@ -3364,6 +3979,21 @@
       </w:r>
       <w:r>
         <w:rPr>
+          <w:b/>
+          <w:lang w:val="id_ID" w:bidi="id_ID"/>
+        </w:rPr>
+        <w:t>οἱ ἐκ τῆς περιτομῆς</w:t>
+      </w:r>
+    </w:p>
+    <w:p>
+      <w:pPr/>
+      <w:r>
+        <w:rPr>
+          <w:lang w:val="id_ID" w:bidi="id_ID"/>
+        </w:rPr>
+      </w:r>
+      <w:r>
+        <w:rPr>
           <w:lang w:val="id_ID" w:bidi="id_ID"/>
         </w:rPr>
         <w:t xml:space="preserve">Di sini, </w:t>
@@ -3445,6 +4075,21 @@
       </w:r>
       <w:r>
         <w:rPr>
+          <w:b/>
+          <w:lang w:val="id_ID" w:bidi="id_ID"/>
+        </w:rPr>
+        <w:t>οὓς δεῖ ἐπιστομίζειν</w:t>
+      </w:r>
+    </w:p>
+    <w:p>
+      <w:pPr/>
+      <w:r>
+        <w:rPr>
+          <w:lang w:val="id_ID" w:bidi="id_ID"/>
+        </w:rPr>
+      </w:r>
+      <w:r>
+        <w:rPr>
           <w:lang w:val="id_ID" w:bidi="id_ID"/>
         </w:rPr>
         <w:t>Implikasinya adalah bahwa orang-orang ini harus dilarang untuk mengajar. Anda dapat memasukkan informasi ini jika itu berguna bagi pembaca Anda. Terjemahan alternatif: “Engkau harus mencegah mereka menyebarkan ajaran sesat mereka” atau “Seseorang harus menghentikan mereka agar tidak menipu orang lain dengan kata-kata mereka”</w:t>
@@ -3513,6 +4158,21 @@
       </w:r>
       <w:r>
         <w:rPr>
+          <w:b/>
+          <w:lang w:val="id_ID" w:bidi="id_ID"/>
+        </w:rPr>
+        <w:t>ὅλους οἴκους ἀνατρέπουσιν</w:t>
+      </w:r>
+    </w:p>
+    <w:p>
+      <w:pPr/>
+      <w:r>
+        <w:rPr>
+          <w:lang w:val="id_ID" w:bidi="id_ID"/>
+        </w:rPr>
+      </w:r>
+      <w:r>
+        <w:rPr>
           <w:lang w:val="id_ID" w:bidi="id_ID"/>
         </w:rPr>
         <w:t>Masalahnya adalah mereka membawa banyak keluarga menjauh dari kebenaran dan menghancurkan iman mereka. Anda dapat memasukkan informasi ini jika itu berguna bagi pembaca Anda. Terjemahan alternatif: “merusak iman seluruh keluarga”</w:t>
@@ -3581,6 +4241,21 @@
       </w:r>
       <w:r>
         <w:rPr>
+          <w:b/>
+          <w:lang w:val="id_ID" w:bidi="id_ID"/>
+        </w:rPr>
+        <w:t>αἰσχροῦ κέρδους χάριν</w:t>
+      </w:r>
+    </w:p>
+    <w:p>
+      <w:pPr/>
+      <w:r>
+        <w:rPr>
+          <w:lang w:val="id_ID" w:bidi="id_ID"/>
+        </w:rPr>
+      </w:r>
+      <w:r>
+        <w:rPr>
           <w:lang w:val="id_ID" w:bidi="id_ID"/>
         </w:rPr>
         <w:t xml:space="preserve">Di sini Paulus menyebut </w:t>
@@ -3675,6 +4350,21 @@
       </w:r>
       <w:r>
         <w:rPr>
+          <w:b/>
+          <w:lang w:val="id_ID" w:bidi="id_ID"/>
+        </w:rPr>
+        <w:t>τις ἐξ αὐτῶν, ἴδιος αὐτῶν προφήτης</w:t>
+      </w:r>
+    </w:p>
+    <w:p>
+      <w:pPr/>
+      <w:r>
+        <w:rPr>
+          <w:lang w:val="id_ID" w:bidi="id_ID"/>
+        </w:rPr>
+      </w:r>
+      <w:r>
+        <w:rPr>
           <w:lang w:val="id_ID" w:bidi="id_ID"/>
         </w:rPr>
         <w:t>Terjemahan alternatif: “Seorang Kreta, yang mereka sendiri anggap sebagai nabi”</w:t>
@@ -3723,6 +4413,21 @@
       </w:r>
       <w:r>
         <w:rPr>
+          <w:b/>
+          <w:lang w:val="id_ID" w:bidi="id_ID"/>
+        </w:rPr>
+        <w:t>Κρῆτες ἀεὶ ψεῦσται</w:t>
+      </w:r>
+    </w:p>
+    <w:p>
+      <w:pPr/>
+      <w:r>
+        <w:rPr>
+          <w:lang w:val="id_ID" w:bidi="id_ID"/>
+        </w:rPr>
+      </w:r>
+      <w:r>
+        <w:rPr>
           <w:lang w:val="id_ID" w:bidi="id_ID"/>
         </w:rPr>
         <w:t xml:space="preserve">Kata </w:t>
@@ -3804,6 +4509,21 @@
       </w:r>
       <w:r>
         <w:rPr>
+          <w:b/>
+          <w:lang w:val="id_ID" w:bidi="id_ID"/>
+        </w:rPr>
+        <w:t>κακὰ θηρία</w:t>
+      </w:r>
+    </w:p>
+    <w:p>
+      <w:pPr/>
+      <w:r>
+        <w:rPr>
+          <w:lang w:val="id_ID" w:bidi="id_ID"/>
+        </w:rPr>
+      </w:r>
+      <w:r>
+        <w:rPr>
           <w:lang w:val="id_ID" w:bidi="id_ID"/>
         </w:rPr>
         <w:t xml:space="preserve">Metafora ini berbicara tentang </w:t>
@@ -3898,6 +4618,21 @@
       </w:r>
       <w:r>
         <w:rPr>
+          <w:b/>
+          <w:lang w:val="id_ID" w:bidi="id_ID"/>
+        </w:rPr>
+        <w:t>γαστέρες ἀργαί</w:t>
+      </w:r>
+    </w:p>
+    <w:p>
+      <w:pPr/>
+      <w:r>
+        <w:rPr>
+          <w:lang w:val="id_ID" w:bidi="id_ID"/>
+        </w:rPr>
+      </w:r>
+      <w:r>
+        <w:rPr>
           <w:lang w:val="id_ID" w:bidi="id_ID"/>
         </w:rPr>
         <w:t>Di sini bagian tubuh yang menyimpan makanan digunakan untuk melambangkan orang yang makan sepanjang waktu. Jika ini berguna dalam bahasa Anda, Anda dapat menggunakan ungkapan yang setara dari budaya Anda atau menyatakan artinya dengan jelas. Terjemahan alternatif: “pelahap-pelahap yang malas” atau “orang-orang malas yang hanya ingin makan”</w:t>
@@ -3966,6 +4701,21 @@
       </w:r>
       <w:r>
         <w:rPr>
+          <w:b/>
+          <w:lang w:val="id_ID" w:bidi="id_ID"/>
+        </w:rPr>
+        <w:t>δι’ ἣν αἰτίαν ἔλεγχε αὐτοὺς ἀποτόμως</w:t>
+      </w:r>
+    </w:p>
+    <w:p>
+      <w:pPr/>
+      <w:r>
+        <w:rPr>
+          <w:lang w:val="id_ID" w:bidi="id_ID"/>
+        </w:rPr>
+      </w:r>
+      <w:r>
+        <w:rPr>
           <w:lang w:val="id_ID" w:bidi="id_ID"/>
         </w:rPr>
         <w:t>Terjemahan lain: “Oleh karena itu, Anda harus menggunakan bahasa yang kuat sehingga orang Kreta dapat memahaminya saat Anda mengoreksinya”</w:t>
@@ -4014,6 +4764,21 @@
       </w:r>
       <w:r>
         <w:rPr>
+          <w:b/>
+          <w:lang w:val="id_ID" w:bidi="id_ID"/>
+        </w:rPr>
+        <w:t>δι’ ἣν αἰτίαν</w:t>
+      </w:r>
+    </w:p>
+    <w:p>
+      <w:pPr/>
+      <w:r>
+        <w:rPr>
+          <w:lang w:val="id_ID" w:bidi="id_ID"/>
+        </w:rPr>
+      </w:r>
+      <w:r>
+        <w:rPr>
           <w:lang w:val="id_ID" w:bidi="id_ID"/>
         </w:rPr>
         <w:t xml:space="preserve">Kata penghubung </w:t>
@@ -4095,6 +4860,21 @@
       </w:r>
       <w:r>
         <w:rPr>
+          <w:b/>
+          <w:lang w:val="id_ID" w:bidi="id_ID"/>
+        </w:rPr>
+        <w:t>αὐτοὺς</w:t>
+      </w:r>
+    </w:p>
+    <w:p>
+      <w:pPr/>
+      <w:r>
+        <w:rPr>
+          <w:lang w:val="id_ID" w:bidi="id_ID"/>
+        </w:rPr>
+      </w:r>
+      <w:r>
+        <w:rPr>
           <w:lang w:val="id_ID" w:bidi="id_ID"/>
         </w:rPr>
         <w:t xml:space="preserve">Di sini kata ganti </w:t>
@@ -4178,6 +4958,21 @@
         <w:rPr>
           <w:lang w:val="id_ID" w:bidi="id_ID"/>
         </w:rPr>
+      </w:r>
+    </w:p>
+    <w:p>
+      <w:pPr/>
+      <w:r>
+        <w:rPr>
+          <w:lang w:val="id_ID" w:bidi="id_ID"/>
+        </w:rPr>
+      </w:r>
+      <w:r>
+        <w:rPr>
+          <w:b/>
+          <w:lang w:val="id_ID" w:bidi="id_ID"/>
+        </w:rPr>
+        <w:t>ἵνα ὑγιαίνωσιν ἐν τῇ πίστει</w:t>
       </w:r>
     </w:p>
     <w:p>
@@ -4288,6 +5083,21 @@
       </w:r>
       <w:r>
         <w:rPr>
+          <w:b/>
+          <w:lang w:val="id_ID" w:bidi="id_ID"/>
+        </w:rPr>
+        <w:t>ἵνα</w:t>
+      </w:r>
+    </w:p>
+    <w:p>
+      <w:pPr/>
+      <w:r>
+        <w:rPr>
+          <w:lang w:val="id_ID" w:bidi="id_ID"/>
+        </w:rPr>
+      </w:r>
+      <w:r>
+        <w:rPr>
           <w:lang w:val="id_ID" w:bidi="id_ID"/>
         </w:rPr>
         <w:t xml:space="preserve">Di sini, </w:t>
@@ -4382,6 +5192,21 @@
       </w:r>
       <w:r>
         <w:rPr>
+          <w:b/>
+          <w:lang w:val="id_ID" w:bidi="id_ID"/>
+        </w:rPr>
+        <w:t>ἐν τῇ πίστει</w:t>
+      </w:r>
+    </w:p>
+    <w:p>
+      <w:pPr/>
+      <w:r>
+        <w:rPr>
+          <w:lang w:val="id_ID" w:bidi="id_ID"/>
+        </w:rPr>
+      </w:r>
+      <w:r>
+        <w:rPr>
           <w:lang w:val="id_ID" w:bidi="id_ID"/>
         </w:rPr>
         <w:t xml:space="preserve">Di sini kata benda abstrak </w:t>
@@ -4463,6 +5288,21 @@
       </w:r>
       <w:r>
         <w:rPr>
+          <w:b/>
+          <w:lang w:val="id_ID" w:bidi="id_ID"/>
+        </w:rPr>
+        <w:t>Ἰουδαϊκοῖς μύθοις</w:t>
+      </w:r>
+    </w:p>
+    <w:p>
+      <w:pPr/>
+      <w:r>
+        <w:rPr>
+          <w:lang w:val="id_ID" w:bidi="id_ID"/>
+        </w:rPr>
+      </w:r>
+      <w:r>
+        <w:rPr>
           <w:lang w:val="id_ID" w:bidi="id_ID"/>
         </w:rPr>
         <w:t>Terjemahan lain: “ajaran palsu orang Yahudi”</w:t>
@@ -4511,6 +5351,21 @@
       </w:r>
       <w:r>
         <w:rPr>
+          <w:b/>
+          <w:lang w:val="id_ID" w:bidi="id_ID"/>
+        </w:rPr>
+        <w:t>ἀποστρεφομένων τὴν ἀλήθειαν</w:t>
+      </w:r>
+    </w:p>
+    <w:p>
+      <w:pPr/>
+      <w:r>
+        <w:rPr>
+          <w:lang w:val="id_ID" w:bidi="id_ID"/>
+        </w:rPr>
+      </w:r>
+      <w:r>
+        <w:rPr>
           <w:lang w:val="id_ID" w:bidi="id_ID"/>
         </w:rPr>
         <w:t>Paulus berbicara tentang kebenaran seolah-olah kebenaran adalah suatu objek yang dapat ditolak atau dihindari oleh seseorang. Terjemahan lain: “yang menolak kebenaran”</w:t>
@@ -4579,6 +5434,21 @@
       </w:r>
       <w:r>
         <w:rPr>
+          <w:b/>
+          <w:lang w:val="id_ID" w:bidi="id_ID"/>
+        </w:rPr>
+        <w:t>πάντα καθαρὰ τοῖς καθαροῖς</w:t>
+      </w:r>
+    </w:p>
+    <w:p>
+      <w:pPr/>
+      <w:r>
+        <w:rPr>
+          <w:lang w:val="id_ID" w:bidi="id_ID"/>
+        </w:rPr>
+      </w:r>
+      <w:r>
+        <w:rPr>
           <w:lang w:val="id_ID" w:bidi="id_ID"/>
         </w:rPr>
         <w:t>Di sini, Paulus menggunakan atau menciptakan sebuah peribahasa untuk mengajarkan bahwa menjadi murni atau menyenangkan Tuhan adalah soal pikiran batin seseorang, bukan soal tindakan atau ritual lahiriah. Terjemahkan peribahasa ini sedemikian rupa sehingga dapat dikenali sebagai peribahasa dan bermakna dalam bahasa dan budaya Anda. Terjemahan lain: “Jika manusia suci hatinya, segala sesuatu yang mereka lakukan akan murni” atau “Ketika manusia hanya mempunyai pikiran yang baik, maka apa pun yang mereka lakukan tidak akan menyinggung Tuhan”</w:t>
@@ -4647,6 +5517,21 @@
       </w:r>
       <w:r>
         <w:rPr>
+          <w:b/>
+          <w:lang w:val="id_ID" w:bidi="id_ID"/>
+        </w:rPr>
+        <w:t>τοῖς καθαροῖς</w:t>
+      </w:r>
+    </w:p>
+    <w:p>
+      <w:pPr/>
+      <w:r>
+        <w:rPr>
+          <w:lang w:val="id_ID" w:bidi="id_ID"/>
+        </w:rPr>
+      </w:r>
+      <w:r>
+        <w:rPr>
           <w:lang w:val="id_ID" w:bidi="id_ID"/>
         </w:rPr>
         <w:t>Terjemahan lain: “kepada mereka yang berkenan kepada Tuhan”</w:t>
@@ -4695,6 +5580,21 @@
       </w:r>
       <w:r>
         <w:rPr>
+          <w:b/>
+          <w:lang w:val="id_ID" w:bidi="id_ID"/>
+        </w:rPr>
+        <w:t>δὲ</w:t>
+      </w:r>
+    </w:p>
+    <w:p>
+      <w:pPr/>
+      <w:r>
+        <w:rPr>
+          <w:lang w:val="id_ID" w:bidi="id_ID"/>
+        </w:rPr>
+      </w:r>
+      <w:r>
+        <w:rPr>
           <w:lang w:val="id_ID" w:bidi="id_ID"/>
         </w:rPr>
         <w:t xml:space="preserve">Kata penghubung </w:t>
@@ -4776,6 +5676,21 @@
       </w:r>
       <w:r>
         <w:rPr>
+          <w:b/>
+          <w:lang w:val="id_ID" w:bidi="id_ID"/>
+        </w:rPr>
+        <w:t>τοῖς δὲ μεμιαμμένοις καὶ ἀπίστοις, οὐδὲν καθαρόν</w:t>
+      </w:r>
+    </w:p>
+    <w:p>
+      <w:pPr/>
+      <w:r>
+        <w:rPr>
+          <w:lang w:val="id_ID" w:bidi="id_ID"/>
+        </w:rPr>
+      </w:r>
+      <w:r>
+        <w:rPr>
           <w:lang w:val="id_ID" w:bidi="id_ID"/>
         </w:rPr>
         <w:t>Paulus berbicara tentang orang-orang berdosa seolah-olah mereka rusak atau kotor secara fisik. Terjemahan lain: “Tetapi jika manusia tercemar akhlaknya dan tidak beriman, maka mereka tidak dapat berbuat sesuatu yang suci” atau “Tetapi jika manusia penuh dengan dosa dan ketidakpercayaan, maka apa pun yang mereka lakukan tidak berkenan kepada Allah”</w:t>
@@ -4844,6 +5759,21 @@
       </w:r>
       <w:r>
         <w:rPr>
+          <w:b/>
+          <w:lang w:val="id_ID" w:bidi="id_ID"/>
+        </w:rPr>
+        <w:t>δὲ</w:t>
+      </w:r>
+    </w:p>
+    <w:p>
+      <w:pPr/>
+      <w:r>
+        <w:rPr>
+          <w:lang w:val="id_ID" w:bidi="id_ID"/>
+        </w:rPr>
+      </w:r>
+      <w:r>
+        <w:rPr>
           <w:lang w:val="id_ID" w:bidi="id_ID"/>
         </w:rPr>
         <w:t xml:space="preserve">Kata penghubung </w:t>
@@ -4925,6 +5855,21 @@
       </w:r>
       <w:r>
         <w:rPr>
+          <w:b/>
+          <w:lang w:val="id_ID" w:bidi="id_ID"/>
+        </w:rPr>
+        <w:t>τοῖς &amp; ἔργοις ἀρνοῦνται</w:t>
+      </w:r>
+    </w:p>
+    <w:p>
+      <w:pPr/>
+      <w:r>
+        <w:rPr>
+          <w:lang w:val="id_ID" w:bidi="id_ID"/>
+        </w:rPr>
+      </w:r>
+      <w:r>
+        <w:rPr>
           <w:lang w:val="id_ID" w:bidi="id_ID"/>
         </w:rPr>
         <w:t>Terjemahan lain: “cara hidup mereka membuktikan bahwa mereka tidak mengenal Dia”</w:t>
@@ -4973,6 +5918,21 @@
       </w:r>
       <w:r>
         <w:rPr>
+          <w:b/>
+          <w:lang w:val="id_ID" w:bidi="id_ID"/>
+        </w:rPr>
+        <w:t>σὺ δὲ</w:t>
+      </w:r>
+    </w:p>
+    <w:p>
+      <w:pPr/>
+      <w:r>
+        <w:rPr>
+          <w:lang w:val="id_ID" w:bidi="id_ID"/>
+        </w:rPr>
+      </w:r>
+      <w:r>
+        <w:rPr>
           <w:lang w:val="id_ID" w:bidi="id_ID"/>
         </w:rPr>
         <w:t xml:space="preserve">Di sini, </w:t>
@@ -5043,6 +6003,21 @@
         <w:rPr>
           <w:lang w:val="id_ID" w:bidi="id_ID"/>
         </w:rPr>
+      </w:r>
+    </w:p>
+    <w:p>
+      <w:pPr/>
+      <w:r>
+        <w:rPr>
+          <w:lang w:val="id_ID" w:bidi="id_ID"/>
+        </w:rPr>
+      </w:r>
+      <w:r>
+        <w:rPr>
+          <w:b/>
+          <w:lang w:val="id_ID" w:bidi="id_ID"/>
+        </w:rPr>
+        <w:t>τῇ ὑγιαινούσῃ διδασκαλίᾳ</w:t>
       </w:r>
     </w:p>
     <w:p>
@@ -5153,6 +6128,21 @@
       </w:r>
       <w:r>
         <w:rPr>
+          <w:b/>
+          <w:lang w:val="id_ID" w:bidi="id_ID"/>
+        </w:rPr>
+        <w:t>πρεσβύτας &amp; εἶναι</w:t>
+      </w:r>
+    </w:p>
+    <w:p>
+      <w:pPr/>
+      <w:r>
+        <w:rPr>
+          <w:lang w:val="id_ID" w:bidi="id_ID"/>
+        </w:rPr>
+      </w:r>
+      <w:r>
+        <w:rPr>
           <w:lang w:val="id_ID" w:bidi="id_ID"/>
         </w:rPr>
         <w:t>Di sini tidak ada kata kerja sehingga dalam banyak bahasa diperlukan sebuah kalimat agar bisa lengkap. Jika ini membuat lebih jelas dalam bahasa Anda, Anda dapat menambah kata kerja di sini, yang diambil dari gagasan “berbicara” di ayat sebelumnya, seperti “mengajar” atau “menasihati.” Terjemahan lain: “Ajarlah orang yang lebih tua untuk menjadi”</w:t>
@@ -5221,6 +6211,21 @@
       </w:r>
       <w:r>
         <w:rPr>
+          <w:b/>
+          <w:lang w:val="id_ID" w:bidi="id_ID"/>
+        </w:rPr>
+        <w:t>νηφαλίους &amp; σεμνούς, σώφρονας</w:t>
+      </w:r>
+    </w:p>
+    <w:p>
+      <w:pPr/>
+      <w:r>
+        <w:rPr>
+          <w:lang w:val="id_ID" w:bidi="id_ID"/>
+        </w:rPr>
+      </w:r>
+      <w:r>
+        <w:rPr>
           <w:lang w:val="id_ID" w:bidi="id_ID"/>
         </w:rPr>
         <w:t>Ketiga kata ini mempunyai arti yang sangat dekat dan boleh digabung menjadi satu atau dua istilah, apabila bahasa sasaran tidak mempunyai tiga istilah yang terpisah.</w:t>
@@ -5289,6 +6294,21 @@
       </w:r>
       <w:r>
         <w:rPr>
+          <w:b/>
+          <w:lang w:val="id_ID" w:bidi="id_ID"/>
+        </w:rPr>
+        <w:t>νηφαλίους</w:t>
+      </w:r>
+    </w:p>
+    <w:p>
+      <w:pPr/>
+      <w:r>
+        <w:rPr>
+          <w:lang w:val="id_ID" w:bidi="id_ID"/>
+        </w:rPr>
+      </w:r>
+      <w:r>
+        <w:rPr>
           <w:lang w:val="id_ID" w:bidi="id_ID"/>
         </w:rPr>
         <w:t>Terjemahan lain: “berpikiran sehat” atau “pengendalian diri”</w:t>
@@ -5337,6 +6357,21 @@
       </w:r>
       <w:r>
         <w:rPr>
+          <w:b/>
+          <w:lang w:val="id_ID" w:bidi="id_ID"/>
+        </w:rPr>
+        <w:t>σώφρονας</w:t>
+      </w:r>
+    </w:p>
+    <w:p>
+      <w:pPr/>
+      <w:r>
+        <w:rPr>
+          <w:lang w:val="id_ID" w:bidi="id_ID"/>
+        </w:rPr>
+      </w:r>
+      <w:r>
+        <w:rPr>
           <w:lang w:val="id_ID" w:bidi="id_ID"/>
         </w:rPr>
         <w:t>Terjemahan lain: “mengendalikan keinginan mereka”</w:t>
@@ -5374,6 +6409,21 @@
         <w:rPr>
           <w:lang w:val="id_ID" w:bidi="id_ID"/>
         </w:rPr>
+      </w:r>
+    </w:p>
+    <w:p>
+      <w:pPr/>
+      <w:r>
+        <w:rPr>
+          <w:lang w:val="id_ID" w:bidi="id_ID"/>
+        </w:rPr>
+      </w:r>
+      <w:r>
+        <w:rPr>
+          <w:b/>
+          <w:lang w:val="id_ID" w:bidi="id_ID"/>
+        </w:rPr>
+        <w:t>ὑγιαίνοντας τῇ πίστει τῇ ἀγάπῃ, τῇ ὑπομονῇ</w:t>
       </w:r>
     </w:p>
     <w:p>
@@ -5567,6 +6617,21 @@
       </w:r>
       <w:r>
         <w:rPr>
+          <w:b/>
+          <w:lang w:val="id_ID" w:bidi="id_ID"/>
+        </w:rPr>
+        <w:t>ὑγιαίνοντας τῇ πίστει</w:t>
+      </w:r>
+    </w:p>
+    <w:p>
+      <w:pPr/>
+      <w:r>
+        <w:rPr>
+          <w:lang w:val="id_ID" w:bidi="id_ID"/>
+        </w:rPr>
+      </w:r>
+      <w:r>
+        <w:rPr>
           <w:lang w:val="id_ID" w:bidi="id_ID"/>
         </w:rPr>
         <w:t xml:space="preserve">Anda dapat menyatakan kata benda abstrak </w:t>
@@ -5648,6 +6713,21 @@
       </w:r>
       <w:r>
         <w:rPr>
+          <w:b/>
+          <w:lang w:val="id_ID" w:bidi="id_ID"/>
+        </w:rPr>
+        <w:t>τῇ ἀγάπῃ</w:t>
+      </w:r>
+    </w:p>
+    <w:p>
+      <w:pPr/>
+      <w:r>
+        <w:rPr>
+          <w:lang w:val="id_ID" w:bidi="id_ID"/>
+        </w:rPr>
+      </w:r>
+      <w:r>
+        <w:rPr>
           <w:lang w:val="id_ID" w:bidi="id_ID"/>
         </w:rPr>
         <w:t>Anda dapat menyatakan kata benda abstrak kasih, sebagai kata kerja jika itu lebih jelas dalam bahasa Anda. Terjemahan lain: “dalam mengasihi orang lain dengan baik”</w:t>
@@ -5716,6 +6796,21 @@
       </w:r>
       <w:r>
         <w:rPr>
+          <w:b/>
+          <w:lang w:val="id_ID" w:bidi="id_ID"/>
+        </w:rPr>
+        <w:t>τῇ ὑπομονῇ</w:t>
+      </w:r>
+    </w:p>
+    <w:p>
+      <w:pPr/>
+      <w:r>
+        <w:rPr>
+          <w:lang w:val="id_ID" w:bidi="id_ID"/>
+        </w:rPr>
+      </w:r>
+      <w:r>
+        <w:rPr>
           <w:lang w:val="id_ID" w:bidi="id_ID"/>
         </w:rPr>
         <w:t xml:space="preserve">Anda dapat menyatakan kata benda abstrak </w:t>
@@ -5797,6 +6892,21 @@
       </w:r>
       <w:r>
         <w:rPr>
+          <w:b/>
+          <w:lang w:val="id_ID" w:bidi="id_ID"/>
+        </w:rPr>
+        <w:t>πρεσβύτιδας ὡσαύτως</w:t>
+      </w:r>
+    </w:p>
+    <w:p>
+      <w:pPr/>
+      <w:r>
+        <w:rPr>
+          <w:lang w:val="id_ID" w:bidi="id_ID"/>
+        </w:rPr>
+      </w:r>
+      <w:r>
+        <w:rPr>
           <w:lang w:val="id_ID" w:bidi="id_ID"/>
         </w:rPr>
         <w:t>Beberapa kata kerja tidak muncul di sini sehingga dalam banyak bahasa diperlukan sebuah kalimat agar menjadi lengkap. Jika bahasa Anda lebih jelas, Anda dapat melanjutkan dengan gagasan kata kerja dari dua ayat sebelumnya dan menerapkannya di sini juga, seperti “Ajarlah wanita yang lebih tua untuk menjadi” atau “Nasihatilah wanita yang lebih tua untuk menjadi.” Terjemahan yang lain, menghilangkan koma: “Dengan cara yang sama, ajarlah wanita yang lebih tua untuk menjadi” atau “Ajarlah juga wanita yang lebih tua untuk menjadi”</w:t>
@@ -5865,6 +6975,21 @@
       </w:r>
       <w:r>
         <w:rPr>
+          <w:b/>
+          <w:lang w:val="id_ID" w:bidi="id_ID"/>
+        </w:rPr>
+        <w:t>οἴνῳ πολλῷ δεδουλωμένας</w:t>
+      </w:r>
+    </w:p>
+    <w:p>
+      <w:pPr/>
+      <w:r>
+        <w:rPr>
+          <w:lang w:val="id_ID" w:bidi="id_ID"/>
+        </w:rPr>
+      </w:r>
+      <w:r>
+        <w:rPr>
           <w:lang w:val="id_ID" w:bidi="id_ID"/>
         </w:rPr>
         <w:t>Orang-orang yang tidak dapat mengendalikan diri dan minum terlalu banyak anggur dibicarakan di sini seolah-olah mereka adalah budak-budak anggur. Terjemahan lain: “dikendalikan oleh keinginan mereka akan anggur”</w:t>
@@ -5933,6 +7058,21 @@
       </w:r>
       <w:r>
         <w:rPr>
+          <w:b/>
+          <w:lang w:val="id_ID" w:bidi="id_ID"/>
+        </w:rPr>
+        <w:t>οἴνῳ πολλῷ δεδουλωμένας</w:t>
+      </w:r>
+    </w:p>
+    <w:p>
+      <w:pPr/>
+      <w:r>
+        <w:rPr>
+          <w:lang w:val="id_ID" w:bidi="id_ID"/>
+        </w:rPr>
+      </w:r>
+      <w:r>
+        <w:rPr>
           <w:lang w:val="id_ID" w:bidi="id_ID"/>
         </w:rPr>
         <w:t>Jika bahasa Anda tidak menggunakan bentuk pasif ini, Anda dapat menyatakannya dalam bentuk aktif. Terjemahan lain: “minum terlalu banyak anggur”</w:t>
@@ -6001,6 +7141,21 @@
       </w:r>
       <w:r>
         <w:rPr>
+          <w:b/>
+          <w:lang w:val="id_ID" w:bidi="id_ID"/>
+        </w:rPr>
+        <w:t>καλοδιδασκάλους</w:t>
+      </w:r>
+    </w:p>
+    <w:p>
+      <w:pPr/>
+      <w:r>
+        <w:rPr>
+          <w:lang w:val="id_ID" w:bidi="id_ID"/>
+        </w:rPr>
+      </w:r>
+      <w:r>
+        <w:rPr>
           <w:lang w:val="id_ID" w:bidi="id_ID"/>
         </w:rPr>
         <w:t>Jika ini berguna dalam bahasa Anda, Anda dapat menunjukkan perbedaan antara sifat baik ini dan dua sifat buruk sebelumnya. Terjemahan lain: “tetapi pengajar-pengajar apa yang baik”</w:t>
@@ -6069,6 +7224,21 @@
       </w:r>
       <w:r>
         <w:rPr>
+          <w:b/>
+          <w:lang w:val="id_ID" w:bidi="id_ID"/>
+        </w:rPr>
+        <w:t>ἵνα</w:t>
+      </w:r>
+    </w:p>
+    <w:p>
+      <w:pPr/>
+      <w:r>
+        <w:rPr>
+          <w:lang w:val="id_ID" w:bidi="id_ID"/>
+        </w:rPr>
+      </w:r>
+      <w:r>
+        <w:rPr>
           <w:lang w:val="id_ID" w:bidi="id_ID"/>
         </w:rPr>
         <w:t xml:space="preserve">Di sini, </w:t>
@@ -6163,6 +7333,21 @@
       </w:r>
       <w:r>
         <w:rPr>
+          <w:b/>
+          <w:lang w:val="id_ID" w:bidi="id_ID"/>
+        </w:rPr>
+        <w:t>φιλάνδρους</w:t>
+      </w:r>
+    </w:p>
+    <w:p>
+      <w:pPr/>
+      <w:r>
+        <w:rPr>
+          <w:lang w:val="id_ID" w:bidi="id_ID"/>
+        </w:rPr>
+      </w:r>
+      <w:r>
+        <w:rPr>
           <w:lang w:val="id_ID" w:bidi="id_ID"/>
         </w:rPr>
         <w:t>Terjemahan lain: “kekasih dari suami mereka sendiri”</w:t>
@@ -6211,6 +7396,21 @@
       </w:r>
       <w:r>
         <w:rPr>
+          <w:b/>
+          <w:lang w:val="id_ID" w:bidi="id_ID"/>
+        </w:rPr>
+        <w:t>φιλοτέκνους</w:t>
+      </w:r>
+    </w:p>
+    <w:p>
+      <w:pPr/>
+      <w:r>
+        <w:rPr>
+          <w:lang w:val="id_ID" w:bidi="id_ID"/>
+        </w:rPr>
+      </w:r>
+      <w:r>
+        <w:rPr>
           <w:lang w:val="id_ID" w:bidi="id_ID"/>
         </w:rPr>
         <w:t>Terjemahan lain: “kekasih dari anak-anak mereka sendiri”</w:t>
@@ -6259,6 +7459,21 @@
       </w:r>
       <w:r>
         <w:rPr>
+          <w:b/>
+          <w:lang w:val="id_ID" w:bidi="id_ID"/>
+        </w:rPr>
+        <w:t>ὑποτασσομένας τοῖς ἰδίοις ἀνδράσιν</w:t>
+      </w:r>
+    </w:p>
+    <w:p>
+      <w:pPr/>
+      <w:r>
+        <w:rPr>
+          <w:lang w:val="id_ID" w:bidi="id_ID"/>
+        </w:rPr>
+      </w:r>
+      <w:r>
+        <w:rPr>
           <w:lang w:val="id_ID" w:bidi="id_ID"/>
         </w:rPr>
         <w:t>Terjemahan alternatif: “dan taat kepada suami mereka sendiri”</w:t>
@@ -6307,6 +7522,21 @@
       </w:r>
       <w:r>
         <w:rPr>
+          <w:b/>
+          <w:lang w:val="id_ID" w:bidi="id_ID"/>
+        </w:rPr>
+        <w:t>ἵνα</w:t>
+      </w:r>
+    </w:p>
+    <w:p>
+      <w:pPr/>
+      <w:r>
+        <w:rPr>
+          <w:lang w:val="id_ID" w:bidi="id_ID"/>
+        </w:rPr>
+      </w:r>
+      <w:r>
+        <w:rPr>
           <w:lang w:val="id_ID" w:bidi="id_ID"/>
         </w:rPr>
         <w:t xml:space="preserve">Di sini, </w:t>
@@ -6401,6 +7631,21 @@
       </w:r>
       <w:r>
         <w:rPr>
+          <w:b/>
+          <w:lang w:val="id_ID" w:bidi="id_ID"/>
+        </w:rPr>
+        <w:t>ἵνα μὴ ὁ λόγος τοῦ Θεοῦ βλασφημῆται</w:t>
+      </w:r>
+    </w:p>
+    <w:p>
+      <w:pPr/>
+      <w:r>
+        <w:rPr>
+          <w:lang w:val="id_ID" w:bidi="id_ID"/>
+        </w:rPr>
+      </w:r>
+      <w:r>
+        <w:rPr>
           <w:lang w:val="id_ID" w:bidi="id_ID"/>
         </w:rPr>
         <w:t>Jika bahasa Anda tidak menggunakan bentuk pasif ini, Anda dapat menyatakannya dalam bentuk aktif. Terjemahan alternatif: “supaya tidak ada orang yang menghina firman Allah” atau “supaya tidak ada orang yang menghina Allah dengan mengatakan hal-hal yang buruk tentang pesannya”</w:t>
@@ -6469,6 +7714,21 @@
       </w:r>
       <w:r>
         <w:rPr>
+          <w:b/>
+          <w:lang w:val="id_ID" w:bidi="id_ID"/>
+        </w:rPr>
+        <w:t>ὁ λόγος τοῦ Θεοῦ</w:t>
+      </w:r>
+    </w:p>
+    <w:p>
+      <w:pPr/>
+      <w:r>
+        <w:rPr>
+          <w:lang w:val="id_ID" w:bidi="id_ID"/>
+        </w:rPr>
+      </w:r>
+      <w:r>
+        <w:rPr>
           <w:lang w:val="id_ID" w:bidi="id_ID"/>
         </w:rPr>
         <w:t xml:space="preserve">Di sini, </w:t>
@@ -6550,6 +7810,21 @@
       </w:r>
       <w:r>
         <w:rPr>
+          <w:b/>
+          <w:lang w:val="id_ID" w:bidi="id_ID"/>
+        </w:rPr>
+        <w:t>ὡσαύτως</w:t>
+      </w:r>
+    </w:p>
+    <w:p>
+      <w:pPr/>
+      <w:r>
+        <w:rPr>
+          <w:lang w:val="id_ID" w:bidi="id_ID"/>
+        </w:rPr>
+      </w:r>
+      <w:r>
+        <w:rPr>
           <w:lang w:val="id_ID" w:bidi="id_ID"/>
         </w:rPr>
         <w:t>Instruksi Paulus kepada kelompok-kelompok orang percaya yang berbeda adalah serupa. Lihatlah bagaimana Anda menerjemahkan frasa ini dalam ayat 3.</w:t>
@@ -6598,6 +7873,21 @@
       </w:r>
       <w:r>
         <w:rPr>
+          <w:b/>
+          <w:lang w:val="id_ID" w:bidi="id_ID"/>
+        </w:rPr>
+        <w:t>περὶ πάντα</w:t>
+      </w:r>
+    </w:p>
+    <w:p>
+      <w:pPr/>
+      <w:r>
+        <w:rPr>
+          <w:lang w:val="id_ID" w:bidi="id_ID"/>
+        </w:rPr>
+      </w:r>
+      <w:r>
+        <w:rPr>
           <w:lang w:val="id_ID" w:bidi="id_ID"/>
         </w:rPr>
         <w:t>Ada kemungkinan frasa ini adalah bagian dari kalimat sebelumnya, bukan kalimat ini. Jika Alkitab yang digunakan di daerah Anda menggunakan frasa ini untuk mengakhiri kalimat sebelumnya, Anda dapat memilih untuk melakukan hal yang sama.</w:t>
@@ -6646,6 +7936,21 @@
       </w:r>
       <w:r>
         <w:rPr>
+          <w:b/>
+          <w:lang w:val="id_ID" w:bidi="id_ID"/>
+        </w:rPr>
+        <w:t>σεαυτὸν παρεχόμενος</w:t>
+      </w:r>
+    </w:p>
+    <w:p>
+      <w:pPr/>
+      <w:r>
+        <w:rPr>
+          <w:lang w:val="id_ID" w:bidi="id_ID"/>
+        </w:rPr>
+      </w:r>
+      <w:r>
+        <w:rPr>
           <w:lang w:val="id_ID" w:bidi="id_ID"/>
         </w:rPr>
         <w:t>Terjemahan alternatif: “tunjukkan diri Anda sebagai” atau “Anda sendiri harus berfungsi sebagai”</w:t>
@@ -6694,6 +7999,21 @@
       </w:r>
       <w:r>
         <w:rPr>
+          <w:b/>
+          <w:lang w:val="id_ID" w:bidi="id_ID"/>
+        </w:rPr>
+        <w:t>τύπον καλῶν ἔργων</w:t>
+      </w:r>
+    </w:p>
+    <w:p>
+      <w:pPr/>
+      <w:r>
+        <w:rPr>
+          <w:lang w:val="id_ID" w:bidi="id_ID"/>
+        </w:rPr>
+      </w:r>
+      <w:r>
+        <w:rPr>
           <w:lang w:val="id_ID" w:bidi="id_ID"/>
         </w:rPr>
         <w:t>Terjemahan alternatif: “sebagai teladan bagi orang yang melakukan hal-hal yang benar dan baik”</w:t>
@@ -6742,6 +8062,21 @@
       </w:r>
       <w:r>
         <w:rPr>
+          <w:b/>
+          <w:lang w:val="id_ID" w:bidi="id_ID"/>
+        </w:rPr>
+        <w:t>ἐν τῇ διδασκαλίᾳ ἀφθορίαν, σεμνότητα</w:t>
+      </w:r>
+    </w:p>
+    <w:p>
+      <w:pPr/>
+      <w:r>
+        <w:rPr>
+          <w:lang w:val="id_ID" w:bidi="id_ID"/>
+        </w:rPr>
+      </w:r>
+      <w:r>
+        <w:rPr>
           <w:lang w:val="id_ID" w:bidi="id_ID"/>
         </w:rPr>
         <w:t>Paulus menghilangkan beberapa kata yang dalam banyak bahasa diperlukan untuk melengkapi kalimat. Anda dapat menyediakan kata-kata ini dari awal kalimat jika akan lebih jelas dalam bahasa Anda. Terjemahan alternatif: “Dalam mengajar, tunjukkanlah dirimu dengan tidak bercela dan bermartabat”</w:t>
@@ -6810,6 +8145,21 @@
       </w:r>
       <w:r>
         <w:rPr>
+          <w:b/>
+          <w:lang w:val="id_ID" w:bidi="id_ID"/>
+        </w:rPr>
+        <w:t>ἐν τῇ διδασκαλίᾳ ἀφθορίαν, σεμνότητα</w:t>
+      </w:r>
+    </w:p>
+    <w:p>
+      <w:pPr/>
+      <w:r>
+        <w:rPr>
+          <w:lang w:val="id_ID" w:bidi="id_ID"/>
+        </w:rPr>
+      </w:r>
+      <w:r>
+        <w:rPr>
           <w:lang w:val="id_ID" w:bidi="id_ID"/>
         </w:rPr>
         <w:t xml:space="preserve">Jika bahasa Anda tidak menggunakan kata benda abstrak untuk gagasan </w:t>
@@ -6904,6 +8254,21 @@
       </w:r>
       <w:r>
         <w:rPr>
+          <w:b/>
+          <w:lang w:val="id_ID" w:bidi="id_ID"/>
+        </w:rPr>
+        <w:t>ἀφθορίαν</w:t>
+      </w:r>
+    </w:p>
+    <w:p>
+      <w:pPr/>
+      <w:r>
+        <w:rPr>
+          <w:lang w:val="id_ID" w:bidi="id_ID"/>
+        </w:rPr>
+      </w:r>
+      <w:r>
+        <w:rPr>
           <w:lang w:val="id_ID" w:bidi="id_ID"/>
         </w:rPr>
         <w:t xml:space="preserve">Jika ingin lebih jelas dalam bahasa Anda, Anda dapat menggunakan ekspresi positif untuk menerjemahkan kata negatif ganda yang terdiri dari awalan negatif </w:t>
@@ -6987,6 +8352,21 @@
         <w:rPr>
           <w:lang w:val="id_ID" w:bidi="id_ID"/>
         </w:rPr>
+      </w:r>
+    </w:p>
+    <w:p>
+      <w:pPr/>
+      <w:r>
+        <w:rPr>
+          <w:lang w:val="id_ID" w:bidi="id_ID"/>
+        </w:rPr>
+      </w:r>
+      <w:r>
+        <w:rPr>
+          <w:b/>
+          <w:lang w:val="id_ID" w:bidi="id_ID"/>
+        </w:rPr>
+        <w:t>ὑγιῆ</w:t>
       </w:r>
     </w:p>
     <w:p>
@@ -7128,6 +8508,21 @@
       </w:r>
       <w:r>
         <w:rPr>
+          <w:b/>
+          <w:lang w:val="id_ID" w:bidi="id_ID"/>
+        </w:rPr>
+        <w:t>ἵνα</w:t>
+      </w:r>
+    </w:p>
+    <w:p>
+      <w:pPr/>
+      <w:r>
+        <w:rPr>
+          <w:lang w:val="id_ID" w:bidi="id_ID"/>
+        </w:rPr>
+      </w:r>
+      <w:r>
+        <w:rPr>
           <w:lang w:val="id_ID" w:bidi="id_ID"/>
         </w:rPr>
         <w:t xml:space="preserve">Di sini, </w:t>
@@ -7209,6 +8604,21 @@
       </w:r>
       <w:r>
         <w:rPr>
+          <w:b/>
+          <w:lang w:val="id_ID" w:bidi="id_ID"/>
+        </w:rPr>
+        <w:t>ἵνα ὁ ἐξ ἐναντίας ἐντραπῇ</w:t>
+      </w:r>
+    </w:p>
+    <w:p>
+      <w:pPr/>
+      <w:r>
+        <w:rPr>
+          <w:lang w:val="id_ID" w:bidi="id_ID"/>
+        </w:rPr>
+      </w:r>
+      <w:r>
+        <w:rPr>
           <w:lang w:val="id_ID" w:bidi="id_ID"/>
         </w:rPr>
         <w:t>Ini merupakan situasi hipotetis di mana seseorang menentang Titus dan kemudian menjadi malu karena melakukannya. Terjemahan alternatif: “supaya jika ada orang yang menentang engkau, ia menjadi malu” atau “supaya ketika ada orang yang menentang engkau, ia menjadi malu”</w:t>
@@ -7277,6 +8687,21 @@
       </w:r>
       <w:r>
         <w:rPr>
+          <w:b/>
+          <w:lang w:val="id_ID" w:bidi="id_ID"/>
+        </w:rPr>
+        <w:t>ἡμῶν</w:t>
+      </w:r>
+    </w:p>
+    <w:p>
+      <w:pPr/>
+      <w:r>
+        <w:rPr>
+          <w:lang w:val="id_ID" w:bidi="id_ID"/>
+        </w:rPr>
+      </w:r>
+      <w:r>
+        <w:rPr>
           <w:lang w:val="id_ID" w:bidi="id_ID"/>
         </w:rPr>
         <w:t xml:space="preserve">Di sini kata ganti </w:t>
@@ -7358,6 +8783,21 @@
       </w:r>
       <w:r>
         <w:rPr>
+          <w:b/>
+          <w:lang w:val="id_ID" w:bidi="id_ID"/>
+        </w:rPr>
+        <w:t>δούλους ἰδίοις δεσπόταις ὑποτάσσεσθαι</w:t>
+      </w:r>
+    </w:p>
+    <w:p>
+      <w:pPr/>
+      <w:r>
+        <w:rPr>
+          <w:lang w:val="id_ID" w:bidi="id_ID"/>
+        </w:rPr>
+      </w:r>
+      <w:r>
+        <w:rPr>
           <w:lang w:val="id_ID" w:bidi="id_ID"/>
         </w:rPr>
         <w:t>Seperti dalam 2:2 dan 2:3, Paulus menghilangkan sebuah kata yang dalam banyak bahasa dibutuhkan untuk melengkapi sebuah kalimat. Jika ingin lebih jelas dalam bahasa Anda, Anda dapat menerapkan ide verbal dari ayat 6 di sini, yaitu "mendorong" atau "menasihati." Terjemahan alternatif: "Nasihatilah para budak untuk tunduk kepada tuannya" atau "Nasihatilah para budak untuk taat kepada tuannya"</w:t>
@@ -7426,6 +8866,21 @@
       </w:r>
       <w:r>
         <w:rPr>
+          <w:b/>
+          <w:lang w:val="id_ID" w:bidi="id_ID"/>
+        </w:rPr>
+        <w:t>ἐν πᾶσιν</w:t>
+      </w:r>
+    </w:p>
+    <w:p>
+      <w:pPr/>
+      <w:r>
+        <w:rPr>
+          <w:lang w:val="id_ID" w:bidi="id_ID"/>
+        </w:rPr>
+      </w:r>
+      <w:r>
+        <w:rPr>
           <w:lang w:val="id_ID" w:bidi="id_ID"/>
         </w:rPr>
         <w:t>Terjemahan alternatif: “dalam setiap situasi” atau “selalu”</w:t>
@@ -7474,6 +8929,21 @@
       </w:r>
       <w:r>
         <w:rPr>
+          <w:b/>
+          <w:lang w:val="id_ID" w:bidi="id_ID"/>
+        </w:rPr>
+        <w:t>εὐαρέστους εἶναι</w:t>
+      </w:r>
+    </w:p>
+    <w:p>
+      <w:pPr/>
+      <w:r>
+        <w:rPr>
+          <w:lang w:val="id_ID" w:bidi="id_ID"/>
+        </w:rPr>
+      </w:r>
+      <w:r>
+        <w:rPr>
           <w:lang w:val="id_ID" w:bidi="id_ID"/>
         </w:rPr>
         <w:t>Implikasinya adalah bahwa para budak harus menyenangkan tuan-tuan mereka. Anda dapat memasukkan informasi ini jika itu berguna bagi pembaca Anda. Terjemahan alternatif: “untuk menyenangkan tuan-tuan mereka” atau “untuk memuaskan tuan-tuan mereka”</w:t>
@@ -7542,6 +9012,21 @@
       </w:r>
       <w:r>
         <w:rPr>
+          <w:b/>
+          <w:lang w:val="id_ID" w:bidi="id_ID"/>
+        </w:rPr>
+        <w:t>μὴ νοσφιζομένους</w:t>
+      </w:r>
+    </w:p>
+    <w:p>
+      <w:pPr/>
+      <w:r>
+        <w:rPr>
+          <w:lang w:val="id_ID" w:bidi="id_ID"/>
+        </w:rPr>
+      </w:r>
+      <w:r>
+        <w:rPr>
           <w:lang w:val="id_ID" w:bidi="id_ID"/>
         </w:rPr>
         <w:t>Implikasinya ialah bahwa mereka akan tergoda untuk mencuri dari tuan-tuan mereka. Anda dapat memasukkan informasi ini jika itu berguna bagi pembaca Anda. Terjemahan alternatif: “tidak mencuri dari tuan-tuan mereka”</w:t>
@@ -7610,6 +9095,21 @@
       </w:r>
       <w:r>
         <w:rPr>
+          <w:b/>
+          <w:lang w:val="id_ID" w:bidi="id_ID"/>
+        </w:rPr>
+        <w:t>ἀλλὰ</w:t>
+      </w:r>
+    </w:p>
+    <w:p>
+      <w:pPr/>
+      <w:r>
+        <w:rPr>
+          <w:lang w:val="id_ID" w:bidi="id_ID"/>
+        </w:rPr>
+      </w:r>
+      <w:r>
+        <w:rPr>
           <w:lang w:val="id_ID" w:bidi="id_ID"/>
         </w:rPr>
         <w:t xml:space="preserve">Di sini kata </w:t>
@@ -7691,6 +9191,21 @@
       </w:r>
       <w:r>
         <w:rPr>
+          <w:b/>
+          <w:lang w:val="id_ID" w:bidi="id_ID"/>
+        </w:rPr>
+        <w:t>πᾶσαν πίστιν ἐνδεικνυμένους ἀγαθήν</w:t>
+      </w:r>
+    </w:p>
+    <w:p>
+      <w:pPr/>
+      <w:r>
+        <w:rPr>
+          <w:lang w:val="id_ID" w:bidi="id_ID"/>
+        </w:rPr>
+      </w:r>
+      <w:r>
+        <w:rPr>
           <w:lang w:val="id_ID" w:bidi="id_ID"/>
         </w:rPr>
         <w:t>Terjemahan alternatif: “untuk menunjukkan bahwa mereka layak mendapatkan kepercayaan tuan-tuan mereka”</w:t>
@@ -7739,6 +9254,21 @@
       </w:r>
       <w:r>
         <w:rPr>
+          <w:b/>
+          <w:lang w:val="id_ID" w:bidi="id_ID"/>
+        </w:rPr>
+        <w:t>ἵνα</w:t>
+      </w:r>
+    </w:p>
+    <w:p>
+      <w:pPr/>
+      <w:r>
+        <w:rPr>
+          <w:lang w:val="id_ID" w:bidi="id_ID"/>
+        </w:rPr>
+      </w:r>
+      <w:r>
+        <w:rPr>
           <w:lang w:val="id_ID" w:bidi="id_ID"/>
         </w:rPr>
         <w:t xml:space="preserve">Di sini, </w:t>
@@ -7846,6 +9376,21 @@
       </w:r>
       <w:r>
         <w:rPr>
+          <w:b/>
+          <w:lang w:val="id_ID" w:bidi="id_ID"/>
+        </w:rPr>
+        <w:t>ἐν πᾶσιν</w:t>
+      </w:r>
+    </w:p>
+    <w:p>
+      <w:pPr/>
+      <w:r>
+        <w:rPr>
+          <w:lang w:val="id_ID" w:bidi="id_ID"/>
+        </w:rPr>
+      </w:r>
+      <w:r>
+        <w:rPr>
           <w:lang w:val="id_ID" w:bidi="id_ID"/>
         </w:rPr>
         <w:t>Terjemahan alternatif: “dalam segala hal yang mereka lakukan”</w:t>
@@ -7894,6 +9439,21 @@
       </w:r>
       <w:r>
         <w:rPr>
+          <w:b/>
+          <w:lang w:val="id_ID" w:bidi="id_ID"/>
+        </w:rPr>
+        <w:t>τὴν διδασκαλίαν τὴν τοῦ Σωτῆρος ἡμῶν, Θεοῦ, κοσμῶσιν</w:t>
+      </w:r>
+    </w:p>
+    <w:p>
+      <w:pPr/>
+      <w:r>
+        <w:rPr>
+          <w:lang w:val="id_ID" w:bidi="id_ID"/>
+        </w:rPr>
+      </w:r>
+      <w:r>
+        <w:rPr>
           <w:lang w:val="id_ID" w:bidi="id_ID"/>
         </w:rPr>
         <w:t>Terjemahan alternatif: “mereka dapat menjadikan pengajaran tentang Allah Juruselamat kita menarik” atau “mereka dapat membuat orang mengerti bahwa pengajaran tentang Allah Juruselamat kita itu baik”</w:t>
@@ -7942,6 +9502,21 @@
       </w:r>
       <w:r>
         <w:rPr>
+          <w:b/>
+          <w:lang w:val="id_ID" w:bidi="id_ID"/>
+        </w:rPr>
+        <w:t>ἡμῶν</w:t>
+      </w:r>
+    </w:p>
+    <w:p>
+      <w:pPr/>
+      <w:r>
+        <w:rPr>
+          <w:lang w:val="id_ID" w:bidi="id_ID"/>
+        </w:rPr>
+      </w:r>
+      <w:r>
+        <w:rPr>
           <w:lang w:val="id_ID" w:bidi="id_ID"/>
         </w:rPr>
         <w:t xml:space="preserve">Di sini kata ganti </w:t>
@@ -8023,6 +9598,21 @@
       </w:r>
       <w:r>
         <w:rPr>
+          <w:b/>
+          <w:lang w:val="id_ID" w:bidi="id_ID"/>
+        </w:rPr>
+        <w:t>γὰρ</w:t>
+      </w:r>
+    </w:p>
+    <w:p>
+      <w:pPr/>
+      <w:r>
+        <w:rPr>
+          <w:lang w:val="id_ID" w:bidi="id_ID"/>
+        </w:rPr>
+      </w:r>
+      <w:r>
+        <w:rPr>
           <w:lang w:val="id_ID" w:bidi="id_ID"/>
         </w:rPr>
         <w:t xml:space="preserve">Kata yang diterjemahkan dengan </w:t>
@@ -8104,6 +9694,21 @@
       </w:r>
       <w:r>
         <w:rPr>
+          <w:b/>
+          <w:lang w:val="id_ID" w:bidi="id_ID"/>
+        </w:rPr>
+        <w:t>ἐπεφάνη &amp; ἡ χάρις τοῦ Θεοῦ</w:t>
+      </w:r>
+    </w:p>
+    <w:p>
+      <w:pPr/>
+      <w:r>
+        <w:rPr>
+          <w:lang w:val="id_ID" w:bidi="id_ID"/>
+        </w:rPr>
+      </w:r>
+      <w:r>
+        <w:rPr>
           <w:lang w:val="id_ID" w:bidi="id_ID"/>
         </w:rPr>
         <w:t xml:space="preserve">Paulus berbicara tentang </w:t>
@@ -8185,6 +9790,21 @@
       </w:r>
       <w:r>
         <w:rPr>
+          <w:b/>
+          <w:lang w:val="id_ID" w:bidi="id_ID"/>
+        </w:rPr>
+        <w:t>ἐπεφάνη γὰρ ἡ χάρις τοῦ Θεοῦ σωτήριος πᾶσιν ἀνθρώποις</w:t>
+      </w:r>
+    </w:p>
+    <w:p>
+      <w:pPr/>
+      <w:r>
+        <w:rPr>
+          <w:lang w:val="id_ID" w:bidi="id_ID"/>
+        </w:rPr>
+      </w:r>
+      <w:r>
+        <w:rPr>
           <w:lang w:val="id_ID" w:bidi="id_ID"/>
         </w:rPr>
         <w:t xml:space="preserve">Jika bahasa Anda tidak menggunakan kata benda abstrak untuk gagasan </w:t>
@@ -8266,6 +9886,21 @@
       </w:r>
       <w:r>
         <w:rPr>
+          <w:b/>
+          <w:lang w:val="id_ID" w:bidi="id_ID"/>
+        </w:rPr>
+        <w:t>σωτήριος πᾶσιν ἀνθρώποις</w:t>
+      </w:r>
+    </w:p>
+    <w:p>
+      <w:pPr/>
+      <w:r>
+        <w:rPr>
+          <w:lang w:val="id_ID" w:bidi="id_ID"/>
+        </w:rPr>
+      </w:r>
+      <w:r>
+        <w:rPr>
           <w:lang w:val="id_ID" w:bidi="id_ID"/>
         </w:rPr>
         <w:t xml:space="preserve">Di sini kata-kata </w:t>
@@ -8360,6 +9995,21 @@
       </w:r>
       <w:r>
         <w:rPr>
+          <w:b/>
+          <w:lang w:val="id_ID" w:bidi="id_ID"/>
+        </w:rPr>
+        <w:t>πᾶσιν ἀνθρώποις</w:t>
+      </w:r>
+    </w:p>
+    <w:p>
+      <w:pPr/>
+      <w:r>
+        <w:rPr>
+          <w:lang w:val="id_ID" w:bidi="id_ID"/>
+        </w:rPr>
+      </w:r>
+      <w:r>
+        <w:rPr>
           <w:lang w:val="id_ID" w:bidi="id_ID"/>
         </w:rPr>
         <w:t xml:space="preserve">Meskipun istilah </w:t>
@@ -8441,6 +10091,21 @@
       </w:r>
       <w:r>
         <w:rPr>
+          <w:b/>
+          <w:lang w:val="id_ID" w:bidi="id_ID"/>
+        </w:rPr>
+        <w:t>παιδεύουσα ἡμᾶς</w:t>
+      </w:r>
+    </w:p>
+    <w:p>
+      <w:pPr/>
+      <w:r>
+        <w:rPr>
+          <w:lang w:val="id_ID" w:bidi="id_ID"/>
+        </w:rPr>
+      </w:r>
+      <w:r>
+        <w:rPr>
           <w:lang w:val="id_ID" w:bidi="id_ID"/>
         </w:rPr>
         <w:t>Paulus berbicara tentang anugerah Allah (2:11) seolah-olah anugerah itu adalah seseorang yang melatih orang lain tentang bagaimana menjalani kehidupan yang kudus. Terjemahan alternatif: “yang dengannya Allah melatih kita”</w:t>
@@ -8509,6 +10174,21 @@
       </w:r>
       <w:r>
         <w:rPr>
+          <w:b/>
+          <w:lang w:val="id_ID" w:bidi="id_ID"/>
+        </w:rPr>
+        <w:t>ἡμᾶς</w:t>
+      </w:r>
+    </w:p>
+    <w:p>
+      <w:pPr/>
+      <w:r>
+        <w:rPr>
+          <w:lang w:val="id_ID" w:bidi="id_ID"/>
+        </w:rPr>
+      </w:r>
+      <w:r>
+        <w:rPr>
           <w:lang w:val="id_ID" w:bidi="id_ID"/>
         </w:rPr>
         <w:t xml:space="preserve">Di sini kata ganti </w:t>
@@ -8590,6 +10270,21 @@
       </w:r>
       <w:r>
         <w:rPr>
+          <w:b/>
+          <w:lang w:val="id_ID" w:bidi="id_ID"/>
+        </w:rPr>
+        <w:t>τὴν ἀσέβειαν</w:t>
+      </w:r>
+    </w:p>
+    <w:p>
+      <w:pPr/>
+      <w:r>
+        <w:rPr>
+          <w:lang w:val="id_ID" w:bidi="id_ID"/>
+        </w:rPr>
+      </w:r>
+      <w:r>
+        <w:rPr>
           <w:lang w:val="id_ID" w:bidi="id_ID"/>
         </w:rPr>
         <w:t xml:space="preserve">Jika bahasa Anda tidak menggunakan kata benda abstrak untuk gagasan </w:t>
@@ -8671,6 +10366,21 @@
       </w:r>
       <w:r>
         <w:rPr>
+          <w:b/>
+          <w:lang w:val="id_ID" w:bidi="id_ID"/>
+        </w:rPr>
+        <w:t>τὰς κοσμικὰς ἐπιθυμίας</w:t>
+      </w:r>
+    </w:p>
+    <w:p>
+      <w:pPr/>
+      <w:r>
+        <w:rPr>
+          <w:lang w:val="id_ID" w:bidi="id_ID"/>
+        </w:rPr>
+      </w:r>
+      <w:r>
+        <w:rPr>
           <w:lang w:val="id_ID" w:bidi="id_ID"/>
         </w:rPr>
         <w:t xml:space="preserve">Jika bahasa Anda tidak menggunakan kata benda abstrak untuk gagasan </w:t>
@@ -8752,6 +10462,21 @@
       </w:r>
       <w:r>
         <w:rPr>
+          <w:b/>
+          <w:lang w:val="id_ID" w:bidi="id_ID"/>
+        </w:rPr>
+        <w:t>ἀσέβειαν &amp; εὐσεβῶς</w:t>
+      </w:r>
+    </w:p>
+    <w:p>
+      <w:pPr/>
+      <w:r>
+        <w:rPr>
+          <w:lang w:val="id_ID" w:bidi="id_ID"/>
+        </w:rPr>
+      </w:r>
+      <w:r>
+        <w:rPr>
           <w:lang w:val="id_ID" w:bidi="id_ID"/>
         </w:rPr>
         <w:t>Terjemahan alternatif: “Perilaku yang tidak menghormati Allah … cara yang memuliakan Allah”</w:t>
@@ -8800,6 +10525,21 @@
       </w:r>
       <w:r>
         <w:rPr>
+          <w:b/>
+          <w:lang w:val="id_ID" w:bidi="id_ID"/>
+        </w:rPr>
+        <w:t>ἐν τῷ νῦν αἰῶνι</w:t>
+      </w:r>
+    </w:p>
+    <w:p>
+      <w:pPr/>
+      <w:r>
+        <w:rPr>
+          <w:lang w:val="id_ID" w:bidi="id_ID"/>
+        </w:rPr>
+      </w:r>
+      <w:r>
+        <w:rPr>
           <w:lang w:val="id_ID" w:bidi="id_ID"/>
         </w:rPr>
         <w:t>Terjemahan alternatif: “selama kita hidup di dunia ini” atau “selama masa ini”</w:t>
@@ -8848,6 +10588,21 @@
       </w:r>
       <w:r>
         <w:rPr>
+          <w:b/>
+          <w:lang w:val="id_ID" w:bidi="id_ID"/>
+        </w:rPr>
+        <w:t>προσδεχόμενοι</w:t>
+      </w:r>
+    </w:p>
+    <w:p>
+      <w:pPr/>
+      <w:r>
+        <w:rPr>
+          <w:lang w:val="id_ID" w:bidi="id_ID"/>
+        </w:rPr>
+      </w:r>
+      <w:r>
+        <w:rPr>
           <w:lang w:val="id_ID" w:bidi="id_ID"/>
         </w:rPr>
         <w:t>Terjemahan lain: “sementara kita menunggu untuk menyambut”</w:t>
@@ -8896,6 +10651,21 @@
       </w:r>
       <w:r>
         <w:rPr>
+          <w:b/>
+          <w:lang w:val="id_ID" w:bidi="id_ID"/>
+        </w:rPr>
+        <w:t>τὴν μακαρίαν ἐλπίδα, καὶ ἐπιφάνειαν τῆς δόξης</w:t>
+      </w:r>
+    </w:p>
+    <w:p>
+      <w:pPr/>
+      <w:r>
+        <w:rPr>
+          <w:lang w:val="id_ID" w:bidi="id_ID"/>
+        </w:rPr>
+      </w:r>
+      <w:r>
+        <w:rPr>
           <w:lang w:val="id_ID" w:bidi="id_ID"/>
         </w:rPr>
         <w:t xml:space="preserve">Kedua frasa yang dihubungkan dengan </w:t>
@@ -9016,6 +10786,21 @@
       </w:r>
       <w:r>
         <w:rPr>
+          <w:b/>
+          <w:lang w:val="id_ID" w:bidi="id_ID"/>
+        </w:rPr>
+        <w:t>τὴν μακαρίαν ἐλπίδα, καὶ ἐπιφάνειαν τῆς δόξης</w:t>
+      </w:r>
+    </w:p>
+    <w:p>
+      <w:pPr/>
+      <w:r>
+        <w:rPr>
+          <w:lang w:val="id_ID" w:bidi="id_ID"/>
+        </w:rPr>
+      </w:r>
+      <w:r>
+        <w:rPr>
           <w:lang w:val="id_ID" w:bidi="id_ID"/>
         </w:rPr>
         <w:t xml:space="preserve">Jika bahasa Anda tidak menggunakan kata benda abstrak untuk gagasan </w:t>
@@ -9110,6 +10895,21 @@
       </w:r>
       <w:r>
         <w:rPr>
+          <w:b/>
+          <w:lang w:val="id_ID" w:bidi="id_ID"/>
+        </w:rPr>
+        <w:t>τὴν μακαρίαν ἐλπίδα, καὶ ἐπιφάνειαν τῆς δόξης τοῦ μεγάλου Θεοῦ καὶ Σωτῆρος ἡμῶν, Ἰησοῦ Χριστοῦ</w:t>
+      </w:r>
+    </w:p>
+    <w:p>
+      <w:pPr/>
+      <w:r>
+        <w:rPr>
+          <w:lang w:val="id_ID" w:bidi="id_ID"/>
+        </w:rPr>
+      </w:r>
+      <w:r>
+        <w:rPr>
           <w:lang w:val="id_ID" w:bidi="id_ID"/>
         </w:rPr>
         <w:t xml:space="preserve">Di sini, Paulus menggunakan bentuk kepemilikan untuk menggambarkan suatu peristiwa yang ditandai dengan </w:t>
@@ -9217,6 +11017,21 @@
       </w:r>
       <w:r>
         <w:rPr>
+          <w:b/>
+          <w:lang w:val="id_ID" w:bidi="id_ID"/>
+        </w:rPr>
+        <w:t>τοῦ μεγάλου Θεοῦ καὶ Σωτῆρος ἡμῶν, Ἰησοῦ Χριστοῦ</w:t>
+      </w:r>
+    </w:p>
+    <w:p>
+      <w:pPr/>
+      <w:r>
+        <w:rPr>
+          <w:lang w:val="id_ID" w:bidi="id_ID"/>
+        </w:rPr>
+      </w:r>
+      <w:r>
+        <w:rPr>
           <w:lang w:val="id_ID" w:bidi="id_ID"/>
         </w:rPr>
         <w:t xml:space="preserve">Baik </w:t>
@@ -9324,6 +11139,21 @@
       </w:r>
       <w:r>
         <w:rPr>
+          <w:b/>
+          <w:lang w:val="id_ID" w:bidi="id_ID"/>
+        </w:rPr>
+        <w:t>ὃς ἔδωκεν ἑαυτὸν ὑπὲρ ἡμῶν</w:t>
+      </w:r>
+    </w:p>
+    <w:p>
+      <w:pPr/>
+      <w:r>
+        <w:rPr>
+          <w:lang w:val="id_ID" w:bidi="id_ID"/>
+        </w:rPr>
+      </w:r>
+      <w:r>
+        <w:rPr>
           <w:lang w:val="id_ID" w:bidi="id_ID"/>
         </w:rPr>
         <w:t>Ini mengacu pada kematian Yesus dengan rela. Anda dapat memasukkan informasi ini jika itu berguna bagi pembaca Anda. Terjemahan lain: “Dia menyerahkan diri-Nya untuk mati bagi kita”</w:t>
@@ -9392,6 +11222,21 @@
       </w:r>
       <w:r>
         <w:rPr>
+          <w:b/>
+          <w:lang w:val="id_ID" w:bidi="id_ID"/>
+        </w:rPr>
+        <w:t>ἡμῶν</w:t>
+      </w:r>
+    </w:p>
+    <w:p>
+      <w:pPr/>
+      <w:r>
+        <w:rPr>
+          <w:lang w:val="id_ID" w:bidi="id_ID"/>
+        </w:rPr>
+      </w:r>
+      <w:r>
+        <w:rPr>
           <w:lang w:val="id_ID" w:bidi="id_ID"/>
         </w:rPr>
         <w:t xml:space="preserve">Di sini kata ganti </w:t>
@@ -9473,6 +11318,21 @@
       </w:r>
       <w:r>
         <w:rPr>
+          <w:b/>
+          <w:lang w:val="id_ID" w:bidi="id_ID"/>
+        </w:rPr>
+        <w:t>λυτρώσηται ἡμᾶς ἀπὸ πάσης ἀνομίας</w:t>
+      </w:r>
+    </w:p>
+    <w:p>
+      <w:pPr/>
+      <w:r>
+        <w:rPr>
+          <w:lang w:val="id_ID" w:bidi="id_ID"/>
+        </w:rPr>
+      </w:r>
+      <w:r>
+        <w:rPr>
           <w:lang w:val="id_ID" w:bidi="id_ID"/>
         </w:rPr>
         <w:t xml:space="preserve">Di sini, Paulus berbicara tentang </w:t>
@@ -9554,6 +11414,21 @@
       </w:r>
       <w:r>
         <w:rPr>
+          <w:b/>
+          <w:lang w:val="id_ID" w:bidi="id_ID"/>
+        </w:rPr>
+        <w:t>ἡμᾶς</w:t>
+      </w:r>
+    </w:p>
+    <w:p>
+      <w:pPr/>
+      <w:r>
+        <w:rPr>
+          <w:lang w:val="id_ID" w:bidi="id_ID"/>
+        </w:rPr>
+      </w:r>
+      <w:r>
+        <w:rPr>
           <w:lang w:val="id_ID" w:bidi="id_ID"/>
         </w:rPr>
         <w:t xml:space="preserve">Di sini kata ganti </w:t>
@@ -9635,6 +11510,21 @@
       </w:r>
       <w:r>
         <w:rPr>
+          <w:b/>
+          <w:lang w:val="id_ID" w:bidi="id_ID"/>
+        </w:rPr>
+        <w:t>λαὸν περιούσιον</w:t>
+      </w:r>
+    </w:p>
+    <w:p>
+      <w:pPr/>
+      <w:r>
+        <w:rPr>
+          <w:lang w:val="id_ID" w:bidi="id_ID"/>
+        </w:rPr>
+      </w:r>
+      <w:r>
+        <w:rPr>
           <w:lang w:val="id_ID" w:bidi="id_ID"/>
         </w:rPr>
         <w:t>Jika bahasa Anda tidak menggunakan bentuk pasif ini, Anda dapat mengungkapkan gagasan tersebut dalam bentuk aktif atau dengan cara lain yang wajar dalam bahasa Anda. Terjemahan lain: “sekelompok orang yang Dia pilih” atau “sekelompok orang yang Dia hargai”</w:t>
@@ -9703,6 +11593,21 @@
       </w:r>
       <w:r>
         <w:rPr>
+          <w:b/>
+          <w:lang w:val="id_ID" w:bidi="id_ID"/>
+        </w:rPr>
+        <w:t>ζηλωτὴν καλῶν ἔργων</w:t>
+      </w:r>
+    </w:p>
+    <w:p>
+      <w:pPr/>
+      <w:r>
+        <w:rPr>
+          <w:lang w:val="id_ID" w:bidi="id_ID"/>
+        </w:rPr>
+      </w:r>
+      <w:r>
+        <w:rPr>
           <w:lang w:val="id_ID" w:bidi="id_ID"/>
         </w:rPr>
         <w:t>Terjemahan lain: “yang berkeinginan untuk beramal shaleh”</w:t>
@@ -9751,6 +11656,21 @@
       </w:r>
       <w:r>
         <w:rPr>
+          <w:b/>
+          <w:lang w:val="id_ID" w:bidi="id_ID"/>
+        </w:rPr>
+        <w:t>ταῦτα</w:t>
+      </w:r>
+    </w:p>
+    <w:p>
+      <w:pPr/>
+      <w:r>
+        <w:rPr>
+          <w:lang w:val="id_ID" w:bidi="id_ID"/>
+        </w:rPr>
+      </w:r>
+      <w:r>
+        <w:rPr>
           <w:lang w:val="id_ID" w:bidi="id_ID"/>
         </w:rPr>
         <w:t xml:space="preserve">Di sini, </w:t>
@@ -9832,6 +11752,21 @@
       </w:r>
       <w:r>
         <w:rPr>
+          <w:b/>
+          <w:lang w:val="id_ID" w:bidi="id_ID"/>
+        </w:rPr>
+        <w:t>παρακάλει</w:t>
+      </w:r>
+    </w:p>
+    <w:p>
+      <w:pPr/>
+      <w:r>
+        <w:rPr>
+          <w:lang w:val="id_ID" w:bidi="id_ID"/>
+        </w:rPr>
+      </w:r>
+      <w:r>
+        <w:rPr>
           <w:lang w:val="id_ID" w:bidi="id_ID"/>
         </w:rPr>
         <w:t xml:space="preserve">Paulus berasumsi bahwa Titus memahami bahwa ia harus menasihati umat beriman untuk menaati </w:t>
@@ -9913,6 +11848,21 @@
       </w:r>
       <w:r>
         <w:rPr>
+          <w:b/>
+          <w:lang w:val="id_ID" w:bidi="id_ID"/>
+        </w:rPr>
+        <w:t>ἔλεγχε, μετὰ πάσης ἐπιταγῆς</w:t>
+      </w:r>
+    </w:p>
+    <w:p>
+      <w:pPr/>
+      <w:r>
+        <w:rPr>
+          <w:lang w:val="id_ID" w:bidi="id_ID"/>
+        </w:rPr>
+      </w:r>
+      <w:r>
+        <w:rPr>
           <w:lang w:val="id_ID" w:bidi="id_ID"/>
         </w:rPr>
         <w:t xml:space="preserve">Jika bermanfaat, orang-orang yang harus </w:t>
@@ -9994,6 +11944,21 @@
       </w:r>
       <w:r>
         <w:rPr>
+          <w:b/>
+          <w:lang w:val="id_ID" w:bidi="id_ID"/>
+        </w:rPr>
+        <w:t>μετὰ πάσης ἐπιταγῆς</w:t>
+      </w:r>
+    </w:p>
+    <w:p>
+      <w:pPr/>
+      <w:r>
+        <w:rPr>
+          <w:lang w:val="id_ID" w:bidi="id_ID"/>
+        </w:rPr>
+      </w:r>
+      <w:r>
+        <w:rPr>
           <w:lang w:val="id_ID" w:bidi="id_ID"/>
         </w:rPr>
         <w:t xml:space="preserve">Jika bahasa Anda tidak menggunakan kata benda abstrak untuk gagasan </w:t>
@@ -10075,6 +12040,21 @@
       </w:r>
       <w:r>
         <w:rPr>
+          <w:b/>
+          <w:lang w:val="id_ID" w:bidi="id_ID"/>
+        </w:rPr>
+        <w:t>μηδείς σου περιφρονείτω</w:t>
+      </w:r>
+    </w:p>
+    <w:p>
+      <w:pPr/>
+      <w:r>
+        <w:rPr>
+          <w:lang w:val="id_ID" w:bidi="id_ID"/>
+        </w:rPr>
+      </w:r>
+      <w:r>
+        <w:rPr>
           <w:lang w:val="id_ID" w:bidi="id_ID"/>
         </w:rPr>
         <w:t>Terjemahan lain: “Jangan izinkan siapa pun mengabaikan Anda”</w:t>
@@ -10123,6 +12103,21 @@
       </w:r>
       <w:r>
         <w:rPr>
+          <w:b/>
+          <w:lang w:val="id_ID" w:bidi="id_ID"/>
+        </w:rPr>
+        <w:t>μηδείς σου περιφρονείτω</w:t>
+      </w:r>
+    </w:p>
+    <w:p>
+      <w:pPr/>
+      <w:r>
+        <w:rPr>
+          <w:lang w:val="id_ID" w:bidi="id_ID"/>
+        </w:rPr>
+      </w:r>
+      <w:r>
+        <w:rPr>
           <w:lang w:val="id_ID" w:bidi="id_ID"/>
         </w:rPr>
         <w:t>Anda dapat menyatakan ini secara positif: “Pastikan semua orang mendengarkan Anda”</w:t>
@@ -10191,6 +12186,21 @@
       </w:r>
       <w:r>
         <w:rPr>
+          <w:b/>
+          <w:lang w:val="id_ID" w:bidi="id_ID"/>
+        </w:rPr>
+        <w:t>μηδείς σου περιφρονείτω</w:t>
+      </w:r>
+    </w:p>
+    <w:p>
+      <w:pPr/>
+      <w:r>
+        <w:rPr>
+          <w:lang w:val="id_ID" w:bidi="id_ID"/>
+        </w:rPr>
+      </w:r>
+      <w:r>
+        <w:rPr>
           <w:lang w:val="id_ID" w:bidi="id_ID"/>
         </w:rPr>
         <w:t>Cara orang mengabaikan Titus dapat dibuat secara eksplisit. Terjemahan lain: “Jangan ada seorang pun yang menolak untuk mendengarkan kata-katamu” atau “Jangan ada seorang pun yang menolak untuk menghormatimu”</w:t>
@@ -10259,6 +12269,21 @@
       </w:r>
       <w:r>
         <w:rPr>
+          <w:b/>
+          <w:lang w:val="id_ID" w:bidi="id_ID"/>
+        </w:rPr>
+        <w:t>ὑπομίμνῃσκε αὐτοὺς &amp; ὑποτάσσεσθαι</w:t>
+      </w:r>
+    </w:p>
+    <w:p>
+      <w:pPr/>
+      <w:r>
+        <w:rPr>
+          <w:lang w:val="id_ID" w:bidi="id_ID"/>
+        </w:rPr>
+      </w:r>
+      <w:r>
+        <w:rPr>
           <w:lang w:val="id_ID" w:bidi="id_ID"/>
         </w:rPr>
         <w:t>Terjemahan lain: “Beri tahulah orang-orang kita lagi, apa yang telah mereka ketahui, untuk “tunduk” ” atau “Terus ingatkanlah mereka untuk tunduk”</w:t>
@@ -10307,6 +12332,21 @@
       </w:r>
       <w:r>
         <w:rPr>
+          <w:b/>
+          <w:lang w:val="id_ID" w:bidi="id_ID"/>
+        </w:rPr>
+        <w:t>ἀρχαῖς, ἐξουσίαις, ὑποτάσσεσθαι, πειθαρχεῖν</w:t>
+      </w:r>
+    </w:p>
+    <w:p>
+      <w:pPr/>
+      <w:r>
+        <w:rPr>
+          <w:lang w:val="id_ID" w:bidi="id_ID"/>
+        </w:rPr>
+      </w:r>
+      <w:r>
+        <w:rPr>
           <w:lang w:val="id_ID" w:bidi="id_ID"/>
         </w:rPr>
         <w:t xml:space="preserve">Kata </w:t>
@@ -10401,6 +12441,21 @@
       </w:r>
       <w:r>
         <w:rPr>
+          <w:b/>
+          <w:lang w:val="id_ID" w:bidi="id_ID"/>
+        </w:rPr>
+        <w:t>ἀρχαῖς, ἐξουσίαις</w:t>
+      </w:r>
+    </w:p>
+    <w:p>
+      <w:pPr/>
+      <w:r>
+        <w:rPr>
+          <w:lang w:val="id_ID" w:bidi="id_ID"/>
+        </w:rPr>
+      </w:r>
+      <w:r>
+        <w:rPr>
           <w:lang w:val="id_ID" w:bidi="id_ID"/>
         </w:rPr>
         <w:t xml:space="preserve">Kata </w:t>
@@ -10495,6 +12550,21 @@
       </w:r>
       <w:r>
         <w:rPr>
+          <w:b/>
+          <w:lang w:val="id_ID" w:bidi="id_ID"/>
+        </w:rPr>
+        <w:t>πρὸς πᾶν ἔργον ἀγαθὸν ἑτοίμους εἶναι</w:t>
+      </w:r>
+    </w:p>
+    <w:p>
+      <w:pPr/>
+      <w:r>
+        <w:rPr>
+          <w:lang w:val="id_ID" w:bidi="id_ID"/>
+        </w:rPr>
+      </w:r>
+      <w:r>
+        <w:rPr>
           <w:lang w:val="id_ID" w:bidi="id_ID"/>
         </w:rPr>
         <w:t>Terjemahan lain: “siap-sedialah berbuat baik kapan pun ada kesempatan”</w:t>
@@ -10543,6 +12613,21 @@
       </w:r>
       <w:r>
         <w:rPr>
+          <w:b/>
+          <w:lang w:val="id_ID" w:bidi="id_ID"/>
+        </w:rPr>
+        <w:t>βλασφημεῖν</w:t>
+      </w:r>
+    </w:p>
+    <w:p>
+      <w:pPr/>
+      <w:r>
+        <w:rPr>
+          <w:lang w:val="id_ID" w:bidi="id_ID"/>
+        </w:rPr>
+      </w:r>
+      <w:r>
+        <w:rPr>
           <w:lang w:val="id_ID" w:bidi="id_ID"/>
         </w:rPr>
         <w:t>Terjemahan lain: “berkata jahat tentang”</w:t>
@@ -10591,6 +12676,21 @@
       </w:r>
       <w:r>
         <w:rPr>
+          <w:b/>
+          <w:lang w:val="id_ID" w:bidi="id_ID"/>
+        </w:rPr>
+        <w:t>ἀμάχους εἶναι</w:t>
+      </w:r>
+    </w:p>
+    <w:p>
+      <w:pPr/>
+      <w:r>
+        <w:rPr>
+          <w:lang w:val="id_ID" w:bidi="id_ID"/>
+        </w:rPr>
+      </w:r>
+      <w:r>
+        <w:rPr>
           <w:lang w:val="id_ID" w:bidi="id_ID"/>
         </w:rPr>
         <w:t xml:space="preserve">Agar lebih jelas dalam bahasa Anda, Anda dapat menggunakan pernyataan positif untuk menerjemahkan kata negatif ganda yang terdiri dari partikel negatif </w:t>
@@ -10685,6 +12785,21 @@
       </w:r>
       <w:r>
         <w:rPr>
+          <w:b/>
+          <w:lang w:val="id_ID" w:bidi="id_ID"/>
+        </w:rPr>
+        <w:t>πᾶσαν ἐνδεικνυμένους πραΰτητα</w:t>
+      </w:r>
+    </w:p>
+    <w:p>
+      <w:pPr/>
+      <w:r>
+        <w:rPr>
+          <w:lang w:val="id_ID" w:bidi="id_ID"/>
+        </w:rPr>
+      </w:r>
+      <w:r>
+        <w:rPr>
           <w:lang w:val="id_ID" w:bidi="id_ID"/>
         </w:rPr>
         <w:t xml:space="preserve">Jika bahasa Anda tidak menggunakan kata benda abstrak untuk gagasan </w:t>
@@ -10766,6 +12881,21 @@
       </w:r>
       <w:r>
         <w:rPr>
+          <w:b/>
+          <w:lang w:val="id_ID" w:bidi="id_ID"/>
+        </w:rPr>
+        <w:t>πρὸς πάντας ἀνθρώπους</w:t>
+      </w:r>
+    </w:p>
+    <w:p>
+      <w:pPr/>
+      <w:r>
+        <w:rPr>
+          <w:lang w:val="id_ID" w:bidi="id_ID"/>
+        </w:rPr>
+      </w:r>
+      <w:r>
+        <w:rPr>
           <w:lang w:val="id_ID" w:bidi="id_ID"/>
         </w:rPr>
         <w:t xml:space="preserve">Meskipun istilah </w:t>
@@ -10847,6 +12977,21 @@
       </w:r>
       <w:r>
         <w:rPr>
+          <w:b/>
+          <w:lang w:val="id_ID" w:bidi="id_ID"/>
+        </w:rPr>
+        <w:t>ἦμεν γάρ ποτε καὶ ἡμεῖς</w:t>
+      </w:r>
+    </w:p>
+    <w:p>
+      <w:pPr/>
+      <w:r>
+        <w:rPr>
+          <w:lang w:val="id_ID" w:bidi="id_ID"/>
+        </w:rPr>
+      </w:r>
+      <w:r>
+        <w:rPr>
           <w:lang w:val="id_ID" w:bidi="id_ID"/>
         </w:rPr>
         <w:t xml:space="preserve">Kata yang diterjemahkan dengan </w:t>
@@ -10941,6 +13086,21 @@
       </w:r>
       <w:r>
         <w:rPr>
+          <w:b/>
+          <w:lang w:val="id_ID" w:bidi="id_ID"/>
+        </w:rPr>
+        <w:t>ποτε</w:t>
+      </w:r>
+    </w:p>
+    <w:p>
+      <w:pPr/>
+      <w:r>
+        <w:rPr>
+          <w:lang w:val="id_ID" w:bidi="id_ID"/>
+        </w:rPr>
+      </w:r>
+      <w:r>
+        <w:rPr>
           <w:lang w:val="id_ID" w:bidi="id_ID"/>
         </w:rPr>
         <w:t>Terjemahan lain: “sebelumnya” atau “pada suatu waktu” atau “sebelumnya”</w:t>
@@ -10989,6 +13149,21 @@
       </w:r>
       <w:r>
         <w:rPr>
+          <w:b/>
+          <w:lang w:val="id_ID" w:bidi="id_ID"/>
+        </w:rPr>
+        <w:t>ἡμεῖς</w:t>
+      </w:r>
+    </w:p>
+    <w:p>
+      <w:pPr/>
+      <w:r>
+        <w:rPr>
+          <w:lang w:val="id_ID" w:bidi="id_ID"/>
+        </w:rPr>
+      </w:r>
+      <w:r>
+        <w:rPr>
           <w:lang w:val="id_ID" w:bidi="id_ID"/>
         </w:rPr>
         <w:t xml:space="preserve">Di sini kata ganti, </w:t>
@@ -11070,6 +13245,21 @@
       </w:r>
       <w:r>
         <w:rPr>
+          <w:b/>
+          <w:lang w:val="id_ID" w:bidi="id_ID"/>
+        </w:rPr>
+        <w:t>ἦμεν &amp; ἀνόητοι</w:t>
+      </w:r>
+    </w:p>
+    <w:p>
+      <w:pPr/>
+      <w:r>
+        <w:rPr>
+          <w:lang w:val="id_ID" w:bidi="id_ID"/>
+        </w:rPr>
+      </w:r>
+      <w:r>
+        <w:rPr>
           <w:lang w:val="id_ID" w:bidi="id_ID"/>
         </w:rPr>
         <w:t>Terjemahan lain: “tidak berakal budi” atau “tidak bijaksana”</w:t>
@@ -11118,6 +13308,21 @@
       </w:r>
       <w:r>
         <w:rPr>
+          <w:b/>
+          <w:lang w:val="id_ID" w:bidi="id_ID"/>
+        </w:rPr>
+        <w:t>πλανώμενοι, δουλεύοντες ἐπιθυμίαις καὶ ἡδοναῖς ποικίλαις</w:t>
+      </w:r>
+    </w:p>
+    <w:p>
+      <w:pPr/>
+      <w:r>
+        <w:rPr>
+          <w:lang w:val="id_ID" w:bidi="id_ID"/>
+        </w:rPr>
+      </w:r>
+      <w:r>
+        <w:rPr>
           <w:lang w:val="id_ID" w:bidi="id_ID"/>
         </w:rPr>
         <w:t xml:space="preserve">Di sini, </w:t>
@@ -11212,6 +13417,21 @@
       </w:r>
       <w:r>
         <w:rPr>
+          <w:b/>
+          <w:lang w:val="id_ID" w:bidi="id_ID"/>
+        </w:rPr>
+        <w:t>πλανώμενοι, δουλεύοντες ἐπιθυμίαις καὶ ἡδοναῖς ποικίλαις</w:t>
+      </w:r>
+    </w:p>
+    <w:p>
+      <w:pPr/>
+      <w:r>
+        <w:rPr>
+          <w:lang w:val="id_ID" w:bidi="id_ID"/>
+        </w:rPr>
+      </w:r>
+      <w:r>
+        <w:rPr>
           <w:lang w:val="id_ID" w:bidi="id_ID"/>
         </w:rPr>
         <w:t>Jika bahasa Anda tidak menggunakan bentuk pasif ini, Anda dapat mengungkapkan gagasan tersebut dalam bentuk aktif atau dengan cara lain yang wajar dalam bahasa Anda. Terjemahan lain: “Berbagai nafsu dan kesenangan yang menyesatkan dan memperbudak kami”</w:t>
@@ -11280,6 +13500,21 @@
       </w:r>
       <w:r>
         <w:rPr>
+          <w:b/>
+          <w:lang w:val="id_ID" w:bidi="id_ID"/>
+        </w:rPr>
+        <w:t>ἐπιθυμίαις καὶ ἡδοναῖς ποικίλαις</w:t>
+      </w:r>
+    </w:p>
+    <w:p>
+      <w:pPr/>
+      <w:r>
+        <w:rPr>
+          <w:lang w:val="id_ID" w:bidi="id_ID"/>
+        </w:rPr>
+      </w:r>
+      <w:r>
+        <w:rPr>
           <w:lang w:val="id_ID" w:bidi="id_ID"/>
         </w:rPr>
         <w:t xml:space="preserve">Jika bahasa Anda tidak menggunakan kata benda abstrak untuk gagasan </w:t>
@@ -11374,6 +13609,21 @@
       </w:r>
       <w:r>
         <w:rPr>
+          <w:b/>
+          <w:lang w:val="id_ID" w:bidi="id_ID"/>
+        </w:rPr>
+        <w:t>ἐν κακίᾳ καὶ φθόνῳ διάγοντες</w:t>
+      </w:r>
+    </w:p>
+    <w:p>
+      <w:pPr/>
+      <w:r>
+        <w:rPr>
+          <w:lang w:val="id_ID" w:bidi="id_ID"/>
+        </w:rPr>
+      </w:r>
+      <w:r>
+        <w:rPr>
           <w:lang w:val="id_ID" w:bidi="id_ID"/>
         </w:rPr>
         <w:t xml:space="preserve">Jika bahasa Anda tidak menggunakan kata benda abstrak untuk gagasan </w:t>
@@ -11520,6 +13770,21 @@
       </w:r>
       <w:r>
         <w:rPr>
+          <w:b/>
+          <w:lang w:val="id_ID" w:bidi="id_ID"/>
+        </w:rPr>
+        <w:t>στυγητοί</w:t>
+      </w:r>
+    </w:p>
+    <w:p>
+      <w:pPr/>
+      <w:r>
+        <w:rPr>
+          <w:lang w:val="id_ID" w:bidi="id_ID"/>
+        </w:rPr>
+      </w:r>
+      <w:r>
+        <w:rPr>
           <w:lang w:val="id_ID" w:bidi="id_ID"/>
         </w:rPr>
         <w:t>Terjemahan lain: “melakukan hal-hal yang membuat orang lain membenci kita”</w:t>
@@ -11568,6 +13833,21 @@
       </w:r>
       <w:r>
         <w:rPr>
+          <w:b/>
+          <w:lang w:val="id_ID" w:bidi="id_ID"/>
+        </w:rPr>
+        <w:t>δὲ</w:t>
+      </w:r>
+    </w:p>
+    <w:p>
+      <w:pPr/>
+      <w:r>
+        <w:rPr>
+          <w:lang w:val="id_ID" w:bidi="id_ID"/>
+        </w:rPr>
+      </w:r>
+      <w:r>
+        <w:rPr>
           <w:lang w:val="id_ID" w:bidi="id_ID"/>
         </w:rPr>
         <w:t xml:space="preserve">Kata </w:t>
@@ -11649,6 +13929,21 @@
       </w:r>
       <w:r>
         <w:rPr>
+          <w:b/>
+          <w:lang w:val="id_ID" w:bidi="id_ID"/>
+        </w:rPr>
+        <w:t>ὅτε &amp; ἡ χρηστότης καὶ ἡ φιλανθρωπία ἐπεφάνη τοῦ Σωτῆρος ἡμῶν, Θεοῦ</w:t>
+      </w:r>
+    </w:p>
+    <w:p>
+      <w:pPr/>
+      <w:r>
+        <w:rPr>
+          <w:lang w:val="id_ID" w:bidi="id_ID"/>
+        </w:rPr>
+      </w:r>
+      <w:r>
+        <w:rPr>
           <w:lang w:val="id_ID" w:bidi="id_ID"/>
         </w:rPr>
         <w:t xml:space="preserve">Paulus berbicara tentang </w:t>
@@ -11743,6 +14038,21 @@
       </w:r>
       <w:r>
         <w:rPr>
+          <w:b/>
+          <w:lang w:val="id_ID" w:bidi="id_ID"/>
+        </w:rPr>
+        <w:t>ὅτε &amp; ἡ χρηστότης καὶ ἡ φιλανθρωπία ἐπεφάνη τοῦ Σωτῆρος ἡμῶν, Θεοῦ</w:t>
+      </w:r>
+    </w:p>
+    <w:p>
+      <w:pPr/>
+      <w:r>
+        <w:rPr>
+          <w:lang w:val="id_ID" w:bidi="id_ID"/>
+        </w:rPr>
+      </w:r>
+      <w:r>
+        <w:rPr>
           <w:lang w:val="id_ID" w:bidi="id_ID"/>
         </w:rPr>
         <w:t xml:space="preserve">Jika bahasa Anda tidak menggunakan kata benda abstrak untuk gagasan </w:t>
@@ -11837,6 +14147,21 @@
       </w:r>
       <w:r>
         <w:rPr>
+          <w:b/>
+          <w:lang w:val="id_ID" w:bidi="id_ID"/>
+        </w:rPr>
+        <w:t>ἡμῶν</w:t>
+      </w:r>
+    </w:p>
+    <w:p>
+      <w:pPr/>
+      <w:r>
+        <w:rPr>
+          <w:lang w:val="id_ID" w:bidi="id_ID"/>
+        </w:rPr>
+      </w:r>
+      <w:r>
+        <w:rPr>
           <w:lang w:val="id_ID" w:bidi="id_ID"/>
         </w:rPr>
         <w:t xml:space="preserve">Di sini kata ganti </w:t>
@@ -11918,6 +14243,21 @@
       </w:r>
       <w:r>
         <w:rPr>
+          <w:b/>
+          <w:lang w:val="id_ID" w:bidi="id_ID"/>
+        </w:rPr>
+        <w:t>ἔργων τῶν ἐν δικαιοσύνῃ</w:t>
+      </w:r>
+    </w:p>
+    <w:p>
+      <w:pPr/>
+      <w:r>
+        <w:rPr>
+          <w:lang w:val="id_ID" w:bidi="id_ID"/>
+        </w:rPr>
+      </w:r>
+      <w:r>
+        <w:rPr>
           <w:lang w:val="id_ID" w:bidi="id_ID"/>
         </w:rPr>
         <w:t xml:space="preserve">Jika bahasa Anda tidak menggunakan kata benda abstrak untuk ide </w:t>
@@ -11999,6 +14339,21 @@
       </w:r>
       <w:r>
         <w:rPr>
+          <w:b/>
+          <w:lang w:val="id_ID" w:bidi="id_ID"/>
+        </w:rPr>
+        <w:t>κατὰ τὸ αὐτοῦ ἔλεος</w:t>
+      </w:r>
+    </w:p>
+    <w:p>
+      <w:pPr/>
+      <w:r>
+        <w:rPr>
+          <w:lang w:val="id_ID" w:bidi="id_ID"/>
+        </w:rPr>
+      </w:r>
+      <w:r>
+        <w:rPr>
           <w:lang w:val="id_ID" w:bidi="id_ID"/>
         </w:rPr>
         <w:t xml:space="preserve">Jika bahasa Anda tidak menggunakan kata benda abstrak untuk ide </w:t>
@@ -12080,6 +14435,21 @@
       </w:r>
       <w:r>
         <w:rPr>
+          <w:b/>
+          <w:lang w:val="id_ID" w:bidi="id_ID"/>
+        </w:rPr>
+        <w:t>λουτροῦ παλινγενεσίας</w:t>
+      </w:r>
+    </w:p>
+    <w:p>
+      <w:pPr/>
+      <w:r>
+        <w:rPr>
+          <w:lang w:val="id_ID" w:bidi="id_ID"/>
+        </w:rPr>
+      </w:r>
+      <w:r>
+        <w:rPr>
           <w:lang w:val="id_ID" w:bidi="id_ID"/>
         </w:rPr>
         <w:t>Paulus menggabungkan dua metafora di sini. Ia berbicara tentang pengampunan Allah bagi orang-orang berdosa seolah-olah Allah secara fisik membasuh mereka dari dosa mereka. Ia juga berbicara tentang orang-orang berdosa yang menjadi responsif terhadap Allah seolah-olah mereka mengalami “kelahiran baru”. Jika itu akan membantu dalam bahasa Anda, Anda dapat menyatakan maknanya dengan jelas. Terjemahan alternatif: “diampuni dari dosa, dilahirkan kembali secara rohani,”</w:t>
@@ -12148,6 +14518,21 @@
       </w:r>
       <w:r>
         <w:rPr>
+          <w:b/>
+          <w:lang w:val="id_ID" w:bidi="id_ID"/>
+        </w:rPr>
+        <w:t>οὗ ἐξέχεεν ἐφ’ ἡμᾶς πλουσίως,</w:t>
+      </w:r>
+    </w:p>
+    <w:p>
+      <w:pPr/>
+      <w:r>
+        <w:rPr>
+          <w:lang w:val="id_ID" w:bidi="id_ID"/>
+        </w:rPr>
+      </w:r>
+      <w:r>
+        <w:rPr>
           <w:lang w:val="id_ID" w:bidi="id_ID"/>
         </w:rPr>
         <w:t>Adalah hal yang umum bagi para penulis Perjanjian Baru untuk berbicara tentang Roh Kudus sebagai cairan/air yang dapat dicurahkan oleh Allah dalam jumlah yang besar. Jika itu akan membantu dalam bahasa Anda, Anda dapat menyatakan maknanya dengan jelas. Terjemahan alternatif: “yang Allah berikan kepada kita dengan murah hati”</w:t>
@@ -12216,6 +14601,21 @@
       </w:r>
       <w:r>
         <w:rPr>
+          <w:b/>
+          <w:lang w:val="id_ID" w:bidi="id_ID"/>
+        </w:rPr>
+        <w:t>ἡμᾶς</w:t>
+      </w:r>
+    </w:p>
+    <w:p>
+      <w:pPr/>
+      <w:r>
+        <w:rPr>
+          <w:lang w:val="id_ID" w:bidi="id_ID"/>
+        </w:rPr>
+      </w:r>
+      <w:r>
+        <w:rPr>
           <w:lang w:val="id_ID" w:bidi="id_ID"/>
         </w:rPr>
         <w:t xml:space="preserve">Di sini kata ganti </w:t>
@@ -12297,6 +14697,21 @@
       </w:r>
       <w:r>
         <w:rPr>
+          <w:b/>
+          <w:lang w:val="id_ID" w:bidi="id_ID"/>
+        </w:rPr>
+        <w:t>διὰ Ἰησοῦ Χριστοῦ, τοῦ Σωτῆρος ἡμῶν</w:t>
+      </w:r>
+    </w:p>
+    <w:p>
+      <w:pPr/>
+      <w:r>
+        <w:rPr>
+          <w:lang w:val="id_ID" w:bidi="id_ID"/>
+        </w:rPr>
+      </w:r>
+      <w:r>
+        <w:rPr>
           <w:lang w:val="id_ID" w:bidi="id_ID"/>
         </w:rPr>
         <w:t>Terjemahan alternatif: “karena apa yang telah Juruselamat kita, Yesus Kristus, lakukan bagi kita”</w:t>
@@ -12345,6 +14760,21 @@
       </w:r>
       <w:r>
         <w:rPr>
+          <w:b/>
+          <w:lang w:val="id_ID" w:bidi="id_ID"/>
+        </w:rPr>
+        <w:t>ἡμῶν</w:t>
+      </w:r>
+    </w:p>
+    <w:p>
+      <w:pPr/>
+      <w:r>
+        <w:rPr>
+          <w:lang w:val="id_ID" w:bidi="id_ID"/>
+        </w:rPr>
+      </w:r>
+      <w:r>
+        <w:rPr>
           <w:lang w:val="id_ID" w:bidi="id_ID"/>
         </w:rPr>
         <w:t xml:space="preserve">Di sini kata ganti </w:t>
@@ -12426,6 +14856,21 @@
       </w:r>
       <w:r>
         <w:rPr>
+          <w:b/>
+          <w:lang w:val="id_ID" w:bidi="id_ID"/>
+        </w:rPr>
+        <w:t>ἵνα</w:t>
+      </w:r>
+    </w:p>
+    <w:p>
+      <w:pPr/>
+      <w:r>
+        <w:rPr>
+          <w:lang w:val="id_ID" w:bidi="id_ID"/>
+        </w:rPr>
+      </w:r>
+      <w:r>
+        <w:rPr>
           <w:lang w:val="id_ID" w:bidi="id_ID"/>
         </w:rPr>
         <w:t xml:space="preserve">Di sini, </w:t>
@@ -12533,6 +14978,21 @@
       </w:r>
       <w:r>
         <w:rPr>
+          <w:b/>
+          <w:lang w:val="id_ID" w:bidi="id_ID"/>
+        </w:rPr>
+        <w:t>δικαιωθέντες</w:t>
+      </w:r>
+    </w:p>
+    <w:p>
+      <w:pPr/>
+      <w:r>
+        <w:rPr>
+          <w:lang w:val="id_ID" w:bidi="id_ID"/>
+        </w:rPr>
+      </w:r>
+      <w:r>
+        <w:rPr>
           <w:lang w:val="id_ID" w:bidi="id_ID"/>
         </w:rPr>
         <w:t>Jika bahasa Anda tidak menggunakan bentuk pasif ini, Anda dapat menyatakannya dalam bentuk aktif. Terjemahan alternatif: “karena Allah telah menyatakan bahwa kita tidak berdosa”</w:t>
@@ -12601,6 +15061,21 @@
       </w:r>
       <w:r>
         <w:rPr>
+          <w:b/>
+          <w:lang w:val="id_ID" w:bidi="id_ID"/>
+        </w:rPr>
+        <w:t>τῇ ἐκείνου χάριτι</w:t>
+      </w:r>
+    </w:p>
+    <w:p>
+      <w:pPr/>
+      <w:r>
+        <w:rPr>
+          <w:lang w:val="id_ID" w:bidi="id_ID"/>
+        </w:rPr>
+      </w:r>
+      <w:r>
+        <w:rPr>
           <w:lang w:val="id_ID" w:bidi="id_ID"/>
         </w:rPr>
         <w:t xml:space="preserve">Jika bahasa Anda tidak menggunakan kata benda abstrak untuk ide </w:t>
@@ -12682,6 +15157,21 @@
       </w:r>
       <w:r>
         <w:rPr>
+          <w:b/>
+          <w:lang w:val="id_ID" w:bidi="id_ID"/>
+        </w:rPr>
+        <w:t>ἐκείνου</w:t>
+      </w:r>
+    </w:p>
+    <w:p>
+      <w:pPr/>
+      <w:r>
+        <w:rPr>
+          <w:lang w:val="id_ID" w:bidi="id_ID"/>
+        </w:rPr>
+      </w:r>
+      <w:r>
+        <w:rPr>
           <w:lang w:val="id_ID" w:bidi="id_ID"/>
         </w:rPr>
         <w:t xml:space="preserve">Di sini, </w:t>
@@ -12763,6 +15253,21 @@
       </w:r>
       <w:r>
         <w:rPr>
+          <w:b/>
+          <w:lang w:val="id_ID" w:bidi="id_ID"/>
+        </w:rPr>
+        <w:t>κληρονόμοι γενηθῶμεν, κατ’ ἐλπίδα ζωῆς αἰωνίου</w:t>
+      </w:r>
+    </w:p>
+    <w:p>
+      <w:pPr/>
+      <w:r>
+        <w:rPr>
+          <w:lang w:val="id_ID" w:bidi="id_ID"/>
+        </w:rPr>
+      </w:r>
+      <w:r>
+        <w:rPr>
           <w:lang w:val="id_ID" w:bidi="id_ID"/>
         </w:rPr>
         <w:t>Orang-orang yang kepadanya Tuhan telah membuat janji-janji dibicarakan seolah-olah mereka akan mewarisi hal-hal yang dijanjikan, seperti halnya seseorang mewarisi harta benda atau harta milik dari seorang anggota keluarga. Terjemahan alternatif: “kita dapat berharap untuk menerima kehidupan kekal yang telah Allah janjikan kepada kita”</w:t>
@@ -12834,6 +15339,21 @@
           <w:b/>
           <w:lang w:val="id_ID" w:bidi="id_ID"/>
         </w:rPr>
+        <w:t>ὁ λόγος</w:t>
+      </w:r>
+    </w:p>
+    <w:p>
+      <w:pPr/>
+      <w:r>
+        <w:rPr>
+          <w:lang w:val="id_ID" w:bidi="id_ID"/>
+        </w:rPr>
+      </w:r>
+      <w:r>
+        <w:rPr>
+          <w:b/>
+          <w:lang w:val="id_ID" w:bidi="id_ID"/>
+        </w:rPr>
         <w:t>Pesan ini</w:t>
       </w:r>
       <w:r>
@@ -12906,6 +15426,21 @@
       </w:r>
       <w:r>
         <w:rPr>
+          <w:b/>
+          <w:lang w:val="id_ID" w:bidi="id_ID"/>
+        </w:rPr>
+        <w:t>τούτων</w:t>
+      </w:r>
+    </w:p>
+    <w:p>
+      <w:pPr/>
+      <w:r>
+        <w:rPr>
+          <w:lang w:val="id_ID" w:bidi="id_ID"/>
+        </w:rPr>
+      </w:r>
+      <w:r>
+        <w:rPr>
           <w:lang w:val="id_ID" w:bidi="id_ID"/>
         </w:rPr>
         <w:t xml:space="preserve">Di sini, </w:t>
@@ -12987,6 +15522,21 @@
       </w:r>
       <w:r>
         <w:rPr>
+          <w:b/>
+          <w:lang w:val="id_ID" w:bidi="id_ID"/>
+        </w:rPr>
+        <w:t>φροντίζωσιν καλῶν ἔργων, προΐστασθαι</w:t>
+      </w:r>
+    </w:p>
+    <w:p>
+      <w:pPr/>
+      <w:r>
+        <w:rPr>
+          <w:lang w:val="id_ID" w:bidi="id_ID"/>
+        </w:rPr>
+      </w:r>
+      <w:r>
+        <w:rPr>
           <w:lang w:val="id_ID" w:bidi="id_ID"/>
         </w:rPr>
         <w:t>Terjemahan alternatif: “semoga dengan tekun berusaha untuk melakukan pekerjaan yang baik”</w:t>
@@ -13035,6 +15585,21 @@
       </w:r>
       <w:r>
         <w:rPr>
+          <w:b/>
+          <w:lang w:val="id_ID" w:bidi="id_ID"/>
+        </w:rPr>
+        <w:t>τοῖς ἀνθρώποις</w:t>
+      </w:r>
+    </w:p>
+    <w:p>
+      <w:pPr/>
+      <w:r>
+        <w:rPr>
+          <w:lang w:val="id_ID" w:bidi="id_ID"/>
+        </w:rPr>
+      </w:r>
+      <w:r>
+        <w:rPr>
           <w:lang w:val="id_ID" w:bidi="id_ID"/>
         </w:rPr>
         <w:t xml:space="preserve">Meskipun istilah </w:t>
@@ -13116,6 +15681,21 @@
       </w:r>
       <w:r>
         <w:rPr>
+          <w:b/>
+          <w:lang w:val="id_ID" w:bidi="id_ID"/>
+        </w:rPr>
+        <w:t>δὲ &amp; περιΐστασο</w:t>
+      </w:r>
+    </w:p>
+    <w:p>
+      <w:pPr/>
+      <w:r>
+        <w:rPr>
+          <w:lang w:val="id_ID" w:bidi="id_ID"/>
+        </w:rPr>
+      </w:r>
+      <w:r>
+        <w:rPr>
           <w:lang w:val="id_ID" w:bidi="id_ID"/>
         </w:rPr>
         <w:t xml:space="preserve">Kata </w:t>
@@ -13197,6 +15777,21 @@
       </w:r>
       <w:r>
         <w:rPr>
+          <w:b/>
+          <w:lang w:val="id_ID" w:bidi="id_ID"/>
+        </w:rPr>
+        <w:t>μωρὰς &amp; ζητήσεις</w:t>
+      </w:r>
+    </w:p>
+    <w:p>
+      <w:pPr/>
+      <w:r>
+        <w:rPr>
+          <w:lang w:val="id_ID" w:bidi="id_ID"/>
+        </w:rPr>
+      </w:r>
+      <w:r>
+        <w:rPr>
           <w:lang w:val="id_ID" w:bidi="id_ID"/>
         </w:rPr>
         <w:t>Terjemahan alternatif: “argumen mengenai hal-hal yang tidak penting”</w:t>
@@ -13245,6 +15840,21 @@
       </w:r>
       <w:r>
         <w:rPr>
+          <w:b/>
+          <w:lang w:val="id_ID" w:bidi="id_ID"/>
+        </w:rPr>
+        <w:t>γενεαλογίας</w:t>
+      </w:r>
+    </w:p>
+    <w:p>
+      <w:pPr/>
+      <w:r>
+        <w:rPr>
+          <w:lang w:val="id_ID" w:bidi="id_ID"/>
+        </w:rPr>
+      </w:r>
+      <w:r>
+        <w:rPr>
           <w:lang w:val="id_ID" w:bidi="id_ID"/>
         </w:rPr>
         <w:t xml:space="preserve">Kata </w:t>
@@ -13326,6 +15936,21 @@
       </w:r>
       <w:r>
         <w:rPr>
+          <w:b/>
+          <w:lang w:val="id_ID" w:bidi="id_ID"/>
+        </w:rPr>
+        <w:t>ἔρεις</w:t>
+      </w:r>
+    </w:p>
+    <w:p>
+      <w:pPr/>
+      <w:r>
+        <w:rPr>
+          <w:lang w:val="id_ID" w:bidi="id_ID"/>
+        </w:rPr>
+      </w:r>
+      <w:r>
+        <w:rPr>
           <w:lang w:val="id_ID" w:bidi="id_ID"/>
         </w:rPr>
         <w:t xml:space="preserve">Jika bahasa Anda tidak menggunakan kata benda abstrak untuk gagasan </w:t>
@@ -13407,6 +16032,21 @@
       </w:r>
       <w:r>
         <w:rPr>
+          <w:b/>
+          <w:lang w:val="id_ID" w:bidi="id_ID"/>
+        </w:rPr>
+        <w:t>νομικὰς</w:t>
+      </w:r>
+    </w:p>
+    <w:p>
+      <w:pPr/>
+      <w:r>
+        <w:rPr>
+          <w:lang w:val="id_ID" w:bidi="id_ID"/>
+        </w:rPr>
+      </w:r>
+      <w:r>
+        <w:rPr>
           <w:lang w:val="id_ID" w:bidi="id_ID"/>
         </w:rPr>
         <w:t>Paulus berasumsi bahwa Titus akan mengerti bahwa yang dia merujuk ke hukum Musa, bukan hukum Romawi. Anda dapat memasukkan informasi ini jika itu berguna bagi pembaca Anda. Terjemahan alternatif: “tentang hukum Musa”</w:t>
@@ -13475,6 +16115,21 @@
       </w:r>
       <w:r>
         <w:rPr>
+          <w:b/>
+          <w:lang w:val="id_ID" w:bidi="id_ID"/>
+        </w:rPr>
+        <w:t>αἱρετικὸν ἄνθρωπον &amp; παραιτοῦ</w:t>
+      </w:r>
+    </w:p>
+    <w:p>
+      <w:pPr/>
+      <w:r>
+        <w:rPr>
+          <w:lang w:val="id_ID" w:bidi="id_ID"/>
+        </w:rPr>
+      </w:r>
+      <w:r>
+        <w:rPr>
           <w:lang w:val="id_ID" w:bidi="id_ID"/>
         </w:rPr>
         <w:t>Implikasinya adalah bahwa orang tersebut menyebabkan perpecahan dalam gereja. Anda dapat memasukkan informasi ini jika itu berguna bagi pembaca Anda. Terjemahan lain: “Jauhi orang yang menyebabkan perpecahan dalam gereja”</w:t>
@@ -13543,6 +16198,21 @@
       </w:r>
       <w:r>
         <w:rPr>
+          <w:b/>
+          <w:lang w:val="id_ID" w:bidi="id_ID"/>
+        </w:rPr>
+        <w:t>μετὰ μίαν καὶ δευτέραν νουθεσίαν</w:t>
+      </w:r>
+    </w:p>
+    <w:p>
+      <w:pPr/>
+      <w:r>
+        <w:rPr>
+          <w:lang w:val="id_ID" w:bidi="id_ID"/>
+        </w:rPr>
+      </w:r>
+      <w:r>
+        <w:rPr>
           <w:lang w:val="id_ID" w:bidi="id_ID"/>
         </w:rPr>
         <w:t>Implikasinya adalah bahwa Titus harus memberi peringatan kepada orang yang menyebabkan perpecahan. Anda dapat memasukkan informasi ini jika itu berguna bagi pembaca Anda. Terjemahan alternatif: “setelah Anda memperingatkan orang itu satu atau dua kali”</w:t>
@@ -13611,6 +16281,21 @@
       </w:r>
       <w:r>
         <w:rPr>
+          <w:b/>
+          <w:lang w:val="id_ID" w:bidi="id_ID"/>
+        </w:rPr>
+        <w:t>ὁ τοιοῦτος</w:t>
+      </w:r>
+    </w:p>
+    <w:p>
+      <w:pPr/>
+      <w:r>
+        <w:rPr>
+          <w:lang w:val="id_ID" w:bidi="id_ID"/>
+        </w:rPr>
+      </w:r>
+      <w:r>
+        <w:rPr>
           <w:lang w:val="id_ID" w:bidi="id_ID"/>
         </w:rPr>
         <w:t>Terjemahan alternatif: “orang seperti itu”</w:t>
@@ -13659,6 +16344,21 @@
       </w:r>
       <w:r>
         <w:rPr>
+          <w:b/>
+          <w:lang w:val="id_ID" w:bidi="id_ID"/>
+        </w:rPr>
+        <w:t>ἐξέστραπται</w:t>
+      </w:r>
+    </w:p>
+    <w:p>
+      <w:pPr/>
+      <w:r>
+        <w:rPr>
+          <w:lang w:val="id_ID" w:bidi="id_ID"/>
+        </w:rPr>
+      </w:r>
+      <w:r>
+        <w:rPr>
           <w:lang w:val="id_ID" w:bidi="id_ID"/>
         </w:rPr>
         <w:t xml:space="preserve">Paulus berbicara tentang seseorang yang memilih melakukan hal-hal yang salah seolah-olah dia meninggalkan jalan yang </w:t>
@@ -13740,6 +16440,21 @@
       </w:r>
       <w:r>
         <w:rPr>
+          <w:b/>
+          <w:lang w:val="id_ID" w:bidi="id_ID"/>
+        </w:rPr>
+        <w:t>ὢν αὐτοκατάκριτος</w:t>
+      </w:r>
+    </w:p>
+    <w:p>
+      <w:pPr/>
+      <w:r>
+        <w:rPr>
+          <w:lang w:val="id_ID" w:bidi="id_ID"/>
+        </w:rPr>
+      </w:r>
+      <w:r>
+        <w:rPr>
           <w:lang w:val="id_ID" w:bidi="id_ID"/>
         </w:rPr>
         <w:t>Terjemahan alternatif: “menghakimi dirinya sendiri”</w:t>
@@ -13788,6 +16503,21 @@
       </w:r>
       <w:r>
         <w:rPr>
+          <w:b/>
+          <w:lang w:val="id_ID" w:bidi="id_ID"/>
+        </w:rPr>
+        <w:t>ὅταν πέμψω Ἀρτεμᾶν πρὸς σὲ ἢ Τυχικόν</w:t>
+      </w:r>
+    </w:p>
+    <w:p>
+      <w:pPr/>
+      <w:r>
+        <w:rPr>
+          <w:lang w:val="id_ID" w:bidi="id_ID"/>
+        </w:rPr>
+      </w:r>
+      <w:r>
+        <w:rPr>
           <w:lang w:val="id_ID" w:bidi="id_ID"/>
         </w:rPr>
         <w:t>Implikasinya adalah bahwa Titus harus datang ke Nikopolis setelah Artemas atau Tikhikus tiba di tempat Titus berada. Anda dapat memasukkan informasi ini jika itu berguna bagi pembaca Anda. Terjemahan alternatif: “Setelah aku mengutus Artemas atau Tikhikus dan dia datang kepadamu”</w:t>
@@ -13859,6 +16589,21 @@
           <w:b/>
           <w:lang w:val="id_ID" w:bidi="id_ID"/>
         </w:rPr>
+        <w:t>Ἀρτεμᾶν &amp; Τυχικόν</w:t>
+      </w:r>
+    </w:p>
+    <w:p>
+      <w:pPr/>
+      <w:r>
+        <w:rPr>
+          <w:lang w:val="id_ID" w:bidi="id_ID"/>
+        </w:rPr>
+      </w:r>
+      <w:r>
+        <w:rPr>
+          <w:b/>
+          <w:lang w:val="id_ID" w:bidi="id_ID"/>
+        </w:rPr>
         <w:t>Artemas</w:t>
       </w:r>
       <w:r>
@@ -13944,6 +16689,21 @@
       </w:r>
       <w:r>
         <w:rPr>
+          <w:b/>
+          <w:lang w:val="id_ID" w:bidi="id_ID"/>
+        </w:rPr>
+        <w:t>σπούδασον ἐλθεῖν</w:t>
+      </w:r>
+    </w:p>
+    <w:p>
+      <w:pPr/>
+      <w:r>
+        <w:rPr>
+          <w:lang w:val="id_ID" w:bidi="id_ID"/>
+        </w:rPr>
+      </w:r>
+      <w:r>
+        <w:rPr>
           <w:lang w:val="id_ID" w:bidi="id_ID"/>
         </w:rPr>
         <w:t>Terjemahan alternatif: “lakukan yang terbaik untuk datang”</w:t>
@@ -13992,6 +16752,21 @@
       </w:r>
       <w:r>
         <w:rPr>
+          <w:b/>
+          <w:lang w:val="id_ID" w:bidi="id_ID"/>
+        </w:rPr>
+        <w:t>σπούδασον</w:t>
+      </w:r>
+    </w:p>
+    <w:p>
+      <w:pPr/>
+      <w:r>
+        <w:rPr>
+          <w:lang w:val="id_ID" w:bidi="id_ID"/>
+        </w:rPr>
+      </w:r>
+      <w:r>
+        <w:rPr>
           <w:lang w:val="id_ID" w:bidi="id_ID"/>
         </w:rPr>
         <w:t xml:space="preserve">Kata kerja </w:t>
@@ -14073,6 +16848,21 @@
       </w:r>
       <w:r>
         <w:rPr>
+          <w:b/>
+          <w:lang w:val="id_ID" w:bidi="id_ID"/>
+        </w:rPr>
+        <w:t>σπουδαίως πρόπεμψον</w:t>
+      </w:r>
+    </w:p>
+    <w:p>
+      <w:pPr/>
+      <w:r>
+        <w:rPr>
+          <w:lang w:val="id_ID" w:bidi="id_ID"/>
+        </w:rPr>
+      </w:r>
+      <w:r>
+        <w:rPr>
           <w:lang w:val="id_ID" w:bidi="id_ID"/>
         </w:rPr>
         <w:t xml:space="preserve">Implikasinya di sini adalah </w:t>
@@ -14157,6 +16947,21 @@
           <w:b/>
           <w:lang w:val="id_ID" w:bidi="id_ID"/>
         </w:rPr>
+        <w:t>Ζηνᾶν &amp; Ἀπολλῶν</w:t>
+      </w:r>
+    </w:p>
+    <w:p>
+      <w:pPr/>
+      <w:r>
+        <w:rPr>
+          <w:lang w:val="id_ID" w:bidi="id_ID"/>
+        </w:rPr>
+      </w:r>
+      <w:r>
+        <w:rPr>
+          <w:b/>
+          <w:lang w:val="id_ID" w:bidi="id_ID"/>
+        </w:rPr>
         <w:t>Zenas</w:t>
       </w:r>
       <w:r>
@@ -14242,6 +17047,21 @@
       </w:r>
       <w:r>
         <w:rPr>
+          <w:b/>
+          <w:lang w:val="id_ID" w:bidi="id_ID"/>
+        </w:rPr>
+        <w:t>καὶ Ἀπολλῶν</w:t>
+      </w:r>
+    </w:p>
+    <w:p>
+      <w:pPr/>
+      <w:r>
+        <w:rPr>
+          <w:lang w:val="id_ID" w:bidi="id_ID"/>
+        </w:rPr>
+      </w:r>
+      <w:r>
+        <w:rPr>
           <w:lang w:val="id_ID" w:bidi="id_ID"/>
         </w:rPr>
         <w:t>Terjemahan lain: “dan juga Apolos”</w:t>
@@ -14290,6 +17110,21 @@
       </w:r>
       <w:r>
         <w:rPr>
+          <w:b/>
+          <w:lang w:val="id_ID" w:bidi="id_ID"/>
+        </w:rPr>
+        <w:t>ἵνα μηδὲν αὐτοῖς λείπῃ</w:t>
+      </w:r>
+    </w:p>
+    <w:p>
+      <w:pPr/>
+      <w:r>
+        <w:rPr>
+          <w:lang w:val="id_ID" w:bidi="id_ID"/>
+        </w:rPr>
+      </w:r>
+      <w:r>
+        <w:rPr>
           <w:lang w:val="id_ID" w:bidi="id_ID"/>
         </w:rPr>
         <w:t xml:space="preserve">Di sini, </w:t>
@@ -14371,6 +17206,21 @@
       </w:r>
       <w:r>
         <w:rPr>
+          <w:b/>
+          <w:lang w:val="id_ID" w:bidi="id_ID"/>
+        </w:rPr>
+        <w:t>ἵνα μηδὲν αὐτοῖς λείπῃ</w:t>
+      </w:r>
+    </w:p>
+    <w:p>
+      <w:pPr/>
+      <w:r>
+        <w:rPr>
+          <w:lang w:val="id_ID" w:bidi="id_ID"/>
+        </w:rPr>
+      </w:r>
+      <w:r>
+        <w:rPr>
           <w:lang w:val="id_ID" w:bidi="id_ID"/>
         </w:rPr>
         <w:t>Anda dapat menyatakan hal ini secara positif. Terjemahan lain: “sehingga mereka mempunyai semua yang mereka perlukan”</w:t>
@@ -14439,6 +17289,21 @@
       </w:r>
       <w:r>
         <w:rPr>
+          <w:b/>
+          <w:lang w:val="id_ID" w:bidi="id_ID"/>
+        </w:rPr>
+        <w:t>οἱ ἡμέτεροι</w:t>
+      </w:r>
+    </w:p>
+    <w:p>
+      <w:pPr/>
+      <w:r>
+        <w:rPr>
+          <w:lang w:val="id_ID" w:bidi="id_ID"/>
+        </w:rPr>
+      </w:r>
+      <w:r>
+        <w:rPr>
           <w:lang w:val="id_ID" w:bidi="id_ID"/>
         </w:rPr>
         <w:t xml:space="preserve">Di sini, </w:t>
@@ -14520,6 +17385,21 @@
       </w:r>
       <w:r>
         <w:rPr>
+          <w:b/>
+          <w:lang w:val="id_ID" w:bidi="id_ID"/>
+        </w:rPr>
+        <w:t>οἱ ἡμέτεροι</w:t>
+      </w:r>
+    </w:p>
+    <w:p>
+      <w:pPr/>
+      <w:r>
+        <w:rPr>
+          <w:lang w:val="id_ID" w:bidi="id_ID"/>
+        </w:rPr>
+      </w:r>
+      <w:r>
+        <w:rPr>
           <w:lang w:val="id_ID" w:bidi="id_ID"/>
         </w:rPr>
         <w:t xml:space="preserve">Di sini kata ganti </w:t>
@@ -14601,6 +17481,21 @@
       </w:r>
       <w:r>
         <w:rPr>
+          <w:b/>
+          <w:lang w:val="id_ID" w:bidi="id_ID"/>
+        </w:rPr>
+        <w:t>εἰς τὰς ἀναγκαίας χρείας</w:t>
+      </w:r>
+    </w:p>
+    <w:p>
+      <w:pPr/>
+      <w:r>
+        <w:rPr>
+          <w:lang w:val="id_ID" w:bidi="id_ID"/>
+        </w:rPr>
+      </w:r>
+      <w:r>
+        <w:rPr>
           <w:lang w:val="id_ID" w:bidi="id_ID"/>
         </w:rPr>
         <w:t xml:space="preserve">Di sini </w:t>
@@ -14682,6 +17577,21 @@
       </w:r>
       <w:r>
         <w:rPr>
+          <w:b/>
+          <w:lang w:val="id_ID" w:bidi="id_ID"/>
+        </w:rPr>
+        <w:t>ἵνα μὴ ὦσιν ἄκαρποι</w:t>
+      </w:r>
+    </w:p>
+    <w:p>
+      <w:pPr/>
+      <w:r>
+        <w:rPr>
+          <w:lang w:val="id_ID" w:bidi="id_ID"/>
+        </w:rPr>
+      </w:r>
+      <w:r>
+        <w:rPr>
           <w:lang w:val="id_ID" w:bidi="id_ID"/>
         </w:rPr>
         <w:t>Paulus berbicara tentang orang-orang yang melakukan pekerjaan baik seolah-olah mereka adalah pohon yang menghasilkan buah yang baik. Terjemahan lain: “agar mereka tidak menjalani kehidupan yang sia-sia”</w:t>
@@ -14750,6 +17660,21 @@
       </w:r>
       <w:r>
         <w:rPr>
+          <w:b/>
+          <w:lang w:val="id_ID" w:bidi="id_ID"/>
+        </w:rPr>
+        <w:t>ἵνα μὴ ὦσιν ἄκαρποι</w:t>
+      </w:r>
+    </w:p>
+    <w:p>
+      <w:pPr/>
+      <w:r>
+        <w:rPr>
+          <w:lang w:val="id_ID" w:bidi="id_ID"/>
+        </w:rPr>
+      </w:r>
+      <w:r>
+        <w:rPr>
           <w:lang w:val="id_ID" w:bidi="id_ID"/>
         </w:rPr>
         <w:t>Anda dapat menyatakan hal ini secara positif. Terjemahan lain: “supaya mereka bisa berbuah” atau “supaya dengan cara ini mereka bisa produktif”</w:t>
@@ -14818,6 +17743,21 @@
       </w:r>
       <w:r>
         <w:rPr>
+          <w:b/>
+          <w:lang w:val="id_ID" w:bidi="id_ID"/>
+        </w:rPr>
+        <w:t>ἀσπάζονταί σε</w:t>
+      </w:r>
+    </w:p>
+    <w:p>
+      <w:pPr/>
+      <w:r>
+        <w:rPr>
+          <w:lang w:val="id_ID" w:bidi="id_ID"/>
+        </w:rPr>
+      </w:r>
+      <w:r>
+        <w:rPr>
           <w:lang w:val="id_ID" w:bidi="id_ID"/>
         </w:rPr>
         <w:t xml:space="preserve">Di sini, </w:t>
@@ -14899,6 +17839,21 @@
       </w:r>
       <w:r>
         <w:rPr>
+          <w:b/>
+          <w:lang w:val="id_ID" w:bidi="id_ID"/>
+        </w:rPr>
+        <w:t>οἱ μετ’ ἐμοῦ πάντες</w:t>
+      </w:r>
+    </w:p>
+    <w:p>
+      <w:pPr/>
+      <w:r>
+        <w:rPr>
+          <w:lang w:val="id_ID" w:bidi="id_ID"/>
+        </w:rPr>
+      </w:r>
+      <w:r>
+        <w:rPr>
           <w:lang w:val="id_ID" w:bidi="id_ID"/>
         </w:rPr>
         <w:t>Terjemahan lain: “Semua orang yang bersamaku” atau “Semua orang beriman yang bersamaku”</w:t>
@@ -14967,6 +17922,21 @@
       </w:r>
       <w:r>
         <w:rPr>
+          <w:b/>
+          <w:lang w:val="id_ID" w:bidi="id_ID"/>
+        </w:rPr>
+        <w:t>τοὺς φιλοῦντας ἡμᾶς ἐν πίστει</w:t>
+      </w:r>
+    </w:p>
+    <w:p>
+      <w:pPr/>
+      <w:r>
+        <w:rPr>
+          <w:lang w:val="id_ID" w:bidi="id_ID"/>
+        </w:rPr>
+      </w:r>
+      <w:r>
+        <w:rPr>
           <w:lang w:val="id_ID" w:bidi="id_ID"/>
         </w:rPr>
         <w:t xml:space="preserve">Di sini, </w:t>
@@ -15048,6 +18018,21 @@
       </w:r>
       <w:r>
         <w:rPr>
+          <w:b/>
+          <w:lang w:val="id_ID" w:bidi="id_ID"/>
+        </w:rPr>
+        <w:t>ἡμᾶς</w:t>
+      </w:r>
+    </w:p>
+    <w:p>
+      <w:pPr/>
+      <w:r>
+        <w:rPr>
+          <w:lang w:val="id_ID" w:bidi="id_ID"/>
+        </w:rPr>
+      </w:r>
+      <w:r>
+        <w:rPr>
           <w:lang w:val="id_ID" w:bidi="id_ID"/>
         </w:rPr>
         <w:t xml:space="preserve">Di sini kata ganti </w:t>
@@ -15129,6 +18114,21 @@
       </w:r>
       <w:r>
         <w:rPr>
+          <w:b/>
+          <w:lang w:val="id_ID" w:bidi="id_ID"/>
+        </w:rPr>
+        <w:t>ἡ χάρις μετὰ πάντων ὑμῶν</w:t>
+      </w:r>
+    </w:p>
+    <w:p>
+      <w:pPr/>
+      <w:r>
+        <w:rPr>
+          <w:lang w:val="id_ID" w:bidi="id_ID"/>
+        </w:rPr>
+      </w:r>
+      <w:r>
+        <w:rPr>
           <w:lang w:val="id_ID" w:bidi="id_ID"/>
         </w:rPr>
         <w:t>Ini adalah salam yang umum bagi umat Kristiani dan juga merupakan suatu berkat. Ekspresikan ini dalam bentuk yang dapat dipahami sebagai berkah dalam bahasa Anda. Terjemahan lain: “Semoga rahmat Tuhan menyertai kalian” atau “Saya mohon agar Tuhan memberikan rahmat kepada kalian semua”</w:t>
@@ -15186,6 +18186,21 @@
         <w:rPr>
           <w:lang w:val="id_ID" w:bidi="id_ID"/>
         </w:rPr>
+      </w:r>
+    </w:p>
+    <w:p>
+      <w:pPr/>
+      <w:r>
+        <w:rPr>
+          <w:lang w:val="id_ID" w:bidi="id_ID"/>
+        </w:rPr>
+      </w:r>
+      <w:r>
+        <w:rPr>
+          <w:b/>
+          <w:lang w:val="id_ID" w:bidi="id_ID"/>
+        </w:rPr>
+        <w:t>ὑμῶν</w:t>
       </w:r>
     </w:p>
     <w:p>

--- a/ind/docx/56.content.docx
+++ b/ind/docx/56.content.docx
@@ -210,7 +210,7 @@
           <w:b/>
           <w:lang w:val="id_ID" w:bidi="id_ID"/>
         </w:rPr>
-        <w:t>κατὰ πίστιν ἐκλεκτῶν Θεοῦ καὶ ἐπίγνωσιν ἀληθείας</w:t>
+        <w:t>κατὰ πίστιν ἐκλεκτῶν Θεοῦ, καὶ ἐπίγνωσιν ἀληθείας</w:t>
       </w:r>
     </w:p>
     <w:p>
@@ -6423,7 +6423,7 @@
           <w:b/>
           <w:lang w:val="id_ID" w:bidi="id_ID"/>
         </w:rPr>
-        <w:t>ὑγιαίνοντας τῇ πίστει τῇ ἀγάπῃ, τῇ ὑπομονῇ</w:t>
+        <w:t>ὑγιαίνοντας τῇ πίστει, τῇ ἀγάπῃ, τῇ ὑπομονῇ</w:t>
       </w:r>
     </w:p>
     <w:p>
@@ -9793,7 +9793,7 @@
           <w:b/>
           <w:lang w:val="id_ID" w:bidi="id_ID"/>
         </w:rPr>
-        <w:t>ἐπεφάνη γὰρ ἡ χάρις τοῦ Θεοῦ σωτήριος πᾶσιν ἀνθρώποις</w:t>
+        <w:t>ἐπεφάνη γὰρ ἡ χάρις τοῦ Θεοῦ, σωτήριος πᾶσιν ἀνθρώποις</w:t>
       </w:r>
     </w:p>
     <w:p>
@@ -10465,7 +10465,7 @@
           <w:b/>
           <w:lang w:val="id_ID" w:bidi="id_ID"/>
         </w:rPr>
-        <w:t>ἀσέβειαν &amp; εὐσεβῶς</w:t>
+        <w:t>τὴν ἀσέβειαν &amp; εὐσεβῶς</w:t>
       </w:r>
     </w:p>
     <w:p>
@@ -14521,7 +14521,7 @@
           <w:b/>
           <w:lang w:val="id_ID" w:bidi="id_ID"/>
         </w:rPr>
-        <w:t>οὗ ἐξέχεεν ἐφ’ ἡμᾶς πλουσίως,</w:t>
+        <w:t>οὗ ἐξέχεεν ἐφ’ ἡμᾶς πλουσίως</w:t>
       </w:r>
     </w:p>
     <w:p>

--- a/ind/docx/56.content.docx
+++ b/ind/docx/56.content.docx
@@ -207,6 +207,21 @@
       </w:r>
       <w:r>
         <w:rPr>
+          <w:b/>
+          <w:lang w:val="id_ID" w:bidi="id_ID"/>
+        </w:rPr>
+        <w:t>κατὰ πίστιν ἐκλεκτῶν Θεοῦ, καὶ ἐπίγνωσιν ἀληθείας</w:t>
+      </w:r>
+    </w:p>
+    <w:p>
+      <w:pPr/>
+      <w:r>
+        <w:rPr>
+          <w:lang w:val="id_ID" w:bidi="id_ID"/>
+        </w:rPr>
+      </w:r>
+      <w:r>
+        <w:rPr>
           <w:lang w:val="id_ID" w:bidi="id_ID"/>
         </w:rPr>
         <w:t xml:space="preserve">Kata </w:t>
@@ -480,6 +495,21 @@
       </w:r>
       <w:r>
         <w:rPr>
+          <w:b/>
+          <w:lang w:val="id_ID" w:bidi="id_ID"/>
+        </w:rPr>
+        <w:t>τῆς κατ’ εὐσέβειαν</w:t>
+      </w:r>
+    </w:p>
+    <w:p>
+      <w:pPr/>
+      <w:r>
+        <w:rPr>
+          <w:lang w:val="id_ID" w:bidi="id_ID"/>
+        </w:rPr>
+      </w:r>
+      <w:r>
+        <w:rPr>
           <w:lang w:val="id_ID" w:bidi="id_ID"/>
         </w:rPr>
         <w:t xml:space="preserve">Di sini, </w:t>
@@ -683,6 +713,21 @@
       </w:r>
       <w:r>
         <w:rPr>
+          <w:b/>
+          <w:lang w:val="id_ID" w:bidi="id_ID"/>
+        </w:rPr>
+        <w:t>ἐπ’ ἐλπίδι ζωῆς αἰωνίου</w:t>
+      </w:r>
+    </w:p>
+    <w:p>
+      <w:pPr/>
+      <w:r>
+        <w:rPr>
+          <w:lang w:val="id_ID" w:bidi="id_ID"/>
+        </w:rPr>
+      </w:r>
+      <w:r>
+        <w:rPr>
           <w:lang w:val="id_ID" w:bidi="id_ID"/>
         </w:rPr>
         <w:t xml:space="preserve">Jika bahasa Anda tidak menggunakan kata benda abstrak untuk kata </w:t>
@@ -895,6 +940,21 @@
       </w:r>
       <w:r>
         <w:rPr>
+          <w:b/>
+          <w:lang w:val="id_ID" w:bidi="id_ID"/>
+        </w:rPr>
+        <w:t>καιροῖς ἰδίοις</w:t>
+      </w:r>
+    </w:p>
+    <w:p>
+      <w:pPr/>
+      <w:r>
+        <w:rPr>
+          <w:lang w:val="id_ID" w:bidi="id_ID"/>
+        </w:rPr>
+      </w:r>
+      <w:r>
+        <w:rPr>
           <w:lang w:val="id_ID" w:bidi="id_ID"/>
         </w:rPr>
         <w:t>Terjemahan lain: “pada waktu yang tepat”</w:t>
@@ -1589,6 +1649,21 @@
       </w:r>
       <w:r>
         <w:rPr>
+          <w:b/>
+          <w:lang w:val="id_ID" w:bidi="id_ID"/>
+        </w:rPr>
+        <w:t>χάρις καὶ εἰρήνη ἀπὸ Θεοῦ Πατρὸς καὶ Χριστοῦ Ἰησοῦ τοῦ Σωτῆρος ἡμῶν</w:t>
+      </w:r>
+    </w:p>
+    <w:p>
+      <w:pPr/>
+      <w:r>
+        <w:rPr>
+          <w:lang w:val="id_ID" w:bidi="id_ID"/>
+        </w:rPr>
+      </w:r>
+      <w:r>
+        <w:rPr>
           <w:lang w:val="id_ID" w:bidi="id_ID"/>
         </w:rPr>
         <w:t xml:space="preserve">Jika bahasa Anda tidak menggunakan kata benda abstrak untuk kata </w:t>
@@ -1683,6 +1758,21 @@
       </w:r>
       <w:r>
         <w:rPr>
+          <w:b/>
+          <w:lang w:val="id_ID" w:bidi="id_ID"/>
+        </w:rPr>
+        <w:t>Χριστοῦ Ἰησοῦ τοῦ Σωτῆρος ἡμῶν</w:t>
+      </w:r>
+    </w:p>
+    <w:p>
+      <w:pPr/>
+      <w:r>
+        <w:rPr>
+          <w:lang w:val="id_ID" w:bidi="id_ID"/>
+        </w:rPr>
+      </w:r>
+      <w:r>
+        <w:rPr>
           <w:lang w:val="id_ID" w:bidi="id_ID"/>
         </w:rPr>
         <w:t>Terjemahan lain: “Kristus Yesus yang adalah Juruselamat kita”</w:t>
@@ -1923,6 +2013,21 @@
       </w:r>
       <w:r>
         <w:rPr>
+          <w:b/>
+          <w:lang w:val="id_ID" w:bidi="id_ID"/>
+        </w:rPr>
+        <w:t>ἀπέλιπόν σε ἐν Κρήτῃ</w:t>
+      </w:r>
+    </w:p>
+    <w:p>
+      <w:pPr/>
+      <w:r>
+        <w:rPr>
+          <w:lang w:val="id_ID" w:bidi="id_ID"/>
+        </w:rPr>
+      </w:r>
+      <w:r>
+        <w:rPr>
           <w:lang w:val="id_ID" w:bidi="id_ID"/>
         </w:rPr>
         <w:t>Terjemahan alternatif: “Aku telah katakan kepadamu untuk tetap tinggal di Kreta”</w:t>
@@ -1971,6 +2076,21 @@
       </w:r>
       <w:r>
         <w:rPr>
+          <w:b/>
+          <w:lang w:val="id_ID" w:bidi="id_ID"/>
+        </w:rPr>
+        <w:t>ἵνα τὰ λείποντα ἐπιδιορθώσῃ</w:t>
+      </w:r>
+    </w:p>
+    <w:p>
+      <w:pPr/>
+      <w:r>
+        <w:rPr>
+          <w:lang w:val="id_ID" w:bidi="id_ID"/>
+        </w:rPr>
+      </w:r>
+      <w:r>
+        <w:rPr>
           <w:lang w:val="id_ID" w:bidi="id_ID"/>
         </w:rPr>
         <w:t>Terjemahan alternatif: “agar engkau selesai mengatur hal-hal yang perlu dilakukan”</w:t>
@@ -2019,6 +2139,21 @@
       </w:r>
       <w:r>
         <w:rPr>
+          <w:b/>
+          <w:lang w:val="id_ID" w:bidi="id_ID"/>
+        </w:rPr>
+        <w:t>καταστήσῃς &amp; πρεσβυτέρους</w:t>
+      </w:r>
+    </w:p>
+    <w:p>
+      <w:pPr/>
+      <w:r>
+        <w:rPr>
+          <w:lang w:val="id_ID" w:bidi="id_ID"/>
+        </w:rPr>
+      </w:r>
+      <w:r>
+        <w:rPr>
           <w:lang w:val="id_ID" w:bidi="id_ID"/>
         </w:rPr>
         <w:t>Terjemahan alternatif: “menunjuk penatua” atau “menentukan penatua”</w:t>
@@ -2617,6 +2752,21 @@
       </w:r>
       <w:r>
         <w:rPr>
+          <w:b/>
+          <w:lang w:val="id_ID" w:bidi="id_ID"/>
+        </w:rPr>
+        <w:t>μὴ πάροινον</w:t>
+      </w:r>
+    </w:p>
+    <w:p>
+      <w:pPr/>
+      <w:r>
+        <w:rPr>
+          <w:lang w:val="id_ID" w:bidi="id_ID"/>
+        </w:rPr>
+      </w:r>
+      <w:r>
+        <w:rPr>
           <w:lang w:val="id_ID" w:bidi="id_ID"/>
         </w:rPr>
         <w:t>Terjemahan alternatif: “bukan pecandu alkohol” atau “bukan orang yang banyak minum anggur”</w:t>
@@ -2665,6 +2815,21 @@
       </w:r>
       <w:r>
         <w:rPr>
+          <w:b/>
+          <w:lang w:val="id_ID" w:bidi="id_ID"/>
+        </w:rPr>
+        <w:t>μὴ πλήκτην</w:t>
+      </w:r>
+    </w:p>
+    <w:p>
+      <w:pPr/>
+      <w:r>
+        <w:rPr>
+          <w:lang w:val="id_ID" w:bidi="id_ID"/>
+        </w:rPr>
+      </w:r>
+      <w:r>
+        <w:rPr>
           <w:lang w:val="id_ID" w:bidi="id_ID"/>
         </w:rPr>
         <w:t>Terjemahan alternatif: “bukan orang yang suka melakukan kekerasan” atau “bukan orang yang suka berkelahi”</w:t>
@@ -2918,6 +3083,21 @@
       </w:r>
       <w:r>
         <w:rPr>
+          <w:b/>
+          <w:lang w:val="id_ID" w:bidi="id_ID"/>
+        </w:rPr>
+        <w:t>σώφρονα &amp; ἐγκρατῆ</w:t>
+      </w:r>
+    </w:p>
+    <w:p>
+      <w:pPr/>
+      <w:r>
+        <w:rPr>
+          <w:lang w:val="id_ID" w:bidi="id_ID"/>
+        </w:rPr>
+      </w:r>
+      <w:r>
+        <w:rPr>
           <w:lang w:val="id_ID" w:bidi="id_ID"/>
         </w:rPr>
         <w:t xml:space="preserve">Istilah </w:t>
@@ -3204,6 +3384,21 @@
       </w:r>
       <w:r>
         <w:rPr>
+          <w:b/>
+          <w:lang w:val="id_ID" w:bidi="id_ID"/>
+        </w:rPr>
+        <w:t>κατὰ τὴν διδαχὴν</w:t>
+      </w:r>
+    </w:p>
+    <w:p>
+      <w:pPr/>
+      <w:r>
+        <w:rPr>
+          <w:lang w:val="id_ID" w:bidi="id_ID"/>
+        </w:rPr>
+      </w:r>
+      <w:r>
+        <w:rPr>
           <w:lang w:val="id_ID" w:bidi="id_ID"/>
         </w:rPr>
         <w:t>Terjemahan alternatif: “yang sesuai dengan hal-hal yang kami ajarkan kepadanya”</w:t>
@@ -4155,6 +4350,21 @@
       </w:r>
       <w:r>
         <w:rPr>
+          <w:b/>
+          <w:lang w:val="id_ID" w:bidi="id_ID"/>
+        </w:rPr>
+        <w:t>τις ἐξ αὐτῶν, ἴδιος αὐτῶν προφήτης</w:t>
+      </w:r>
+    </w:p>
+    <w:p>
+      <w:pPr/>
+      <w:r>
+        <w:rPr>
+          <w:lang w:val="id_ID" w:bidi="id_ID"/>
+        </w:rPr>
+      </w:r>
+      <w:r>
+        <w:rPr>
           <w:lang w:val="id_ID" w:bidi="id_ID"/>
         </w:rPr>
         <w:t>Terjemahan alternatif: “Seorang Kreta, yang mereka sendiri anggap sebagai nabi”</w:t>
@@ -4491,6 +4701,21 @@
       </w:r>
       <w:r>
         <w:rPr>
+          <w:b/>
+          <w:lang w:val="id_ID" w:bidi="id_ID"/>
+        </w:rPr>
+        <w:t>δι’ ἣν αἰτίαν ἔλεγχε αὐτοὺς ἀποτόμως</w:t>
+      </w:r>
+    </w:p>
+    <w:p>
+      <w:pPr/>
+      <w:r>
+        <w:rPr>
+          <w:lang w:val="id_ID" w:bidi="id_ID"/>
+        </w:rPr>
+      </w:r>
+      <w:r>
+        <w:rPr>
           <w:lang w:val="id_ID" w:bidi="id_ID"/>
         </w:rPr>
         <w:t>Terjemahan lain: “Oleh karena itu, Anda harus menggunakan bahasa yang kuat sehingga orang Kreta dapat memahaminya saat Anda mengoreksinya”</w:t>
@@ -4733,6 +4958,21 @@
         <w:rPr>
           <w:lang w:val="id_ID" w:bidi="id_ID"/>
         </w:rPr>
+      </w:r>
+    </w:p>
+    <w:p>
+      <w:pPr/>
+      <w:r>
+        <w:rPr>
+          <w:lang w:val="id_ID" w:bidi="id_ID"/>
+        </w:rPr>
+      </w:r>
+      <w:r>
+        <w:rPr>
+          <w:b/>
+          <w:lang w:val="id_ID" w:bidi="id_ID"/>
+        </w:rPr>
+        <w:t>ἵνα ὑγιαίνωσιν ἐν τῇ πίστει</w:t>
       </w:r>
     </w:p>
     <w:p>
@@ -5048,6 +5288,21 @@
       </w:r>
       <w:r>
         <w:rPr>
+          <w:b/>
+          <w:lang w:val="id_ID" w:bidi="id_ID"/>
+        </w:rPr>
+        <w:t>Ἰουδαϊκοῖς μύθοις</w:t>
+      </w:r>
+    </w:p>
+    <w:p>
+      <w:pPr/>
+      <w:r>
+        <w:rPr>
+          <w:lang w:val="id_ID" w:bidi="id_ID"/>
+        </w:rPr>
+      </w:r>
+      <w:r>
+        <w:rPr>
           <w:lang w:val="id_ID" w:bidi="id_ID"/>
         </w:rPr>
         <w:t>Terjemahan lain: “ajaran palsu orang Yahudi”</w:t>
@@ -5096,6 +5351,21 @@
       </w:r>
       <w:r>
         <w:rPr>
+          <w:b/>
+          <w:lang w:val="id_ID" w:bidi="id_ID"/>
+        </w:rPr>
+        <w:t>ἀποστρεφομένων τὴν ἀλήθειαν</w:t>
+      </w:r>
+    </w:p>
+    <w:p>
+      <w:pPr/>
+      <w:r>
+        <w:rPr>
+          <w:lang w:val="id_ID" w:bidi="id_ID"/>
+        </w:rPr>
+      </w:r>
+      <w:r>
+        <w:rPr>
           <w:lang w:val="id_ID" w:bidi="id_ID"/>
         </w:rPr>
         <w:t>Paulus berbicara tentang kebenaran seolah-olah kebenaran adalah suatu objek yang dapat ditolak atau dihindari oleh seseorang. Terjemahan lain: “yang menolak kebenaran”</w:t>
@@ -5247,6 +5517,21 @@
       </w:r>
       <w:r>
         <w:rPr>
+          <w:b/>
+          <w:lang w:val="id_ID" w:bidi="id_ID"/>
+        </w:rPr>
+        <w:t>τοῖς καθαροῖς</w:t>
+      </w:r>
+    </w:p>
+    <w:p>
+      <w:pPr/>
+      <w:r>
+        <w:rPr>
+          <w:lang w:val="id_ID" w:bidi="id_ID"/>
+        </w:rPr>
+      </w:r>
+      <w:r>
+        <w:rPr>
           <w:lang w:val="id_ID" w:bidi="id_ID"/>
         </w:rPr>
         <w:t>Terjemahan lain: “kepada mereka yang berkenan kepada Tuhan”</w:t>
@@ -5391,6 +5676,21 @@
       </w:r>
       <w:r>
         <w:rPr>
+          <w:b/>
+          <w:lang w:val="id_ID" w:bidi="id_ID"/>
+        </w:rPr>
+        <w:t>τοῖς δὲ μεμιαμμένοις καὶ ἀπίστοις, οὐδὲν καθαρόν</w:t>
+      </w:r>
+    </w:p>
+    <w:p>
+      <w:pPr/>
+      <w:r>
+        <w:rPr>
+          <w:lang w:val="id_ID" w:bidi="id_ID"/>
+        </w:rPr>
+      </w:r>
+      <w:r>
+        <w:rPr>
           <w:lang w:val="id_ID" w:bidi="id_ID"/>
         </w:rPr>
         <w:t>Paulus berbicara tentang orang-orang berdosa seolah-olah mereka rusak atau kotor secara fisik. Terjemahan lain: “Tetapi jika manusia tercemar akhlaknya dan tidak beriman, maka mereka tidak dapat berbuat sesuatu yang suci” atau “Tetapi jika manusia penuh dengan dosa dan ketidakpercayaan, maka apa pun yang mereka lakukan tidak berkenan kepada Allah”</w:t>
@@ -5555,6 +5855,21 @@
       </w:r>
       <w:r>
         <w:rPr>
+          <w:b/>
+          <w:lang w:val="id_ID" w:bidi="id_ID"/>
+        </w:rPr>
+        <w:t>τοῖς &amp; ἔργοις ἀρνοῦνται</w:t>
+      </w:r>
+    </w:p>
+    <w:p>
+      <w:pPr/>
+      <w:r>
+        <w:rPr>
+          <w:lang w:val="id_ID" w:bidi="id_ID"/>
+        </w:rPr>
+      </w:r>
+      <w:r>
+        <w:rPr>
           <w:lang w:val="id_ID" w:bidi="id_ID"/>
         </w:rPr>
         <w:t>Terjemahan lain: “cara hidup mereka membuktikan bahwa mereka tidak mengenal Dia”</w:t>
@@ -5688,6 +6003,21 @@
         <w:rPr>
           <w:lang w:val="id_ID" w:bidi="id_ID"/>
         </w:rPr>
+      </w:r>
+    </w:p>
+    <w:p>
+      <w:pPr/>
+      <w:r>
+        <w:rPr>
+          <w:lang w:val="id_ID" w:bidi="id_ID"/>
+        </w:rPr>
+      </w:r>
+      <w:r>
+        <w:rPr>
+          <w:b/>
+          <w:lang w:val="id_ID" w:bidi="id_ID"/>
+        </w:rPr>
+        <w:t>τῇ ὑγιαινούσῃ διδασκαλίᾳ</w:t>
       </w:r>
     </w:p>
     <w:p>
@@ -5881,6 +6211,21 @@
       </w:r>
       <w:r>
         <w:rPr>
+          <w:b/>
+          <w:lang w:val="id_ID" w:bidi="id_ID"/>
+        </w:rPr>
+        <w:t>νηφαλίους &amp; σεμνούς, σώφρονας</w:t>
+      </w:r>
+    </w:p>
+    <w:p>
+      <w:pPr/>
+      <w:r>
+        <w:rPr>
+          <w:lang w:val="id_ID" w:bidi="id_ID"/>
+        </w:rPr>
+      </w:r>
+      <w:r>
+        <w:rPr>
           <w:lang w:val="id_ID" w:bidi="id_ID"/>
         </w:rPr>
         <w:t>Ketiga kata ini mempunyai arti yang sangat dekat dan boleh digabung menjadi satu atau dua istilah, apabila bahasa sasaran tidak mempunyai tiga istilah yang terpisah.</w:t>
@@ -5949,6 +6294,21 @@
       </w:r>
       <w:r>
         <w:rPr>
+          <w:b/>
+          <w:lang w:val="id_ID" w:bidi="id_ID"/>
+        </w:rPr>
+        <w:t>νηφαλίους</w:t>
+      </w:r>
+    </w:p>
+    <w:p>
+      <w:pPr/>
+      <w:r>
+        <w:rPr>
+          <w:lang w:val="id_ID" w:bidi="id_ID"/>
+        </w:rPr>
+      </w:r>
+      <w:r>
+        <w:rPr>
           <w:lang w:val="id_ID" w:bidi="id_ID"/>
         </w:rPr>
         <w:t>Terjemahan lain: “berpikiran sehat” atau “pengendalian diri”</w:t>
@@ -5986,6 +6346,21 @@
         <w:rPr>
           <w:lang w:val="id_ID" w:bidi="id_ID"/>
         </w:rPr>
+      </w:r>
+    </w:p>
+    <w:p>
+      <w:pPr/>
+      <w:r>
+        <w:rPr>
+          <w:lang w:val="id_ID" w:bidi="id_ID"/>
+        </w:rPr>
+      </w:r>
+      <w:r>
+        <w:rPr>
+          <w:b/>
+          <w:lang w:val="id_ID" w:bidi="id_ID"/>
+        </w:rPr>
+        <w:t>σώφρονας</w:t>
       </w:r>
     </w:p>
     <w:p>
@@ -6683,6 +7058,21 @@
       </w:r>
       <w:r>
         <w:rPr>
+          <w:b/>
+          <w:lang w:val="id_ID" w:bidi="id_ID"/>
+        </w:rPr>
+        <w:t>οἴνῳ πολλῷ δεδουλωμένας</w:t>
+      </w:r>
+    </w:p>
+    <w:p>
+      <w:pPr/>
+      <w:r>
+        <w:rPr>
+          <w:lang w:val="id_ID" w:bidi="id_ID"/>
+        </w:rPr>
+      </w:r>
+      <w:r>
+        <w:rPr>
           <w:lang w:val="id_ID" w:bidi="id_ID"/>
         </w:rPr>
         <w:t>Jika bahasa Anda tidak menggunakan bentuk pasif ini, Anda dapat menyatakannya dalam bentuk aktif. Terjemahan lain: “minum terlalu banyak anggur”</w:t>
@@ -6943,6 +7333,21 @@
       </w:r>
       <w:r>
         <w:rPr>
+          <w:b/>
+          <w:lang w:val="id_ID" w:bidi="id_ID"/>
+        </w:rPr>
+        <w:t>φιλάνδρους</w:t>
+      </w:r>
+    </w:p>
+    <w:p>
+      <w:pPr/>
+      <w:r>
+        <w:rPr>
+          <w:lang w:val="id_ID" w:bidi="id_ID"/>
+        </w:rPr>
+      </w:r>
+      <w:r>
+        <w:rPr>
           <w:lang w:val="id_ID" w:bidi="id_ID"/>
         </w:rPr>
         <w:t>Terjemahan lain: “kekasih dari suami mereka sendiri”</w:t>
@@ -6991,6 +7396,21 @@
       </w:r>
       <w:r>
         <w:rPr>
+          <w:b/>
+          <w:lang w:val="id_ID" w:bidi="id_ID"/>
+        </w:rPr>
+        <w:t>φιλοτέκνους</w:t>
+      </w:r>
+    </w:p>
+    <w:p>
+      <w:pPr/>
+      <w:r>
+        <w:rPr>
+          <w:lang w:val="id_ID" w:bidi="id_ID"/>
+        </w:rPr>
+      </w:r>
+      <w:r>
+        <w:rPr>
           <w:lang w:val="id_ID" w:bidi="id_ID"/>
         </w:rPr>
         <w:t>Terjemahan lain: “kekasih dari anak-anak mereka sendiri”</w:t>
@@ -7039,6 +7459,21 @@
       </w:r>
       <w:r>
         <w:rPr>
+          <w:b/>
+          <w:lang w:val="id_ID" w:bidi="id_ID"/>
+        </w:rPr>
+        <w:t>ὑποτασσομένας τοῖς ἰδίοις ἀνδράσιν</w:t>
+      </w:r>
+    </w:p>
+    <w:p>
+      <w:pPr/>
+      <w:r>
+        <w:rPr>
+          <w:lang w:val="id_ID" w:bidi="id_ID"/>
+        </w:rPr>
+      </w:r>
+      <w:r>
+        <w:rPr>
           <w:lang w:val="id_ID" w:bidi="id_ID"/>
         </w:rPr>
         <w:t>Terjemahan alternatif: “dan taat kepada suami mereka sendiri”</w:t>
@@ -7196,6 +7631,21 @@
       </w:r>
       <w:r>
         <w:rPr>
+          <w:b/>
+          <w:lang w:val="id_ID" w:bidi="id_ID"/>
+        </w:rPr>
+        <w:t>ἵνα μὴ ὁ λόγος τοῦ Θεοῦ βλασφημῆται</w:t>
+      </w:r>
+    </w:p>
+    <w:p>
+      <w:pPr/>
+      <w:r>
+        <w:rPr>
+          <w:lang w:val="id_ID" w:bidi="id_ID"/>
+        </w:rPr>
+      </w:r>
+      <w:r>
+        <w:rPr>
           <w:lang w:val="id_ID" w:bidi="id_ID"/>
         </w:rPr>
         <w:t>Jika bahasa Anda tidak menggunakan bentuk pasif ini, Anda dapat menyatakannya dalam bentuk aktif. Terjemahan alternatif: “supaya tidak ada orang yang menghina firman Allah” atau “supaya tidak ada orang yang menghina Allah dengan mengatakan hal-hal yang buruk tentang pesannya”</w:t>
@@ -7423,6 +7873,21 @@
       </w:r>
       <w:r>
         <w:rPr>
+          <w:b/>
+          <w:lang w:val="id_ID" w:bidi="id_ID"/>
+        </w:rPr>
+        <w:t>περὶ πάντα</w:t>
+      </w:r>
+    </w:p>
+    <w:p>
+      <w:pPr/>
+      <w:r>
+        <w:rPr>
+          <w:lang w:val="id_ID" w:bidi="id_ID"/>
+        </w:rPr>
+      </w:r>
+      <w:r>
+        <w:rPr>
           <w:lang w:val="id_ID" w:bidi="id_ID"/>
         </w:rPr>
         <w:t>Ada kemungkinan frasa ini adalah bagian dari kalimat sebelumnya, bukan kalimat ini. Jika Alkitab yang digunakan di daerah Anda menggunakan frasa ini untuk mengakhiri kalimat sebelumnya, Anda dapat memilih untuk melakukan hal yang sama.</w:t>
@@ -7471,6 +7936,21 @@
       </w:r>
       <w:r>
         <w:rPr>
+          <w:b/>
+          <w:lang w:val="id_ID" w:bidi="id_ID"/>
+        </w:rPr>
+        <w:t>σεαυτὸν παρεχόμενος</w:t>
+      </w:r>
+    </w:p>
+    <w:p>
+      <w:pPr/>
+      <w:r>
+        <w:rPr>
+          <w:lang w:val="id_ID" w:bidi="id_ID"/>
+        </w:rPr>
+      </w:r>
+      <w:r>
+        <w:rPr>
           <w:lang w:val="id_ID" w:bidi="id_ID"/>
         </w:rPr>
         <w:t>Terjemahan alternatif: “tunjukkan diri Anda sebagai” atau “Anda sendiri harus berfungsi sebagai”</w:t>
@@ -7508,6 +7988,21 @@
         <w:rPr>
           <w:lang w:val="id_ID" w:bidi="id_ID"/>
         </w:rPr>
+      </w:r>
+    </w:p>
+    <w:p>
+      <w:pPr/>
+      <w:r>
+        <w:rPr>
+          <w:lang w:val="id_ID" w:bidi="id_ID"/>
+        </w:rPr>
+      </w:r>
+      <w:r>
+        <w:rPr>
+          <w:b/>
+          <w:lang w:val="id_ID" w:bidi="id_ID"/>
+        </w:rPr>
+        <w:t>τύπον καλῶν ἔργων</w:t>
       </w:r>
     </w:p>
     <w:p>
@@ -8371,6 +8866,21 @@
       </w:r>
       <w:r>
         <w:rPr>
+          <w:b/>
+          <w:lang w:val="id_ID" w:bidi="id_ID"/>
+        </w:rPr>
+        <w:t>ἐν πᾶσιν</w:t>
+      </w:r>
+    </w:p>
+    <w:p>
+      <w:pPr/>
+      <w:r>
+        <w:rPr>
+          <w:lang w:val="id_ID" w:bidi="id_ID"/>
+        </w:rPr>
+      </w:r>
+      <w:r>
+        <w:rPr>
           <w:lang w:val="id_ID" w:bidi="id_ID"/>
         </w:rPr>
         <w:t>Terjemahan alternatif: “dalam setiap situasi” atau “selalu”</w:t>
@@ -8681,6 +9191,21 @@
       </w:r>
       <w:r>
         <w:rPr>
+          <w:b/>
+          <w:lang w:val="id_ID" w:bidi="id_ID"/>
+        </w:rPr>
+        <w:t>πᾶσαν πίστιν ἐνδεικνυμένους ἀγαθήν</w:t>
+      </w:r>
+    </w:p>
+    <w:p>
+      <w:pPr/>
+      <w:r>
+        <w:rPr>
+          <w:lang w:val="id_ID" w:bidi="id_ID"/>
+        </w:rPr>
+      </w:r>
+      <w:r>
+        <w:rPr>
           <w:lang w:val="id_ID" w:bidi="id_ID"/>
         </w:rPr>
         <w:t>Terjemahan alternatif: “untuk menunjukkan bahwa mereka layak mendapatkan kepercayaan tuan-tuan mereka”</w:t>
@@ -8851,6 +9376,21 @@
       </w:r>
       <w:r>
         <w:rPr>
+          <w:b/>
+          <w:lang w:val="id_ID" w:bidi="id_ID"/>
+        </w:rPr>
+        <w:t>ἐν πᾶσιν</w:t>
+      </w:r>
+    </w:p>
+    <w:p>
+      <w:pPr/>
+      <w:r>
+        <w:rPr>
+          <w:lang w:val="id_ID" w:bidi="id_ID"/>
+        </w:rPr>
+      </w:r>
+      <w:r>
+        <w:rPr>
           <w:lang w:val="id_ID" w:bidi="id_ID"/>
         </w:rPr>
         <w:t>Terjemahan alternatif: “dalam segala hal yang mereka lakukan”</w:t>
@@ -8899,6 +9439,21 @@
       </w:r>
       <w:r>
         <w:rPr>
+          <w:b/>
+          <w:lang w:val="id_ID" w:bidi="id_ID"/>
+        </w:rPr>
+        <w:t>τὴν διδασκαλίαν τὴν τοῦ Σωτῆρος ἡμῶν, Θεοῦ, κοσμῶσιν</w:t>
+      </w:r>
+    </w:p>
+    <w:p>
+      <w:pPr/>
+      <w:r>
+        <w:rPr>
+          <w:lang w:val="id_ID" w:bidi="id_ID"/>
+        </w:rPr>
+      </w:r>
+      <w:r>
+        <w:rPr>
           <w:lang w:val="id_ID" w:bidi="id_ID"/>
         </w:rPr>
         <w:t>Terjemahan alternatif: “mereka dapat menjadikan pengajaran tentang Allah Juruselamat kita menarik” atau “mereka dapat membuat orang mengerti bahwa pengajaran tentang Allah Juruselamat kita itu baik”</w:t>
@@ -9139,6 +9694,21 @@
       </w:r>
       <w:r>
         <w:rPr>
+          <w:b/>
+          <w:lang w:val="id_ID" w:bidi="id_ID"/>
+        </w:rPr>
+        <w:t>ἐπεφάνη &amp; ἡ χάρις τοῦ Θεοῦ</w:t>
+      </w:r>
+    </w:p>
+    <w:p>
+      <w:pPr/>
+      <w:r>
+        <w:rPr>
+          <w:lang w:val="id_ID" w:bidi="id_ID"/>
+        </w:rPr>
+      </w:r>
+      <w:r>
+        <w:rPr>
           <w:lang w:val="id_ID" w:bidi="id_ID"/>
         </w:rPr>
         <w:t xml:space="preserve">Paulus berbicara tentang </w:t>
@@ -9220,6 +9790,21 @@
       </w:r>
       <w:r>
         <w:rPr>
+          <w:b/>
+          <w:lang w:val="id_ID" w:bidi="id_ID"/>
+        </w:rPr>
+        <w:t>ἐπεφάνη γὰρ ἡ χάρις τοῦ Θεοῦ, σωτήριος πᾶσιν ἀνθρώποις</w:t>
+      </w:r>
+    </w:p>
+    <w:p>
+      <w:pPr/>
+      <w:r>
+        <w:rPr>
+          <w:lang w:val="id_ID" w:bidi="id_ID"/>
+        </w:rPr>
+      </w:r>
+      <w:r>
+        <w:rPr>
           <w:lang w:val="id_ID" w:bidi="id_ID"/>
         </w:rPr>
         <w:t xml:space="preserve">Jika bahasa Anda tidak menggunakan kata benda abstrak untuk gagasan </w:t>
@@ -9877,6 +10462,21 @@
       </w:r>
       <w:r>
         <w:rPr>
+          <w:b/>
+          <w:lang w:val="id_ID" w:bidi="id_ID"/>
+        </w:rPr>
+        <w:t>τὴν ἀσέβειαν &amp; εὐσεβῶς</w:t>
+      </w:r>
+    </w:p>
+    <w:p>
+      <w:pPr/>
+      <w:r>
+        <w:rPr>
+          <w:lang w:val="id_ID" w:bidi="id_ID"/>
+        </w:rPr>
+      </w:r>
+      <w:r>
+        <w:rPr>
           <w:lang w:val="id_ID" w:bidi="id_ID"/>
         </w:rPr>
         <w:t>Terjemahan alternatif: “Perilaku yang tidak menghormati Allah … cara yang memuliakan Allah”</w:t>
@@ -9925,6 +10525,21 @@
       </w:r>
       <w:r>
         <w:rPr>
+          <w:b/>
+          <w:lang w:val="id_ID" w:bidi="id_ID"/>
+        </w:rPr>
+        <w:t>ἐν τῷ νῦν αἰῶνι</w:t>
+      </w:r>
+    </w:p>
+    <w:p>
+      <w:pPr/>
+      <w:r>
+        <w:rPr>
+          <w:lang w:val="id_ID" w:bidi="id_ID"/>
+        </w:rPr>
+      </w:r>
+      <w:r>
+        <w:rPr>
           <w:lang w:val="id_ID" w:bidi="id_ID"/>
         </w:rPr>
         <w:t>Terjemahan alternatif: “selama kita hidup di dunia ini” atau “selama masa ini”</w:t>
@@ -9973,6 +10588,21 @@
       </w:r>
       <w:r>
         <w:rPr>
+          <w:b/>
+          <w:lang w:val="id_ID" w:bidi="id_ID"/>
+        </w:rPr>
+        <w:t>προσδεχόμενοι</w:t>
+      </w:r>
+    </w:p>
+    <w:p>
+      <w:pPr/>
+      <w:r>
+        <w:rPr>
+          <w:lang w:val="id_ID" w:bidi="id_ID"/>
+        </w:rPr>
+      </w:r>
+      <w:r>
+        <w:rPr>
           <w:lang w:val="id_ID" w:bidi="id_ID"/>
         </w:rPr>
         <w:t>Terjemahan lain: “sementara kita menunggu untuk menyambut”</w:t>
@@ -10156,6 +10786,21 @@
       </w:r>
       <w:r>
         <w:rPr>
+          <w:b/>
+          <w:lang w:val="id_ID" w:bidi="id_ID"/>
+        </w:rPr>
+        <w:t>τὴν μακαρίαν ἐλπίδα, καὶ ἐπιφάνειαν τῆς δόξης</w:t>
+      </w:r>
+    </w:p>
+    <w:p>
+      <w:pPr/>
+      <w:r>
+        <w:rPr>
+          <w:lang w:val="id_ID" w:bidi="id_ID"/>
+        </w:rPr>
+      </w:r>
+      <w:r>
+        <w:rPr>
           <w:lang w:val="id_ID" w:bidi="id_ID"/>
         </w:rPr>
         <w:t xml:space="preserve">Jika bahasa Anda tidak menggunakan kata benda abstrak untuk gagasan </w:t>
@@ -10250,6 +10895,21 @@
       </w:r>
       <w:r>
         <w:rPr>
+          <w:b/>
+          <w:lang w:val="id_ID" w:bidi="id_ID"/>
+        </w:rPr>
+        <w:t>τὴν μακαρίαν ἐλπίδα, καὶ ἐπιφάνειαν τῆς δόξης τοῦ μεγάλου Θεοῦ καὶ Σωτῆρος ἡμῶν, Ἰησοῦ Χριστοῦ</w:t>
+      </w:r>
+    </w:p>
+    <w:p>
+      <w:pPr/>
+      <w:r>
+        <w:rPr>
+          <w:lang w:val="id_ID" w:bidi="id_ID"/>
+        </w:rPr>
+      </w:r>
+      <w:r>
+        <w:rPr>
           <w:lang w:val="id_ID" w:bidi="id_ID"/>
         </w:rPr>
         <w:t xml:space="preserve">Di sini, Paulus menggunakan bentuk kepemilikan untuk menggambarkan suatu peristiwa yang ditandai dengan </w:t>
@@ -10357,6 +11017,21 @@
       </w:r>
       <w:r>
         <w:rPr>
+          <w:b/>
+          <w:lang w:val="id_ID" w:bidi="id_ID"/>
+        </w:rPr>
+        <w:t>τοῦ μεγάλου Θεοῦ καὶ Σωτῆρος ἡμῶν, Ἰησοῦ Χριστοῦ</w:t>
+      </w:r>
+    </w:p>
+    <w:p>
+      <w:pPr/>
+      <w:r>
+        <w:rPr>
+          <w:lang w:val="id_ID" w:bidi="id_ID"/>
+        </w:rPr>
+      </w:r>
+      <w:r>
+        <w:rPr>
           <w:lang w:val="id_ID" w:bidi="id_ID"/>
         </w:rPr>
         <w:t xml:space="preserve">Baik </w:t>
@@ -10918,6 +11593,21 @@
       </w:r>
       <w:r>
         <w:rPr>
+          <w:b/>
+          <w:lang w:val="id_ID" w:bidi="id_ID"/>
+        </w:rPr>
+        <w:t>ζηλωτὴν καλῶν ἔργων</w:t>
+      </w:r>
+    </w:p>
+    <w:p>
+      <w:pPr/>
+      <w:r>
+        <w:rPr>
+          <w:lang w:val="id_ID" w:bidi="id_ID"/>
+        </w:rPr>
+      </w:r>
+      <w:r>
+        <w:rPr>
           <w:lang w:val="id_ID" w:bidi="id_ID"/>
         </w:rPr>
         <w:t>Terjemahan lain: “yang berkeinginan untuk beramal shaleh”</w:t>
@@ -11350,6 +12040,21 @@
       </w:r>
       <w:r>
         <w:rPr>
+          <w:b/>
+          <w:lang w:val="id_ID" w:bidi="id_ID"/>
+        </w:rPr>
+        <w:t>μηδείς σου περιφρονείτω</w:t>
+      </w:r>
+    </w:p>
+    <w:p>
+      <w:pPr/>
+      <w:r>
+        <w:rPr>
+          <w:lang w:val="id_ID" w:bidi="id_ID"/>
+        </w:rPr>
+      </w:r>
+      <w:r>
+        <w:rPr>
           <w:lang w:val="id_ID" w:bidi="id_ID"/>
         </w:rPr>
         <w:t>Terjemahan lain: “Jangan izinkan siapa pun mengabaikan Anda”</w:t>
@@ -11398,6 +12103,21 @@
       </w:r>
       <w:r>
         <w:rPr>
+          <w:b/>
+          <w:lang w:val="id_ID" w:bidi="id_ID"/>
+        </w:rPr>
+        <w:t>μηδείς σου περιφρονείτω</w:t>
+      </w:r>
+    </w:p>
+    <w:p>
+      <w:pPr/>
+      <w:r>
+        <w:rPr>
+          <w:lang w:val="id_ID" w:bidi="id_ID"/>
+        </w:rPr>
+      </w:r>
+      <w:r>
+        <w:rPr>
           <w:lang w:val="id_ID" w:bidi="id_ID"/>
         </w:rPr>
         <w:t>Anda dapat menyatakan ini secara positif: “Pastikan semua orang mendengarkan Anda”</w:t>
@@ -11549,6 +12269,21 @@
       </w:r>
       <w:r>
         <w:rPr>
+          <w:b/>
+          <w:lang w:val="id_ID" w:bidi="id_ID"/>
+        </w:rPr>
+        <w:t>ὑπομίμνῃσκε αὐτοὺς &amp; ὑποτάσσεσθαι</w:t>
+      </w:r>
+    </w:p>
+    <w:p>
+      <w:pPr/>
+      <w:r>
+        <w:rPr>
+          <w:lang w:val="id_ID" w:bidi="id_ID"/>
+        </w:rPr>
+      </w:r>
+      <w:r>
+        <w:rPr>
           <w:lang w:val="id_ID" w:bidi="id_ID"/>
         </w:rPr>
         <w:t>Terjemahan lain: “Beri tahulah orang-orang kita lagi, apa yang telah mereka ketahui, untuk “tunduk” ” atau “Terus ingatkanlah mereka untuk tunduk”</w:t>
@@ -11815,6 +12550,21 @@
       </w:r>
       <w:r>
         <w:rPr>
+          <w:b/>
+          <w:lang w:val="id_ID" w:bidi="id_ID"/>
+        </w:rPr>
+        <w:t>πρὸς πᾶν ἔργον ἀγαθὸν ἑτοίμους εἶναι</w:t>
+      </w:r>
+    </w:p>
+    <w:p>
+      <w:pPr/>
+      <w:r>
+        <w:rPr>
+          <w:lang w:val="id_ID" w:bidi="id_ID"/>
+        </w:rPr>
+      </w:r>
+      <w:r>
+        <w:rPr>
           <w:lang w:val="id_ID" w:bidi="id_ID"/>
         </w:rPr>
         <w:t>Terjemahan lain: “siap-sedialah berbuat baik kapan pun ada kesempatan”</w:t>
@@ -11863,6 +12613,21 @@
       </w:r>
       <w:r>
         <w:rPr>
+          <w:b/>
+          <w:lang w:val="id_ID" w:bidi="id_ID"/>
+        </w:rPr>
+        <w:t>βλασφημεῖν</w:t>
+      </w:r>
+    </w:p>
+    <w:p>
+      <w:pPr/>
+      <w:r>
+        <w:rPr>
+          <w:lang w:val="id_ID" w:bidi="id_ID"/>
+        </w:rPr>
+      </w:r>
+      <w:r>
+        <w:rPr>
           <w:lang w:val="id_ID" w:bidi="id_ID"/>
         </w:rPr>
         <w:t>Terjemahan lain: “berkata jahat tentang”</w:t>
@@ -12480,6 +13245,21 @@
       </w:r>
       <w:r>
         <w:rPr>
+          <w:b/>
+          <w:lang w:val="id_ID" w:bidi="id_ID"/>
+        </w:rPr>
+        <w:t>ἦμεν &amp; ἀνόητοι</w:t>
+      </w:r>
+    </w:p>
+    <w:p>
+      <w:pPr/>
+      <w:r>
+        <w:rPr>
+          <w:lang w:val="id_ID" w:bidi="id_ID"/>
+        </w:rPr>
+      </w:r>
+      <w:r>
+        <w:rPr>
           <w:lang w:val="id_ID" w:bidi="id_ID"/>
         </w:rPr>
         <w:t>Terjemahan lain: “tidak berakal budi” atau “tidak bijaksana”</w:t>
@@ -12637,6 +13417,21 @@
       </w:r>
       <w:r>
         <w:rPr>
+          <w:b/>
+          <w:lang w:val="id_ID" w:bidi="id_ID"/>
+        </w:rPr>
+        <w:t>πλανώμενοι, δουλεύοντες ἐπιθυμίαις καὶ ἡδοναῖς ποικίλαις</w:t>
+      </w:r>
+    </w:p>
+    <w:p>
+      <w:pPr/>
+      <w:r>
+        <w:rPr>
+          <w:lang w:val="id_ID" w:bidi="id_ID"/>
+        </w:rPr>
+      </w:r>
+      <w:r>
+        <w:rPr>
           <w:lang w:val="id_ID" w:bidi="id_ID"/>
         </w:rPr>
         <w:t>Jika bahasa Anda tidak menggunakan bentuk pasif ini, Anda dapat mengungkapkan gagasan tersebut dalam bentuk aktif atau dengan cara lain yang wajar dalam bahasa Anda. Terjemahan lain: “Berbagai nafsu dan kesenangan yang menyesatkan dan memperbudak kami”</w:t>
@@ -12975,6 +13770,21 @@
       </w:r>
       <w:r>
         <w:rPr>
+          <w:b/>
+          <w:lang w:val="id_ID" w:bidi="id_ID"/>
+        </w:rPr>
+        <w:t>στυγητοί</w:t>
+      </w:r>
+    </w:p>
+    <w:p>
+      <w:pPr/>
+      <w:r>
+        <w:rPr>
+          <w:lang w:val="id_ID" w:bidi="id_ID"/>
+        </w:rPr>
+      </w:r>
+      <w:r>
+        <w:rPr>
           <w:lang w:val="id_ID" w:bidi="id_ID"/>
         </w:rPr>
         <w:t>Terjemahan lain: “melakukan hal-hal yang membuat orang lain membenci kita”</w:t>
@@ -13119,6 +13929,21 @@
       </w:r>
       <w:r>
         <w:rPr>
+          <w:b/>
+          <w:lang w:val="id_ID" w:bidi="id_ID"/>
+        </w:rPr>
+        <w:t>ὅτε &amp; ἡ χρηστότης καὶ ἡ φιλανθρωπία ἐπεφάνη τοῦ Σωτῆρος ἡμῶν, Θεοῦ</w:t>
+      </w:r>
+    </w:p>
+    <w:p>
+      <w:pPr/>
+      <w:r>
+        <w:rPr>
+          <w:lang w:val="id_ID" w:bidi="id_ID"/>
+        </w:rPr>
+      </w:r>
+      <w:r>
+        <w:rPr>
           <w:lang w:val="id_ID" w:bidi="id_ID"/>
         </w:rPr>
         <w:t xml:space="preserve">Paulus berbicara tentang </w:t>
@@ -13213,6 +14038,21 @@
       </w:r>
       <w:r>
         <w:rPr>
+          <w:b/>
+          <w:lang w:val="id_ID" w:bidi="id_ID"/>
+        </w:rPr>
+        <w:t>ὅτε &amp; ἡ χρηστότης καὶ ἡ φιλανθρωπία ἐπεφάνη τοῦ Σωτῆρος ἡμῶν, Θεοῦ</w:t>
+      </w:r>
+    </w:p>
+    <w:p>
+      <w:pPr/>
+      <w:r>
+        <w:rPr>
+          <w:lang w:val="id_ID" w:bidi="id_ID"/>
+        </w:rPr>
+      </w:r>
+      <w:r>
+        <w:rPr>
           <w:lang w:val="id_ID" w:bidi="id_ID"/>
         </w:rPr>
         <w:t xml:space="preserve">Jika bahasa Anda tidak menggunakan kata benda abstrak untuk gagasan </w:t>
@@ -13857,6 +14697,21 @@
       </w:r>
       <w:r>
         <w:rPr>
+          <w:b/>
+          <w:lang w:val="id_ID" w:bidi="id_ID"/>
+        </w:rPr>
+        <w:t>διὰ Ἰησοῦ Χριστοῦ, τοῦ Σωτῆρος ἡμῶν</w:t>
+      </w:r>
+    </w:p>
+    <w:p>
+      <w:pPr/>
+      <w:r>
+        <w:rPr>
+          <w:lang w:val="id_ID" w:bidi="id_ID"/>
+        </w:rPr>
+      </w:r>
+      <w:r>
+        <w:rPr>
           <w:lang w:val="id_ID" w:bidi="id_ID"/>
         </w:rPr>
         <w:t>Terjemahan alternatif: “karena apa yang telah Juruselamat kita, Yesus Kristus, lakukan bagi kita”</w:t>
@@ -14398,6 +15253,21 @@
       </w:r>
       <w:r>
         <w:rPr>
+          <w:b/>
+          <w:lang w:val="id_ID" w:bidi="id_ID"/>
+        </w:rPr>
+        <w:t>κληρονόμοι γενηθῶμεν, κατ’ ἐλπίδα ζωῆς αἰωνίου</w:t>
+      </w:r>
+    </w:p>
+    <w:p>
+      <w:pPr/>
+      <w:r>
+        <w:rPr>
+          <w:lang w:val="id_ID" w:bidi="id_ID"/>
+        </w:rPr>
+      </w:r>
+      <w:r>
+        <w:rPr>
           <w:lang w:val="id_ID" w:bidi="id_ID"/>
         </w:rPr>
         <w:t>Orang-orang yang kepadanya Tuhan telah membuat janji-janji dibicarakan seolah-olah mereka akan mewarisi hal-hal yang dijanjikan, seperti halnya seseorang mewarisi harta benda atau harta milik dari seorang anggota keluarga. Terjemahan alternatif: “kita dapat berharap untuk menerima kehidupan kekal yang telah Allah janjikan kepada kita”</w:t>
@@ -14652,6 +15522,21 @@
       </w:r>
       <w:r>
         <w:rPr>
+          <w:b/>
+          <w:lang w:val="id_ID" w:bidi="id_ID"/>
+        </w:rPr>
+        <w:t>φροντίζωσιν καλῶν ἔργων, προΐστασθαι</w:t>
+      </w:r>
+    </w:p>
+    <w:p>
+      <w:pPr/>
+      <w:r>
+        <w:rPr>
+          <w:lang w:val="id_ID" w:bidi="id_ID"/>
+        </w:rPr>
+      </w:r>
+      <w:r>
+        <w:rPr>
           <w:lang w:val="id_ID" w:bidi="id_ID"/>
         </w:rPr>
         <w:t>Terjemahan alternatif: “semoga dengan tekun berusaha untuk melakukan pekerjaan yang baik”</w:t>
@@ -14892,6 +15777,21 @@
       </w:r>
       <w:r>
         <w:rPr>
+          <w:b/>
+          <w:lang w:val="id_ID" w:bidi="id_ID"/>
+        </w:rPr>
+        <w:t>μωρὰς &amp; ζητήσεις</w:t>
+      </w:r>
+    </w:p>
+    <w:p>
+      <w:pPr/>
+      <w:r>
+        <w:rPr>
+          <w:lang w:val="id_ID" w:bidi="id_ID"/>
+        </w:rPr>
+      </w:r>
+      <w:r>
+        <w:rPr>
           <w:lang w:val="id_ID" w:bidi="id_ID"/>
         </w:rPr>
         <w:t>Terjemahan alternatif: “argumen mengenai hal-hal yang tidak penting”</w:t>
@@ -15381,6 +16281,21 @@
       </w:r>
       <w:r>
         <w:rPr>
+          <w:b/>
+          <w:lang w:val="id_ID" w:bidi="id_ID"/>
+        </w:rPr>
+        <w:t>ὁ τοιοῦτος</w:t>
+      </w:r>
+    </w:p>
+    <w:p>
+      <w:pPr/>
+      <w:r>
+        <w:rPr>
+          <w:lang w:val="id_ID" w:bidi="id_ID"/>
+        </w:rPr>
+      </w:r>
+      <w:r>
+        <w:rPr>
           <w:lang w:val="id_ID" w:bidi="id_ID"/>
         </w:rPr>
         <w:t>Terjemahan alternatif: “orang seperti itu”</w:t>
@@ -15525,6 +16440,21 @@
       </w:r>
       <w:r>
         <w:rPr>
+          <w:b/>
+          <w:lang w:val="id_ID" w:bidi="id_ID"/>
+        </w:rPr>
+        <w:t>ὢν αὐτοκατάκριτος</w:t>
+      </w:r>
+    </w:p>
+    <w:p>
+      <w:pPr/>
+      <w:r>
+        <w:rPr>
+          <w:lang w:val="id_ID" w:bidi="id_ID"/>
+        </w:rPr>
+      </w:r>
+      <w:r>
+        <w:rPr>
           <w:lang w:val="id_ID" w:bidi="id_ID"/>
         </w:rPr>
         <w:t>Terjemahan alternatif: “menghakimi dirinya sendiri”</w:t>
@@ -15659,6 +16589,21 @@
           <w:b/>
           <w:lang w:val="id_ID" w:bidi="id_ID"/>
         </w:rPr>
+        <w:t>Ἀρτεμᾶν &amp; Τυχικόν</w:t>
+      </w:r>
+    </w:p>
+    <w:p>
+      <w:pPr/>
+      <w:r>
+        <w:rPr>
+          <w:lang w:val="id_ID" w:bidi="id_ID"/>
+        </w:rPr>
+      </w:r>
+      <w:r>
+        <w:rPr>
+          <w:b/>
+          <w:lang w:val="id_ID" w:bidi="id_ID"/>
+        </w:rPr>
         <w:t>Artemas</w:t>
       </w:r>
       <w:r>
@@ -15744,6 +16689,21 @@
       </w:r>
       <w:r>
         <w:rPr>
+          <w:b/>
+          <w:lang w:val="id_ID" w:bidi="id_ID"/>
+        </w:rPr>
+        <w:t>σπούδασον ἐλθεῖν</w:t>
+      </w:r>
+    </w:p>
+    <w:p>
+      <w:pPr/>
+      <w:r>
+        <w:rPr>
+          <w:lang w:val="id_ID" w:bidi="id_ID"/>
+        </w:rPr>
+      </w:r>
+      <w:r>
+        <w:rPr>
           <w:lang w:val="id_ID" w:bidi="id_ID"/>
         </w:rPr>
         <w:t>Terjemahan alternatif: “lakukan yang terbaik untuk datang”</w:t>
@@ -15987,6 +16947,21 @@
           <w:b/>
           <w:lang w:val="id_ID" w:bidi="id_ID"/>
         </w:rPr>
+        <w:t>Ζηνᾶν &amp; Ἀπολλῶν</w:t>
+      </w:r>
+    </w:p>
+    <w:p>
+      <w:pPr/>
+      <w:r>
+        <w:rPr>
+          <w:lang w:val="id_ID" w:bidi="id_ID"/>
+        </w:rPr>
+      </w:r>
+      <w:r>
+        <w:rPr>
+          <w:b/>
+          <w:lang w:val="id_ID" w:bidi="id_ID"/>
+        </w:rPr>
         <w:t>Zenas</w:t>
       </w:r>
       <w:r>
@@ -16072,6 +17047,21 @@
       </w:r>
       <w:r>
         <w:rPr>
+          <w:b/>
+          <w:lang w:val="id_ID" w:bidi="id_ID"/>
+        </w:rPr>
+        <w:t>καὶ Ἀπολλῶν</w:t>
+      </w:r>
+    </w:p>
+    <w:p>
+      <w:pPr/>
+      <w:r>
+        <w:rPr>
+          <w:lang w:val="id_ID" w:bidi="id_ID"/>
+        </w:rPr>
+      </w:r>
+      <w:r>
+        <w:rPr>
           <w:lang w:val="id_ID" w:bidi="id_ID"/>
         </w:rPr>
         <w:t>Terjemahan lain: “dan juga Apolos”</w:t>
@@ -16120,6 +17110,21 @@
       </w:r>
       <w:r>
         <w:rPr>
+          <w:b/>
+          <w:lang w:val="id_ID" w:bidi="id_ID"/>
+        </w:rPr>
+        <w:t>ἵνα μηδὲν αὐτοῖς λείπῃ</w:t>
+      </w:r>
+    </w:p>
+    <w:p>
+      <w:pPr/>
+      <w:r>
+        <w:rPr>
+          <w:lang w:val="id_ID" w:bidi="id_ID"/>
+        </w:rPr>
+      </w:r>
+      <w:r>
+        <w:rPr>
           <w:lang w:val="id_ID" w:bidi="id_ID"/>
         </w:rPr>
         <w:t xml:space="preserve">Di sini, </w:t>
@@ -16201,6 +17206,21 @@
       </w:r>
       <w:r>
         <w:rPr>
+          <w:b/>
+          <w:lang w:val="id_ID" w:bidi="id_ID"/>
+        </w:rPr>
+        <w:t>ἵνα μηδὲν αὐτοῖς λείπῃ</w:t>
+      </w:r>
+    </w:p>
+    <w:p>
+      <w:pPr/>
+      <w:r>
+        <w:rPr>
+          <w:lang w:val="id_ID" w:bidi="id_ID"/>
+        </w:rPr>
+      </w:r>
+      <w:r>
+        <w:rPr>
           <w:lang w:val="id_ID" w:bidi="id_ID"/>
         </w:rPr>
         <w:t>Anda dapat menyatakan hal ini secara positif. Terjemahan lain: “sehingga mereka mempunyai semua yang mereka perlukan”</w:t>
@@ -16557,6 +17577,21 @@
       </w:r>
       <w:r>
         <w:rPr>
+          <w:b/>
+          <w:lang w:val="id_ID" w:bidi="id_ID"/>
+        </w:rPr>
+        <w:t>ἵνα μὴ ὦσιν ἄκαρποι</w:t>
+      </w:r>
+    </w:p>
+    <w:p>
+      <w:pPr/>
+      <w:r>
+        <w:rPr>
+          <w:lang w:val="id_ID" w:bidi="id_ID"/>
+        </w:rPr>
+      </w:r>
+      <w:r>
+        <w:rPr>
           <w:lang w:val="id_ID" w:bidi="id_ID"/>
         </w:rPr>
         <w:t>Paulus berbicara tentang orang-orang yang melakukan pekerjaan baik seolah-olah mereka adalah pohon yang menghasilkan buah yang baik. Terjemahan lain: “agar mereka tidak menjalani kehidupan yang sia-sia”</w:t>
@@ -16625,6 +17660,21 @@
       </w:r>
       <w:r>
         <w:rPr>
+          <w:b/>
+          <w:lang w:val="id_ID" w:bidi="id_ID"/>
+        </w:rPr>
+        <w:t>ἵνα μὴ ὦσιν ἄκαρποι</w:t>
+      </w:r>
+    </w:p>
+    <w:p>
+      <w:pPr/>
+      <w:r>
+        <w:rPr>
+          <w:lang w:val="id_ID" w:bidi="id_ID"/>
+        </w:rPr>
+      </w:r>
+      <w:r>
+        <w:rPr>
           <w:lang w:val="id_ID" w:bidi="id_ID"/>
         </w:rPr>
         <w:t>Anda dapat menyatakan hal ini secara positif. Terjemahan lain: “supaya mereka bisa berbuah” atau “supaya dengan cara ini mereka bisa produktif”</w:t>
@@ -16693,6 +17743,21 @@
       </w:r>
       <w:r>
         <w:rPr>
+          <w:b/>
+          <w:lang w:val="id_ID" w:bidi="id_ID"/>
+        </w:rPr>
+        <w:t>ἀσπάζονταί σε</w:t>
+      </w:r>
+    </w:p>
+    <w:p>
+      <w:pPr/>
+      <w:r>
+        <w:rPr>
+          <w:lang w:val="id_ID" w:bidi="id_ID"/>
+        </w:rPr>
+      </w:r>
+      <w:r>
+        <w:rPr>
           <w:lang w:val="id_ID" w:bidi="id_ID"/>
         </w:rPr>
         <w:t xml:space="preserve">Di sini, </w:t>
@@ -16763,6 +17828,21 @@
         <w:rPr>
           <w:lang w:val="id_ID" w:bidi="id_ID"/>
         </w:rPr>
+      </w:r>
+    </w:p>
+    <w:p>
+      <w:pPr/>
+      <w:r>
+        <w:rPr>
+          <w:lang w:val="id_ID" w:bidi="id_ID"/>
+        </w:rPr>
+      </w:r>
+      <w:r>
+        <w:rPr>
+          <w:b/>
+          <w:lang w:val="id_ID" w:bidi="id_ID"/>
+        </w:rPr>
+        <w:t>οἱ μετ’ ἐμοῦ πάντες</w:t>
       </w:r>
     </w:p>
     <w:p>
